--- a/constitution-v172.docx
+++ b/constitution-v172.docx
@@ -13115,6 +13115,50 @@
           <w:szCs w:val="22"/>
         </w:rPr>
         <w:t xml:space="preserve">Panel members receive no compensation for pool membership. Members receive service-day compensation for each day of active service during a constituted proceeding, from the date of acceptance through the date of finding publication. Rates and any remote service equivalencies are set by statute. The member's State pays the service-day compensation; the federal government reimburses each State for compensation paid to its drawn member. Service-day records and compensation amounts are published to the NRS alongside each Panel finding.</w:t>
+      </w:r>
+    </w:p>
+    <w:p>
+      <w:pPr>
+        <w:spacing w:after="60" w:before="200"/>
+        <w:ind w:left="431"/>
+      </w:pPr>
+      <w:r>
+        <w:rPr>
+          <w:rFonts w:ascii="Courier New" w:cs="Courier New" w:eastAsia="Courier New" w:hAnsi="Courier New"/>
+          <w:b/>
+          <w:bCs/>
+          <w:color w:val="1B2A4A"/>
+          <w:sz w:val="18"/>
+          <w:szCs w:val="18"/>
+        </w:rPr>
+        <w:t xml:space="preserve">§8.10  </w:t>
+      </w:r>
+      <w:r>
+        <w:rPr>
+          <w:rFonts w:ascii="Garamond" w:cs="Garamond" w:eastAsia="Garamond" w:hAnsi="Garamond"/>
+          <w:b/>
+          <w:bCs/>
+          <w:color w:val="1B2A4A"/>
+          <w:sz w:val="22"/>
+          <w:szCs w:val="22"/>
+        </w:rPr>
+        <w:t xml:space="preserve">Inspectorate Minimum Funding Guarantee</w:t>
+      </w:r>
+    </w:p>
+    <w:p>
+      <w:pPr>
+        <w:spacing w:after="120" w:before="0"/>
+        <w:ind w:left="431"/>
+        <w:jc w:val="both"/>
+      </w:pPr>
+      <w:r>
+        <w:rPr>
+          <w:rFonts w:ascii="Garamond" w:cs="Garamond" w:eastAsia="Garamond" w:hAnsi="Garamond"/>
+          <w:color w:val="2a2520"/>
+          <w:sz w:val="22"/>
+          <w:szCs w:val="22"/>
+        </w:rPr>
+        <w:t xml:space="preserve">The annual appropriation for each Inspectorate may not fall below the prior fiscal year's funding level without a 2/3 vote of both chambers simultaneously. This floor ensures that Inspectorate independence cannot be undermined through budgetary attrition by the branches they audit. The Monetary Authority certifies each Inspectorate's prior-year funding level annually and publishes the certified floor to the NRS before the Legislature begins its annual budget process.</w:t>
       </w:r>
     </w:p>
     <w:p>

--- a/constitution-v172.docx
+++ b/constitution-v172.docx
@@ -1206,6 +1206,50 @@
     <w:p>
       <w:pPr>
         <w:spacing w:after="60" w:before="200"/>
+        <w:ind w:left="431"/>
+      </w:pPr>
+      <w:r>
+        <w:rPr>
+          <w:rFonts w:ascii="Courier New" w:cs="Courier New" w:eastAsia="Courier New" w:hAnsi="Courier New"/>
+          <w:b/>
+          <w:bCs/>
+          <w:color w:val="1B2A4A"/>
+          <w:sz w:val="18"/>
+          <w:szCs w:val="18"/>
+        </w:rPr>
+        <w:t xml:space="preserve">§1.14  </w:t>
+      </w:r>
+      <w:r>
+        <w:rPr>
+          <w:rFonts w:ascii="Garamond" w:cs="Garamond" w:eastAsia="Garamond" w:hAnsi="Garamond"/>
+          <w:b/>
+          <w:bCs/>
+          <w:color w:val="1B2A4A"/>
+          <w:sz w:val="22"/>
+          <w:szCs w:val="22"/>
+        </w:rPr>
+        <w:t xml:space="preserve">Detention and Habeas Corpus Rights</w:t>
+      </w:r>
+    </w:p>
+    <w:p>
+      <w:pPr>
+        <w:spacing w:after="120" w:before="0"/>
+        <w:ind w:left="431"/>
+        <w:jc w:val="both"/>
+      </w:pPr>
+      <w:r>
+        <w:rPr>
+          <w:rFonts w:ascii="Garamond" w:cs="Garamond" w:eastAsia="Garamond" w:hAnsi="Garamond"/>
+          <w:color w:val="2a2520"/>
+          <w:sz w:val="22"/>
+          <w:szCs w:val="22"/>
+        </w:rPr>
+        <w:t xml:space="preserve">Any person taken into custody by the State holds the rights established in this section. These rights are self-executing and may not be suspended by statute or executive order.</w:t>
+      </w:r>
+    </w:p>
+    <w:p>
+      <w:pPr>
+        <w:spacing w:after="60" w:before="200"/>
         <w:ind w:left="863"/>
       </w:pPr>
       <w:r>
@@ -1338,6 +1382,50 @@
     <w:p>
       <w:pPr>
         <w:spacing w:after="60" w:before="200"/>
+        <w:ind w:left="431"/>
+      </w:pPr>
+      <w:r>
+        <w:rPr>
+          <w:rFonts w:ascii="Courier New" w:cs="Courier New" w:eastAsia="Courier New" w:hAnsi="Courier New"/>
+          <w:b/>
+          <w:bCs/>
+          <w:color w:val="1B2A4A"/>
+          <w:sz w:val="18"/>
+          <w:szCs w:val="18"/>
+        </w:rPr>
+        <w:t xml:space="preserve">§1.15  </w:t>
+      </w:r>
+      <w:r>
+        <w:rPr>
+          <w:rFonts w:ascii="Garamond" w:cs="Garamond" w:eastAsia="Garamond" w:hAnsi="Garamond"/>
+          <w:b/>
+          <w:bCs/>
+          <w:color w:val="1B2A4A"/>
+          <w:sz w:val="22"/>
+          <w:szCs w:val="22"/>
+        </w:rPr>
+        <w:t xml:space="preserve">Rights of the Accused</w:t>
+      </w:r>
+    </w:p>
+    <w:p>
+      <w:pPr>
+        <w:spacing w:after="120" w:before="0"/>
+        <w:ind w:left="431"/>
+        <w:jc w:val="both"/>
+      </w:pPr>
+      <w:r>
+        <w:rPr>
+          <w:rFonts w:ascii="Garamond" w:cs="Garamond" w:eastAsia="Garamond" w:hAnsi="Garamond"/>
+          <w:color w:val="2a2520"/>
+          <w:sz w:val="22"/>
+          <w:szCs w:val="22"/>
+        </w:rPr>
+        <w:t xml:space="preserve">Every person accused of a crime or subject to criminal proceedings holds the rights established in this section from the moment of accusation through final disposition.</w:t>
+      </w:r>
+    </w:p>
+    <w:p>
+      <w:pPr>
+        <w:spacing w:after="60" w:before="200"/>
         <w:ind w:left="863"/>
       </w:pPr>
       <w:r>
@@ -1514,6 +1602,50 @@
     <w:p>
       <w:pPr>
         <w:spacing w:after="60" w:before="200"/>
+        <w:ind w:left="431"/>
+      </w:pPr>
+      <w:r>
+        <w:rPr>
+          <w:rFonts w:ascii="Courier New" w:cs="Courier New" w:eastAsia="Courier New" w:hAnsi="Courier New"/>
+          <w:b/>
+          <w:bCs/>
+          <w:color w:val="1B2A4A"/>
+          <w:sz w:val="18"/>
+          <w:szCs w:val="18"/>
+        </w:rPr>
+        <w:t xml:space="preserve">§1.16  </w:t>
+      </w:r>
+      <w:r>
+        <w:rPr>
+          <w:rFonts w:ascii="Garamond" w:cs="Garamond" w:eastAsia="Garamond" w:hAnsi="Garamond"/>
+          <w:b/>
+          <w:bCs/>
+          <w:color w:val="1B2A4A"/>
+          <w:sz w:val="22"/>
+          <w:szCs w:val="22"/>
+        </w:rPr>
+        <w:t xml:space="preserve">Fair Trial Rights</w:t>
+      </w:r>
+    </w:p>
+    <w:p>
+      <w:pPr>
+        <w:spacing w:after="120" w:before="0"/>
+        <w:ind w:left="431"/>
+        <w:jc w:val="both"/>
+      </w:pPr>
+      <w:r>
+        <w:rPr>
+          <w:rFonts w:ascii="Garamond" w:cs="Garamond" w:eastAsia="Garamond" w:hAnsi="Garamond"/>
+          <w:color w:val="2a2520"/>
+          <w:sz w:val="22"/>
+          <w:szCs w:val="22"/>
+        </w:rPr>
+        <w:t xml:space="preserve">Every person subject to criminal proceedings has the right to a fair and timely trial. These rights may not be waived by prosecutorial pressure, plea incentive, or judicial scheduling convenience.</w:t>
+      </w:r>
+    </w:p>
+    <w:p>
+      <w:pPr>
+        <w:spacing w:after="60" w:before="200"/>
         <w:ind w:left="863"/>
       </w:pPr>
       <w:r>
@@ -1778,6 +1910,50 @@
     <w:p>
       <w:pPr>
         <w:spacing w:after="60" w:before="200"/>
+        <w:ind w:left="431"/>
+      </w:pPr>
+      <w:r>
+        <w:rPr>
+          <w:rFonts w:ascii="Courier New" w:cs="Courier New" w:eastAsia="Courier New" w:hAnsi="Courier New"/>
+          <w:b/>
+          <w:bCs/>
+          <w:color w:val="1B2A4A"/>
+          <w:sz w:val="18"/>
+          <w:szCs w:val="18"/>
+        </w:rPr>
+        <w:t xml:space="preserve">§1.19  </w:t>
+      </w:r>
+      <w:r>
+        <w:rPr>
+          <w:rFonts w:ascii="Garamond" w:cs="Garamond" w:eastAsia="Garamond" w:hAnsi="Garamond"/>
+          <w:b/>
+          <w:bCs/>
+          <w:color w:val="1B2A4A"/>
+          <w:sz w:val="22"/>
+          <w:szCs w:val="22"/>
+        </w:rPr>
+        <w:t xml:space="preserve">Criminal Law Limits</w:t>
+      </w:r>
+    </w:p>
+    <w:p>
+      <w:pPr>
+        <w:spacing w:after="120" w:before="0"/>
+        <w:ind w:left="431"/>
+        <w:jc w:val="both"/>
+      </w:pPr>
+      <w:r>
+        <w:rPr>
+          <w:rFonts w:ascii="Garamond" w:cs="Garamond" w:eastAsia="Garamond" w:hAnsi="Garamond"/>
+          <w:color w:val="2a2520"/>
+          <w:sz w:val="22"/>
+          <w:szCs w:val="22"/>
+        </w:rPr>
+        <w:t xml:space="preserve">The criminal law may not be applied retroactively or used to punish a person more than once for the same conduct. These prohibitions apply equally to the federal government and to every State.</w:t>
+      </w:r>
+    </w:p>
+    <w:p>
+      <w:pPr>
+        <w:spacing w:after="60" w:before="200"/>
         <w:ind w:left="863"/>
       </w:pPr>
       <w:r>
@@ -2433,6 +2609,50 @@
           <w:szCs w:val="22"/>
         </w:rPr>
         <w:t xml:space="preserve">Housing access for persons who cannot independently secure it is a Basic Needs Floor obligation under §10.1. Housing exclusion is an enforceable constitutional violation.</w:t>
+      </w:r>
+    </w:p>
+    <w:p>
+      <w:pPr>
+        <w:spacing w:after="60" w:before="200"/>
+        <w:ind w:left="431"/>
+      </w:pPr>
+      <w:r>
+        <w:rPr>
+          <w:rFonts w:ascii="Courier New" w:cs="Courier New" w:eastAsia="Courier New" w:hAnsi="Courier New"/>
+          <w:b/>
+          <w:bCs/>
+          <w:color w:val="1B2A4A"/>
+          <w:sz w:val="18"/>
+          <w:szCs w:val="18"/>
+        </w:rPr>
+        <w:t xml:space="preserve">§1.26  </w:t>
+      </w:r>
+      <w:r>
+        <w:rPr>
+          <w:rFonts w:ascii="Garamond" w:cs="Garamond" w:eastAsia="Garamond" w:hAnsi="Garamond"/>
+          <w:b/>
+          <w:bCs/>
+          <w:color w:val="1B2A4A"/>
+          <w:sz w:val="22"/>
+          <w:szCs w:val="22"/>
+        </w:rPr>
+        <w:t xml:space="preserve">Emergency Derogation</w:t>
+      </w:r>
+    </w:p>
+    <w:p>
+      <w:pPr>
+        <w:spacing w:after="120" w:before="0"/>
+        <w:ind w:left="431"/>
+        <w:jc w:val="both"/>
+      </w:pPr>
+      <w:r>
+        <w:rPr>
+          <w:rFonts w:ascii="Garamond" w:cs="Garamond" w:eastAsia="Garamond" w:hAnsi="Garamond"/>
+          <w:color w:val="2a2520"/>
+          <w:sz w:val="22"/>
+          <w:szCs w:val="22"/>
+        </w:rPr>
+        <w:t xml:space="preserve">No emergency — however severe — suspends the Individual Sovereignty Floor in full. Temporary derogation of certain rights is permitted only under the strict conditions of this section; the rights enumerated in §1.26.b may not be derogated under any circumstances.</w:t>
       </w:r>
     </w:p>
     <w:p>
@@ -4140,6 +4360,50 @@
     <w:p>
       <w:pPr>
         <w:spacing w:after="60" w:before="200"/>
+        <w:ind w:left="431"/>
+      </w:pPr>
+      <w:r>
+        <w:rPr>
+          <w:rFonts w:ascii="Courier New" w:cs="Courier New" w:eastAsia="Courier New" w:hAnsi="Courier New"/>
+          <w:b/>
+          <w:bCs/>
+          <w:color w:val="1B2A4A"/>
+          <w:sz w:val="18"/>
+          <w:szCs w:val="18"/>
+        </w:rPr>
+        <w:t xml:space="preserve">§2.3  </w:t>
+      </w:r>
+      <w:r>
+        <w:rPr>
+          <w:rFonts w:ascii="Garamond" w:cs="Garamond" w:eastAsia="Garamond" w:hAnsi="Garamond"/>
+          <w:b/>
+          <w:bCs/>
+          <w:color w:val="1B2A4A"/>
+          <w:sz w:val="22"/>
+          <w:szCs w:val="22"/>
+        </w:rPr>
+        <w:t xml:space="preserve">Prime Minister — Accountability and Formation</w:t>
+      </w:r>
+    </w:p>
+    <w:p>
+      <w:pPr>
+        <w:spacing w:after="120" w:before="0"/>
+        <w:ind w:left="431"/>
+        <w:jc w:val="both"/>
+      </w:pPr>
+      <w:r>
+        <w:rPr>
+          <w:rFonts w:ascii="Garamond" w:cs="Garamond" w:eastAsia="Garamond" w:hAnsi="Garamond"/>
+          <w:color w:val="2a2520"/>
+          <w:sz w:val="22"/>
+          <w:szCs w:val="22"/>
+        </w:rPr>
+        <w:t xml:space="preserve">The Prime Minister is accountable to the House through the mechanisms of this section. The House's power to remove the PM is matched by its constitutional obligation to maintain a functioning government.</w:t>
+      </w:r>
+    </w:p>
+    <w:p>
+      <w:pPr>
+        <w:spacing w:after="60" w:before="200"/>
         <w:ind w:left="863"/>
       </w:pPr>
       <w:r>
@@ -4272,6 +4536,50 @@
     <w:p>
       <w:pPr>
         <w:spacing w:after="60" w:before="200"/>
+        <w:ind w:left="431"/>
+      </w:pPr>
+      <w:r>
+        <w:rPr>
+          <w:rFonts w:ascii="Courier New" w:cs="Courier New" w:eastAsia="Courier New" w:hAnsi="Courier New"/>
+          <w:b/>
+          <w:bCs/>
+          <w:color w:val="1B2A4A"/>
+          <w:sz w:val="18"/>
+          <w:szCs w:val="18"/>
+        </w:rPr>
+        <w:t xml:space="preserve">§2.4  </w:t>
+      </w:r>
+      <w:r>
+        <w:rPr>
+          <w:rFonts w:ascii="Garamond" w:cs="Garamond" w:eastAsia="Garamond" w:hAnsi="Garamond"/>
+          <w:b/>
+          <w:bCs/>
+          <w:color w:val="1B2A4A"/>
+          <w:sz w:val="22"/>
+          <w:szCs w:val="22"/>
+        </w:rPr>
+        <w:t xml:space="preserve">Prime Minister — Legislative Instruments</w:t>
+      </w:r>
+    </w:p>
+    <w:p>
+      <w:pPr>
+        <w:spacing w:after="120" w:before="0"/>
+        <w:ind w:left="431"/>
+        <w:jc w:val="both"/>
+      </w:pPr>
+      <w:r>
+        <w:rPr>
+          <w:rFonts w:ascii="Garamond" w:cs="Garamond" w:eastAsia="Garamond" w:hAnsi="Garamond"/>
+          <w:color w:val="2a2520"/>
+          <w:sz w:val="22"/>
+          <w:szCs w:val="22"/>
+        </w:rPr>
+        <w:t xml:space="preserve">The PM holds two instruments for engaging the Legislature on enacted bills: the Suspensive Veto and the Fiscal Objection. These are tools of constitutional dialogue, not obstruction; the Legislature retains final authority in both cases.</w:t>
+      </w:r>
+    </w:p>
+    <w:p>
+      <w:pPr>
+        <w:spacing w:after="60" w:before="200"/>
         <w:ind w:left="863"/>
       </w:pPr>
       <w:r>
@@ -4404,6 +4712,50 @@
     <w:p>
       <w:pPr>
         <w:spacing w:after="60" w:before="200"/>
+        <w:ind w:left="431"/>
+      </w:pPr>
+      <w:r>
+        <w:rPr>
+          <w:rFonts w:ascii="Courier New" w:cs="Courier New" w:eastAsia="Courier New" w:hAnsi="Courier New"/>
+          <w:b/>
+          <w:bCs/>
+          <w:color w:val="1B2A4A"/>
+          <w:sz w:val="18"/>
+          <w:szCs w:val="18"/>
+        </w:rPr>
+        <w:t xml:space="preserve">§2.5  </w:t>
+      </w:r>
+      <w:r>
+        <w:rPr>
+          <w:rFonts w:ascii="Garamond" w:cs="Garamond" w:eastAsia="Garamond" w:hAnsi="Garamond"/>
+          <w:b/>
+          <w:bCs/>
+          <w:color w:val="1B2A4A"/>
+          <w:sz w:val="22"/>
+          <w:szCs w:val="22"/>
+        </w:rPr>
+        <w:t xml:space="preserve">Legislative Review Period</w:t>
+      </w:r>
+    </w:p>
+    <w:p>
+      <w:pPr>
+        <w:spacing w:after="120" w:before="0"/>
+        <w:ind w:left="431"/>
+        <w:jc w:val="both"/>
+      </w:pPr>
+      <w:r>
+        <w:rPr>
+          <w:rFonts w:ascii="Garamond" w:cs="Garamond" w:eastAsia="Garamond" w:hAnsi="Garamond"/>
+          <w:color w:val="2a2520"/>
+          <w:sz w:val="22"/>
+          <w:szCs w:val="22"/>
+        </w:rPr>
+        <w:t xml:space="preserve">Both executives hold a concurrent review period following final passage of any bill. The periods and their interaction are governed by this section.</w:t>
+      </w:r>
+    </w:p>
+    <w:p>
+      <w:pPr>
+        <w:spacing w:after="60" w:before="200"/>
         <w:ind w:left="863"/>
       </w:pPr>
       <w:r>
@@ -4751,6 +5103,50 @@
           <w:szCs w:val="22"/>
         </w:rPr>
         <w:t xml:space="preserve">Where the Legislature has been physically unable to convene due to an attack on the seat of government or other catastrophic external event, the 90-day waiting period of §2.8 is waived. Expedited activation requires joint certification by the Caretaker PM and the most senior available Supreme Court justice, published to the NRS, stating that the Legislature cannot convene due to catastrophic external circumstances. Upon such certification, the Senate may immediately assume the three emergency functions of §2.8 by majority of surviving members. Expedited activation expires automatically upon the House maintaining quorum and electing a Speaker.</w:t>
+      </w:r>
+    </w:p>
+    <w:p>
+      <w:pPr>
+        <w:spacing w:after="60" w:before="200"/>
+        <w:ind w:left="431"/>
+      </w:pPr>
+      <w:r>
+        <w:rPr>
+          <w:rFonts w:ascii="Courier New" w:cs="Courier New" w:eastAsia="Courier New" w:hAnsi="Courier New"/>
+          <w:b/>
+          <w:bCs/>
+          <w:color w:val="1B2A4A"/>
+          <w:sz w:val="18"/>
+          <w:szCs w:val="18"/>
+        </w:rPr>
+        <w:t xml:space="preserve">§2.9  </w:t>
+      </w:r>
+      <w:r>
+        <w:rPr>
+          <w:rFonts w:ascii="Garamond" w:cs="Garamond" w:eastAsia="Garamond" w:hAnsi="Garamond"/>
+          <w:b/>
+          <w:bCs/>
+          <w:color w:val="1B2A4A"/>
+          <w:sz w:val="22"/>
+          <w:szCs w:val="22"/>
+        </w:rPr>
+        <w:t xml:space="preserve">Clemency and Amnesty</w:t>
+      </w:r>
+    </w:p>
+    <w:p>
+      <w:pPr>
+        <w:spacing w:after="120" w:before="0"/>
+        <w:ind w:left="431"/>
+        <w:jc w:val="both"/>
+      </w:pPr>
+      <w:r>
+        <w:rPr>
+          <w:rFonts w:ascii="Garamond" w:cs="Garamond" w:eastAsia="Garamond" w:hAnsi="Garamond"/>
+          <w:color w:val="2a2520"/>
+          <w:sz w:val="22"/>
+          <w:szCs w:val="22"/>
+        </w:rPr>
+        <w:t xml:space="preserve">The pardon power is constitutionally divided and constrained. Clemency may only be granted within each executive's domain, with full transparency, and subject to cross-chamber review. Self-clemency is absolutely prohibited.</w:t>
       </w:r>
     </w:p>
     <w:p>
@@ -5094,6 +5490,50 @@
     <w:p>
       <w:pPr>
         <w:spacing w:after="60" w:before="200"/>
+        <w:ind w:left="431"/>
+      </w:pPr>
+      <w:r>
+        <w:rPr>
+          <w:rFonts w:ascii="Courier New" w:cs="Courier New" w:eastAsia="Courier New" w:hAnsi="Courier New"/>
+          <w:b/>
+          <w:bCs/>
+          <w:color w:val="1B2A4A"/>
+          <w:sz w:val="18"/>
+          <w:szCs w:val="18"/>
+        </w:rPr>
+        <w:t xml:space="preserve">§3.1  </w:t>
+      </w:r>
+      <w:r>
+        <w:rPr>
+          <w:rFonts w:ascii="Garamond" w:cs="Garamond" w:eastAsia="Garamond" w:hAnsi="Garamond"/>
+          <w:b/>
+          <w:bCs/>
+          <w:color w:val="1B2A4A"/>
+          <w:sz w:val="22"/>
+          <w:szCs w:val="22"/>
+        </w:rPr>
+        <w:t xml:space="preserve">The House of Representatives</w:t>
+      </w:r>
+    </w:p>
+    <w:p>
+      <w:pPr>
+        <w:spacing w:after="120" w:before="0"/>
+        <w:ind w:left="431"/>
+        <w:jc w:val="both"/>
+      </w:pPr>
+      <w:r>
+        <w:rPr>
+          <w:rFonts w:ascii="Garamond" w:cs="Garamond" w:eastAsia="Garamond" w:hAnsi="Garamond"/>
+          <w:color w:val="2a2520"/>
+          <w:sz w:val="22"/>
+          <w:szCs w:val="22"/>
+        </w:rPr>
+        <w:t xml:space="preserve">The House of Representatives is the proportional chamber of the Legislature — directly elected by citizens on the basis of population. All legislation originates in the House and the PM is elected and accountable to it.</w:t>
+      </w:r>
+    </w:p>
+    <w:p>
+      <w:pPr>
+        <w:spacing w:after="60" w:before="200"/>
         <w:ind w:left="863"/>
       </w:pPr>
       <w:r>
@@ -6018,6 +6458,50 @@
     <w:p>
       <w:pPr>
         <w:spacing w:after="60" w:before="200"/>
+        <w:ind w:left="431"/>
+      </w:pPr>
+      <w:r>
+        <w:rPr>
+          <w:rFonts w:ascii="Courier New" w:cs="Courier New" w:eastAsia="Courier New" w:hAnsi="Courier New"/>
+          <w:b/>
+          <w:bCs/>
+          <w:color w:val="1B2A4A"/>
+          <w:sz w:val="18"/>
+          <w:szCs w:val="18"/>
+        </w:rPr>
+        <w:t xml:space="preserve">§3.3  </w:t>
+      </w:r>
+      <w:r>
+        <w:rPr>
+          <w:rFonts w:ascii="Garamond" w:cs="Garamond" w:eastAsia="Garamond" w:hAnsi="Garamond"/>
+          <w:b/>
+          <w:bCs/>
+          <w:color w:val="1B2A4A"/>
+          <w:sz w:val="22"/>
+          <w:szCs w:val="22"/>
+        </w:rPr>
+        <w:t xml:space="preserve">Legislative Process and Passage</w:t>
+      </w:r>
+    </w:p>
+    <w:p>
+      <w:pPr>
+        <w:spacing w:after="120" w:before="0"/>
+        <w:ind w:left="431"/>
+        <w:jc w:val="both"/>
+      </w:pPr>
+      <w:r>
+        <w:rPr>
+          <w:rFonts w:ascii="Garamond" w:cs="Garamond" w:eastAsia="Garamond" w:hAnsi="Garamond"/>
+          <w:color w:val="2a2520"/>
+          <w:sz w:val="22"/>
+          <w:szCs w:val="22"/>
+        </w:rPr>
+        <w:t xml:space="preserve">Bills become law through the process established in this section. The default passage standard is an absolute majority of the full seated membership of both chambers; higher thresholds apply as specified.</w:t>
+      </w:r>
+    </w:p>
+    <w:p>
+      <w:pPr>
+        <w:spacing w:after="60" w:before="200"/>
         <w:ind w:left="863"/>
       </w:pPr>
       <w:r>
@@ -6810,6 +7294,50 @@
     <w:p>
       <w:pPr>
         <w:spacing w:after="60" w:before="200"/>
+        <w:ind w:left="431"/>
+      </w:pPr>
+      <w:r>
+        <w:rPr>
+          <w:rFonts w:ascii="Courier New" w:cs="Courier New" w:eastAsia="Courier New" w:hAnsi="Courier New"/>
+          <w:b/>
+          <w:bCs/>
+          <w:color w:val="1B2A4A"/>
+          <w:sz w:val="18"/>
+          <w:szCs w:val="18"/>
+        </w:rPr>
+        <w:t xml:space="preserve">§3.6  </w:t>
+      </w:r>
+      <w:r>
+        <w:rPr>
+          <w:rFonts w:ascii="Garamond" w:cs="Garamond" w:eastAsia="Garamond" w:hAnsi="Garamond"/>
+          <w:b/>
+          <w:bCs/>
+          <w:color w:val="1B2A4A"/>
+          <w:sz w:val="22"/>
+          <w:szCs w:val="22"/>
+        </w:rPr>
+        <w:t xml:space="preserve">Legislative Oversight and Transparency</w:t>
+      </w:r>
+    </w:p>
+    <w:p>
+      <w:pPr>
+        <w:spacing w:after="120" w:before="0"/>
+        <w:ind w:left="431"/>
+        <w:jc w:val="both"/>
+      </w:pPr>
+      <w:r>
+        <w:rPr>
+          <w:rFonts w:ascii="Garamond" w:cs="Garamond" w:eastAsia="Garamond" w:hAnsi="Garamond"/>
+          <w:color w:val="2a2520"/>
+          <w:sz w:val="22"/>
+          <w:szCs w:val="22"/>
+        </w:rPr>
+        <w:t xml:space="preserve">The Legislature operates under continuous Inspectorate oversight and is subject to the transparency obligations of this section. Oversight is informational only — the Inspectorates publish findings; they do not direct legislative outcomes.</w:t>
+      </w:r>
+    </w:p>
+    <w:p>
+      <w:pPr>
+        <w:spacing w:after="60" w:before="200"/>
         <w:ind w:left="863"/>
       </w:pPr>
       <w:r>
@@ -7069,6 +7597,50 @@
           <w:szCs w:val="22"/>
         </w:rPr>
         <w:t xml:space="preserve">Members are privileged from civil arrest and civil suit arising from acts performed in their legislative capacity: votes, speeches, committee testimony. This privilege does not extend to criminal conduct, conduct outside legislative functions, or conduct the EI has certified as a constitutional breach.</w:t>
+      </w:r>
+    </w:p>
+    <w:p>
+      <w:pPr>
+        <w:spacing w:after="60" w:before="200"/>
+        <w:ind w:left="431"/>
+      </w:pPr>
+      <w:r>
+        <w:rPr>
+          <w:rFonts w:ascii="Courier New" w:cs="Courier New" w:eastAsia="Courier New" w:hAnsi="Courier New"/>
+          <w:b/>
+          <w:bCs/>
+          <w:color w:val="1B2A4A"/>
+          <w:sz w:val="18"/>
+          <w:szCs w:val="18"/>
+        </w:rPr>
+        <w:t xml:space="preserve">§3.7  </w:t>
+      </w:r>
+      <w:r>
+        <w:rPr>
+          <w:rFonts w:ascii="Garamond" w:cs="Garamond" w:eastAsia="Garamond" w:hAnsi="Garamond"/>
+          <w:b/>
+          <w:bCs/>
+          <w:color w:val="1B2A4A"/>
+          <w:sz w:val="22"/>
+          <w:szCs w:val="22"/>
+        </w:rPr>
+        <w:t xml:space="preserve">Independent Statutory Officers</w:t>
+      </w:r>
+    </w:p>
+    <w:p>
+      <w:pPr>
+        <w:spacing w:after="120" w:before="0"/>
+        <w:ind w:left="431"/>
+        <w:jc w:val="both"/>
+      </w:pPr>
+      <w:r>
+        <w:rPr>
+          <w:rFonts w:ascii="Garamond" w:cs="Garamond" w:eastAsia="Garamond" w:hAnsi="Garamond"/>
+          <w:color w:val="2a2520"/>
+          <w:sz w:val="22"/>
+          <w:szCs w:val="22"/>
+        </w:rPr>
+        <w:t xml:space="preserve">The constitution authorizes a class of statutory officers who operate independently of both executives. Their independence is structural — fixed terms, merit appointment, and removal only on the grounds specified in enabling statute.</w:t>
       </w:r>
     </w:p>
     <w:p>
@@ -8468,6 +9040,50 @@
     <w:p>
       <w:pPr>
         <w:spacing w:after="60" w:before="200"/>
+        <w:ind w:left="431"/>
+      </w:pPr>
+      <w:r>
+        <w:rPr>
+          <w:rFonts w:ascii="Courier New" w:cs="Courier New" w:eastAsia="Courier New" w:hAnsi="Courier New"/>
+          <w:b/>
+          <w:bCs/>
+          <w:color w:val="1B2A4A"/>
+          <w:sz w:val="18"/>
+          <w:szCs w:val="18"/>
+        </w:rPr>
+        <w:t xml:space="preserve">§4.4  </w:t>
+      </w:r>
+      <w:r>
+        <w:rPr>
+          <w:rFonts w:ascii="Garamond" w:cs="Garamond" w:eastAsia="Garamond" w:hAnsi="Garamond"/>
+          <w:b/>
+          <w:bCs/>
+          <w:color w:val="1B2A4A"/>
+          <w:sz w:val="22"/>
+          <w:szCs w:val="22"/>
+        </w:rPr>
+        <w:t xml:space="preserve">Judgment Recognition and Authentication</w:t>
+      </w:r>
+    </w:p>
+    <w:p>
+      <w:pPr>
+        <w:spacing w:after="120" w:before="0"/>
+        <w:ind w:left="431"/>
+        <w:jc w:val="both"/>
+      </w:pPr>
+      <w:r>
+        <w:rPr>
+          <w:rFonts w:ascii="Garamond" w:cs="Garamond" w:eastAsia="Garamond" w:hAnsi="Garamond"/>
+          <w:color w:val="2a2520"/>
+          <w:sz w:val="22"/>
+          <w:szCs w:val="22"/>
+        </w:rPr>
+        <w:t xml:space="preserve">Judicial judgments, official records, and authenticated documents are recognized across all jurisdictions within the Republic. The NRS is the authentication infrastructure for this cross-jurisdictional recognition.</w:t>
+      </w:r>
+    </w:p>
+    <w:p>
+      <w:pPr>
+        <w:spacing w:after="60" w:before="200"/>
         <w:ind w:left="863"/>
       </w:pPr>
       <w:r>
@@ -8762,6 +9378,50 @@
     <w:p>
       <w:pPr>
         <w:spacing w:after="60" w:before="200"/>
+        <w:ind w:left="431"/>
+      </w:pPr>
+      <w:r>
+        <w:rPr>
+          <w:rFonts w:ascii="Courier New" w:cs="Courier New" w:eastAsia="Courier New" w:hAnsi="Courier New"/>
+          <w:b/>
+          <w:bCs/>
+          <w:color w:val="1B2A4A"/>
+          <w:sz w:val="18"/>
+          <w:szCs w:val="18"/>
+        </w:rPr>
+        <w:t xml:space="preserve">§5.1  </w:t>
+      </w:r>
+      <w:r>
+        <w:rPr>
+          <w:rFonts w:ascii="Garamond" w:cs="Garamond" w:eastAsia="Garamond" w:hAnsi="Garamond"/>
+          <w:b/>
+          <w:bCs/>
+          <w:color w:val="1B2A4A"/>
+          <w:sz w:val="22"/>
+          <w:szCs w:val="22"/>
+        </w:rPr>
+        <w:t xml:space="preserve">Citizenship</w:t>
+      </w:r>
+    </w:p>
+    <w:p>
+      <w:pPr>
+        <w:spacing w:after="120" w:before="0"/>
+        <w:ind w:left="431"/>
+        <w:jc w:val="both"/>
+      </w:pPr>
+      <w:r>
+        <w:rPr>
+          <w:rFonts w:ascii="Garamond" w:cs="Garamond" w:eastAsia="Garamond" w:hAnsi="Garamond"/>
+          <w:color w:val="2a2520"/>
+          <w:sz w:val="22"/>
+          <w:szCs w:val="22"/>
+        </w:rPr>
+        <w:t xml:space="preserve">Citizenship in the Republic is acquired by birth, descent, or naturalization under the conditions of this section. Citizens hold the full rights established in Article I and are eligible to vote, hold office, and stand for election.</w:t>
+      </w:r>
+    </w:p>
+    <w:p>
+      <w:pPr>
+        <w:spacing w:after="60" w:before="200"/>
         <w:ind w:left="863"/>
       </w:pPr>
       <w:r>
@@ -9373,6 +10033,50 @@
           <w:szCs w:val="22"/>
         </w:rPr>
         <w:t xml:space="preserve">Senate deadlock on CLT standard changes keeps the existing version in force. Deadlock cannot be weaponized to eliminate the CLT or make it impossibly difficult — the existing test remains operative.</w:t>
+      </w:r>
+    </w:p>
+    <w:p>
+      <w:pPr>
+        <w:spacing w:after="60" w:before="200"/>
+        <w:ind w:left="431"/>
+      </w:pPr>
+      <w:r>
+        <w:rPr>
+          <w:rFonts w:ascii="Courier New" w:cs="Courier New" w:eastAsia="Courier New" w:hAnsi="Courier New"/>
+          <w:b/>
+          <w:bCs/>
+          <w:color w:val="1B2A4A"/>
+          <w:sz w:val="18"/>
+          <w:szCs w:val="18"/>
+        </w:rPr>
+        <w:t xml:space="preserve">§5.5  </w:t>
+      </w:r>
+      <w:r>
+        <w:rPr>
+          <w:rFonts w:ascii="Garamond" w:cs="Garamond" w:eastAsia="Garamond" w:hAnsi="Garamond"/>
+          <w:b/>
+          <w:bCs/>
+          <w:color w:val="1B2A4A"/>
+          <w:sz w:val="22"/>
+          <w:szCs w:val="22"/>
+        </w:rPr>
+        <w:t xml:space="preserve">Founding Generation Citizenship</w:t>
+      </w:r>
+    </w:p>
+    <w:p>
+      <w:pPr>
+        <w:spacing w:after="120" w:before="0"/>
+        <w:ind w:left="431"/>
+        <w:jc w:val="both"/>
+      </w:pPr>
+      <w:r>
+        <w:rPr>
+          <w:rFonts w:ascii="Garamond" w:cs="Garamond" w:eastAsia="Garamond" w:hAnsi="Garamond"/>
+          <w:color w:val="2a2520"/>
+          <w:sz w:val="22"/>
+          <w:szCs w:val="22"/>
+        </w:rPr>
+        <w:t xml:space="preserve">The circumstances of ratification require a transitional citizenship grant for those who held voting rights at the moment of founding.</w:t>
       </w:r>
     </w:p>
     <w:p>
@@ -10362,6 +11066,50 @@
     <w:p>
       <w:pPr>
         <w:spacing w:after="60" w:before="200"/>
+        <w:ind w:left="431"/>
+      </w:pPr>
+      <w:r>
+        <w:rPr>
+          <w:rFonts w:ascii="Courier New" w:cs="Courier New" w:eastAsia="Courier New" w:hAnsi="Courier New"/>
+          <w:b/>
+          <w:bCs/>
+          <w:color w:val="1B2A4A"/>
+          <w:sz w:val="18"/>
+          <w:szCs w:val="18"/>
+        </w:rPr>
+        <w:t xml:space="preserve">§7.2  </w:t>
+      </w:r>
+      <w:r>
+        <w:rPr>
+          <w:rFonts w:ascii="Garamond" w:cs="Garamond" w:eastAsia="Garamond" w:hAnsi="Garamond"/>
+          <w:b/>
+          <w:bCs/>
+          <w:color w:val="1B2A4A"/>
+          <w:sz w:val="22"/>
+          <w:szCs w:val="22"/>
+        </w:rPr>
+        <w:t xml:space="preserve">Presidential Election System</w:t>
+      </w:r>
+    </w:p>
+    <w:p>
+      <w:pPr>
+        <w:spacing w:after="120" w:before="0"/>
+        <w:ind w:left="431"/>
+        <w:jc w:val="both"/>
+      </w:pPr>
+      <w:r>
+        <w:rPr>
+          <w:rFonts w:ascii="Garamond" w:cs="Garamond" w:eastAsia="Garamond" w:hAnsi="Garamond"/>
+          <w:color w:val="2a2520"/>
+          <w:sz w:val="22"/>
+          <w:szCs w:val="22"/>
+        </w:rPr>
+        <w:t xml:space="preserve">The President is elected through a two-component national system that combines a ranked-choice popular vote with regional representation. No candidate may win the presidency on the basis of either component alone.</w:t>
+      </w:r>
+    </w:p>
+    <w:p>
+      <w:pPr>
+        <w:spacing w:after="60" w:before="200"/>
         <w:ind w:left="863"/>
       </w:pPr>
       <w:r>
@@ -11061,6 +11809,50 @@
           <w:szCs w:val="22"/>
         </w:rPr>
         <w:t xml:space="preserve">If two candidates are within 0.5 percentage points of each other on the final combined score as calculated under §7.2.b, a head-to-head national RCV runoff is conducted between those two candidates. The runoff closes the edge-case gap where the combined score is mathematically indeterminate.</w:t>
+      </w:r>
+    </w:p>
+    <w:p>
+      <w:pPr>
+        <w:spacing w:after="60" w:before="200"/>
+        <w:ind w:left="431"/>
+      </w:pPr>
+      <w:r>
+        <w:rPr>
+          <w:rFonts w:ascii="Courier New" w:cs="Courier New" w:eastAsia="Courier New" w:hAnsi="Courier New"/>
+          <w:b/>
+          <w:bCs/>
+          <w:color w:val="1B2A4A"/>
+          <w:sz w:val="18"/>
+          <w:szCs w:val="18"/>
+        </w:rPr>
+        <w:t xml:space="preserve">§7.3  </w:t>
+      </w:r>
+      <w:r>
+        <w:rPr>
+          <w:rFonts w:ascii="Garamond" w:cs="Garamond" w:eastAsia="Garamond" w:hAnsi="Garamond"/>
+          <w:b/>
+          <w:bCs/>
+          <w:color w:val="1B2A4A"/>
+          <w:sz w:val="22"/>
+          <w:szCs w:val="22"/>
+        </w:rPr>
+        <w:t xml:space="preserve">Legislative Elections</w:t>
+      </w:r>
+    </w:p>
+    <w:p>
+      <w:pPr>
+        <w:spacing w:after="120" w:before="0"/>
+        <w:ind w:left="431"/>
+        <w:jc w:val="both"/>
+      </w:pPr>
+      <w:r>
+        <w:rPr>
+          <w:rFonts w:ascii="Garamond" w:cs="Garamond" w:eastAsia="Garamond" w:hAnsi="Garamond"/>
+          <w:color w:val="2a2520"/>
+          <w:sz w:val="22"/>
+          <w:szCs w:val="22"/>
+        </w:rPr>
+        <w:t xml:space="preserve">Legislative elections are administered by the Electoral Commission free from executive interference. The National Voting System is the uniform platform for all federal elections.</w:t>
       </w:r>
     </w:p>
     <w:p>
@@ -11448,6 +12240,50 @@
     <w:p>
       <w:pPr>
         <w:spacing w:after="60" w:before="200"/>
+        <w:ind w:left="431"/>
+      </w:pPr>
+      <w:r>
+        <w:rPr>
+          <w:rFonts w:ascii="Courier New" w:cs="Courier New" w:eastAsia="Courier New" w:hAnsi="Courier New"/>
+          <w:b/>
+          <w:bCs/>
+          <w:color w:val="1B2A4A"/>
+          <w:sz w:val="18"/>
+          <w:szCs w:val="18"/>
+        </w:rPr>
+        <w:t xml:space="preserve">§8.3  </w:t>
+      </w:r>
+      <w:r>
+        <w:rPr>
+          <w:rFonts w:ascii="Garamond" w:cs="Garamond" w:eastAsia="Garamond" w:hAnsi="Garamond"/>
+          <w:b/>
+          <w:bCs/>
+          <w:color w:val="1B2A4A"/>
+          <w:sz w:val="22"/>
+          <w:szCs w:val="22"/>
+        </w:rPr>
+        <w:t xml:space="preserve">Inspector General Selection</w:t>
+      </w:r>
+    </w:p>
+    <w:p>
+      <w:pPr>
+        <w:spacing w:after="120" w:before="0"/>
+        <w:ind w:left="431"/>
+        <w:jc w:val="both"/>
+      </w:pPr>
+      <w:r>
+        <w:rPr>
+          <w:rFonts w:ascii="Garamond" w:cs="Garamond" w:eastAsia="Garamond" w:hAnsi="Garamond"/>
+          <w:color w:val="2a2520"/>
+          <w:sz w:val="22"/>
+          <w:szCs w:val="22"/>
+        </w:rPr>
+        <w:t xml:space="preserve">Each Inspectorate is headed by an Inspector General selected through a cross-nominating process that ensures no branch selects its own overseer. The selection mechanisms for each IG are specified in this section.</w:t>
+      </w:r>
+    </w:p>
+    <w:p>
+      <w:pPr>
+        <w:spacing w:after="60" w:before="200"/>
         <w:ind w:left="863"/>
       </w:pPr>
       <w:r>
@@ -11580,6 +12416,50 @@
     <w:p>
       <w:pPr>
         <w:spacing w:after="60" w:before="200"/>
+        <w:ind w:left="431"/>
+      </w:pPr>
+      <w:r>
+        <w:rPr>
+          <w:rFonts w:ascii="Courier New" w:cs="Courier New" w:eastAsia="Courier New" w:hAnsi="Courier New"/>
+          <w:b/>
+          <w:bCs/>
+          <w:color w:val="1B2A4A"/>
+          <w:sz w:val="18"/>
+          <w:szCs w:val="18"/>
+        </w:rPr>
+        <w:t xml:space="preserve">§8.4  </w:t>
+      </w:r>
+      <w:r>
+        <w:rPr>
+          <w:rFonts w:ascii="Garamond" w:cs="Garamond" w:eastAsia="Garamond" w:hAnsi="Garamond"/>
+          <w:b/>
+          <w:bCs/>
+          <w:color w:val="1B2A4A"/>
+          <w:sz w:val="22"/>
+          <w:szCs w:val="22"/>
+        </w:rPr>
+        <w:t xml:space="preserve">Judicial Inspectorate Mandate</w:t>
+      </w:r>
+    </w:p>
+    <w:p>
+      <w:pPr>
+        <w:spacing w:after="120" w:before="0"/>
+        <w:ind w:left="431"/>
+        <w:jc w:val="both"/>
+      </w:pPr>
+      <w:r>
+        <w:rPr>
+          <w:rFonts w:ascii="Garamond" w:cs="Garamond" w:eastAsia="Garamond" w:hAnsi="Garamond"/>
+          <w:color w:val="2a2520"/>
+          <w:sz w:val="22"/>
+          <w:szCs w:val="22"/>
+        </w:rPr>
+        <w:t xml:space="preserve">The Judicial Inspectorate monitors the court system, administers the SC candidate registry, conducts compliance audits, and certifies lottery draws and panel selections throughout the constitution. Its mandate is informational only.</w:t>
+      </w:r>
+    </w:p>
+    <w:p>
+      <w:pPr>
+        <w:spacing w:after="60" w:before="200"/>
         <w:ind w:left="863"/>
       </w:pPr>
       <w:r>
@@ -11976,6 +12856,50 @@
     <w:p>
       <w:pPr>
         <w:spacing w:after="60" w:before="200"/>
+        <w:ind w:left="431"/>
+      </w:pPr>
+      <w:r>
+        <w:rPr>
+          <w:rFonts w:ascii="Courier New" w:cs="Courier New" w:eastAsia="Courier New" w:hAnsi="Courier New"/>
+          <w:b/>
+          <w:bCs/>
+          <w:color w:val="1B2A4A"/>
+          <w:sz w:val="18"/>
+          <w:szCs w:val="18"/>
+        </w:rPr>
+        <w:t xml:space="preserve">§8.5  </w:t>
+      </w:r>
+      <w:r>
+        <w:rPr>
+          <w:rFonts w:ascii="Garamond" w:cs="Garamond" w:eastAsia="Garamond" w:hAnsi="Garamond"/>
+          <w:b/>
+          <w:bCs/>
+          <w:color w:val="1B2A4A"/>
+          <w:sz w:val="22"/>
+          <w:szCs w:val="22"/>
+        </w:rPr>
+        <w:t xml:space="preserve">Inspector General Removal</w:t>
+      </w:r>
+    </w:p>
+    <w:p>
+      <w:pPr>
+        <w:spacing w:after="120" w:before="0"/>
+        <w:ind w:left="431"/>
+        <w:jc w:val="both"/>
+      </w:pPr>
+      <w:r>
+        <w:rPr>
+          <w:rFonts w:ascii="Garamond" w:cs="Garamond" w:eastAsia="Garamond" w:hAnsi="Garamond"/>
+          <w:color w:val="2a2520"/>
+          <w:sz w:val="22"/>
+          <w:szCs w:val="22"/>
+        </w:rPr>
+        <w:t xml:space="preserve">An Inspector General may be removed only through the mechanisms specified in this section. The removal thresholds are designed to prevent any single branch from eliminating its oversight body through ordinary political action.</w:t>
+      </w:r>
+    </w:p>
+    <w:p>
+      <w:pPr>
+        <w:spacing w:after="60" w:before="200"/>
         <w:ind w:left="863"/>
       </w:pPr>
       <w:r>
@@ -12103,6 +13027,50 @@
           <w:szCs w:val="22"/>
         </w:rPr>
         <w:t xml:space="preserve">JI Removal — the JI IG may only be removed for cause; no-cause removal is not available. The JI's lottery-based selection and its role in judicial independence oversight makes it the most insulated of the three offices.</w:t>
+      </w:r>
+    </w:p>
+    <w:p>
+      <w:pPr>
+        <w:spacing w:after="60" w:before="200"/>
+        <w:ind w:left="431"/>
+      </w:pPr>
+      <w:r>
+        <w:rPr>
+          <w:rFonts w:ascii="Courier New" w:cs="Courier New" w:eastAsia="Courier New" w:hAnsi="Courier New"/>
+          <w:b/>
+          <w:bCs/>
+          <w:color w:val="1B2A4A"/>
+          <w:sz w:val="18"/>
+          <w:szCs w:val="18"/>
+        </w:rPr>
+        <w:t xml:space="preserve">§8.6  </w:t>
+      </w:r>
+      <w:r>
+        <w:rPr>
+          <w:rFonts w:ascii="Garamond" w:cs="Garamond" w:eastAsia="Garamond" w:hAnsi="Garamond"/>
+          <w:b/>
+          <w:bCs/>
+          <w:color w:val="1B2A4A"/>
+          <w:sz w:val="22"/>
+          <w:szCs w:val="22"/>
+        </w:rPr>
+        <w:t xml:space="preserve">Inspectorate Operations and Mandate</w:t>
+      </w:r>
+    </w:p>
+    <w:p>
+      <w:pPr>
+        <w:spacing w:after="120" w:before="0"/>
+        <w:ind w:left="431"/>
+        <w:jc w:val="both"/>
+      </w:pPr>
+      <w:r>
+        <w:rPr>
+          <w:rFonts w:ascii="Garamond" w:cs="Garamond" w:eastAsia="Garamond" w:hAnsi="Garamond"/>
+          <w:color w:val="2a2520"/>
+          <w:sz w:val="22"/>
+          <w:szCs w:val="22"/>
+        </w:rPr>
+        <w:t xml:space="preserve">The three Inspectorates operate under a shared information-only mandate: they observe, audit, and publish. They hold no enforcement authority. Their power derives entirely from the constitutional weight of a permanent public record.</w:t>
       </w:r>
     </w:p>
     <w:p>
@@ -14074,6 +15042,50 @@
     <w:p>
       <w:pPr>
         <w:spacing w:after="60" w:before="200"/>
+        <w:ind w:left="431"/>
+      </w:pPr>
+      <w:r>
+        <w:rPr>
+          <w:rFonts w:ascii="Courier New" w:cs="Courier New" w:eastAsia="Courier New" w:hAnsi="Courier New"/>
+          <w:b/>
+          <w:bCs/>
+          <w:color w:val="1B2A4A"/>
+          <w:sz w:val="18"/>
+          <w:szCs w:val="18"/>
+        </w:rPr>
+        <w:t xml:space="preserve">§9.5  </w:t>
+      </w:r>
+      <w:r>
+        <w:rPr>
+          <w:rFonts w:ascii="Garamond" w:cs="Garamond" w:eastAsia="Garamond" w:hAnsi="Garamond"/>
+          <w:b/>
+          <w:bCs/>
+          <w:color w:val="1B2A4A"/>
+          <w:sz w:val="22"/>
+          <w:szCs w:val="22"/>
+        </w:rPr>
+        <w:t xml:space="preserve">NRS Administration and Continuity</w:t>
+      </w:r>
+    </w:p>
+    <w:p>
+      <w:pPr>
+        <w:spacing w:after="120" w:before="0"/>
+        <w:ind w:left="431"/>
+        <w:jc w:val="both"/>
+      </w:pPr>
+      <w:r>
+        <w:rPr>
+          <w:rFonts w:ascii="Garamond" w:cs="Garamond" w:eastAsia="Garamond" w:hAnsi="Garamond"/>
+          <w:color w:val="2a2520"/>
+          <w:sz w:val="22"/>
+          <w:szCs w:val="22"/>
+        </w:rPr>
+        <w:t xml:space="preserve">The National Record System is administered by a technically independent office under LI oversight. This section governs staffing, continuity, citizen access, and the technical standards that maintain the NRS's constitutional integrity.</w:t>
+      </w:r>
+    </w:p>
+    <w:p>
+      <w:pPr>
+        <w:spacing w:after="60" w:before="200"/>
         <w:ind w:left="863"/>
       </w:pPr>
       <w:r>
@@ -14896,6 +15908,50 @@
     <w:p>
       <w:pPr>
         <w:spacing w:after="60" w:before="200"/>
+        <w:ind w:left="431"/>
+      </w:pPr>
+      <w:r>
+        <w:rPr>
+          <w:rFonts w:ascii="Courier New" w:cs="Courier New" w:eastAsia="Courier New" w:hAnsi="Courier New"/>
+          <w:b/>
+          <w:bCs/>
+          <w:color w:val="1B2A4A"/>
+          <w:sz w:val="18"/>
+          <w:szCs w:val="18"/>
+        </w:rPr>
+        <w:t xml:space="preserve">§10.4  </w:t>
+      </w:r>
+      <w:r>
+        <w:rPr>
+          <w:rFonts w:ascii="Garamond" w:cs="Garamond" w:eastAsia="Garamond" w:hAnsi="Garamond"/>
+          <w:b/>
+          <w:bCs/>
+          <w:color w:val="1B2A4A"/>
+          <w:sz w:val="22"/>
+          <w:szCs w:val="22"/>
+        </w:rPr>
+        <w:t xml:space="preserve">The Monetary Authority</w:t>
+      </w:r>
+    </w:p>
+    <w:p>
+      <w:pPr>
+        <w:spacing w:after="120" w:before="0"/>
+        <w:ind w:left="431"/>
+        <w:jc w:val="both"/>
+      </w:pPr>
+      <w:r>
+        <w:rPr>
+          <w:rFonts w:ascii="Garamond" w:cs="Garamond" w:eastAsia="Garamond" w:hAnsi="Garamond"/>
+          <w:color w:val="2a2520"/>
+          <w:sz w:val="22"/>
+          <w:szCs w:val="22"/>
+        </w:rPr>
+        <w:t xml:space="preserve">The Monetary Authority is the Republic's constitutionally independent central bank, governed by an elected Director and an appointed board. Its mandate hierarchy and independence from political direction are established in this section.</w:t>
+      </w:r>
+    </w:p>
+    <w:p>
+      <w:pPr>
+        <w:spacing w:after="60" w:before="200"/>
         <w:ind w:left="863"/>
       </w:pPr>
       <w:r>
@@ -15204,6 +16260,50 @@
     <w:p>
       <w:pPr>
         <w:spacing w:after="60" w:before="200"/>
+        <w:ind w:left="431"/>
+      </w:pPr>
+      <w:r>
+        <w:rPr>
+          <w:rFonts w:ascii="Courier New" w:cs="Courier New" w:eastAsia="Courier New" w:hAnsi="Courier New"/>
+          <w:b/>
+          <w:bCs/>
+          <w:color w:val="1B2A4A"/>
+          <w:sz w:val="18"/>
+          <w:szCs w:val="18"/>
+        </w:rPr>
+        <w:t xml:space="preserve">§10.5  </w:t>
+      </w:r>
+      <w:r>
+        <w:rPr>
+          <w:rFonts w:ascii="Garamond" w:cs="Garamond" w:eastAsia="Garamond" w:hAnsi="Garamond"/>
+          <w:b/>
+          <w:bCs/>
+          <w:color w:val="1B2A4A"/>
+          <w:sz w:val="22"/>
+          <w:szCs w:val="22"/>
+        </w:rPr>
+        <w:t xml:space="preserve">Ethics and Conflict of Interest</w:t>
+      </w:r>
+    </w:p>
+    <w:p>
+      <w:pPr>
+        <w:spacing w:after="120" w:before="0"/>
+        <w:ind w:left="431"/>
+        <w:jc w:val="both"/>
+      </w:pPr>
+      <w:r>
+        <w:rPr>
+          <w:rFonts w:ascii="Garamond" w:cs="Garamond" w:eastAsia="Garamond" w:hAnsi="Garamond"/>
+          <w:color w:val="2a2520"/>
+          <w:sz w:val="22"/>
+          <w:szCs w:val="22"/>
+        </w:rPr>
+        <w:t xml:space="preserve">All constitutional officers are subject to the ethics obligations of this section from the moment they take office. These obligations run concurrently with and do not replace any statutory ethics requirements the Legislature may establish.</w:t>
+      </w:r>
+    </w:p>
+    <w:p>
+      <w:pPr>
+        <w:spacing w:after="60" w:before="200"/>
         <w:ind w:left="863"/>
       </w:pPr>
       <w:r>
@@ -15551,6 +16651,50 @@
           <w:szCs w:val="22"/>
         </w:rPr>
         <w:t xml:space="preserve">The EI is the primary enforcement mechanism for the §10.5 ethics provisions. The EI publishes all disclosed conflicts, all flagged violations, and all referrals to the Legislature for removal proceedings. The EI publishes facts and refers serious violations — it does not impose penalties directly.</w:t>
+      </w:r>
+    </w:p>
+    <w:p>
+      <w:pPr>
+        <w:spacing w:after="60" w:before="200"/>
+        <w:ind w:left="431"/>
+      </w:pPr>
+      <w:r>
+        <w:rPr>
+          <w:rFonts w:ascii="Courier New" w:cs="Courier New" w:eastAsia="Courier New" w:hAnsi="Courier New"/>
+          <w:b/>
+          <w:bCs/>
+          <w:color w:val="1B2A4A"/>
+          <w:sz w:val="18"/>
+          <w:szCs w:val="18"/>
+        </w:rPr>
+        <w:t xml:space="preserve">§10.6  </w:t>
+      </w:r>
+      <w:r>
+        <w:rPr>
+          <w:rFonts w:ascii="Garamond" w:cs="Garamond" w:eastAsia="Garamond" w:hAnsi="Garamond"/>
+          <w:b/>
+          <w:bCs/>
+          <w:color w:val="1B2A4A"/>
+          <w:sz w:val="22"/>
+          <w:szCs w:val="22"/>
+        </w:rPr>
+        <w:t xml:space="preserve">National Endowment</w:t>
+      </w:r>
+    </w:p>
+    <w:p>
+      <w:pPr>
+        <w:spacing w:after="120" w:before="0"/>
+        <w:ind w:left="431"/>
+        <w:jc w:val="both"/>
+      </w:pPr>
+      <w:r>
+        <w:rPr>
+          <w:rFonts w:ascii="Garamond" w:cs="Garamond" w:eastAsia="Garamond" w:hAnsi="Garamond"/>
+          <w:color w:val="2a2520"/>
+          <w:sz w:val="22"/>
+          <w:szCs w:val="22"/>
+        </w:rPr>
+        <w:t xml:space="preserve">The National Endowment is a constitutionally established reserve fund that provides BNF continuity during periods of severe revenue contraction. It operates independently of the annual budget process.</w:t>
       </w:r>
     </w:p>
     <w:p>
@@ -15938,6 +17082,50 @@
     <w:p>
       <w:pPr>
         <w:spacing w:after="60" w:before="200"/>
+        <w:ind w:left="431"/>
+      </w:pPr>
+      <w:r>
+        <w:rPr>
+          <w:rFonts w:ascii="Courier New" w:cs="Courier New" w:eastAsia="Courier New" w:hAnsi="Courier New"/>
+          <w:b/>
+          <w:bCs/>
+          <w:color w:val="1B2A4A"/>
+          <w:sz w:val="18"/>
+          <w:szCs w:val="18"/>
+        </w:rPr>
+        <w:t xml:space="preserve">§11.2  </w:t>
+      </w:r>
+      <w:r>
+        <w:rPr>
+          <w:rFonts w:ascii="Garamond" w:cs="Garamond" w:eastAsia="Garamond" w:hAnsi="Garamond"/>
+          <w:b/>
+          <w:bCs/>
+          <w:color w:val="1B2A4A"/>
+          <w:sz w:val="22"/>
+          <w:szCs w:val="22"/>
+        </w:rPr>
+        <w:t xml:space="preserve">Citizen Initiatives and Local Government</w:t>
+      </w:r>
+    </w:p>
+    <w:p>
+      <w:pPr>
+        <w:spacing w:after="120" w:before="0"/>
+        <w:ind w:left="431"/>
+        <w:jc w:val="both"/>
+      </w:pPr>
+      <w:r>
+        <w:rPr>
+          <w:rFonts w:ascii="Garamond" w:cs="Garamond" w:eastAsia="Garamond" w:hAnsi="Garamond"/>
+          <w:color w:val="2a2520"/>
+          <w:sz w:val="22"/>
+          <w:szCs w:val="22"/>
+        </w:rPr>
+        <w:t xml:space="preserve">Citizens hold direct legislative initiative rights at the federal level. Local governments are constitutionally recognized entities whose powers are established by State statute within the limits of this constitution.</w:t>
+      </w:r>
+    </w:p>
+    <w:p>
+      <w:pPr>
+        <w:spacing w:after="60" w:before="200"/>
         <w:ind w:left="863"/>
       </w:pPr>
       <w:r>
@@ -16452,6 +17640,50 @@
     <w:p>
       <w:pPr>
         <w:spacing w:after="60" w:before="200"/>
+        <w:ind w:left="431"/>
+      </w:pPr>
+      <w:r>
+        <w:rPr>
+          <w:rFonts w:ascii="Courier New" w:cs="Courier New" w:eastAsia="Courier New" w:hAnsi="Courier New"/>
+          <w:b/>
+          <w:bCs/>
+          <w:color w:val="1B2A4A"/>
+          <w:sz w:val="18"/>
+          <w:szCs w:val="18"/>
+        </w:rPr>
+        <w:t xml:space="preserve">§12.5  </w:t>
+      </w:r>
+      <w:r>
+        <w:rPr>
+          <w:rFonts w:ascii="Garamond" w:cs="Garamond" w:eastAsia="Garamond" w:hAnsi="Garamond"/>
+          <w:b/>
+          <w:bCs/>
+          <w:color w:val="1B2A4A"/>
+          <w:sz w:val="22"/>
+          <w:szCs w:val="22"/>
+        </w:rPr>
+        <w:t xml:space="preserve">Treaty-Based Military Authorization</w:t>
+      </w:r>
+    </w:p>
+    <w:p>
+      <w:pPr>
+        <w:spacing w:after="120" w:before="0"/>
+        <w:ind w:left="431"/>
+        <w:jc w:val="both"/>
+      </w:pPr>
+      <w:r>
+        <w:rPr>
+          <w:rFonts w:ascii="Garamond" w:cs="Garamond" w:eastAsia="Garamond" w:hAnsi="Garamond"/>
+          <w:color w:val="2a2520"/>
+          <w:sz w:val="22"/>
+          <w:szCs w:val="22"/>
+        </w:rPr>
+        <w:t xml:space="preserve">An existing treaty may provide an alternative basis for emergency military authorization outside the standard Tier framework. This authorization is strictly bounded and does not displace the Legislature's ultimate authority over sustained operations.</w:t>
+      </w:r>
+    </w:p>
+    <w:p>
+      <w:pPr>
+        <w:spacing w:after="60" w:before="200"/>
         <w:ind w:left="863"/>
       </w:pPr>
       <w:r>
@@ -17964,6 +19196,50 @@
     <w:p>
       <w:pPr>
         <w:spacing w:after="60" w:before="200"/>
+        <w:ind w:left="431"/>
+      </w:pPr>
+      <w:r>
+        <w:rPr>
+          <w:rFonts w:ascii="Courier New" w:cs="Courier New" w:eastAsia="Courier New" w:hAnsi="Courier New"/>
+          <w:b/>
+          <w:bCs/>
+          <w:color w:val="1B2A4A"/>
+          <w:sz w:val="18"/>
+          <w:szCs w:val="18"/>
+        </w:rPr>
+        <w:t xml:space="preserve">§14.3  </w:t>
+      </w:r>
+      <w:r>
+        <w:rPr>
+          <w:rFonts w:ascii="Garamond" w:cs="Garamond" w:eastAsia="Garamond" w:hAnsi="Garamond"/>
+          <w:b/>
+          <w:bCs/>
+          <w:color w:val="1B2A4A"/>
+          <w:sz w:val="22"/>
+          <w:szCs w:val="22"/>
+        </w:rPr>
+        <w:t xml:space="preserve">Rights and Governance in Compact Territories</w:t>
+      </w:r>
+    </w:p>
+    <w:p>
+      <w:pPr>
+        <w:spacing w:after="120" w:before="0"/>
+        <w:ind w:left="431"/>
+        <w:jc w:val="both"/>
+      </w:pPr>
+      <w:r>
+        <w:rPr>
+          <w:rFonts w:ascii="Garamond" w:cs="Garamond" w:eastAsia="Garamond" w:hAnsi="Garamond"/>
+          <w:color w:val="2a2520"/>
+          <w:sz w:val="22"/>
+          <w:szCs w:val="22"/>
+        </w:rPr>
+        <w:t xml:space="preserve">Article I rights apply in full within all compact territories. Indigenous Nations with compacts hold governance, judicial, and resource sovereignty within their territories, subject to the specific terms of this section.</w:t>
+      </w:r>
+    </w:p>
+    <w:p>
+      <w:pPr>
+        <w:spacing w:after="60" w:before="200"/>
         <w:ind w:left="863"/>
       </w:pPr>
       <w:r>
@@ -18184,6 +19460,50 @@
     <w:p>
       <w:pPr>
         <w:spacing w:after="60" w:before="200"/>
+        <w:ind w:left="431"/>
+      </w:pPr>
+      <w:r>
+        <w:rPr>
+          <w:rFonts w:ascii="Courier New" w:cs="Courier New" w:eastAsia="Courier New" w:hAnsi="Courier New"/>
+          <w:b/>
+          <w:bCs/>
+          <w:color w:val="1B2A4A"/>
+          <w:sz w:val="18"/>
+          <w:szCs w:val="18"/>
+        </w:rPr>
+        <w:t xml:space="preserve">§14.4  </w:t>
+      </w:r>
+      <w:r>
+        <w:rPr>
+          <w:rFonts w:ascii="Garamond" w:cs="Garamond" w:eastAsia="Garamond" w:hAnsi="Garamond"/>
+          <w:b/>
+          <w:bCs/>
+          <w:color w:val="1B2A4A"/>
+          <w:sz w:val="22"/>
+          <w:szCs w:val="22"/>
+        </w:rPr>
+        <w:t xml:space="preserve">Compact Administration and Continuity</w:t>
+      </w:r>
+    </w:p>
+    <w:p>
+      <w:pPr>
+        <w:spacing w:after="120" w:before="0"/>
+        <w:ind w:left="431"/>
+        <w:jc w:val="both"/>
+      </w:pPr>
+      <w:r>
+        <w:rPr>
+          <w:rFonts w:ascii="Garamond" w:cs="Garamond" w:eastAsia="Garamond" w:hAnsi="Garamond"/>
+          <w:color w:val="2a2520"/>
+          <w:sz w:val="22"/>
+          <w:szCs w:val="22"/>
+        </w:rPr>
+        <w:t xml:space="preserve">Compacts are living agreements administered through joint mechanisms. This section governs dispute resolution, review cycles, and the conditions under which a compact may be modified or terminated.</w:t>
+      </w:r>
+    </w:p>
+    <w:p>
+      <w:pPr>
+        <w:spacing w:after="60" w:before="200"/>
         <w:ind w:left="863"/>
       </w:pPr>
       <w:r>
@@ -18311,6 +19631,50 @@
           <w:szCs w:val="22"/>
         </w:rPr>
         <w:t xml:space="preserve">A compact may be terminated by mutual agreement only. Neither party may unilaterally terminate a compact. If the Nation seeks termination, the Republic must negotiate exit terms within 2 years. If no agreement is reached, the compact continues and the dispute is referred to the SC.</w:t>
+      </w:r>
+    </w:p>
+    <w:p>
+      <w:pPr>
+        <w:spacing w:after="60" w:before="200"/>
+        <w:ind w:left="431"/>
+      </w:pPr>
+      <w:r>
+        <w:rPr>
+          <w:rFonts w:ascii="Courier New" w:cs="Courier New" w:eastAsia="Courier New" w:hAnsi="Courier New"/>
+          <w:b/>
+          <w:bCs/>
+          <w:color w:val="1B2A4A"/>
+          <w:sz w:val="18"/>
+          <w:szCs w:val="18"/>
+        </w:rPr>
+        <w:t xml:space="preserve">§14.5  </w:t>
+      </w:r>
+      <w:r>
+        <w:rPr>
+          <w:rFonts w:ascii="Garamond" w:cs="Garamond" w:eastAsia="Garamond" w:hAnsi="Garamond"/>
+          <w:b/>
+          <w:bCs/>
+          <w:color w:val="1B2A4A"/>
+          <w:sz w:val="22"/>
+          <w:szCs w:val="22"/>
+        </w:rPr>
+        <w:t xml:space="preserve">Federal Obligations and New Compact Petitions</w:t>
+      </w:r>
+    </w:p>
+    <w:p>
+      <w:pPr>
+        <w:spacing w:after="120" w:before="0"/>
+        <w:ind w:left="431"/>
+        <w:jc w:val="both"/>
+      </w:pPr>
+      <w:r>
+        <w:rPr>
+          <w:rFonts w:ascii="Garamond" w:cs="Garamond" w:eastAsia="Garamond" w:hAnsi="Garamond"/>
+          <w:color w:val="2a2520"/>
+          <w:sz w:val="22"/>
+          <w:szCs w:val="22"/>
+        </w:rPr>
+        <w:t xml:space="preserve">The Republic holds affirmative obligations to compact territories. Indigenous communities that do not currently hold a compact retain the right to petition for compact recognition under this section.</w:t>
       </w:r>
     </w:p>
     <w:p>
@@ -18918,6 +20282,50 @@
     <w:p>
       <w:pPr>
         <w:spacing w:after="60" w:before="200"/>
+        <w:ind w:left="431"/>
+      </w:pPr>
+      <w:r>
+        <w:rPr>
+          <w:rFonts w:ascii="Courier New" w:cs="Courier New" w:eastAsia="Courier New" w:hAnsi="Courier New"/>
+          <w:b/>
+          <w:bCs/>
+          <w:color w:val="1B2A4A"/>
+          <w:sz w:val="18"/>
+          <w:szCs w:val="18"/>
+        </w:rPr>
+        <w:t xml:space="preserve">§15.3  </w:t>
+      </w:r>
+      <w:r>
+        <w:rPr>
+          <w:rFonts w:ascii="Garamond" w:cs="Garamond" w:eastAsia="Garamond" w:hAnsi="Garamond"/>
+          <w:b/>
+          <w:bCs/>
+          <w:color w:val="1B2A4A"/>
+          <w:sz w:val="22"/>
+          <w:szCs w:val="22"/>
+        </w:rPr>
+        <w:t xml:space="preserve">Unamendable Provisions</w:t>
+      </w:r>
+    </w:p>
+    <w:p>
+      <w:pPr>
+        <w:spacing w:after="120" w:before="0"/>
+        <w:ind w:left="431"/>
+        <w:jc w:val="both"/>
+      </w:pPr>
+      <w:r>
+        <w:rPr>
+          <w:rFonts w:ascii="Garamond" w:cs="Garamond" w:eastAsia="Garamond" w:hAnsi="Garamond"/>
+          <w:color w:val="2a2520"/>
+          <w:sz w:val="22"/>
+          <w:szCs w:val="22"/>
+        </w:rPr>
+        <w:t xml:space="preserve">Six provisions of this constitution may not be amended by any pathway — not by legislative supermajority, popular ratification, or any combination of both. These provisions define the minimum conditions for constitutional legitimacy itself.</w:t>
+      </w:r>
+    </w:p>
+    <w:p>
+      <w:pPr>
+        <w:spacing w:after="60" w:before="200"/>
         <w:ind w:left="863"/>
       </w:pPr>
       <w:r>
@@ -18957,6 +20365,50 @@
           <w:szCs w:val="22"/>
         </w:rPr>
         <w:t xml:space="preserve">The Unamendable Floor — six provisions that cannot be amended by any process: §1.3 (torture prohibition), §1.4 (slavery and forced labor), §1.14 (habeas corpus), §1.18 (public trial), §1.19 (no retroactive criminal laws), §1.28 (non-refoulement). Article I as a whole can only expand — no amendment may reduce any Article I right below its current floor.</w:t>
+      </w:r>
+    </w:p>
+    <w:p>
+      <w:pPr>
+        <w:spacing w:after="60" w:before="200"/>
+        <w:ind w:left="431"/>
+      </w:pPr>
+      <w:r>
+        <w:rPr>
+          <w:rFonts w:ascii="Courier New" w:cs="Courier New" w:eastAsia="Courier New" w:hAnsi="Courier New"/>
+          <w:b/>
+          <w:bCs/>
+          <w:color w:val="1B2A4A"/>
+          <w:sz w:val="18"/>
+          <w:szCs w:val="18"/>
+        </w:rPr>
+        <w:t xml:space="preserve">§15.4  </w:t>
+      </w:r>
+      <w:r>
+        <w:rPr>
+          <w:rFonts w:ascii="Garamond" w:cs="Garamond" w:eastAsia="Garamond" w:hAnsi="Garamond"/>
+          <w:b/>
+          <w:bCs/>
+          <w:color w:val="1B2A4A"/>
+          <w:sz w:val="22"/>
+          <w:szCs w:val="22"/>
+        </w:rPr>
+        <w:t xml:space="preserve">Territorial Integrity</w:t>
+      </w:r>
+    </w:p>
+    <w:p>
+      <w:pPr>
+        <w:spacing w:after="120" w:before="0"/>
+        <w:ind w:left="431"/>
+        <w:jc w:val="both"/>
+      </w:pPr>
+      <w:r>
+        <w:rPr>
+          <w:rFonts w:ascii="Garamond" w:cs="Garamond" w:eastAsia="Garamond" w:hAnsi="Garamond"/>
+          <w:color w:val="2a2520"/>
+          <w:sz w:val="22"/>
+          <w:szCs w:val="22"/>
+        </w:rPr>
+        <w:t xml:space="preserve">The Republic's territorial extent may only be reduced by the consent of the affected population. No State may leave the Republic through ordinary legislation, and no government may cede territory without meeting the threshold established in this section.</w:t>
       </w:r>
     </w:p>
     <w:p>
@@ -19696,6 +21148,50 @@
     <w:p>
       <w:pPr>
         <w:spacing w:after="60" w:before="200"/>
+        <w:ind w:left="431"/>
+      </w:pPr>
+      <w:r>
+        <w:rPr>
+          <w:rFonts w:ascii="Courier New" w:cs="Courier New" w:eastAsia="Courier New" w:hAnsi="Courier New"/>
+          <w:b/>
+          <w:bCs/>
+          <w:color w:val="1B2A4A"/>
+          <w:sz w:val="18"/>
+          <w:szCs w:val="18"/>
+        </w:rPr>
+        <w:t xml:space="preserve">§16.4  </w:t>
+      </w:r>
+      <w:r>
+        <w:rPr>
+          <w:rFonts w:ascii="Garamond" w:cs="Garamond" w:eastAsia="Garamond" w:hAnsi="Garamond"/>
+          <w:b/>
+          <w:bCs/>
+          <w:color w:val="1B2A4A"/>
+          <w:sz w:val="22"/>
+          <w:szCs w:val="22"/>
+        </w:rPr>
+        <w:t xml:space="preserve">Voting Rights and Access</w:t>
+      </w:r>
+    </w:p>
+    <w:p>
+      <w:pPr>
+        <w:spacing w:after="120" w:before="0"/>
+        <w:ind w:left="431"/>
+        <w:jc w:val="both"/>
+      </w:pPr>
+      <w:r>
+        <w:rPr>
+          <w:rFonts w:ascii="Garamond" w:cs="Garamond" w:eastAsia="Garamond" w:hAnsi="Garamond"/>
+          <w:color w:val="2a2520"/>
+          <w:sz w:val="22"/>
+          <w:szCs w:val="22"/>
+        </w:rPr>
+        <w:t xml:space="preserve">Every citizen holds the right to vote in federal elections. The Electoral Commission administers the Citizen Voting Credential and is constitutionally obligated to maintain access to the National Voting System for every eligible citizen.</w:t>
+      </w:r>
+    </w:p>
+    <w:p>
+      <w:pPr>
+        <w:spacing w:after="60" w:before="200"/>
         <w:ind w:left="863"/>
       </w:pPr>
       <w:r>
@@ -19911,6 +21407,50 @@
           <w:szCs w:val="22"/>
         </w:rPr>
         <w:t xml:space="preserve">At a State's request, the Electoral Commission may extend ballot information delivery to cover State and local races. The State bears the cost. The Commission may not refuse except on operational capacity grounds.</w:t>
+      </w:r>
+    </w:p>
+    <w:p>
+      <w:pPr>
+        <w:spacing w:after="60" w:before="200"/>
+        <w:ind w:left="431"/>
+      </w:pPr>
+      <w:r>
+        <w:rPr>
+          <w:rFonts w:ascii="Courier New" w:cs="Courier New" w:eastAsia="Courier New" w:hAnsi="Courier New"/>
+          <w:b/>
+          <w:bCs/>
+          <w:color w:val="1B2A4A"/>
+          <w:sz w:val="18"/>
+          <w:szCs w:val="18"/>
+        </w:rPr>
+        <w:t xml:space="preserve">§16.5  </w:t>
+      </w:r>
+      <w:r>
+        <w:rPr>
+          <w:rFonts w:ascii="Garamond" w:cs="Garamond" w:eastAsia="Garamond" w:hAnsi="Garamond"/>
+          <w:b/>
+          <w:bCs/>
+          <w:color w:val="1B2A4A"/>
+          <w:sz w:val="22"/>
+          <w:szCs w:val="22"/>
+        </w:rPr>
+        <w:t xml:space="preserve">Electoral Commission — Accountability</w:t>
+      </w:r>
+    </w:p>
+    <w:p>
+      <w:pPr>
+        <w:spacing w:after="120" w:before="0"/>
+        <w:ind w:left="431"/>
+        <w:jc w:val="both"/>
+      </w:pPr>
+      <w:r>
+        <w:rPr>
+          <w:rFonts w:ascii="Garamond" w:cs="Garamond" w:eastAsia="Garamond" w:hAnsi="Garamond"/>
+          <w:color w:val="2a2520"/>
+          <w:sz w:val="22"/>
+          <w:szCs w:val="22"/>
+        </w:rPr>
+        <w:t xml:space="preserve">The Electoral Commission's independence does not place it above accountability. This section governs its funding, Inspectorate oversight, removal of members for cause, and vacancy procedures.</w:t>
       </w:r>
     </w:p>
     <w:p>
@@ -20562,6 +22102,50 @@
     <w:p>
       <w:pPr>
         <w:spacing w:after="60" w:before="200"/>
+        <w:ind w:left="431"/>
+      </w:pPr>
+      <w:r>
+        <w:rPr>
+          <w:rFonts w:ascii="Courier New" w:cs="Courier New" w:eastAsia="Courier New" w:hAnsi="Courier New"/>
+          <w:b/>
+          <w:bCs/>
+          <w:color w:val="1B2A4A"/>
+          <w:sz w:val="18"/>
+          <w:szCs w:val="18"/>
+        </w:rPr>
+        <w:t xml:space="preserve">§17.3  </w:t>
+      </w:r>
+      <w:r>
+        <w:rPr>
+          <w:rFonts w:ascii="Garamond" w:cs="Garamond" w:eastAsia="Garamond" w:hAnsi="Garamond"/>
+          <w:b/>
+          <w:bCs/>
+          <w:color w:val="1B2A4A"/>
+          <w:sz w:val="22"/>
+          <w:szCs w:val="22"/>
+        </w:rPr>
+        <w:t xml:space="preserve">Operational Use Rights</w:t>
+      </w:r>
+    </w:p>
+    <w:p>
+      <w:pPr>
+        <w:spacing w:after="120" w:before="0"/>
+        <w:ind w:left="431"/>
+        <w:jc w:val="both"/>
+      </w:pPr>
+      <w:r>
+        <w:rPr>
+          <w:rFonts w:ascii="Garamond" w:cs="Garamond" w:eastAsia="Garamond" w:hAnsi="Garamond"/>
+          <w:color w:val="2a2520"/>
+          <w:sz w:val="22"/>
+          <w:szCs w:val="22"/>
+        </w:rPr>
+        <w:t xml:space="preserve">The federal government holds property interests within States through Operational Use Rights rather than fee ownership. This section governs registration, termination, improvements, and the rights of residents within federal use footprints.</w:t>
+      </w:r>
+    </w:p>
+    <w:p>
+      <w:pPr>
+        <w:spacing w:after="60" w:before="200"/>
         <w:ind w:left="863"/>
       </w:pPr>
       <w:r>
@@ -21208,6 +22792,50 @@
     <w:p>
       <w:pPr>
         <w:spacing w:after="60" w:before="200"/>
+        <w:ind w:left="431"/>
+      </w:pPr>
+      <w:r>
+        <w:rPr>
+          <w:rFonts w:ascii="Courier New" w:cs="Courier New" w:eastAsia="Courier New" w:hAnsi="Courier New"/>
+          <w:b/>
+          <w:bCs/>
+          <w:color w:val="1B2A4A"/>
+          <w:sz w:val="18"/>
+          <w:szCs w:val="18"/>
+        </w:rPr>
+        <w:t xml:space="preserve">§18.1  </w:t>
+      </w:r>
+      <w:r>
+        <w:rPr>
+          <w:rFonts w:ascii="Garamond" w:cs="Garamond" w:eastAsia="Garamond" w:hAnsi="Garamond"/>
+          <w:b/>
+          <w:bCs/>
+          <w:color w:val="1B2A4A"/>
+          <w:sz w:val="22"/>
+          <w:szCs w:val="22"/>
+        </w:rPr>
+        <w:t xml:space="preserve">Electoral Finance</w:t>
+      </w:r>
+    </w:p>
+    <w:p>
+      <w:pPr>
+        <w:spacing w:after="120" w:before="0"/>
+        <w:ind w:left="431"/>
+        <w:jc w:val="both"/>
+      </w:pPr>
+      <w:r>
+        <w:rPr>
+          <w:rFonts w:ascii="Garamond" w:cs="Garamond" w:eastAsia="Garamond" w:hAnsi="Garamond"/>
+          <w:color w:val="2a2520"/>
+          <w:sz w:val="22"/>
+          <w:szCs w:val="22"/>
+        </w:rPr>
+        <w:t xml:space="preserve">Electoral finance is regulated to prevent the structural distortion of democratic accountability through concentrated financial influence. The provisions of this section govern contributions, disclosure, and independent expenditures.</w:t>
+      </w:r>
+    </w:p>
+    <w:p>
+      <w:pPr>
+        <w:spacing w:after="60" w:before="200"/>
         <w:ind w:left="863"/>
       </w:pPr>
       <w:r>
@@ -21384,6 +23012,50 @@
     <w:p>
       <w:pPr>
         <w:spacing w:after="60" w:before="200"/>
+        <w:ind w:left="431"/>
+      </w:pPr>
+      <w:r>
+        <w:rPr>
+          <w:rFonts w:ascii="Courier New" w:cs="Courier New" w:eastAsia="Courier New" w:hAnsi="Courier New"/>
+          <w:b/>
+          <w:bCs/>
+          <w:color w:val="1B2A4A"/>
+          <w:sz w:val="18"/>
+          <w:szCs w:val="18"/>
+        </w:rPr>
+        <w:t xml:space="preserve">§18.2  </w:t>
+      </w:r>
+      <w:r>
+        <w:rPr>
+          <w:rFonts w:ascii="Garamond" w:cs="Garamond" w:eastAsia="Garamond" w:hAnsi="Garamond"/>
+          <w:b/>
+          <w:bCs/>
+          <w:color w:val="1B2A4A"/>
+          <w:sz w:val="22"/>
+          <w:szCs w:val="22"/>
+        </w:rPr>
+        <w:t xml:space="preserve">Campaign Conduct</w:t>
+      </w:r>
+    </w:p>
+    <w:p>
+      <w:pPr>
+        <w:spacing w:after="120" w:before="0"/>
+        <w:ind w:left="431"/>
+        <w:jc w:val="both"/>
+      </w:pPr>
+      <w:r>
+        <w:rPr>
+          <w:rFonts w:ascii="Garamond" w:cs="Garamond" w:eastAsia="Garamond" w:hAnsi="Garamond"/>
+          <w:color w:val="2a2520"/>
+          <w:sz w:val="22"/>
+          <w:szCs w:val="22"/>
+        </w:rPr>
+        <w:t xml:space="preserve">Candidates for constitutional office are subject to conduct standards administered by the Electoral Commission. These standards govern factual accuracy, media access, and foreign interference — not political content or viewpoint.</w:t>
+      </w:r>
+    </w:p>
+    <w:p>
+      <w:pPr>
+        <w:spacing w:after="60" w:before="200"/>
         <w:ind w:left="863"/>
       </w:pPr>
       <w:r>
@@ -21555,6 +23227,50 @@
           <w:szCs w:val="22"/>
         </w:rPr>
         <w:t xml:space="preserve">Incumbent Advantage Rules — constitutional officeholders standing for election in a different race must observe strict separation between their official functions and their campaign activities. Official resources — staff, communications, facilities — may not be used for campaign purposes. The EI audits incumbent campaigns for compliance.</w:t>
+      </w:r>
+    </w:p>
+    <w:p>
+      <w:pPr>
+        <w:spacing w:after="60" w:before="200"/>
+        <w:ind w:left="431"/>
+      </w:pPr>
+      <w:r>
+        <w:rPr>
+          <w:rFonts w:ascii="Courier New" w:cs="Courier New" w:eastAsia="Courier New" w:hAnsi="Courier New"/>
+          <w:b/>
+          <w:bCs/>
+          <w:color w:val="1B2A4A"/>
+          <w:sz w:val="18"/>
+          <w:szCs w:val="18"/>
+        </w:rPr>
+        <w:t xml:space="preserve">§18.3  </w:t>
+      </w:r>
+      <w:r>
+        <w:rPr>
+          <w:rFonts w:ascii="Garamond" w:cs="Garamond" w:eastAsia="Garamond" w:hAnsi="Garamond"/>
+          <w:b/>
+          <w:bCs/>
+          <w:color w:val="1B2A4A"/>
+          <w:sz w:val="22"/>
+          <w:szCs w:val="22"/>
+        </w:rPr>
+        <w:t xml:space="preserve">Public Campaign Financing</w:t>
+      </w:r>
+    </w:p>
+    <w:p>
+      <w:pPr>
+        <w:spacing w:after="120" w:before="0"/>
+        <w:ind w:left="431"/>
+        <w:jc w:val="both"/>
+      </w:pPr>
+      <w:r>
+        <w:rPr>
+          <w:rFonts w:ascii="Garamond" w:cs="Garamond" w:eastAsia="Garamond" w:hAnsi="Garamond"/>
+          <w:color w:val="2a2520"/>
+          <w:sz w:val="22"/>
+          <w:szCs w:val="22"/>
+        </w:rPr>
+        <w:t xml:space="preserve">The Republic maintains a publicly funded campaign financing system as an alternative to private fundraising. Participation is voluntary; the system is structured to ensure candidates who participate can mount effective campaigns.</w:t>
       </w:r>
     </w:p>
     <w:p>
@@ -22641,6 +24357,50 @@
           <w:szCs w:val="22"/>
         </w:rPr>
         <w:t xml:space="preserve">The Federated Republic is the legal continuation of the prior government as a matter of international law. All international obligations, financial commitments, treaty relationships, and contractual obligations of the prior government as of Day Zero are assumed by the Republic as its successor sovereign.</w:t>
+      </w:r>
+    </w:p>
+    <w:p>
+      <w:pPr>
+        <w:spacing w:after="60" w:before="200"/>
+        <w:ind w:left="431"/>
+      </w:pPr>
+      <w:r>
+        <w:rPr>
+          <w:rFonts w:ascii="Courier New" w:cs="Courier New" w:eastAsia="Courier New" w:hAnsi="Courier New"/>
+          <w:b/>
+          <w:bCs/>
+          <w:color w:val="1B2A4A"/>
+          <w:sz w:val="18"/>
+          <w:szCs w:val="18"/>
+        </w:rPr>
+        <w:t xml:space="preserve">§19.7  </w:t>
+      </w:r>
+      <w:r>
+        <w:rPr>
+          <w:rFonts w:ascii="Garamond" w:cs="Garamond" w:eastAsia="Garamond" w:hAnsi="Garamond"/>
+          <w:b/>
+          <w:bCs/>
+          <w:color w:val="1B2A4A"/>
+          <w:sz w:val="22"/>
+          <w:szCs w:val="22"/>
+        </w:rPr>
+        <w:t xml:space="preserve">Transition-Period Territory and Subdivision Elections</w:t>
+      </w:r>
+    </w:p>
+    <w:p>
+      <w:pPr>
+        <w:spacing w:after="120" w:before="0"/>
+        <w:ind w:left="431"/>
+        <w:jc w:val="both"/>
+      </w:pPr>
+      <w:r>
+        <w:rPr>
+          <w:rFonts w:ascii="Garamond" w:cs="Garamond" w:eastAsia="Garamond" w:hAnsi="Garamond"/>
+          <w:color w:val="2a2520"/>
+          <w:sz w:val="22"/>
+          <w:szCs w:val="22"/>
+        </w:rPr>
+        <w:t xml:space="preserve">The transition period provides specific mechanisms for territories seeking statehood and for prior-government states seeking subdivision. These mechanisms operate alongside the standard Phase structure and do not delay Phase activation.</w:t>
       </w:r>
     </w:p>
     <w:p>

--- a/constitution-v172.docx
+++ b/constitution-v172.docx
@@ -5146,7 +5146,7 @@
           <w:sz w:val="22"/>
           <w:szCs w:val="22"/>
         </w:rPr>
-        <w:t xml:space="preserve">The pardon power is constitutionally divided and constrained. Clemency may only be granted within each executive's domain, with full transparency, and subject to cross-chamber review. Self-clemency is absolutely prohibited.</w:t>
+        <w:t xml:space="preserve">The pardon power is constitutionally divided and constrained. Clemency may only be granted within each executive's domain, with full transparency, and subject to cross-chamber review. Presidential clemency is subject to cross-chamber review under §2.9.c. Self-clemency is absolutely prohibited for all constitutional officers.</w:t>
       </w:r>
     </w:p>
     <w:p>
@@ -7640,7 +7640,7 @@
           <w:sz w:val="22"/>
           <w:szCs w:val="22"/>
         </w:rPr>
-        <w:t xml:space="preserve">The constitution authorizes a class of statutory officers who operate independently of both executives. Their independence is structural — fixed terms, merit appointment, and removal only on the grounds specified in enabling statute.</w:t>
+        <w:t xml:space="preserve">The constitution authorizes a class of statutory officers who operate independently of both executives. Their independence is structural — fixed terms, appointment from a JI-maintained registry, and removal only on the grounds specified in enabling statute.</w:t>
       </w:r>
     </w:p>
     <w:p>
@@ -9416,7 +9416,7 @@
           <w:sz w:val="22"/>
           <w:szCs w:val="22"/>
         </w:rPr>
-        <w:t xml:space="preserve">Citizenship in the Republic is acquired by birth, descent, or naturalization under the conditions of this section. Citizens hold the full rights established in Article I and are eligible to vote, hold office, and stand for election.</w:t>
+        <w:t xml:space="preserve">Citizenship is acquired by birth, by parentage, or by naturalization under the conditions of this section. Citizens hold the full rights established in Article I and are eligible to vote, hold office, and stand for election.</w:t>
       </w:r>
     </w:p>
     <w:p>
@@ -12454,7 +12454,7 @@
           <w:sz w:val="22"/>
           <w:szCs w:val="22"/>
         </w:rPr>
-        <w:t xml:space="preserve">The Judicial Inspectorate monitors the court system, administers the SC candidate registry, conducts compliance audits, and certifies lottery draws and panel selections throughout the constitution. Its mandate is informational only.</w:t>
+        <w:t xml:space="preserve">The Judicial Inspectorate monitors the court system, administers the SC candidate registry, conducts compliance audits, and certifies lottery draws and panel selections throughout the constitution, including the State Designee Panel, the Regional Boundary Commission, and the RSA Technical Integrity Commission. Its mandate is informational only.</w:t>
       </w:r>
     </w:p>
     <w:p>
@@ -17104,23 +17104,23 @@
           <w:sz w:val="22"/>
           <w:szCs w:val="22"/>
         </w:rPr>
-        <w:t xml:space="preserve">Citizen Initiatives and Local Government</w:t>
-      </w:r>
-    </w:p>
-    <w:p>
-      <w:pPr>
-        <w:spacing w:after="120" w:before="0"/>
-        <w:ind w:left="431"/>
-        <w:jc w:val="both"/>
-      </w:pPr>
-      <w:r>
-        <w:rPr>
-          <w:rFonts w:ascii="Garamond" w:cs="Garamond" w:eastAsia="Garamond" w:hAnsi="Garamond"/>
-          <w:color w:val="2a2520"/>
-          <w:sz w:val="22"/>
-          <w:szCs w:val="22"/>
-        </w:rPr>
-        <w:t xml:space="preserve">Citizens hold direct legislative initiative rights at the federal level. Local governments are constitutionally recognized entities whose powers are established by State statute within the limits of this constitution.</w:t>
+        <w:t xml:space="preserve">Citizen Legislative Initiative</w:t>
+      </w:r>
+    </w:p>
+    <w:p>
+      <w:pPr>
+        <w:spacing w:after="120" w:before="0"/>
+        <w:ind w:left="431"/>
+        <w:jc w:val="both"/>
+      </w:pPr>
+      <w:r>
+        <w:rPr>
+          <w:rFonts w:ascii="Garamond" w:cs="Garamond" w:eastAsia="Garamond" w:hAnsi="Garamond"/>
+          <w:color w:val="2a2520"/>
+          <w:sz w:val="22"/>
+          <w:szCs w:val="22"/>
+        </w:rPr>
+        <w:t xml:space="preserve">Citizens hold the right to propose legislation directly to the Legislature through the initiative mechanism. The initiative is distinct from the referendum — it creates new law rather than repealing enacted law. The process and thresholds are established in §11.2.a.</w:t>
       </w:r>
     </w:p>
     <w:p>
@@ -17148,7 +17148,7 @@
           <w:sz w:val="22"/>
           <w:szCs w:val="22"/>
         </w:rPr>
-        <w:t xml:space="preserve">Citizen Legislative Initiative</w:t>
+        <w:t xml:space="preserve">Initiative Process and Thresholds</w:t>
       </w:r>
     </w:p>
     <w:p>
@@ -17170,18 +17170,18 @@
     <w:p>
       <w:pPr>
         <w:spacing w:after="60" w:before="200"/>
-        <w:ind w:left="863"/>
-      </w:pPr>
-      <w:r>
-        <w:rPr>
-          <w:rFonts w:ascii="Courier New" w:cs="Courier New" w:eastAsia="Courier New" w:hAnsi="Courier New"/>
-          <w:b/>
-          <w:bCs/>
-          <w:color w:val="1B2A4A"/>
-          <w:sz w:val="18"/>
-          <w:szCs w:val="18"/>
-        </w:rPr>
-        <w:t xml:space="preserve">§11.2.b  </w:t>
+        <w:ind w:left="431"/>
+      </w:pPr>
+      <w:r>
+        <w:rPr>
+          <w:rFonts w:ascii="Courier New" w:cs="Courier New" w:eastAsia="Courier New" w:hAnsi="Courier New"/>
+          <w:b/>
+          <w:bCs/>
+          <w:color w:val="1B2A4A"/>
+          <w:sz w:val="18"/>
+          <w:szCs w:val="18"/>
+        </w:rPr>
+        <w:t xml:space="preserve">§11.3  </w:t>
       </w:r>
       <w:r>
         <w:rPr>
@@ -17198,7 +17198,7 @@
     <w:p>
       <w:pPr>
         <w:spacing w:after="120" w:before="0"/>
-        <w:ind w:left="863"/>
+        <w:ind w:left="431"/>
         <w:jc w:val="both"/>
       </w:pPr>
       <w:r>

--- a/constitution-v172.docx
+++ b/constitution-v172.docx
@@ -12102,7 +12102,7 @@
           <w:sz w:val="22"/>
           <w:szCs w:val="22"/>
         </w:rPr>
-        <w:t xml:space="preserve">LI Mandate — audits the Legislature for fiscal accuracy, constitutional compliance, and NRS integrity. Conducts the population census (assigned to the LI because the census determines House seat allocation — giving this to a body nominated by the House would be a direct conflict of interest). Reviews House district maps. Publishes germaneness analyses. Annual compliance report published to the NRS.</w:t>
+        <w:t xml:space="preserve">LI Mandate — audits the Legislature for fiscal accuracy, constitutional compliance, and NRS integrity. Conducts the population census (assigned to the LI because the census determines House seat allocation — giving this to a body nominated by the House would be a direct conflict of interest). Reviews House district maps. Publishes germaneness analyses. Annual compliance report published to the NRS. Determines referendum eligibility for citizen-initiated repeal petitions under §11.1.b.</w:t>
       </w:r>
     </w:p>
     <w:p>
@@ -12190,7 +12190,7 @@
           <w:sz w:val="22"/>
           <w:szCs w:val="22"/>
         </w:rPr>
-        <w:t xml:space="preserve">JI Mandate — audits the courts for judicial scope and independence. Maintains the SC Candidate Registry. Vets judicial nominees and Electoral Commission candidates. Screens citizen referendum petitions for eligibility. Audits the Electoral Commission annually. Reviews accommodation compact compliance under §19.1, Associated Community compact compliance under Article XX, and Article XIV indigenous compact obligations.</w:t>
+        <w:t xml:space="preserve">JI Mandate — audits the courts for judicial scope and independence. Maintains the SC Candidate Registry. Vets judicial nominees and Electoral Commission candidates. Audits the Electoral Commission annually. Reviews accommodation compact compliance under §19.1, Associated Community compact compliance under Article XX, and Article XIV indigenous compact obligations. The JI's structural independence — selection by public lottery with no political nomination — makes it the appropriate body to administer all constitutional lottery draws and candidate certification functions throughout the Republic, in addition to its core judicial audit mandate. This dual role is a deliberate constitutional design choice, not an accumulation of functions by default.</w:t>
       </w:r>
     </w:p>
     <w:p>
@@ -12438,23 +12438,23 @@
           <w:sz w:val="22"/>
           <w:szCs w:val="22"/>
         </w:rPr>
-        <w:t xml:space="preserve">Judicial Inspectorate Mandate</w:t>
-      </w:r>
-    </w:p>
-    <w:p>
-      <w:pPr>
-        <w:spacing w:after="120" w:before="0"/>
-        <w:ind w:left="431"/>
-        <w:jc w:val="both"/>
-      </w:pPr>
-      <w:r>
-        <w:rPr>
-          <w:rFonts w:ascii="Garamond" w:cs="Garamond" w:eastAsia="Garamond" w:hAnsi="Garamond"/>
-          <w:color w:val="2a2520"/>
-          <w:sz w:val="22"/>
-          <w:szCs w:val="22"/>
-        </w:rPr>
-        <w:t xml:space="preserve">The Judicial Inspectorate monitors the court system, administers the SC candidate registry, conducts compliance audits, and certifies lottery draws and panel selections throughout the constitution, including the State Designee Panel, the Regional Boundary Commission, and the RSA Technical Integrity Commission. Its mandate is informational only.</w:t>
+        <w:t xml:space="preserve">Judicial Inspectorate — Audit and Certification Mandate</w:t>
+      </w:r>
+    </w:p>
+    <w:p>
+      <w:pPr>
+        <w:spacing w:after="120" w:before="0"/>
+        <w:ind w:left="431"/>
+        <w:jc w:val="both"/>
+      </w:pPr>
+      <w:r>
+        <w:rPr>
+          <w:rFonts w:ascii="Garamond" w:cs="Garamond" w:eastAsia="Garamond" w:hAnsi="Garamond"/>
+          <w:color w:val="2a2520"/>
+          <w:sz w:val="22"/>
+          <w:szCs w:val="22"/>
+        </w:rPr>
+        <w:t xml:space="preserve">The Judicial Inspectorate holds two constitutional mandates. First, as auditor: it monitors the court system, administers the SC candidate registry, and conducts compliance audits across compact obligations. Second, as certification administrator: it certifies lottery draws and panel selections throughout the constitution, including the State Designee Panel, the Regional Boundary Commission, and the RSA Technical Integrity Commission. Both mandates are informational only — the JI publishes findings and certifies processes; it does not issue binding orders or control outcomes.</w:t>
       </w:r>
     </w:p>
     <w:p>
@@ -17032,7 +17032,7 @@
           <w:sz w:val="22"/>
           <w:szCs w:val="22"/>
         </w:rPr>
-        <w:t xml:space="preserve">The JI determines whether a targeted law is eligible for referendum. Laws that solely or primarily expand an Article I right are ineligible — the Individual Sovereignty Floor can expand but cannot contract through popular vote. The JI's eligibility determination is final subject only to SC review on an expedited basis within 14 days.</w:t>
+        <w:t xml:space="preserve">The Legislative Inspectorate determines whether a targeted law is eligible for referendum. Laws that solely or primarily expand an Article I right are ineligible; a law cannot be repealed by referendum if its primary effect is to broaden individual protections. Budget laws and laws implementing a constitutionally mandated obligation are also ineligible. The LI publishes its eligibility determination to the NRS within 14 days of petition submission. An ineligibility determination may be challenged in the Appellate Court within 7 days; the Court must rule within 21 days.</w:t>
       </w:r>
     </w:p>
     <w:p>

--- a/constitution-v172.docx
+++ b/constitution-v172.docx
@@ -17928,7 +17928,7 @@
           <w:sz w:val="22"/>
           <w:szCs w:val="22"/>
         </w:rPr>
-        <w:t xml:space="preserve">The pathway from Territory to State is automatic upon successfully completing the Statehood Audit and Provisional Membership Period. No political vote in Congress is required once the audit is passed — statehood is a constitutional entitlement for any Territory that meets the criteria, not a political grant.</w:t>
+        <w:t xml:space="preserve">The pathway from Territory to State is automatic upon successfully completing the Statehood Audit and Provisional Membership Period. No political vote in Congress is required once the audit is passed — statehood is a constitutional entitlement for any Territory that meets the criteria, not a political grant. The automatic nature of this pathway is intentional — statehood is a constitutional right of a qualifying jurisdiction, not a political favor to be granted or withheld by incumbent States.</w:t>
       </w:r>
     </w:p>
     <w:p>
@@ -23564,7 +23564,7 @@
           <w:sz w:val="22"/>
           <w:szCs w:val="22"/>
         </w:rPr>
-        <w:t xml:space="preserve">Activated upon: (1) interim EC certification that the NVS is operational and meets §16.3; and (2) a national ratification vote achieving 60% affirmative support with at least 50% participation. The NVS certification requirement ensures the system that conducts the ratification vote meets constitutional standards before the vote itself.</w:t>
+        <w:t xml:space="preserve">Activated upon: (1) interim EC certification that the NVS is operational and meets §16.3; and (2) a national ratification vote achieving 60% affirmative support with at least 50% participation. The NVS certification requirement ensures the system that conducts the ratification vote meets constitutional standards before the vote itself. The ratification threshold is intentionally set lower than the amendment thresholds of §15.1 — founding requires achievability. An impractically high founding threshold would prevent the constitutional order from being established at all. Once established, the higher amendment thresholds reflect the greater burden of changing a working system.</w:t>
       </w:r>
     </w:p>
     <w:p>

--- a/constitution-v172.docx
+++ b/constitution-v172.docx
@@ -1508,7 +1508,7 @@
           <w:sz w:val="22"/>
           <w:szCs w:val="22"/>
         </w:rPr>
-        <w:t xml:space="preserve">the Legislature must establish maximum caseload limits for publicly funded defense — ensuring that the right to counsel means genuine preparation, not nominal presence. Public defenders must be resourced equivalently to prosecutorial offices handling comparable cases.</w:t>
+        <w:t xml:space="preserve">The Legislature must establish maximum caseload limits for publicly funded defense — ensuring that the right to counsel means genuine preparation, not nominal presence. Public defenders must be resourced equivalently to prosecutorial offices handling comparable cases.</w:t>
       </w:r>
     </w:p>
     <w:p>
@@ -2344,7 +2344,7 @@
           <w:sz w:val="22"/>
           <w:szCs w:val="22"/>
         </w:rPr>
-        <w:t xml:space="preserve">The Republic must provide adequate education assistance to ensure that no child's educational opportunity is determined primarily by the wealth of their territory, and that public education equips every student to meet the constitutional literacy standard. Parents retain the right to educate through alternative means that meet that standard.</w:t>
+        <w:t xml:space="preserve">Every child holds a constitutional right to education adequate to participate fully in civic life. The Republic's obligation under this section is both corrective — addressing wealth-based inequality in educational opportunity — and foundational — ensuring public education equips every student to meet the constitutional literacy standard. Parents retain the right to educate through alternative means that meet that standard.</w:t>
       </w:r>
     </w:p>
     <w:p>
@@ -2432,7 +2432,7 @@
           <w:sz w:val="22"/>
           <w:szCs w:val="22"/>
         </w:rPr>
-        <w:t xml:space="preserve">The Republic's constitutional literacy standard for citizenship purposes is the CLT, defined in §5.4. Public education must equip students to meet that standard — education for citizenship is a constitutional obligation, not a civic nicety.</w:t>
+        <w:t xml:space="preserve">Public education must equip every student to understand the structure, rights, and civic obligations established by this constitution. This is a substantive floor — not a test requirement, but an educational outcome. The constitutional literacy standard for citizenship naturalization purposes is separately established by the CLT under §5.4.</w:t>
       </w:r>
     </w:p>
     <w:p>
@@ -2740,7 +2740,7 @@
           <w:sz w:val="22"/>
           <w:szCs w:val="22"/>
         </w:rPr>
-        <w:t xml:space="preserve">These five rights are absolute under any circumstances: the prohibition on torture (§1.3); slavery (§1.4); habeas corpus (§1.14); the right to a public trial (§1.18); and no retroactive punishment (§1.19).</w:t>
+        <w:t xml:space="preserve">These six rights are absolute under any circumstances: the prohibition on torture (§1.3); slavery (§1.4); habeas corpus (§1.14); the right to a public trial (§1.18); no retroactive punishment (§1.19); and non-refoulement (§1.28). No emergency declaration, executive order, or legislative act may derogate any of these rights. They are non-derogable by their nature — their value derives precisely from the fact that they hold under the worst circumstances, not only the ordinary ones.</w:t>
       </w:r>
     </w:p>
     <w:p>
@@ -5322,7 +5322,7 @@
           <w:sz w:val="22"/>
           <w:szCs w:val="22"/>
         </w:rPr>
-        <w:t xml:space="preserve">The President may be removed on two independent tracks. The legislative track requires 2/3 of both chambers simultaneously following Inspectorate-certified findings. The popular track requires a 15% citizen petition, which triggers a national referendum requiring 60% affirmative with 55% participation.</w:t>
+        <w:t xml:space="preserve">The President may be removed on two independent tracks. The legislative track requires 2/3 of both chambers simultaneously following Inspectorate-certified findings. The popular track requires a Senate majority referral to a national recall referendum under §2.10.b. Both tracks are governed by this section.</w:t>
       </w:r>
     </w:p>
     <w:p>
@@ -5572,7 +5572,7 @@
           <w:sz w:val="22"/>
           <w:szCs w:val="22"/>
         </w:rPr>
-        <w:t xml:space="preserve">The Republic's legislature is bicameral. The House of Representatives is the proportional chamber. Seats are allocated by population with a minimum of one seat per State, a floor of one seat per 750,000 citizens, and a formula that self-scales with population growth. The Legislature may set a higher membership by statute and must publish justification for any formula producing fewer than one seat per 500,000 citizens.</w:t>
+        <w:t xml:space="preserve">The House has a minimum of one seat per State and a floor of one seat per 750,000 citizens, with final allocation determined by the LI formula following each census. The LI publishes the updated seat allocation to the NRS within 30 days of census completion. Where a reapportionment event reduces a State's seats, the reduction takes effect at the next general election — no sitting member's term is cut short by reapportionment.</w:t>
       </w:r>
     </w:p>
     <w:p>
@@ -7156,7 +7156,7 @@
           <w:sz w:val="22"/>
           <w:szCs w:val="22"/>
         </w:rPr>
-        <w:t xml:space="preserve">The seat allocation formula is administered by the LI following each census. The LI publishes the updated seat allocation to the NRS within 30 days of census completion. Where a reapportionment event is triggered between census cycles, the LI recalculates and publishes the revised allocation.</w:t>
+        <w:t xml:space="preserve">Seat allocation follows the formula in §3.1.a. Where a reapportionment event creates or eliminates seats, the EC coordinates with affected States on district boundary adjustments before the next general election. The LI resolves any dispute between States about seat allocation methodology.</w:t>
       </w:r>
     </w:p>
     <w:p>
@@ -10194,51 +10194,7 @@
           <w:sz w:val="22"/>
           <w:szCs w:val="22"/>
         </w:rPr>
-        <w:t xml:space="preserve">Every immigration application must clear two sequential gates: Gate 1 (state sponsorship) and Gate 2 (federal certification). The Legislature holds supreme authority over immigration — it sets the standards for both gates and may set aggregate limits on total applications processed in any period, provided limits are applied without §1.9 discrimination. Asylum proceedings under §6.4 are explicitly exempt from the Gate 1 requirement: the right to claim and have determined a §1.28 asylum claim exists independently of the dual-gate system and no state's refusal to sponsor can extinguish it. The dual-gate design balances state acceptance — states retain discretion over who they sponsor — against a federal floor that ensures constitutional standards apply uniformly to Gate 2.</w:t>
-      </w:r>
-    </w:p>
-    <w:p>
-      <w:pPr>
-        <w:spacing w:after="60" w:before="200"/>
-        <w:ind w:left="863"/>
-      </w:pPr>
-      <w:r>
-        <w:rPr>
-          <w:rFonts w:ascii="Courier New" w:cs="Courier New" w:eastAsia="Courier New" w:hAnsi="Courier New"/>
-          <w:b/>
-          <w:bCs/>
-          <w:color w:val="1B2A4A"/>
-          <w:sz w:val="18"/>
-          <w:szCs w:val="18"/>
-        </w:rPr>
-        <w:t xml:space="preserve">§6.1.a–b  </w:t>
-      </w:r>
-      <w:r>
-        <w:rPr>
-          <w:rFonts w:ascii="Garamond" w:cs="Garamond" w:eastAsia="Garamond" w:hAnsi="Garamond"/>
-          <w:b/>
-          <w:bCs/>
-          <w:color w:val="1B2A4A"/>
-          <w:sz w:val="22"/>
-          <w:szCs w:val="22"/>
-        </w:rPr>
-        <w:t xml:space="preserve">The Dual Gate</w:t>
-      </w:r>
-    </w:p>
-    <w:p>
-      <w:pPr>
-        <w:spacing w:after="120" w:before="0"/>
-        <w:ind w:left="863"/>
-        <w:jc w:val="both"/>
-      </w:pPr>
-      <w:r>
-        <w:rPr>
-          <w:rFonts w:ascii="Garamond" w:cs="Garamond" w:eastAsia="Garamond" w:hAnsi="Garamond"/>
-          <w:color w:val="2a2520"/>
-          <w:sz w:val="22"/>
-          <w:szCs w:val="22"/>
-        </w:rPr>
-        <w:t xml:space="preserve">Legal residency requires passing both gates. Gate 1 is the federal substantive assessment — national standards that no State can circumvent. Gate 2 is State acceptance — no State can be forced to absorb unlimited immigration obligations without its participation. The dual-gate architecture prevents two failure modes simultaneously: race-to-the-bottom competition among States offering easy Gate 2 acceptance, and federal imposition of immigration outcomes that States must bear without agreement. The Presidential role (§6.1.c) is to set Gate 1 criteria by executive order within House-enacted parameters — giving the executive flexibility to respond to changing conditions without requiring constant legislative action.</w:t>
+        <w:t xml:space="preserve">Every immigration application must clear two sequential gates: Gate 1 (State sponsorship) and Gate 2 (federal certification). Legal residency requires passing both gates. Gate 1 is State acceptance — States retain discretion over whom they sponsor, but may not apply sponsorship criteria that violate §1.9. Gate 2 is the federal substantive assessment — national standards that no State can circumvent or expand beyond the four certified categories. The Legislature holds supreme authority over immigration standards and may set aggregate limits on total applications processed in any period, provided limits are applied without §1.9 discrimination. Asylum proceedings under §6.4 are explicitly exempt from the Gate 1 requirement — the right to claim and have determined a §1.28 asylum claim exists independently of the dual-gate system, and no State's refusal to sponsor can extinguish it.</w:t>
       </w:r>
     </w:p>
     <w:p>
@@ -15435,6 +15391,94 @@
           <w:sz w:val="18"/>
           <w:szCs w:val="18"/>
         </w:rPr>
+        <w:t xml:space="preserve">§10.1.b  </w:t>
+      </w:r>
+      <w:r>
+        <w:rPr>
+          <w:rFonts w:ascii="Garamond" w:cs="Garamond" w:eastAsia="Garamond" w:hAnsi="Garamond"/>
+          <w:b/>
+          <w:bCs/>
+          <w:color w:val="1B2A4A"/>
+          <w:sz w:val="22"/>
+          <w:szCs w:val="22"/>
+        </w:rPr>
+        <w:t xml:space="preserve">BNF Adequacy Standard</w:t>
+      </w:r>
+    </w:p>
+    <w:p>
+      <w:pPr>
+        <w:spacing w:after="120" w:before="0"/>
+        <w:ind w:left="863"/>
+        <w:jc w:val="both"/>
+      </w:pPr>
+      <w:r>
+        <w:rPr>
+          <w:rFonts w:ascii="Garamond" w:cs="Garamond" w:eastAsia="Garamond" w:hAnsi="Garamond"/>
+          <w:color w:val="2a2520"/>
+          <w:sz w:val="22"/>
+          <w:szCs w:val="22"/>
+        </w:rPr>
+        <w:t xml:space="preserve">The BNF basket must be sufficient to meet genuine basic needs — not merely nominally available. The PM's annual budget must fund the BNF at a level the MA certifies as adequate to deliver the constitutional basket to every eligible Inhabitant. A budget that funds the BNF below the MA's certified adequacy level is constitutionally deficient.</w:t>
+      </w:r>
+    </w:p>
+    <w:p>
+      <w:pPr>
+        <w:spacing w:after="60" w:before="200"/>
+        <w:ind w:left="863"/>
+      </w:pPr>
+      <w:r>
+        <w:rPr>
+          <w:rFonts w:ascii="Courier New" w:cs="Courier New" w:eastAsia="Courier New" w:hAnsi="Courier New"/>
+          <w:b/>
+          <w:bCs/>
+          <w:color w:val="1B2A4A"/>
+          <w:sz w:val="18"/>
+          <w:szCs w:val="18"/>
+        </w:rPr>
+        <w:t xml:space="preserve">§10.1.c  </w:t>
+      </w:r>
+      <w:r>
+        <w:rPr>
+          <w:rFonts w:ascii="Garamond" w:cs="Garamond" w:eastAsia="Garamond" w:hAnsi="Garamond"/>
+          <w:b/>
+          <w:bCs/>
+          <w:color w:val="1B2A4A"/>
+          <w:sz w:val="22"/>
+          <w:szCs w:val="22"/>
+        </w:rPr>
+        <w:t xml:space="preserve">BNF Coverage Scope</w:t>
+      </w:r>
+    </w:p>
+    <w:p>
+      <w:pPr>
+        <w:spacing w:after="120" w:before="0"/>
+        <w:ind w:left="863"/>
+        <w:jc w:val="both"/>
+      </w:pPr>
+      <w:r>
+        <w:rPr>
+          <w:rFonts w:ascii="Garamond" w:cs="Garamond" w:eastAsia="Garamond" w:hAnsi="Garamond"/>
+          <w:color w:val="2a2520"/>
+          <w:sz w:val="22"/>
+          <w:szCs w:val="22"/>
+        </w:rPr>
+        <w:t xml:space="preserve">The BNF must cover five categories: food security, housing, healthcare, education access, and digital connectivity. The Legislature defines the specific floor within each category by statute. No statute may reduce any category below the level of genuine adequacy — the constitutional floor is real sufficiency, not symbolic provision.</w:t>
+      </w:r>
+    </w:p>
+    <w:p>
+      <w:pPr>
+        <w:spacing w:after="60" w:before="200"/>
+        <w:ind w:left="863"/>
+      </w:pPr>
+      <w:r>
+        <w:rPr>
+          <w:rFonts w:ascii="Courier New" w:cs="Courier New" w:eastAsia="Courier New" w:hAnsi="Courier New"/>
+          <w:b/>
+          <w:bCs/>
+          <w:color w:val="1B2A4A"/>
+          <w:sz w:val="18"/>
+          <w:szCs w:val="18"/>
+        </w:rPr>
         <w:t xml:space="preserve">§10.1.d  </w:t>
       </w:r>
       <w:r>
@@ -16944,7 +16988,7 @@
           <w:sz w:val="22"/>
           <w:szCs w:val="22"/>
         </w:rPr>
-        <w:t xml:space="preserve">Citizens may initiate a national referendum to repeal enacted legislation by petition of 5% of eligible voters within 90 days of enactment. The JI screens petitions for eligibility — laws that solely or primarily expand an Article I right are not eligible for referendum (the Bill of Rights cannot be repealed by popular vote). Simple majority of votes cast overturns the law.</w:t>
+        <w:t xml:space="preserve">Citizens may initiate a national referendum to repeal enacted legislation by petition of 5% of eligible voters within 90 days of enactment. The LI screens petitions for eligibility — laws that solely or primarily expand an Article I right are not eligible for referendum (the Bill of Rights cannot be repealed by popular vote). Simple majority of votes cast overturns the law.</w:t>
       </w:r>
     </w:p>
     <w:p>
@@ -23122,23 +23166,23 @@
           <w:sz w:val="22"/>
           <w:szCs w:val="22"/>
         </w:rPr>
-        <w:t xml:space="preserve">Adequate Allocation</w:t>
-      </w:r>
-    </w:p>
-    <w:p>
-      <w:pPr>
-        <w:spacing w:after="120" w:before="0"/>
-        <w:ind w:left="863"/>
-        <w:jc w:val="both"/>
-      </w:pPr>
-      <w:r>
-        <w:rPr>
-          <w:rFonts w:ascii="Garamond" w:cs="Garamond" w:eastAsia="Garamond" w:hAnsi="Garamond"/>
-          <w:color w:val="2a2520"/>
-          <w:sz w:val="22"/>
-          <w:szCs w:val="22"/>
-        </w:rPr>
-        <w:t xml:space="preserve">Media and Communication Standards — campaign communications must clearly identify their sponsor. Fabricated or deceptively edited communications about other candidates are prohibited. Violations are reportable to the EI and may result in contribution return orders.</w:t>
+        <w:t xml:space="preserve">Media and Communication Standards</w:t>
+      </w:r>
+    </w:p>
+    <w:p>
+      <w:pPr>
+        <w:spacing w:after="120" w:before="0"/>
+        <w:ind w:left="863"/>
+        <w:jc w:val="both"/>
+      </w:pPr>
+      <w:r>
+        <w:rPr>
+          <w:rFonts w:ascii="Garamond" w:cs="Garamond" w:eastAsia="Garamond" w:hAnsi="Garamond"/>
+          <w:color w:val="2a2520"/>
+          <w:sz w:val="22"/>
+          <w:szCs w:val="22"/>
+        </w:rPr>
+        <w:t xml:space="preserve">Campaign communications must clearly identify their sponsor. Fabricated or deceptively edited communications about other candidates are a constitutional violation, not merely a campaign conduct infraction. The EC may require advance disclosure of paid media buys above a threshold defined by statute.</w:t>
       </w:r>
     </w:p>
     <w:p>
@@ -23166,23 +23210,23 @@
           <w:sz w:val="22"/>
           <w:szCs w:val="22"/>
         </w:rPr>
-        <w:t xml:space="preserve">Optional Participation</w:t>
-      </w:r>
-    </w:p>
-    <w:p>
-      <w:pPr>
-        <w:spacing w:after="120" w:before="0"/>
-        <w:ind w:left="863"/>
-        <w:jc w:val="both"/>
-      </w:pPr>
-      <w:r>
-        <w:rPr>
-          <w:rFonts w:ascii="Garamond" w:cs="Garamond" w:eastAsia="Garamond" w:hAnsi="Garamond"/>
-          <w:color w:val="2a2520"/>
-          <w:sz w:val="22"/>
-          <w:szCs w:val="22"/>
-        </w:rPr>
-        <w:t xml:space="preserve">Foreign Interference — any attempt by a foreign government, foreign national, or foreign-controlled entity to influence a Republic election is a constitutional breach. Both the EI and the President's intelligence domain have concurrent obligations to monitor and report foreign electoral interference. The EC must publish any credible foreign interference finding to the NRS within 24 hours of identification.</w:t>
+        <w:t xml:space="preserve">Foreign Interference Prohibition</w:t>
+      </w:r>
+    </w:p>
+    <w:p>
+      <w:pPr>
+        <w:spacing w:after="120" w:before="0"/>
+        <w:ind w:left="863"/>
+        <w:jc w:val="both"/>
+      </w:pPr>
+      <w:r>
+        <w:rPr>
+          <w:rFonts w:ascii="Garamond" w:cs="Garamond" w:eastAsia="Garamond" w:hAnsi="Garamond"/>
+          <w:color w:val="2a2520"/>
+          <w:sz w:val="22"/>
+          <w:szCs w:val="22"/>
+        </w:rPr>
+        <w:t xml:space="preserve">Any attempt by a foreign government, foreign national, or foreign-controlled entity to influence a Republic election is a constitutional violation. The EI investigates and publishes findings. Candidates who knowingly accept foreign assistance — financial or operational — are disqualified from the election cycle in which the violation occurred.</w:t>
       </w:r>
     </w:p>
     <w:p>
@@ -23210,23 +23254,23 @@
           <w:sz w:val="22"/>
           <w:szCs w:val="22"/>
         </w:rPr>
-        <w:t xml:space="preserve">EC Administration</w:t>
-      </w:r>
-    </w:p>
-    <w:p>
-      <w:pPr>
-        <w:spacing w:after="120" w:before="0"/>
-        <w:ind w:left="863"/>
-        <w:jc w:val="both"/>
-      </w:pPr>
-      <w:r>
-        <w:rPr>
-          <w:rFonts w:ascii="Garamond" w:cs="Garamond" w:eastAsia="Garamond" w:hAnsi="Garamond"/>
-          <w:color w:val="2a2520"/>
-          <w:sz w:val="22"/>
-          <w:szCs w:val="22"/>
-        </w:rPr>
-        <w:t xml:space="preserve">Incumbent Advantage Rules — constitutional officeholders standing for election in a different race must observe strict separation between their official functions and their campaign activities. Official resources — staff, communications, facilities — may not be used for campaign purposes. The EI audits incumbent campaigns for compliance.</w:t>
+        <w:t xml:space="preserve">Incumbent Advantage Rules</w:t>
+      </w:r>
+    </w:p>
+    <w:p>
+      <w:pPr>
+        <w:spacing w:after="120" w:before="0"/>
+        <w:ind w:left="863"/>
+        <w:jc w:val="both"/>
+      </w:pPr>
+      <w:r>
+        <w:rPr>
+          <w:rFonts w:ascii="Garamond" w:cs="Garamond" w:eastAsia="Garamond" w:hAnsi="Garamond"/>
+          <w:color w:val="2a2520"/>
+          <w:sz w:val="22"/>
+          <w:szCs w:val="22"/>
+        </w:rPr>
+        <w:t xml:space="preserve">Constitutional officeholders standing for election in a different race must observe strict separation between their official functions and their campaign. Official resources — staff, communications infrastructure, government platforms — may not be used for campaign purposes. The EI monitors compliance and publishes findings.</w:t>
       </w:r>
     </w:p>
     <w:p>
@@ -23298,23 +23342,23 @@
           <w:sz w:val="22"/>
           <w:szCs w:val="22"/>
         </w:rPr>
-        <w:t xml:space="preserve">Separation from the Voting System</w:t>
-      </w:r>
-    </w:p>
-    <w:p>
-      <w:pPr>
-        <w:spacing w:after="120" w:before="0"/>
-        <w:ind w:left="863"/>
-        <w:jc w:val="both"/>
-      </w:pPr>
-      <w:r>
-        <w:rPr>
-          <w:rFonts w:ascii="Garamond" w:cs="Garamond" w:eastAsia="Garamond" w:hAnsi="Garamond"/>
-          <w:color w:val="2a2520"/>
-          <w:sz w:val="22"/>
-          <w:szCs w:val="22"/>
-        </w:rPr>
-        <w:t xml:space="preserve">Public Campaign Financing Structure — consistent with §10.3.a, the public financing system provides all registered candidates with equal baseline funding. Candidates who opt into the public system accept the contribution cap in exchange for public funding. Candidates who opt out may raise private contributions but must comply with all disclosure and contribution limit requirements.</w:t>
+        <w:t xml:space="preserve">Public Financing Structure</w:t>
+      </w:r>
+    </w:p>
+    <w:p>
+      <w:pPr>
+        <w:spacing w:after="120" w:before="0"/>
+        <w:ind w:left="863"/>
+        <w:jc w:val="both"/>
+      </w:pPr>
+      <w:r>
+        <w:rPr>
+          <w:rFonts w:ascii="Garamond" w:cs="Garamond" w:eastAsia="Garamond" w:hAnsi="Garamond"/>
+          <w:color w:val="2a2520"/>
+          <w:sz w:val="22"/>
+          <w:szCs w:val="22"/>
+        </w:rPr>
+        <w:t xml:space="preserve">Consistent with §10.3.a, the public financing system provides all registered candidates with equal baseline funding. Candidates who accept public financing are subject to spending limits defined by statute. The EC administers disbursement; no allocation may advantage incumbents or established parties.</w:t>
       </w:r>
     </w:p>
     <w:p>
@@ -23342,23 +23386,23 @@
           <w:sz w:val="22"/>
           <w:szCs w:val="22"/>
         </w:rPr>
-        <w:t xml:space="preserve">Registry Contents</w:t>
-      </w:r>
-    </w:p>
-    <w:p>
-      <w:pPr>
-        <w:spacing w:after="120" w:before="0"/>
-        <w:ind w:left="863"/>
-        <w:jc w:val="both"/>
-      </w:pPr>
-      <w:r>
-        <w:rPr>
-          <w:rFonts w:ascii="Garamond" w:cs="Garamond" w:eastAsia="Garamond" w:hAnsi="Garamond"/>
-          <w:color w:val="2a2520"/>
-          <w:sz w:val="22"/>
-          <w:szCs w:val="22"/>
-        </w:rPr>
-        <w:t xml:space="preserve">Matching Funds — the Legislature may by statute create a matching funds component providing additional public funds that match small contributions from citizens. Matching funds incentivize broad citizen participation in campaign financing rather than reliance on a small number of large donors.</w:t>
+        <w:t xml:space="preserve">Matching Funds</w:t>
+      </w:r>
+    </w:p>
+    <w:p>
+      <w:pPr>
+        <w:spacing w:after="120" w:before="0"/>
+        <w:ind w:left="863"/>
+        <w:jc w:val="both"/>
+      </w:pPr>
+      <w:r>
+        <w:rPr>
+          <w:rFonts w:ascii="Garamond" w:cs="Garamond" w:eastAsia="Garamond" w:hAnsi="Garamond"/>
+          <w:color w:val="2a2520"/>
+          <w:sz w:val="22"/>
+          <w:szCs w:val="22"/>
+        </w:rPr>
+        <w:t xml:space="preserve">The Legislature may by statute create a matching funds component providing additional public funds that match small contributions from citizens — amplifying the influence of small donors relative to large ones. Matching thresholds, caps, and ratios are defined by statute and must apply equally to all participating candidates.</w:t>
       </w:r>
     </w:p>
     <w:p>
@@ -23386,23 +23430,23 @@
           <w:sz w:val="22"/>
           <w:szCs w:val="22"/>
         </w:rPr>
-        <w:t xml:space="preserve">Aggregate Attribution</w:t>
-      </w:r>
-    </w:p>
-    <w:p>
-      <w:pPr>
-        <w:spacing w:after="120" w:before="0"/>
-        <w:ind w:left="863"/>
-        <w:jc w:val="both"/>
-      </w:pPr>
-      <w:r>
-        <w:rPr>
-          <w:rFonts w:ascii="Garamond" w:cs="Garamond" w:eastAsia="Garamond" w:hAnsi="Garamond"/>
-          <w:color w:val="2a2520"/>
-          <w:sz w:val="22"/>
-          <w:szCs w:val="22"/>
-        </w:rPr>
-        <w:t xml:space="preserve">EC Allocation of Public Funds — the EC allocates public campaign funds based on objective criteria published before each election cycle. Allocation criteria may not be set in a way that systematically advantages incumbents or established parties.</w:t>
+        <w:t xml:space="preserve">EC Allocation of Public Funds</w:t>
+      </w:r>
+    </w:p>
+    <w:p>
+      <w:pPr>
+        <w:spacing w:after="120" w:before="0"/>
+        <w:ind w:left="863"/>
+        <w:jc w:val="both"/>
+      </w:pPr>
+      <w:r>
+        <w:rPr>
+          <w:rFonts w:ascii="Garamond" w:cs="Garamond" w:eastAsia="Garamond" w:hAnsi="Garamond"/>
+          <w:color w:val="2a2520"/>
+          <w:sz w:val="22"/>
+          <w:szCs w:val="22"/>
+        </w:rPr>
+        <w:t xml:space="preserve">The EC allocates public campaign funds based on objective criteria published before each election cycle. Allocation criteria may include: number of qualifying signatures, prior election performance, demonstrated candidacy viability. No criterion may favor incumbents or penalize first-time candidates on the basis of their outsider status.</w:t>
       </w:r>
     </w:p>
     <w:p>

--- a/constitution-v172.docx
+++ b/constitution-v172.docx
@@ -4926,7 +4926,7 @@
           <w:sz w:val="22"/>
           <w:szCs w:val="22"/>
         </w:rPr>
-        <w:t xml:space="preserve">Temporary Acting Presidential Authority activates through one of two mechanisms. (a) Voluntary transfer: the President publishes a declaration of temporary transfer to the NRS specifying the reason and expected duration; Acting Presidential Authority activates at the moment of NRS publication. (b) Involuntary certification: where the President is suddenly incapacitated and cannot make a voluntary declaration, the PM and the Senate Speaker jointly certify the incapacity and publish the certification to the NRS within 6 hours; Acting Presidential Authority activates upon publication. Where the PM is next in the presidential succession line and therefore holds a direct interest in the transfer, the Deputy Speaker substitutes for the PM in the certification. During any period of Temporary Acting Presidential Authority: (1) the Senate Speaker exercises all constitutional powers of the presidential office, including Tier 1 through Tier 3 military authority, treaty functions, and intelligence oversight; (2) the Senate Speaker retains their Senate seat, which is not vacated; (3) the Deputy Speaker assumes the Senate's presiding functions and the Speaker's position in the presidential succession line for the duration; (4) no special presidential election is triggered; (5) the acting period does not constitute a succession event under §2.6.a and does not expend or initiate any presidential term. Temporary Acting Presidential Authority ends upon: the President publishing a restoration declaration to the NRS, at which point the President immediately resumes full authority and the Deputy Speaker reverts to their role; or the PM and the Senate Speaker jointly certifying and publishing that the incapacity has ended. Where Temporary Acting Presidential Authority extends beyond 90 consecutive days without restoration, the PM and Senate Speaker must jointly assess whether the incapacity has become permanent and publish their assessment to the NRS within 7 days of the 90-day mark. If they certify permanent incapacity, §2.6.a succession activates immediately — Acting Presidential Authority converts to full succession, the Speaker's Senate seat is vacated, and the Deputy Speaker assumes the Speaker role permanently. If they certify continued temporary incapacity, Acting Presidential Authority continues and the assessment repeats every 30 days until restoration or permanent certification. Failure to conduct and publish the mandatory 90-day assessment is a constitutional failure for both the PM and the Senate Speaker.</w:t>
+        <w:t xml:space="preserve">Temporary Acting Presidential Authority activates through one of two mechanisms. (a) Voluntary transfer: the President publishes a declaration of temporary transfer to the NRS specifying the reason and expected duration; Acting Presidential Authority activates at the moment of NRS publication. (b) Involuntary certification: where the President is suddenly incapacitated and cannot make a voluntary declaration, the Executive Inspectorate and Legislative Inspectorate jointly assess the President's capacity to perform presidential functions. If both Inspectorates reach the same conclusion, they publish a joint assessment to the NRS within 6 hours. The Prime Minister must affirm or formally decline the joint assessment within 3 hours of its NRS publication. If the PM affirms, the Senate Speaker activates Acting Presidential Authority immediately upon NRS publication of the PM's affirmation. If the PM formally declines or fails to respond within 3 hours, either Inspectorate may refer the matter to the most senior available Supreme Court justice. If the justice agrees with the joint Inspectorate assessment, the Senate Speaker acts as Acting President on a provisional basis until an emergency Supreme Court panel delivers a definitive ruling, or the President resumes presidential duties, whichever occurs first. If the justice does not agree, no provisional activation occurs; the matter proceeds to the court panel with the President remaining in office. If the EI and LI reach different conclusions in their assessments, no certification is possible and there is no further recourse under this provision; the President remains in office. A PM who formally declines a joint Inspectorate incapacity assessment without stating constitutional grounds is in constitutional compliance failure; the EI publishes a finding of that failure to the NRS. During any period of Temporary Acting Presidential Authority: (1) the Senate Speaker exercises all constitutional powers of the presidential office, including Tier 1 through Tier 3 military authority, treaty functions, and intelligence oversight; (2) the Senate Speaker retains their Senate seat, which is not vacated; (3) the Deputy Speaker assumes the Senate's presiding functions and the Speaker's position in the presidential succession line for the duration; (4) no special presidential election is triggered; (5) the acting period does not constitute a succession event under §2.6.a and does not expend or initiate any presidential term. Temporary Acting Presidential Authority ends upon: (i) the President publishing a restoration declaration to the NRS, at which point the President immediately resumes full authority; or (ii) the EI and LI jointly certifying and publishing to the NRS that the incapacity has ended, with PM affirmation within 3 hours, at which point the President immediately resumes full authority. Where Temporary Acting Presidential Authority extends beyond 90 consecutive days without restoration, the EI and LI must jointly assess whether the incapacity has become permanent and publish their assessment to the NRS within 7 days of the 90-day mark, with PM affirmation required within 3 hours. The PM refusal mechanism applies identically to this reassessment. If permanent incapacity is certified, §2.6.a succession activates immediately — Acting Presidential Authority converts to full succession, the Speaker's Senate seat is vacated, and the Deputy Speaker assumes the Speaker role permanently. If continued temporary incapacity is certified, Acting Presidential Authority continues and the assessment repeats every 30 days until restoration or permanent certification.</w:t>
       </w:r>
     </w:p>
     <w:p>

--- a/constitution-v172.docx
+++ b/constitution-v172.docx
@@ -628,7 +628,7 @@
           <w:sz w:val="22"/>
           <w:szCs w:val="22"/>
         </w:rPr>
-        <w:t xml:space="preserve">Every citizen has the right to petition any branch of government on any matter of public or personal concern. All petitions must receive a formal response within a Legislature-defined period. The subject and status of petitions are published to the National Record System; petitioner identity is withheld where the petitioner requests anonymity. The right includes the right to file formal complaints against government officials and agencies.</w:t>
+        <w:t xml:space="preserve">Every Inhabitant has the right to petition any branch of government on any matter of public or personal concern. All petitions must receive a formal response within a Legislature-defined period. The subject and status of petitions are published to the National Record System; petitioner identity is withheld where the petitioner requests anonymity. The right includes the right to file formal complaints against government officials and agencies.</w:t>
       </w:r>
     </w:p>
     <w:p>
@@ -2080,7 +2080,7 @@
           <w:sz w:val="22"/>
           <w:szCs w:val="22"/>
         </w:rPr>
-        <w:t xml:space="preserve">No government action may make voting materially more difficult for any eligible citizen. This covers not only formal disenfranchisement but practical barriers: polling place closures, identification requirements that function as wealth or document-access tests, registration obstacles designed to suppress participation, and reductions in early or mail voting access. This right is self-executing: a citizen facing a material barrier may bring a constitutional claim directly in court.</w:t>
+        <w:t xml:space="preserve">No government action may make voting materially more difficult for any eligible citizen. This covers not only formal disenfranchisement but practical barriers: polling place closures, identification requirements that function as wealth or document-access tests, registration obstacles designed to suppress participation, and reductions in early or mail voting access. This right is self-executing: a citizen facing a material barrier may bring a constitutional claim directly in court. Eligibility to vote is established in §16.4.</w:t>
       </w:r>
     </w:p>
     <w:p>
@@ -6276,7 +6276,7 @@
           <w:sz w:val="22"/>
           <w:szCs w:val="22"/>
         </w:rPr>
-        <w:t xml:space="preserve">The Senate administers the Presidential election in the absence of a functioning Electoral Commission, presides over contested electoral proceedings, and certifies Presidential election results. A direct role in executive accountability that does not depend on the House.</w:t>
+        <w:t xml:space="preserve">The Senate administers the Presidential election in the absence of a functioning Electoral Commission — as certified by the JI following a finding that the EC cannot administer a constitutionally valid election — presides over contested electoral proceedings, and certifies Presidential election results. A direct role in executive accountability that does not depend on the House.</w:t>
       </w:r>
     </w:p>
     <w:p>
@@ -8286,7 +8286,7 @@
           <w:sz w:val="22"/>
           <w:szCs w:val="22"/>
         </w:rPr>
-        <w:t xml:space="preserve">Three tracks: legislative removal by 2/3 of both chambers for constitutional breach or demonstrated incapacity; judicial discipline through the SC's internal accountability process; and criminal conviction for disqualifying offenses. The EI must publish a factual finding before any legislative removal vote.</w:t>
+        <w:t xml:space="preserve">Three tracks: legislative removal by 2/3 of both chambers for constitutional breach or demonstrated incapacity; judicial discipline through a process the Legislature establishes by statute, subject to SC oversight; and criminal conviction for disqualifying offenses. The EI must publish a factual finding before any legislative removal vote.</w:t>
       </w:r>
     </w:p>
     <w:p>
@@ -9944,7 +9944,7 @@
           <w:sz w:val="22"/>
           <w:szCs w:val="22"/>
         </w:rPr>
-        <w:t xml:space="preserve">The CLT must assess knowledge sufficient to understand the structure, powers, limits, and rights established by this Constitution. Any statute reducing the CLT below this floor is void and any citizen may challenge it in court. The Senate sets the CLT standard by statute — raising it by simple majority of both chambers, lowering it by 2/3 supermajority of both chambers. Compliance with the constitutional floor is enforced by courts on challenge. Where the CLT Administrator position is vacant, the Judicial Inspectorate administers the CLT on an interim basis using the most recently published test version until a new Administrator is confirmed by the Senate.</w:t>
+        <w:t xml:space="preserve">The CLT must assess knowledge sufficient to understand the structure, powers, limits, and rights established by this Constitution. Any statute reducing the CLT below this floor is void and any citizen may challenge it in court. The Senate sets the CLT standard by statute — raising it by simple majority of both chambers. No statute may lower the CLT below the constitutional literacy floor established by this provision regardless of the majority used; any such statute is void and enforceable by any citizen in court. Compliance with the constitutional floor is enforced by courts on challenge. Where the CLT Administrator position is vacant, the Judicial Inspectorate administers the CLT on an interim basis using the most recently published test version until a new Administrator is confirmed by the Senate.</w:t>
       </w:r>
     </w:p>
     <w:p>
@@ -10458,7 +10458,7 @@
           <w:sz w:val="22"/>
           <w:szCs w:val="22"/>
         </w:rPr>
-        <w:t xml:space="preserve">Gate 2 denials are judicially challengeable on three grounds: criterion outside the four certified categories; denial made on discriminatory grounds contrary to §1.9; or procedural violation affecting the outcome. Gate 1 denials — a state's decision not to sponsor — are not subject to federal review on the merits of the sponsorship decision. However, where an applicant believes a Gate 1 denial was made on §1.9 discriminatory grounds, they may bring a direct constitutional claim in any federal court, treated procedurally as a §6.3.a challenge. The court may order the state to reconsider free of discriminatory criteria; it may not compel the state to grant sponsorship. State discretion at Gate 1 is preserved; discriminatory exercise of that discretion is not.</w:t>
+        <w:t xml:space="preserve">Gate 2 denials are judicially challengeable on three grounds: criterion outside the four certified categories; denial made on discriminatory grounds contrary to §1.9; or procedural violation affecting the outcome. Gate 1 denials are not reviewable on the merits of the sponsorship decision — a State's discretion over whom it sponsors is constitutionally protected. Gate 1 denials made on §1.9 discriminatory grounds are separately challengeable as constitutional violations, not as immigration appeals; a court finding discrimination may order the State to reconsider free of discriminatory criteria but may not compel sponsorship.</w:t>
       </w:r>
     </w:p>
     <w:p>
@@ -11148,7 +11148,7 @@
           <w:sz w:val="22"/>
           <w:szCs w:val="22"/>
         </w:rPr>
-        <w:t xml:space="preserve">Where no candidate achieves a national RCV majority, the combined score determines the winner. The combined score weights national first-preference totals at 65% and regional performance across the presidential election regions at 35%. The regional component requires a winning candidate to demonstrate support distributed across the Republic's geographic breadth, not only its most densely populated areas. The formula is published by statute and administered by the Electoral Commission.</w:t>
+        <w:t xml:space="preserve">Where no candidate achieves a national RCV majority, the combined score determines the winner. The combined score weights national first-preference totals at 65% and regional performance across the presidential election regions at 35%. The regional component requires a winning candidate to demonstrate support distributed across the Republic's geographic breadth, not only its most densely populated areas. The formula is published by statute and administered by the Electoral Commission. Where two candidates finish within 0.5 percentage points of each other on the final combined score, a runoff is required under §7.2.f.</w:t>
       </w:r>
     </w:p>
     <w:p>
@@ -12234,7 +12234,7 @@
           <w:sz w:val="22"/>
           <w:szCs w:val="22"/>
         </w:rPr>
-        <w:t xml:space="preserve">Each Inspectorate is headed by an Inspector General selected through a cross-nominating process that ensures no branch selects its own overseer. The selection mechanisms for each IG are specified in this section.</w:t>
+        <w:t xml:space="preserve">The selection mechanisms for each Inspector General are detailed in §8.3.a (Legislative IG), §8.3.b (Executive IG), and §8.3.c (term and staggering). The cross-nomination principles are established in §8.2.</w:t>
       </w:r>
     </w:p>
     <w:p>
@@ -17032,7 +17032,7 @@
           <w:sz w:val="22"/>
           <w:szCs w:val="22"/>
         </w:rPr>
-        <w:t xml:space="preserve">Petition Requirements — the 5% petition must be collected within 90 days of the law's enactment. The EI verifies petition signatures for eligibility. If the threshold is met, the EC administers the referendum within 90 days of verification. Petitioners may withdraw the petition before the referendum is scheduled, but not after.</w:t>
+        <w:t xml:space="preserve">The 5% petition must be collected within 90 days of the law's enactment. The EC verifies petition signatures for eligibility. If the threshold is met, the EC administers the referendum within 90 days of verification. Petitioners may withdraw the petition before the referendum is scheduled, but not after.</w:t>
       </w:r>
     </w:p>
     <w:p>
@@ -18192,7 +18192,7 @@
           <w:sz w:val="22"/>
           <w:szCs w:val="22"/>
         </w:rPr>
-        <w:t xml:space="preserve">Every State must maintain three ongoing conditions: functioning electoral processes under Article XVI, basic rule of law and judicial function, and Article I rights compliance. Annual Statehood Audit verifies continued compliance. A State that fails receives Early Warning under §13.3.b — it enters a remediation process, not automatic devolution.</w:t>
+        <w:t xml:space="preserve">Every State must maintain three ongoing conditions: functioning electoral processes under Article XVI, basic rule of law and judicial function, and Article I rights compliance. Annual Statehood Audit verifies continued compliance. A State that fails receives Early Warning under §13.3.b — it enters a remediation process, not automatic devolution. The annual Statehood Audit for existing States includes assessment of all three conditions in this provision in addition to the criteria in §13.2.a and §13.2.b.</w:t>
       </w:r>
     </w:p>
     <w:p>
@@ -20480,7 +20480,7 @@
           <w:sz w:val="22"/>
           <w:szCs w:val="22"/>
         </w:rPr>
-        <w:t xml:space="preserve">Territorial Integrity</w:t>
+        <w:t xml:space="preserve">Amendment Requirement for Territorial Reduction</w:t>
       </w:r>
     </w:p>
     <w:p>
@@ -22404,7 +22404,7 @@
           <w:sz w:val="22"/>
           <w:szCs w:val="22"/>
         </w:rPr>
-        <w:t xml:space="preserve">Where a State achieves independence through §15.4 and §15.5, automatic reversion under §17.3.b does not immediately apply to Operational Use Rights within the departing territory. Use rights continue under the terms of the framework agreement and independence treaty negotiated under §15.5.a.</w:t>
+        <w:t xml:space="preserve">Where a State achieves independence through a constitutional amendment under §15.4.a and a voluntary devolution agreement under §13.4, automatic reversion under §17.3.b does not immediately apply to Operational Use Rights within the departing territory. Use rights continue under the terms of the framework agreement and independence treaty negotiated under §13.4.b.</w:t>
       </w:r>
     </w:p>
     <w:p>
@@ -24004,7 +24004,7 @@
           <w:sz w:val="22"/>
           <w:szCs w:val="22"/>
         </w:rPr>
-        <w:t xml:space="preserve">Beginning the day the first Legislature convenes and the first executives take the constitutional oath. From Phase 4, all constitutional provisions are fully operative. The 18-month Transition Window concludes at the end of Phase 4.</w:t>
+        <w:t xml:space="preserve">Beginning the day the first Legislature convenes and the first executives take the constitutional oath. From Phase 4, all constitutional provisions are fully operative. The 24-month Transition Window concludes at the end of Phase 4.</w:t>
       </w:r>
     </w:p>
     <w:p>

--- a/constitution-v172.docx
+++ b/constitution-v172.docx
@@ -19190,7 +19190,7 @@
           <w:sz w:val="22"/>
           <w:szCs w:val="22"/>
         </w:rPr>
-        <w:t xml:space="preserve">Indigenous Nation Compact — the foundational provision recognizing that Indigenous Nations within the Republic's territory hold a distinct constitutional relationship based on prior sovereignty. The compact relationship is bilateral: the Republic acknowledges Indigenous prior sovereignty; Indigenous Nations acknowledge the Republic's constitutional framework.</w:t>
+        <w:t xml:space="preserve">The foundational provision recognizing that Indigenous Nations within the Republic's territory hold a distinct constitutional relationship based on prior sovereignty. The compact relationship is bilateral: the Republic acknowledges Indigenous prior sovereignty; Indigenous Nations acknowledge the Republic's constitutional framework.</w:t>
       </w:r>
     </w:p>
     <w:p>
@@ -19234,7 +19234,7 @@
           <w:sz w:val="22"/>
           <w:szCs w:val="22"/>
         </w:rPr>
-        <w:t xml:space="preserve">An Indigenous Nation may enter a compact with the Republic by submitting a compact proposal to the Senate. The Senate must respond within 90 days. Compact terms are negotiated between the Nation and the PM's domestic affairs office, with JI oversight. Compacts take effect upon 2/3 Senate ratification and Indigenous Nation ratification by their own constitutional process.</w:t>
+        <w:t xml:space="preserve">An Indigenous Nation may enter a compact with the Republic by submitting a compact proposal to the Senate. The Senate must within 90 days either begin compact negotiations or publish written reasons for declining; a declined proposal may be resubmitted after 5 years or after a material change in circumstances. Compact terms are negotiated between the Nation and the PM's domestic affairs office, with JI oversight. Compacts take effect upon 2/3 Senate ratification and Indigenous Nation ratification by their own constitutional process.</w:t>
       </w:r>
     </w:p>
     <w:p>
@@ -19674,7 +19674,7 @@
           <w:sz w:val="22"/>
           <w:szCs w:val="22"/>
         </w:rPr>
-        <w:t xml:space="preserve">A compact may be terminated by mutual agreement only. Neither party may unilaterally terminate a compact. If the Nation seeks termination, the Republic must negotiate exit terms within 2 years. If no agreement is reached, the compact continues and the dispute is referred to the SC.</w:t>
+        <w:t xml:space="preserve">A compact may be terminated by mutual agreement only. Neither party may unilaterally terminate a compact. If the Nation seeks termination, the Republic must negotiate exit terms within 2 years. If no agreement is reached, the compact continues and the dispute is referred to the SC. The Republic holds no right to initiate compact termination. Only the Nation may initiate; the Republic's role is to negotiate exit terms if the Nation so elects.</w:t>
       </w:r>
     </w:p>
     <w:p>
@@ -19938,7 +19938,7 @@
           <w:sz w:val="22"/>
           <w:szCs w:val="22"/>
         </w:rPr>
-        <w:t xml:space="preserve">All treaties entered into by predecessor governments with indigenous nations are binding obligations of the Republic. Treaty rights cannot be diminished by legislation — they must be honored, renegotiated with consent, or formally superseded through the FPIC framework.</w:t>
+        <w:t xml:space="preserve">All treaties entered into by predecessor governments with indigenous nations are binding obligations of the Republic. Treaty rights cannot be diminished by legislation — they must be honored, renegotiated with consent, or formally superseded by mutual agreement through the compact negotiation process under §14.2 and §14.4.</w:t>
       </w:r>
     </w:p>
     <w:p>
@@ -19982,7 +19982,7 @@
           <w:sz w:val="22"/>
           <w:szCs w:val="22"/>
         </w:rPr>
-        <w:t xml:space="preserve">An indigenous nation with an established compact under Article XIV holds the constitutional right to initiate a status transition through its own democratic or traditional governance process. Four status options are available: (a) Compact Status — continued Article XIV compact relationship (default; no election required to remain); (b) Associated Community Status — the Article XIV compact transitions to an Article XX compact relationship under §20.1; (c) Territorial Integration — election to pursue territorial incorporation through §13.6; (d) Full Sovereign Independence — the nation exists outside the Republic's constitutional framework as a fully independent sovereign nation, with the Republic obligated to negotiate a treaty within 24 months governing borders, trade, citizenship, and infrastructure. The Republic may not prefer, discourage, or offer inducements toward any option. The Republic must provide factual information about each status upon request.</w:t>
+        <w:t xml:space="preserve">An indigenous nation with an established compact under Article XIV holds the constitutional right to initiate a status transition through its own democratic or traditional governance process. Three status options are available: (a) Compact Status — continued Article XIV compact relationship (default; no election required to remain); (b) Territorial Integration — election to pursue territorial incorporation through §13.6, entering as a Territory with the standard §13.2 Statehood pathway available; (c) Full Sovereign Independence — the nation exists outside the Republic's constitutional framework as a fully independent sovereign nation, with the Republic obligated to negotiate a treaty within 24 months governing borders, trade, citizenship, and infrastructure; as an independent sovereign the Nation may subsequently seek an Associated Community compact with the Republic under Article XX. The Republic may not prefer, discourage, or offer inducements toward any option. The Republic must provide factual information about each status upon request.</w:t>
       </w:r>
     </w:p>
     <w:p>
@@ -20026,7 +20026,7 @@
           <w:sz w:val="22"/>
           <w:szCs w:val="22"/>
         </w:rPr>
-        <w:t xml:space="preserve">A status election under §14.7 requires: (1) a decision by the nation's own governance process, meeting the standards the nation itself defines for major governance decisions; and (2) publication of the election to the NRS within 30 days of the governance decision. A nation that elects Full Sovereign Independence under §14.7(d) may not subsequently re-enter Article XIV compact status — subsequent association with the Republic follows §20 or §13.6 as a sovereign entity. At ratification, the Republic must formally notify all recognized indigenous compact nations of their rights under §14.7.</w:t>
+        <w:t xml:space="preserve">A status election under §14.7 requires: (1) a decision by the nation's own governance process, meeting the standards the nation itself defines for major governance decisions; and (2) publication of the election to the NRS within 30 days of the governance decision. A status election under §14.7 is irrevocable — a Nation that elects Territorial Integration or Full Sovereign Independence may not subsequently return to Article XIV compact status. Once a Nation has transitioned to Territory or State status, any further changes to their relationship with the Republic follow the standard constitutional processes applicable to that status under Articles XIII and XIX. Once a Nation has elected Full Sovereign Independence, any subsequent relationship with the Republic — including Associated Community status under Article XX — is pursued as an independent sovereign under the applicable provisions of that Article; Associated Community status requires full independence first and cannot be elected directly from compact status. At ratification, the Republic must formally notify all recognized indigenous compact nations of their rights under §14.7.</w:t>
       </w:r>
     </w:p>
     <w:p>
@@ -25046,7 +25046,7 @@
           <w:sz w:val="22"/>
           <w:szCs w:val="22"/>
         </w:rPr>
-        <w:t xml:space="preserve">Exclusively for sovereign entities — not a form of State or Territory status, not transitional, not incorporation. Available to nations that have completed the independence process under §15.4-15.5, to independent nations outside the Republic seeking a defined relationship, or to nations recognised as pre-existing sovereigns under Article XIV.</w:t>
+        <w:t xml:space="preserve">Exclusively for sovereign entities — not a form of State or Territory status, not transitional, not incorporation. Available to nations that have completed the independence process under §15.4.a and §13.4, to independent nations outside the Republic seeking a defined relationship, or to nations recognised as pre-existing sovereigns under Article XIV.</w:t>
       </w:r>
     </w:p>
     <w:p>
@@ -25134,7 +25134,7 @@
           <w:sz w:val="22"/>
           <w:szCs w:val="22"/>
         </w:rPr>
-        <w:t xml:space="preserve">No compact may be entered or ratified with any entity whose governance practices include, authorise, or systematically permit torture, slavery, or the denial of habeas corpus to any person within its jurisdiction. The Judicial Inspectorate certifies compliance with this condition before parliamentary ratification of any compact; a compact negotiated with a non-compliant entity is void regardless of parliamentary ratification. The JI conducts annual compliance reviews and publishes findings to the NRS. Where the JI finds systematic violations of the Article I unamendable prohibitions, the compact is suspended pending Supreme Court review. The Court may terminate the compact on confirmed systematic violations without remediation within a period the Legislature defines by statute. Economic value of the compact relationship is not a factor in JI certification or Supreme Court review. Where an Associated Community's territory includes indigenous nations with pre-existing governance relationships, the compact must address those relationships and may not require the Associated Community to eliminate or diminish pre-existing indigenous governance arrangements within its territory. The Legislature may not schedule a compact ratification vote until the JI publishes its certification finding.</w:t>
+        <w:t xml:space="preserve">No compact may be entered or ratified with any entity whose governance practices include, authorise, or systematically permit violations of any of the six non-derogable rights established in §1.26.b to any person within its jurisdiction. The Judicial Inspectorate certifies compliance with this condition before parliamentary ratification of any compact; a compact negotiated with a non-compliant entity is void regardless of parliamentary ratification. The JI conducts annual compliance reviews and publishes findings to the NRS. Where the JI finds systematic violations of the Article I unamendable prohibitions, the compact is suspended pending Supreme Court review. The Court may terminate the compact on confirmed systematic violations without remediation within a period the Legislature defines by statute. Economic value of the compact relationship is not a factor in JI certification or Supreme Court review. Where an Associated Community's territory includes indigenous nations with pre-existing governance relationships, the compact must address those relationships and may not require the Associated Community to eliminate or diminish pre-existing indigenous governance arrangements within its territory. The Legislature may not schedule a compact ratification vote until the JI publishes its certification finding. During suspension, both parties' obligations under the compact continue in effect pending the SC's determination; the Associated Community's observer delegate rights are suspended for the duration of the review.</w:t>
       </w:r>
     </w:p>
     <w:p>
@@ -25266,7 +25266,7 @@
           <w:sz w:val="22"/>
           <w:szCs w:val="22"/>
         </w:rPr>
-        <w:t xml:space="preserve">A compact with an Associated Community requires Senate ratification by 2/3 of full seated membership, consistent with the treaty ratification threshold under §3.2.e. Both executives must transmit the proposed compact to the Senate simultaneously with a joint assessment of its consistency with this Article. The JI certification under §20.3 must be published to the NRS before the Senate may hold a ratification vote. A ratified compact takes effect on the date specified in its terms and is registered to the NRS as a public record.</w:t>
+        <w:t xml:space="preserve">A compact with an Associated Community requires Senate ratification by 2/3 of full seated membership, consistent with the treaty ratification threshold under §3.2.e. Both executives must transmit the proposed compact to the Senate simultaneously with a joint assessment of its consistency with this Article. The JI certification under §20.3 must be published to the NRS before the Senate may hold a ratification vote. A ratified compact takes effect on the date specified in its terms and is registered to the NRS as a public record. Where the executives cannot agree on a joint assessment, each may publish a separate assessment to the NRS; the Senate receives both and may proceed to ratification on that basis.</w:t>
       </w:r>
     </w:p>
     <w:p>

--- a/constitution-v172.docx
+++ b/constitution-v172.docx
@@ -19117,6 +19117,270 @@
           <w:szCs w:val="22"/>
         </w:rPr>
         <w:t xml:space="preserve">A sovereign entity may petition to join the Republic's constitutional framework as a Territory. The process requires: a petition resolution adopted by the petitioning entity's own legislature or assembly by a 2/3 majority, confirmed by a citizen referendum achieving simple majority approval on a minimum 50% participation threshold — both are required; the Judicial Inspectorate's assessment of whether the entity systematically violates any unamendable Article I provision, published to the NRS within 90 days of petition receipt; and acceptance by the Legislature by a 2/3 majority of both chambers. If the Legislature declines it must publish its reasons to the NRS within 30 days. An accepted petition produces an incorporation agreement specifying a transition period not exceeding 48 months, the institutional adjustments required to meet §13.2.f, and the federal support framework. The incorporated entity immediately holds all Territory protections under §13.1. The Republic may not compel, incentivise, or pressure any sovereign entity to initiate this process — initiation must be an unencumbered democratic act of the petitioning entity's own governance. An indigenous nation recognised under Article XIV that wishes to pursue territorial incorporation must first make a status election through §14.6 before this provision applies.</w:t>
+      </w:r>
+    </w:p>
+    <w:p>
+      <w:pPr>
+        <w:spacing w:after="60" w:before="200"/>
+        <w:ind w:left="431"/>
+      </w:pPr>
+      <w:r>
+        <w:rPr>
+          <w:rFonts w:ascii="Courier New" w:cs="Courier New" w:eastAsia="Courier New" w:hAnsi="Courier New"/>
+          <w:b/>
+          <w:bCs/>
+          <w:color w:val="1B2A4A"/>
+          <w:sz w:val="18"/>
+          <w:szCs w:val="18"/>
+        </w:rPr>
+        <w:t xml:space="preserve">§13.7  </w:t>
+      </w:r>
+      <w:r>
+        <w:rPr>
+          <w:rFonts w:ascii="Garamond" w:cs="Garamond" w:eastAsia="Garamond" w:hAnsi="Garamond"/>
+          <w:b/>
+          <w:bCs/>
+          <w:color w:val="1B2A4A"/>
+          <w:sz w:val="22"/>
+          <w:szCs w:val="22"/>
+        </w:rPr>
+        <w:t xml:space="preserve">Territorial Merger with Existing State</w:t>
+      </w:r>
+    </w:p>
+    <w:p>
+      <w:pPr>
+        <w:spacing w:after="120" w:before="0"/>
+        <w:ind w:left="431"/>
+        <w:jc w:val="both"/>
+      </w:pPr>
+      <w:r>
+        <w:rPr>
+          <w:rFonts w:ascii="Garamond" w:cs="Garamond" w:eastAsia="Garamond" w:hAnsi="Garamond"/>
+          <w:color w:val="2a2520"/>
+          <w:sz w:val="22"/>
+          <w:szCs w:val="22"/>
+        </w:rPr>
+        <w:t xml:space="preserve">A Territory, or a defined geographic portion of a Territory, may merge with an adjacent, geographically contiguous existing State rather than pursuing standalone Statehood. Merger requires approval from both the Territory population and the existing State, a joint Statehood Audit of the combined entity, and Senate ratification. The merged territory becomes fully part of the existing State — it does not create a new State or alter the existing State's constitutional standing.</w:t>
+      </w:r>
+    </w:p>
+    <w:p>
+      <w:pPr>
+        <w:spacing w:after="60" w:before="200"/>
+        <w:ind w:left="863"/>
+      </w:pPr>
+      <w:r>
+        <w:rPr>
+          <w:rFonts w:ascii="Courier New" w:cs="Courier New" w:eastAsia="Courier New" w:hAnsi="Courier New"/>
+          <w:b/>
+          <w:bCs/>
+          <w:color w:val="1B2A4A"/>
+          <w:sz w:val="18"/>
+          <w:szCs w:val="18"/>
+        </w:rPr>
+        <w:t xml:space="preserve">§13.7.a  </w:t>
+      </w:r>
+      <w:r>
+        <w:rPr>
+          <w:rFonts w:ascii="Garamond" w:cs="Garamond" w:eastAsia="Garamond" w:hAnsi="Garamond"/>
+          <w:b/>
+          <w:bCs/>
+          <w:color w:val="1B2A4A"/>
+          <w:sz w:val="22"/>
+          <w:szCs w:val="22"/>
+        </w:rPr>
+        <w:t xml:space="preserve">Petition and Eligibility</w:t>
+      </w:r>
+    </w:p>
+    <w:p>
+      <w:pPr>
+        <w:spacing w:after="120" w:before="0"/>
+        <w:ind w:left="863"/>
+        <w:jc w:val="both"/>
+      </w:pPr>
+      <w:r>
+        <w:rPr>
+          <w:rFonts w:ascii="Garamond" w:cs="Garamond" w:eastAsia="Garamond" w:hAnsi="Garamond"/>
+          <w:color w:val="2a2520"/>
+          <w:sz w:val="22"/>
+          <w:szCs w:val="22"/>
+        </w:rPr>
+        <w:t xml:space="preserve">A Territory or defined geographic subdivision may petition the Senate to merge with a specific existing State. Eligibility requires: (1) geographic contiguity — the merging territory must share a land or navigable water border with the existing State; (2) a petition resolution adopted by the Territory's governance council or equivalent body; and (3) certification by the LI that the proposed merger boundaries are clearly defined and published to the NRS. A non-contiguous territory may not merge with a distant State regardless of other qualifications.</w:t>
+      </w:r>
+    </w:p>
+    <w:p>
+      <w:pPr>
+        <w:spacing w:after="60" w:before="200"/>
+        <w:ind w:left="863"/>
+      </w:pPr>
+      <w:r>
+        <w:rPr>
+          <w:rFonts w:ascii="Courier New" w:cs="Courier New" w:eastAsia="Courier New" w:hAnsi="Courier New"/>
+          <w:b/>
+          <w:bCs/>
+          <w:color w:val="1B2A4A"/>
+          <w:sz w:val="18"/>
+          <w:szCs w:val="18"/>
+        </w:rPr>
+        <w:t xml:space="preserve">§13.7.b  </w:t>
+      </w:r>
+      <w:r>
+        <w:rPr>
+          <w:rFonts w:ascii="Garamond" w:cs="Garamond" w:eastAsia="Garamond" w:hAnsi="Garamond"/>
+          <w:b/>
+          <w:bCs/>
+          <w:color w:val="1B2A4A"/>
+          <w:sz w:val="22"/>
+          <w:szCs w:val="22"/>
+        </w:rPr>
+        <w:t xml:space="preserve">Dual Approval Requirement</w:t>
+      </w:r>
+    </w:p>
+    <w:p>
+      <w:pPr>
+        <w:spacing w:after="120" w:before="0"/>
+        <w:ind w:left="863"/>
+        <w:jc w:val="both"/>
+      </w:pPr>
+      <w:r>
+        <w:rPr>
+          <w:rFonts w:ascii="Garamond" w:cs="Garamond" w:eastAsia="Garamond" w:hAnsi="Garamond"/>
+          <w:color w:val="2a2520"/>
+          <w:sz w:val="22"/>
+          <w:szCs w:val="22"/>
+        </w:rPr>
+        <w:t xml:space="preserve">Merger requires affirmative approval from both parties: (1) Territory approval — a referendum of eligible voters in the merging territory achieving 60% affirmative support with at least 50% participation. Where a partial territory merges, only the population of the merging portion votes; the remainder of the Territory does not participate in this referendum. (2) State approval — the existing State approves through its own constitutional or statutory process as the State defines; the approval method and result must be published to the NRS. Both approvals must be achieved within 18 months of each other. If either approval fails or expires without the other being obtained, the petition lapses and may be resubmitted after 5 years or after a material change in circumstances.</w:t>
+      </w:r>
+    </w:p>
+    <w:p>
+      <w:pPr>
+        <w:spacing w:after="60" w:before="200"/>
+        <w:ind w:left="863"/>
+      </w:pPr>
+      <w:r>
+        <w:rPr>
+          <w:rFonts w:ascii="Courier New" w:cs="Courier New" w:eastAsia="Courier New" w:hAnsi="Courier New"/>
+          <w:b/>
+          <w:bCs/>
+          <w:color w:val="1B2A4A"/>
+          <w:sz w:val="18"/>
+          <w:szCs w:val="18"/>
+        </w:rPr>
+        <w:t xml:space="preserve">§13.7.c  </w:t>
+      </w:r>
+      <w:r>
+        <w:rPr>
+          <w:rFonts w:ascii="Garamond" w:cs="Garamond" w:eastAsia="Garamond" w:hAnsi="Garamond"/>
+          <w:b/>
+          <w:bCs/>
+          <w:color w:val="1B2A4A"/>
+          <w:sz w:val="22"/>
+          <w:szCs w:val="22"/>
+        </w:rPr>
+        <w:t xml:space="preserve">Joint Statehood Audit</w:t>
+      </w:r>
+    </w:p>
+    <w:p>
+      <w:pPr>
+        <w:spacing w:after="120" w:before="0"/>
+        <w:ind w:left="863"/>
+        <w:jc w:val="both"/>
+      </w:pPr>
+      <w:r>
+        <w:rPr>
+          <w:rFonts w:ascii="Garamond" w:cs="Garamond" w:eastAsia="Garamond" w:hAnsi="Garamond"/>
+          <w:color w:val="2a2520"/>
+          <w:sz w:val="22"/>
+          <w:szCs w:val="22"/>
+        </w:rPr>
+        <w:t xml:space="preserve">Following both approvals, the LI and JI conduct a joint Statehood Audit of the combined entity under the criteria of §13.2.a and §13.2.b. The audit assesses whether the existing State's fiscal integrity and legal compliance are maintained when the merging territory is included. The existing State retains its constitutional status throughout the audit process — audit failure blocks the merger but does not affect the State's existing Statehood. If the combined entity fails the audit, the merger may not proceed. The petition may be resubmitted once the audit criteria are met without requiring new dual approval under §13.7.b, provided resubmission occurs within 5 years of the original approvals.</w:t>
+      </w:r>
+    </w:p>
+    <w:p>
+      <w:pPr>
+        <w:spacing w:after="60" w:before="200"/>
+        <w:ind w:left="863"/>
+      </w:pPr>
+      <w:r>
+        <w:rPr>
+          <w:rFonts w:ascii="Courier New" w:cs="Courier New" w:eastAsia="Courier New" w:hAnsi="Courier New"/>
+          <w:b/>
+          <w:bCs/>
+          <w:color w:val="1B2A4A"/>
+          <w:sz w:val="18"/>
+          <w:szCs w:val="18"/>
+        </w:rPr>
+        <w:t xml:space="preserve">§13.7.d  </w:t>
+      </w:r>
+      <w:r>
+        <w:rPr>
+          <w:rFonts w:ascii="Garamond" w:cs="Garamond" w:eastAsia="Garamond" w:hAnsi="Garamond"/>
+          <w:b/>
+          <w:bCs/>
+          <w:color w:val="1B2A4A"/>
+          <w:sz w:val="22"/>
+          <w:szCs w:val="22"/>
+        </w:rPr>
+        <w:t xml:space="preserve">Remaining Territory Viability</w:t>
+      </w:r>
+    </w:p>
+    <w:p>
+      <w:pPr>
+        <w:spacing w:after="120" w:before="0"/>
+        <w:ind w:left="863"/>
+        <w:jc w:val="both"/>
+      </w:pPr>
+      <w:r>
+        <w:rPr>
+          <w:rFonts w:ascii="Garamond" w:cs="Garamond" w:eastAsia="Garamond" w:hAnsi="Garamond"/>
+          <w:color w:val="2a2520"/>
+          <w:sz w:val="22"/>
+          <w:szCs w:val="22"/>
+        </w:rPr>
+        <w:t xml:space="preserve">Where a partial Territory merges with an existing State, the LI assesses the remaining Territory's viability for eventual standalone Statehood and publishes its assessment to the NRS within 90 days of the merger petition. Viability does not require the remaining Territory to currently meet Statehood Audit criteria — only that a credible path to meeting them exists given its population, fiscal capacity, and geographic coherence. If the LI finds the remaining Territory is not viable for standalone Statehood, the partial merger may not proceed unless the Republic commits by statute to a specific development and support program for the remaining Territory, published to the NRS before the Senate ratification vote. A Territory that is reduced to non-viability by a partial merger that proceeded in error is entitled to full BNF protection and federal support as a constitutional matter.</w:t>
+      </w:r>
+    </w:p>
+    <w:p>
+      <w:pPr>
+        <w:spacing w:after="60" w:before="200"/>
+        <w:ind w:left="863"/>
+      </w:pPr>
+      <w:r>
+        <w:rPr>
+          <w:rFonts w:ascii="Courier New" w:cs="Courier New" w:eastAsia="Courier New" w:hAnsi="Courier New"/>
+          <w:b/>
+          <w:bCs/>
+          <w:color w:val="1B2A4A"/>
+          <w:sz w:val="18"/>
+          <w:szCs w:val="18"/>
+        </w:rPr>
+        <w:t xml:space="preserve">§13.7.e  </w:t>
+      </w:r>
+      <w:r>
+        <w:rPr>
+          <w:rFonts w:ascii="Garamond" w:cs="Garamond" w:eastAsia="Garamond" w:hAnsi="Garamond"/>
+          <w:b/>
+          <w:bCs/>
+          <w:color w:val="1B2A4A"/>
+          <w:sz w:val="22"/>
+          <w:szCs w:val="22"/>
+        </w:rPr>
+        <w:t xml:space="preserve">Senate Ratification and Effect</w:t>
+      </w:r>
+    </w:p>
+    <w:p>
+      <w:pPr>
+        <w:spacing w:after="120" w:before="0"/>
+        <w:ind w:left="863"/>
+        <w:jc w:val="both"/>
+      </w:pPr>
+      <w:r>
+        <w:rPr>
+          <w:rFonts w:ascii="Garamond" w:cs="Garamond" w:eastAsia="Garamond" w:hAnsi="Garamond"/>
+          <w:color w:val="2a2520"/>
+          <w:sz w:val="22"/>
+          <w:szCs w:val="22"/>
+        </w:rPr>
+        <w:t xml:space="preserve">Senate ratification requires a simple majority of full seated membership. Upon ratification: the merging territory is incorporated into the existing State by operation of law from the date of ratification; the existing State's House seat allocation is recalculated at the next census; the existing State's two Senate seats remain unchanged; all residents of the merging territory become citizens and residents of the State for all constitutional purposes; and the LI publishes the updated State boundaries to the NRS within 30 days. Where a partial Territory merges, the remaining Territory continues under §13.1 and begins or continues the §13.2 Statehood Audit process from its current baseline.</w:t>
       </w:r>
     </w:p>
     <w:p>

--- a/constitution-v172.docx
+++ b/constitution-v172.docx
@@ -19381,6 +19381,50 @@
           <w:szCs w:val="22"/>
         </w:rPr>
         <w:t xml:space="preserve">Senate ratification requires a simple majority of full seated membership. Upon ratification: the merging territory is incorporated into the existing State by operation of law from the date of ratification; the existing State's House seat allocation is recalculated at the next census; the existing State's two Senate seats remain unchanged; all residents of the merging territory become citizens and residents of the State for all constitutional purposes; and the LI publishes the updated State boundaries to the NRS within 30 days. Where a partial Territory merges, the remaining Territory continues under §13.1 and begins or continues the §13.2 Statehood Audit process from its current baseline.</w:t>
+      </w:r>
+    </w:p>
+    <w:p>
+      <w:pPr>
+        <w:spacing w:after="60" w:before="200"/>
+        <w:ind w:left="431"/>
+      </w:pPr>
+      <w:r>
+        <w:rPr>
+          <w:rFonts w:ascii="Courier New" w:cs="Courier New" w:eastAsia="Courier New" w:hAnsi="Courier New"/>
+          <w:b/>
+          <w:bCs/>
+          <w:color w:val="1B2A4A"/>
+          <w:sz w:val="18"/>
+          <w:szCs w:val="18"/>
+        </w:rPr>
+        <w:t xml:space="preserve">§13.8  </w:t>
+      </w:r>
+      <w:r>
+        <w:rPr>
+          <w:rFonts w:ascii="Garamond" w:cs="Garamond" w:eastAsia="Garamond" w:hAnsi="Garamond"/>
+          <w:b/>
+          <w:bCs/>
+          <w:color w:val="1B2A4A"/>
+          <w:sz w:val="22"/>
+          <w:szCs w:val="22"/>
+        </w:rPr>
+        <w:t xml:space="preserve">State Immutability</w:t>
+      </w:r>
+    </w:p>
+    <w:p>
+      <w:pPr>
+        <w:spacing w:after="120" w:before="0"/>
+        <w:ind w:left="431"/>
+        <w:jc w:val="both"/>
+      </w:pPr>
+      <w:r>
+        <w:rPr>
+          <w:rFonts w:ascii="Garamond" w:cs="Garamond" w:eastAsia="Garamond" w:hAnsi="Garamond"/>
+          <w:color w:val="2a2520"/>
+          <w:sz w:val="22"/>
+          <w:szCs w:val="22"/>
+        </w:rPr>
+        <w:t xml:space="preserve">A State's constitutional boundaries are fixed. No constitutional mechanism permits a State to divide directly into two or more States. Where a State seeks to subdivide, it must first voluntarily devolve to Territory status under §13.4 — each resulting Territory then pursues Statehood independently through §13.2 or §13.2.d. The same requirement applies to any partial subdivision: the separating portion must first become a Territory before it may seek independent Statehood. A State undergoing this process retains its constitutional status until devolution takes effect; the resulting Territories re-qualify from their current baseline without prejudice.</w:t>
       </w:r>
     </w:p>
     <w:p>

--- a/constitution-v172.docx
+++ b/constitution-v172.docx
@@ -14126,7 +14126,7 @@
           <w:sz w:val="22"/>
           <w:szCs w:val="22"/>
         </w:rPr>
-        <w:t xml:space="preserve">Every eight years from the date of full constitutional operation, the three Inspectorates jointly assess the performance of the constitutional framework across all domains: enforcement of Article I rights; functioning of the Inspectorate reporting mechanism; compliance with fiscal obligations; completeness of military subordination; and comprehensiveness of NRS coverage. The assessment is published to the NRS and transmitted to both chambers of the Legislature. The Legislature must respond within 90 days with a published statement. Findings and responses form a permanent longitudinal record of constitutional performance.</w:t>
+        <w:t xml:space="preserve">Every eight years from the date of full constitutional operation, the three Inspectorates jointly assess the performance of the constitutional framework across all domains: (1) enforcement of Article I rights across all States, Territories, and compact jurisdictions; (2) functioning of the Inspectorate reporting mechanism and adequacy of Judicial Inspectorate mandate scope relative to operational capacity; (3) compliance with fiscal obligations and whether the BNF is meeting the §10.1.b adequacy standard across all five §10.1.c categories; (4) completeness of military subordination to constitutional authority; (5) comprehensiveness of NRS coverage, node distribution, and cryptographic integrity; and (6) health of the constitutional pool and lottery selection mechanisms under §7.2.c, §8.9, and §9.3, including State participation rates and pool depth. The assessment is published to the NRS and transmitted to both chambers of the Legislature. The Legislature must respond within 90 days with a published statement addressing each domain. Findings and responses form a permanent longitudinal record of constitutional performance.</w:t>
       </w:r>
     </w:p>
     <w:p>

--- a/constitution-v172.docx
+++ b/constitution-v172.docx
@@ -5556,23 +5556,23 @@
           <w:sz w:val="22"/>
           <w:szCs w:val="22"/>
         </w:rPr>
-        <w:t xml:space="preserve">House Membership Floor</w:t>
-      </w:r>
-    </w:p>
-    <w:p>
-      <w:pPr>
-        <w:spacing w:after="120" w:before="0"/>
-        <w:ind w:left="863"/>
-        <w:jc w:val="both"/>
-      </w:pPr>
-      <w:r>
-        <w:rPr>
-          <w:rFonts w:ascii="Garamond" w:cs="Garamond" w:eastAsia="Garamond" w:hAnsi="Garamond"/>
-          <w:color w:val="2a2520"/>
-          <w:sz w:val="22"/>
-          <w:szCs w:val="22"/>
-        </w:rPr>
-        <w:t xml:space="preserve">The House has a minimum of one seat per State and a floor of one seat per 750,000 citizens, with final allocation determined by the LI formula following each census. The LI publishes the updated seat allocation to the NRS within 30 days of census completion. Where a reapportionment event reduces a State's seats, the reduction takes effect at the next general election — no sitting member's term is cut short by reapportionment.</w:t>
+        <w:t xml:space="preserve">House Seat Allocation — Webster Method</w:t>
+      </w:r>
+    </w:p>
+    <w:p>
+      <w:pPr>
+        <w:spacing w:after="120" w:before="0"/>
+        <w:ind w:left="863"/>
+        <w:jc w:val="both"/>
+      </w:pPr>
+      <w:r>
+        <w:rPr>
+          <w:rFonts w:ascii="Garamond" w:cs="Garamond" w:eastAsia="Garamond" w:hAnsi="Garamond"/>
+          <w:color w:val="2a2520"/>
+          <w:sz w:val="22"/>
+          <w:szCs w:val="22"/>
+        </w:rPr>
+        <w:t xml:space="preserve">House seats are allocated by the Webster method: each State receives the number of seats nearest to the State's population divided by the Republic's standard constituency divisor, with a minimum of one seat per State regardless of population. The constituency divisor is set at 750,000 citizens per seat and may be adjusted by the Legislature by statute, provided no adjustment reduces any State below its one-seat minimum and no adjustment takes effect until the census following its enactment. The LI administers the allocation following each census and publishes the certified seat counts to the NRS within 30 days of census completion. No adjustment to the constituency divisor may be made in the 12 months preceding or during a census year.</w:t>
       </w:r>
     </w:p>
     <w:p>
@@ -7112,7 +7112,7 @@
           <w:sz w:val="22"/>
           <w:szCs w:val="22"/>
         </w:rPr>
-        <w:t xml:space="preserve">The House of Representatives is the proportional chamber. Seats are allocated by population under the formula in §3.1.a, with a minimum of one seat per State. All members serve 2-year terms. The House originates all legislation and fiscal measures and elects the Prime Minister.</w:t>
+        <w:t xml:space="preserve">The House of Representatives is the proportional chamber. Seats are allocated by the Webster method under §3.1.a, with a minimum of one seat per State. All members serve 2-year terms. The House originates all legislation and fiscal measures and elects the Prime Minister.</w:t>
       </w:r>
     </w:p>
     <w:p>
@@ -7156,7 +7156,7 @@
           <w:sz w:val="22"/>
           <w:szCs w:val="22"/>
         </w:rPr>
-        <w:t xml:space="preserve">Seat allocation follows the formula in §3.1.a. Where a reapportionment event creates or eliminates seats, the EC coordinates with affected States on district boundary adjustments before the next general election. The LI resolves any dispute between States about seat allocation methodology.</w:t>
+        <w:t xml:space="preserve">Seat allocation follows the Webster method defined in §3.1.a. Where a reapportionment event creates or eliminates seats, the EC coordinates with affected States on district boundary adjustments before the next general election. The LI resolves any dispute between States about seat allocation methodology.</w:t>
       </w:r>
     </w:p>
     <w:p>

--- a/constitution-v172.docx
+++ b/constitution-v172.docx
@@ -5528,7 +5528,7 @@
           <w:sz w:val="22"/>
           <w:szCs w:val="22"/>
         </w:rPr>
-        <w:t xml:space="preserve">The House of Representatives is the proportional chamber of the Legislature — directly elected by citizens on the basis of population. All legislation originates in the House and the PM is elected and accountable to it.</w:t>
+        <w:t xml:space="preserve">The House of Representatives is the proportional chamber of the Legislature — directly elected by citizens on the basis of population. All legislation originates in the House and the PM is elected and accountable to it. Both States and Territories send voting members to the House. Territorial members hold full voting rights on all House business, including legislation, confidence motions, and committee assignments. There are no second-class members of the House.</w:t>
       </w:r>
     </w:p>
     <w:p>
@@ -5572,7 +5572,7 @@
           <w:sz w:val="22"/>
           <w:szCs w:val="22"/>
         </w:rPr>
-        <w:t xml:space="preserve">House seats are allocated by the Webster method: each State receives the number of seats nearest to the State's population divided by the Republic's standard constituency divisor, with a minimum of one seat per State regardless of population. The constituency divisor is set at 750,000 citizens per seat and may be adjusted by the Legislature by statute, provided no adjustment reduces any State below its one-seat minimum and no adjustment takes effect until the census following its enactment. The LI administers the allocation following each census and publishes the certified seat counts to the NRS within 30 days of census completion. No adjustment to the constituency divisor may be made in the 12 months preceding or during a census year.</w:t>
+        <w:t xml:space="preserve">House seats are allocated by the Webster method: each State and Territory receives the number of seats nearest to its population divided by the Republic's standard constituency divisor, with a minimum of one seat per State or Territory regardless of population. The constituency divisor is set at 750,000 citizens per seat and may be adjusted by the Legislature by statute, provided no adjustment reduces any State or Territory below its one-seat minimum and no adjustment takes effect until the census following its enactment. The LI administers the allocation following each census and publishes the certified seat counts to the NRS within 30 days of census completion. No adjustment to the constituency divisor may be made in the 12 months preceding or during a census year.</w:t>
       </w:r>
     </w:p>
     <w:p>
@@ -6716,7 +6716,7 @@
           <w:sz w:val="22"/>
           <w:szCs w:val="22"/>
         </w:rPr>
-        <w:t xml:space="preserve">States draw their own House district maps following each census, subject to compliance review by the Legislative Inspectorate against the criteria established in §3.4.a. The LI may draw an interim compliant map where a State submission fails repeated review.</w:t>
+        <w:t xml:space="preserve">States draw their own House district maps following each census, subject to compliance review by the Legislative Inspectorate against the criteria established in §3.4.a. The LI may draw an interim compliant map where a State fails to submit a conforming map within the required period. Territorial district maps are drawn by the Electoral Commission under §3.4.c, subject to the same §3.4.a criteria and LI compliance review.</w:t>
       </w:r>
     </w:p>
     <w:p>
@@ -6805,6 +6805,50 @@
           <w:szCs w:val="22"/>
         </w:rPr>
         <w:t xml:space="preserve">The LI reviews all State-drawn district maps within 60 days of submission. If a map fails the §3.4.a criteria, the LI publishes specific findings and the State must submit a corrected map within 30 days. If the corrected map still fails, the LI draws a compliant interim map. The LI cannot draw a permanent map — only an interim one pending State compliance.</w:t>
+      </w:r>
+    </w:p>
+    <w:p>
+      <w:pPr>
+        <w:spacing w:after="60" w:before="200"/>
+        <w:ind w:left="863"/>
+      </w:pPr>
+      <w:r>
+        <w:rPr>
+          <w:rFonts w:ascii="Courier New" w:cs="Courier New" w:eastAsia="Courier New" w:hAnsi="Courier New"/>
+          <w:b/>
+          <w:bCs/>
+          <w:color w:val="1B2A4A"/>
+          <w:sz w:val="18"/>
+          <w:szCs w:val="18"/>
+        </w:rPr>
+        <w:t xml:space="preserve">§3.4.c  </w:t>
+      </w:r>
+      <w:r>
+        <w:rPr>
+          <w:rFonts w:ascii="Garamond" w:cs="Garamond" w:eastAsia="Garamond" w:hAnsi="Garamond"/>
+          <w:b/>
+          <w:bCs/>
+          <w:color w:val="1B2A4A"/>
+          <w:sz w:val="22"/>
+          <w:szCs w:val="22"/>
+        </w:rPr>
+        <w:t xml:space="preserve">Territorial District Drawing</w:t>
+      </w:r>
+    </w:p>
+    <w:p>
+      <w:pPr>
+        <w:spacing w:after="120" w:before="0"/>
+        <w:ind w:left="863"/>
+        <w:jc w:val="both"/>
+      </w:pPr>
+      <w:r>
+        <w:rPr>
+          <w:rFonts w:ascii="Garamond" w:cs="Garamond" w:eastAsia="Garamond" w:hAnsi="Garamond"/>
+          <w:color w:val="2a2520"/>
+          <w:sz w:val="22"/>
+          <w:szCs w:val="22"/>
+        </w:rPr>
+        <w:t xml:space="preserve">For Territories holding one House seat, the Territory is a single at-large constituency — no district drawing is required and the EC administers the election directly through the NVS. For Territories holding two or more House seats, the Electoral Commission draws district boundaries following each census using the criteria established in §3.4.a. The EC publishes a draft map to the NRS and opens a 60-day public comment period during which the Territory's governing council may submit formal written objections. The EC must respond in writing to each formal objection before publishing a final proposed map. The LI then reviews the final proposed map under §3.4.a standards and publishes its compliance findings to the NRS within 30 days. If the LI finds criteria violations, the EC must revise and republish within 30 days; the LI reviews the revision within 14 days. A map that passes LI review is certified and takes effect at the next general election. The EC administers all Territorial House elections through the NVS on the same schedule as State elections.</w:t>
       </w:r>
     </w:p>
     <w:p>
@@ -17928,7 +17972,7 @@
           <w:sz w:val="22"/>
           <w:szCs w:val="22"/>
         </w:rPr>
-        <w:t xml:space="preserve">The foundational category for non-State jurisdictions within the Republic. A Territory operates under a Territorial Compact, has federal protections under Article I, receives BNF benefits, and may begin the Statehood pathway under §13.2. Territories are represented in the House by non-voting delegates who may participate in debate and committee work.</w:t>
+        <w:t xml:space="preserve">The foundational category for non-State jurisdictions within the Republic. A Territory operates under a Territorial Compact, has federal protections under Article I, receives BNF benefits, and may begin the Statehood pathway under §13.2. Territories are represented in the House by non-voting delegates who may participate in debate and committee work. Territories hold House seats proportional to their population under §3.1.a and participate in the House as full voting members. Territories do not hold Senate seats; Senate representation is reserved for States.</w:t>
       </w:r>
     </w:p>
     <w:p>

--- a/constitution-v172.docx
+++ b/constitution-v172.docx
@@ -6716,7 +6716,7 @@
           <w:sz w:val="22"/>
           <w:szCs w:val="22"/>
         </w:rPr>
-        <w:t xml:space="preserve">States draw their own House district maps following each census, subject to compliance review by the Legislative Inspectorate against the criteria established in §3.4.a. The LI may draw an interim compliant map where a State fails to submit a conforming map within the required period. Territorial district maps are drawn by the Electoral Commission under §3.4.c, subject to the same §3.4.a criteria and LI compliance review.</w:t>
+        <w:t xml:space="preserve">States draw their own House district maps following each census, subject to compliance review by the Legislative Inspectorate against the criteria established in §3.4.a. Where a State fails repeated review, the Electoral Commission draws an interim compliant map under §3.4.b pending State compliance. A State may request drawing consulting from the EC at any point in the redistricting process; such consulting is advisory and does not transfer the State's map-drawing responsibility to the EC. Territorial district maps are drawn by the Electoral Commission under §3.4.c, subject to the same §3.4.a criteria and LI compliance review.</w:t>
       </w:r>
     </w:p>
     <w:p>
@@ -6804,7 +6804,7 @@
           <w:sz w:val="22"/>
           <w:szCs w:val="22"/>
         </w:rPr>
-        <w:t xml:space="preserve">The LI reviews all State-drawn district maps within 60 days of submission. If a map fails the §3.4.a criteria, the LI publishes specific findings and the State must submit a corrected map within 30 days. If the corrected map still fails, the LI draws a compliant interim map. The LI cannot draw a permanent map — only an interim one pending State compliance.</w:t>
+        <w:t xml:space="preserve">The LI reviews all State-drawn district maps within 60 days of submission and publishes its compliance findings to the NRS. If a map fails the §3.4.a criteria, the LI publishes specific findings and the State must submit a corrected map within 30 days. If the corrected map still fails, the Electoral Commission draws an interim compliant map using the §3.4.a criteria, which takes effect at the next election. The EC-drawn interim map is not permanent — it is retired automatically when the State submits and the LI certifies a compliant State-drawn map. Until then, elections proceed on the EC-drawn map. The LI cannot draw district maps; its role is compliance review only. The EC cannot impose a permanent map; its interim map creates an incentive for State compliance, not a substitute for it.</w:t>
       </w:r>
     </w:p>
     <w:p>

--- a/constitution-v172.docx
+++ b/constitution-v172.docx
@@ -9390,6 +9390,50 @@
       </w:r>
     </w:p>
     <w:p>
+      <w:pPr>
+        <w:spacing w:after="60" w:before="200"/>
+        <w:ind w:left="431"/>
+      </w:pPr>
+      <w:r>
+        <w:rPr>
+          <w:rFonts w:ascii="Courier New" w:cs="Courier New" w:eastAsia="Courier New" w:hAnsi="Courier New"/>
+          <w:b/>
+          <w:bCs/>
+          <w:color w:val="1B2A4A"/>
+          <w:sz w:val="18"/>
+          <w:szCs w:val="18"/>
+        </w:rPr>
+        <w:t xml:space="preserve">§4.5  </w:t>
+      </w:r>
+      <w:r>
+        <w:rPr>
+          <w:rFonts w:ascii="Garamond" w:cs="Garamond" w:eastAsia="Garamond" w:hAnsi="Garamond"/>
+          <w:b/>
+          <w:bCs/>
+          <w:color w:val="1B2A4A"/>
+          <w:sz w:val="22"/>
+          <w:szCs w:val="22"/>
+        </w:rPr>
+        <w:t xml:space="preserve">Jury Service</w:t>
+      </w:r>
+    </w:p>
+    <w:p>
+      <w:pPr>
+        <w:spacing w:after="120" w:before="0"/>
+        <w:ind w:left="431"/>
+        <w:jc w:val="both"/>
+      </w:pPr>
+      <w:r>
+        <w:rPr>
+          <w:rFonts w:ascii="Garamond" w:cs="Garamond" w:eastAsia="Garamond" w:hAnsi="Garamond"/>
+          <w:color w:val="2a2520"/>
+          <w:sz w:val="22"/>
+          <w:szCs w:val="22"/>
+        </w:rPr>
+        <w:t xml:space="preserve">Citizens are required to serve on juries when called. Jury service is compensated at the national median daily income rate, as the Legislature defines by statute. Unexcused refusal is subject to civil consequences the Legislature defines by statute. Jury service does not constitute forced labor under §1.4.</w:t>
+      </w:r>
+    </w:p>
+    <w:p>
       <w:r>
         <w:br w:type="page"/>
       </w:r>
@@ -15374,7 +15418,7 @@
           <w:sz w:val="22"/>
           <w:szCs w:val="22"/>
         </w:rPr>
-        <w:t xml:space="preserve">A constitutional guarantee that the federal government will ensure every Inhabitant has access to a minimum basket of goods and services (food, housing, healthcare, education, and utilities) at a level adequate for a dignified life. Funded by a constitutionally reserved 5% of gross domestic revenue — this percentage cannot be reduced without a constitutional amendment.</w:t>
+        <w:t xml:space="preserve">The federal government guarantees every Inhabitant access to a minimum basket of goods and services — food, housing, healthcare, education, and utilities — at a level adequate for a dignified life. Funded by a constitutionally reserved 5% of gross domestic revenue — this percentage cannot be reduced without a constitutional amendment.</w:t>
       </w:r>
     </w:p>
     <w:p>
@@ -15858,7 +15902,7 @@
           <w:sz w:val="22"/>
           <w:szCs w:val="22"/>
         </w:rPr>
-        <w:t xml:space="preserve">The Legislature must by statute establish a National Endowment reserve fund for BNF backstop purposes during severe revenue contractions. Funded by appropriation in years of fiscal surplus. If the Legislature fails to establish the Endowment within the constitutionally required period, the failure is a constitutional compliance breach.</w:t>
+        <w:t xml:space="preserve">The National Endowment reserve fund for BNF backstop purposes is established and governed under §10.6. The Legislature must fund it by appropriation in years of fiscal surplus. Failure to establish or adequately fund the Endowment within the constitutionally required period is a compliance breach reportable by the LI.</w:t>
       </w:r>
     </w:p>
     <w:p>
@@ -15902,7 +15946,7 @@
           <w:sz w:val="22"/>
           <w:szCs w:val="22"/>
         </w:rPr>
-        <w:t xml:space="preserve">The Legislature must by statute establish a public campaign financing system by the constitutional deadline. If it fails to do so, the failure triggers automatic referendum eligibility under §11.1 — citizens may petition for a national vote on whether to impose a public financing framework by citizen mandate.</w:t>
+        <w:t xml:space="preserve">The Legislature must by statute establish a public campaign financing system within 24 months of the first Legislature convening under §19.3.d. If it fails to do so, the failure is a constitutional compliance breach — the LI certifies the breach, the EI reports it, and citizens may petition for a citizen legislative initiative under §11.2.a to impose a public financing framework by direct mandate.</w:t>
       </w:r>
     </w:p>
     <w:p>
@@ -16062,23 +16106,23 @@
           <w:sz w:val="22"/>
           <w:szCs w:val="22"/>
         </w:rPr>
-        <w:t xml:space="preserve">MA Director — Elected Office</w:t>
-      </w:r>
-    </w:p>
-    <w:p>
-      <w:pPr>
-        <w:spacing w:after="120" w:before="0"/>
-        <w:ind w:left="863"/>
-        <w:jc w:val="both"/>
-      </w:pPr>
-      <w:r>
-        <w:rPr>
-          <w:rFonts w:ascii="Garamond" w:cs="Garamond" w:eastAsia="Garamond" w:hAnsi="Garamond"/>
-          <w:color w:val="2a2520"/>
-          <w:sz w:val="22"/>
-          <w:szCs w:val="22"/>
-        </w:rPr>
-        <w:t xml:space="preserve">MA Director Election and Board Composition — the MA is governed by an elected Director and a board of five appointed members. The Director is elected by national RCV on National Election Day to a single non-renewable 8-year term, staggered from the board member appointment cycle.</w:t>
+        <w:t xml:space="preserve">MA Director Election and Board Composition</w:t>
+      </w:r>
+    </w:p>
+    <w:p>
+      <w:pPr>
+        <w:spacing w:after="120" w:before="0"/>
+        <w:ind w:left="863"/>
+        <w:jc w:val="both"/>
+      </w:pPr>
+      <w:r>
+        <w:rPr>
+          <w:rFonts w:ascii="Garamond" w:cs="Garamond" w:eastAsia="Garamond" w:hAnsi="Garamond"/>
+          <w:color w:val="2a2520"/>
+          <w:sz w:val="22"/>
+          <w:szCs w:val="22"/>
+        </w:rPr>
+        <w:t xml:space="preserve">The MA is governed by an elected Director and a board of five appointed members. The Director is elected by national RCV on National Election Day to a single non-renewable 8-year term, staggered from the board member appointment cycle. Board members are appointed by the PM and confirmed by the Senate to staggered 6-year non-renewable terms. No more than two board members may be appointed by the same PM. Board vacancies must be filled within 90 days of opening; if the PM fails to nominate within 60 days, the JI publishes a notice of constitutional non-compliance.</w:t>
       </w:r>
     </w:p>
     <w:p>
@@ -16172,6 +16216,50 @@
     <w:p>
       <w:pPr>
         <w:spacing w:after="60" w:before="200"/>
+        <w:ind w:left="1296"/>
+      </w:pPr>
+      <w:r>
+        <w:rPr>
+          <w:rFonts w:ascii="Courier New" w:cs="Courier New" w:eastAsia="Courier New" w:hAnsi="Courier New"/>
+          <w:b/>
+          <w:bCs/>
+          <w:color w:val="1B2A4A"/>
+          <w:sz w:val="18"/>
+          <w:szCs w:val="18"/>
+        </w:rPr>
+        <w:t xml:space="preserve">§10.4.b.ii  </w:t>
+      </w:r>
+      <w:r>
+        <w:rPr>
+          <w:rFonts w:ascii="Garamond" w:cs="Garamond" w:eastAsia="Garamond" w:hAnsi="Garamond"/>
+          <w:b/>
+          <w:bCs/>
+          <w:color w:val="1B2A4A"/>
+          <w:sz w:val="22"/>
+          <w:szCs w:val="22"/>
+        </w:rPr>
+        <w:t xml:space="preserve">Acting MA Director</w:t>
+      </w:r>
+    </w:p>
+    <w:p>
+      <w:pPr>
+        <w:spacing w:after="120" w:before="0"/>
+        <w:ind w:left="1296"/>
+        <w:jc w:val="both"/>
+      </w:pPr>
+      <w:r>
+        <w:rPr>
+          <w:rFonts w:ascii="Garamond" w:cs="Garamond" w:eastAsia="Garamond" w:hAnsi="Garamond"/>
+          <w:color w:val="2a2520"/>
+          <w:sz w:val="22"/>
+          <w:szCs w:val="22"/>
+        </w:rPr>
+        <w:t xml:space="preserve">Where the MA Director position is vacant or the Director is incapacitated, the board of five members selects an Acting Director from among themselves by majority vote within 7 days of the vacancy or incapacity being established. The Acting Director holds all Director powers except the veto right under §10.4.f, which is suspended until a new Director is elected under §10.4.a. An Acting Director may not be nominated to stand as the permanent elected Director for the vacancy period they filled. The JI publishes the vacancy notice to the NRS within 48 hours, triggering the electoral process for a replacement Director under the timeline established by statute.</w:t>
+      </w:r>
+    </w:p>
+    <w:p>
+      <w:pPr>
+        <w:spacing w:after="60" w:before="200"/>
         <w:ind w:left="863"/>
       </w:pPr>
       <w:r>
@@ -16254,7 +16342,7 @@
           <w:sz w:val="22"/>
           <w:szCs w:val="22"/>
         </w:rPr>
-        <w:t xml:space="preserve">The MA's calculation methodologies must be published and publicly available. The MA may not change its published methodology without 90 days' notice and a published explanation. Covert methodology changes — changing how the numbers are calculated without telling anyone — are a constitutional breach.</w:t>
+        <w:t xml:space="preserve">The MA's calculation methodologies must be published and publicly available. The MA may not change its published methodology without 90 days' notice and a published explanation. Covert methodology changes — changing how the numbers are calculated without telling anyone — are a constitutional breach. Violations of the notice requirement are a constitutional breach reportable by the EI. The MA's methodology must maintain comparability with its prior published series — changes that retroactively alter historical measurements are void without an explicit published historical restatement reconciling old and new series.</w:t>
       </w:r>
     </w:p>
     <w:p>
@@ -16342,7 +16430,7 @@
           <w:sz w:val="22"/>
           <w:szCs w:val="22"/>
         </w:rPr>
-        <w:t xml:space="preserve">The MA Director chairs the board and holds veto authority over board decisions. The board of five members decides by majority vote; the Director does not hold a board vote. The Director may veto any board decision by publishing written grounds to the NRS within the period the Legislature defines by statute; a veto without published grounds is constitutionally void. The board may override a Director veto by 4-of-5 supermajority; the override and its grounds are published to the NRS. Where a board decision takes effect following a 4-of-5 override and the Director believes it violates the §10.4.b primary mandate hierarchy, the Director may refer the question to the Executive Inspectorate. If the EI advises that a potential mandate hierarchy violation exists, the Director may petition the Supreme Court for a mandate determination. Timelines for the veto, override, EI advisory, and SC petition are established by statute.</w:t>
+        <w:t xml:space="preserve">The MA Director chairs the board and holds veto authority over board decisions. The board of five members decides by majority vote; the Director does not hold a board vote. The Director may veto any board decision by publishing written grounds to the NRS within the period the Legislature defines by statute; a veto without published grounds is constitutionally void. The board may override a Director veto by 4-of-5 supermajority; the override and its grounds are published to the NRS. Where a board decision takes effect following a 4-of-5 override and the Director believes it violates the §10.4.b primary mandate hierarchy, the Director may refer the question to the Executive Inspectorate. If the EI advises that a potential mandate hierarchy violation exists, the Director may petition the Supreme Court for a mandate determination. The veto period must be no fewer than 7 days; the board override period no fewer than 14 days; the EI advisory period no fewer than 30 days; the SC petition period no fewer than 60 days. The Legislature may extend but not shorten these floors by statute.</w:t>
       </w:r>
     </w:p>
     <w:p>
@@ -16430,7 +16518,7 @@
           <w:sz w:val="22"/>
           <w:szCs w:val="22"/>
         </w:rPr>
-        <w:t xml:space="preserve">All elected and appointed constitutional officers must disclose all financial interests, holdings, income sources, and liabilities to the EI within 30 days of taking office and annually thereafter. Disclosure records are published to the NRS. The standard for all official benefits, allowances, and in-office provisions — housing, healthcare, retirement — is that of a civil service employee in a comparable role. Departure from this standard is permitted only where an official's constitutional responsibilities create a demonstrable operational need, and only to the minimum extent that need requires.</w:t>
+        <w:t xml:space="preserve">All elected and appointed constitutional officers must disclose all financial interests, holdings, income sources, and liabilities to the EI within 30 days of taking office and annually thereafter. Disclosure records are published to the NRS. The standard for all official benefits, allowances, and in-office provisions — housing, healthcare, retirement — is that of a senior career public servant in a non-political role, not an executive, elected official, or political appointee. The Legislature defines the comparator by statute; any definition that produces a standard materially higher than senior career public service is constitutionally void. Departure above this standard is permitted only where an official's constitutional responsibilities create a demonstrable operational need, certified by the EI, and only to the minimum extent that need requires.</w:t>
       </w:r>
     </w:p>
     <w:p>
@@ -16502,23 +16590,23 @@
           <w:sz w:val="22"/>
           <w:szCs w:val="22"/>
         </w:rPr>
-        <w:t xml:space="preserve">Post-Service Restrictions</w:t>
-      </w:r>
-    </w:p>
-    <w:p>
-      <w:pPr>
-        <w:spacing w:after="120" w:before="0"/>
-        <w:ind w:left="863"/>
-        <w:jc w:val="both"/>
-      </w:pPr>
-      <w:r>
-        <w:rPr>
-          <w:rFonts w:ascii="Garamond" w:cs="Garamond" w:eastAsia="Garamond" w:hAnsi="Garamond"/>
-          <w:color w:val="2a2520"/>
-          <w:sz w:val="22"/>
-          <w:szCs w:val="22"/>
-        </w:rPr>
-        <w:t xml:space="preserve">Constitutional officers may not, for 5 years after leaving office, engage in activities that monetize non-public information acquired during service. The restriction covers lobbying, consulting, and any advisory role that draws on confidential government knowledge.</w:t>
+        <w:t xml:space="preserve">Post-Service and Revolving Door Restrictions</w:t>
+      </w:r>
+    </w:p>
+    <w:p>
+      <w:pPr>
+        <w:spacing w:after="120" w:before="0"/>
+        <w:ind w:left="863"/>
+        <w:jc w:val="both"/>
+      </w:pPr>
+      <w:r>
+        <w:rPr>
+          <w:rFonts w:ascii="Garamond" w:cs="Garamond" w:eastAsia="Garamond" w:hAnsi="Garamond"/>
+          <w:color w:val="2a2520"/>
+          <w:sz w:val="22"/>
+          <w:szCs w:val="22"/>
+        </w:rPr>
+        <w:t xml:space="preserve">Constitutional officers may not, for 5 years after leaving office, engage in any activity that monetizes, exploits, or draws on non-public information, relationships, or access accumulated during service. This covers lobbying, consulting, advisory roles, and employment in regulated industries directly affected by the officer's prior decisions — regardless of whether the officer characterizes the engagement as drawing on their prior role. The EI determines whether a post-service engagement falls within this restriction; the officer bears the burden of demonstrating it does not. Violations are a constitutional breach and the officer forfeits any compensation received during the restricted period to the public treasury.</w:t>
       </w:r>
     </w:p>
     <w:p>
@@ -16634,23 +16722,23 @@
           <w:sz w:val="22"/>
           <w:szCs w:val="22"/>
         </w:rPr>
-        <w:t xml:space="preserve">Revolving Door Restriction</w:t>
-      </w:r>
-    </w:p>
-    <w:p>
-      <w:pPr>
-        <w:spacing w:after="120" w:before="0"/>
-        <w:ind w:left="863"/>
-        <w:jc w:val="both"/>
-      </w:pPr>
-      <w:r>
-        <w:rPr>
-          <w:rFonts w:ascii="Garamond" w:cs="Garamond" w:eastAsia="Garamond" w:hAnsi="Garamond"/>
-          <w:color w:val="2a2520"/>
-          <w:sz w:val="22"/>
-          <w:szCs w:val="22"/>
-        </w:rPr>
-        <w:t xml:space="preserve">Constitutional officers may not move directly from government service into private roles that would allow them to exploit relationships, knowledge, or access accumulated during service. The 5-year cooling-off period applies to regulated industries directly affected by the officer's prior decisions.</w:t>
+        <w:t xml:space="preserve">Revolving Door — see §10.5.c</w:t>
+      </w:r>
+    </w:p>
+    <w:p>
+      <w:pPr>
+        <w:spacing w:after="120" w:before="0"/>
+        <w:ind w:left="863"/>
+        <w:jc w:val="both"/>
+      </w:pPr>
+      <w:r>
+        <w:rPr>
+          <w:rFonts w:ascii="Garamond" w:cs="Garamond" w:eastAsia="Garamond" w:hAnsi="Garamond"/>
+          <w:color w:val="2a2520"/>
+          <w:sz w:val="22"/>
+          <w:szCs w:val="22"/>
+        </w:rPr>
+        <w:t xml:space="preserve">Post-service restrictions including the revolving door prohibition are consolidated in §10.5.c.</w:t>
       </w:r>
     </w:p>
     <w:p>
@@ -16694,7 +16782,7 @@
           <w:sz w:val="22"/>
           <w:szCs w:val="22"/>
         </w:rPr>
-        <w:t xml:space="preserve">Ideas, analyses, and work product created during official service belong to the Republic. An officer may not monetize work done in their official capacity for 5 years following service. For classified information, the 5-year cooling-off applies after declassification — it cannot be monetized the day after it becomes public.</w:t>
+        <w:t xml:space="preserve">Ideas, analyses, and work product created during official service belong to the Republic. An officer may not monetize work done in their official capacity for 5 years following service.</w:t>
       </w:r>
     </w:p>
     <w:p>
@@ -16810,23 +16898,111 @@
           <w:sz w:val="22"/>
           <w:szCs w:val="22"/>
         </w:rPr>
-        <w:t xml:space="preserve">National Endowment Governance</w:t>
-      </w:r>
-    </w:p>
-    <w:p>
-      <w:pPr>
-        <w:spacing w:after="120" w:before="0"/>
-        <w:ind w:left="863"/>
-        <w:jc w:val="both"/>
-      </w:pPr>
-      <w:r>
-        <w:rPr>
-          <w:rFonts w:ascii="Garamond" w:cs="Garamond" w:eastAsia="Garamond" w:hAnsi="Garamond"/>
-          <w:color w:val="2a2520"/>
-          <w:sz w:val="22"/>
-          <w:szCs w:val="22"/>
-        </w:rPr>
-        <w:t xml:space="preserve">Governed by a board of trustees appointed by the PM from JI-maintained candidates, confirmed by the Senate. The board's sole mandate is to preserve and grow the Endowment fund for BNF backstop purposes — it may not be directed to other investment goals by either executive or the Legislature.</w:t>
+        <w:t xml:space="preserve">National Endowment Trustee Pool</w:t>
+      </w:r>
+    </w:p>
+    <w:p>
+      <w:pPr>
+        <w:spacing w:after="120" w:before="0"/>
+        <w:ind w:left="863"/>
+        <w:jc w:val="both"/>
+      </w:pPr>
+      <w:r>
+        <w:rPr>
+          <w:rFonts w:ascii="Garamond" w:cs="Garamond" w:eastAsia="Garamond" w:hAnsi="Garamond"/>
+          <w:color w:val="2a2520"/>
+          <w:sz w:val="22"/>
+          <w:szCs w:val="22"/>
+        </w:rPr>
+        <w:t xml:space="preserve">The National Endowment is governed by a board of five trustees selected by public lottery from a constitutionally maintained Trustee Pool. The President and PM each nominate one qualified person per year to the Trustee Pool. Each nominee must hold demonstrable expertise in investment management, public finance, or fiduciary governance as determined by a qualifications standard published by the Legislature by statute. Each nominee must be confirmed by the Senate within 60 days of nomination by affirmative vote — no deemed confirmation applies. Unconfirmed nominees are returned without prejudice; the nominating executive may submit a replacement within 30 days. No more than two confirmed Pool members may be nominees of the same executive at any time. The Pool must maintain a minimum of ten confirmed members; if it falls below ten, both executives must nominate within 30 days and the JI publishes a notice of pool deficiency to the NRS.</w:t>
+      </w:r>
+    </w:p>
+    <w:p>
+      <w:pPr>
+        <w:spacing w:after="60" w:before="200"/>
+        <w:ind w:left="1296"/>
+      </w:pPr>
+      <w:r>
+        <w:rPr>
+          <w:rFonts w:ascii="Courier New" w:cs="Courier New" w:eastAsia="Courier New" w:hAnsi="Courier New"/>
+          <w:b/>
+          <w:bCs/>
+          <w:color w:val="1B2A4A"/>
+          <w:sz w:val="18"/>
+          <w:szCs w:val="18"/>
+        </w:rPr>
+        <w:t xml:space="preserve">§10.6.a.i  </w:t>
+      </w:r>
+      <w:r>
+        <w:rPr>
+          <w:rFonts w:ascii="Garamond" w:cs="Garamond" w:eastAsia="Garamond" w:hAnsi="Garamond"/>
+          <w:b/>
+          <w:bCs/>
+          <w:color w:val="1B2A4A"/>
+          <w:sz w:val="22"/>
+          <w:szCs w:val="22"/>
+        </w:rPr>
+        <w:t xml:space="preserve">Trustee Draw and Terms</w:t>
+      </w:r>
+    </w:p>
+    <w:p>
+      <w:pPr>
+        <w:spacing w:after="120" w:before="0"/>
+        <w:ind w:left="1296"/>
+        <w:jc w:val="both"/>
+      </w:pPr>
+      <w:r>
+        <w:rPr>
+          <w:rFonts w:ascii="Garamond" w:cs="Garamond" w:eastAsia="Garamond" w:hAnsi="Garamond"/>
+          <w:color w:val="2a2520"/>
+          <w:sz w:val="22"/>
+          <w:szCs w:val="22"/>
+        </w:rPr>
+        <w:t xml:space="preserve">When the Endowment board has a vacancy, all three Inspectorates jointly conduct a public lottery draw from the confirmed Trustee Pool, excluding current serving trustees. The draw selects one trustee per vacancy. Trustees serve staggered 6-year non-renewable terms. A trustee drawn to fill a mid-term vacancy serves only the remainder of that term. The JI certifies each draw and publishes the result to the NRS within 24 hours. No trustee may be removed except for cause under the same grounds applicable to independent constitutional officers — the board's independence from political direction is constitutionally protected.</w:t>
+      </w:r>
+    </w:p>
+    <w:p>
+      <w:pPr>
+        <w:spacing w:after="60" w:before="200"/>
+        <w:ind w:left="1296"/>
+      </w:pPr>
+      <w:r>
+        <w:rPr>
+          <w:rFonts w:ascii="Courier New" w:cs="Courier New" w:eastAsia="Courier New" w:hAnsi="Courier New"/>
+          <w:b/>
+          <w:bCs/>
+          <w:color w:val="1B2A4A"/>
+          <w:sz w:val="18"/>
+          <w:szCs w:val="18"/>
+        </w:rPr>
+        <w:t xml:space="preserve">§10.6.a.ii  </w:t>
+      </w:r>
+      <w:r>
+        <w:rPr>
+          <w:rFonts w:ascii="Garamond" w:cs="Garamond" w:eastAsia="Garamond" w:hAnsi="Garamond"/>
+          <w:b/>
+          <w:bCs/>
+          <w:color w:val="1B2A4A"/>
+          <w:sz w:val="22"/>
+          <w:szCs w:val="22"/>
+        </w:rPr>
+        <w:t xml:space="preserve">Trustee Mandate and Accountability</w:t>
+      </w:r>
+    </w:p>
+    <w:p>
+      <w:pPr>
+        <w:spacing w:after="120" w:before="0"/>
+        <w:ind w:left="1296"/>
+        <w:jc w:val="both"/>
+      </w:pPr>
+      <w:r>
+        <w:rPr>
+          <w:rFonts w:ascii="Garamond" w:cs="Garamond" w:eastAsia="Garamond" w:hAnsi="Garamond"/>
+          <w:color w:val="2a2520"/>
+          <w:sz w:val="22"/>
+          <w:szCs w:val="22"/>
+        </w:rPr>
+        <w:t xml:space="preserve">The board's sole mandate is to preserve and grow the Endowment fund for BNF backstop purposes. The board may not be directed to any other investment goal by either executive or the Legislature. All board decisions, investment mandates, and performance reports are published to the NRS quarterly. The EI audits the board annually for compliance with the sole-mandate requirement and publishes findings to the NRS. A trustee who acts outside the sole mandate has committed a constitutional breach.</w:t>
       </w:r>
     </w:p>
     <w:p>
@@ -16942,23 +17118,23 @@
           <w:sz w:val="22"/>
           <w:szCs w:val="22"/>
         </w:rPr>
-        <w:t xml:space="preserve">Jury Service</w:t>
-      </w:r>
-    </w:p>
-    <w:p>
-      <w:pPr>
-        <w:spacing w:after="120" w:before="0"/>
-        <w:ind w:left="863"/>
-        <w:jc w:val="both"/>
-      </w:pPr>
-      <w:r>
-        <w:rPr>
-          <w:rFonts w:ascii="Garamond" w:cs="Garamond" w:eastAsia="Garamond" w:hAnsi="Garamond"/>
-          <w:color w:val="2a2520"/>
-          <w:sz w:val="22"/>
-          <w:szCs w:val="22"/>
-        </w:rPr>
-        <w:t xml:space="preserve">Citizens are required to serve on juries when called. Jury service is compensated at the national median daily income rate, as the Legislature defines by statute. Unexcused refusal is subject to civil consequences the Legislature defines by statute. Jury service does not constitute forced labor under §1.4.</w:t>
+        <w:t xml:space="preserve">Jury Service — see §4.5</w:t>
+      </w:r>
+    </w:p>
+    <w:p>
+      <w:pPr>
+        <w:spacing w:after="120" w:before="0"/>
+        <w:ind w:left="863"/>
+        <w:jc w:val="both"/>
+      </w:pPr>
+      <w:r>
+        <w:rPr>
+          <w:rFonts w:ascii="Garamond" w:cs="Garamond" w:eastAsia="Garamond" w:hAnsi="Garamond"/>
+          <w:color w:val="2a2520"/>
+          <w:sz w:val="22"/>
+          <w:szCs w:val="22"/>
+        </w:rPr>
+        <w:t xml:space="preserve">Jury service obligations, compensation, and enforcement are established in §4.5.</w:t>
       </w:r>
     </w:p>
     <w:p>

--- a/constitution-v172.docx
+++ b/constitution-v172.docx
@@ -6673,6 +6673,50 @@
           <w:szCs w:val="22"/>
         </w:rPr>
         <w:t xml:space="preserve">Where the constitution requires the Legislature to enact specific legislation by statute and the Legislature fails to do so within a specified period: the LI publishes a non-compliance finding; the mandate becomes justiciable in the SC; for mandates tied to constitutional rights, affected parties may bring direct constitutional claims. The Legislature's statutory delegations are genuine constitutional mandates.</w:t>
+      </w:r>
+    </w:p>
+    <w:p>
+      <w:pPr>
+        <w:spacing w:after="60" w:before="200"/>
+        <w:ind w:left="863"/>
+      </w:pPr>
+      <w:r>
+        <w:rPr>
+          <w:rFonts w:ascii="Courier New" w:cs="Courier New" w:eastAsia="Courier New" w:hAnsi="Courier New"/>
+          <w:b/>
+          <w:bCs/>
+          <w:color w:val="1B2A4A"/>
+          <w:sz w:val="18"/>
+          <w:szCs w:val="18"/>
+        </w:rPr>
+        <w:t xml:space="preserve">§3.3.e  </w:t>
+      </w:r>
+      <w:r>
+        <w:rPr>
+          <w:rFonts w:ascii="Garamond" w:cs="Garamond" w:eastAsia="Garamond" w:hAnsi="Garamond"/>
+          <w:b/>
+          <w:bCs/>
+          <w:color w:val="1B2A4A"/>
+          <w:sz w:val="22"/>
+          <w:szCs w:val="22"/>
+        </w:rPr>
+        <w:t xml:space="preserve">Presidential Review Condition</w:t>
+      </w:r>
+    </w:p>
+    <w:p>
+      <w:pPr>
+        <w:spacing w:after="120" w:before="0"/>
+        <w:ind w:left="863"/>
+        <w:jc w:val="both"/>
+      </w:pPr>
+      <w:r>
+        <w:rPr>
+          <w:rFonts w:ascii="Garamond" w:cs="Garamond" w:eastAsia="Garamond" w:hAnsi="Garamond"/>
+          <w:color w:val="2a2520"/>
+          <w:sz w:val="22"/>
+          <w:szCs w:val="22"/>
+        </w:rPr>
+        <w:t xml:space="preserve">The Senate may adopt a bill that includes a Presidential Review condition. The condition must state a review period of no more than 30 days; if no period is stated, the default is 14 days. The review period runs within the Senate's legislative timeline and does not extend the overall session clock. A bill adopted with a Presidential Review condition is transmitted to the President rather than proceeding directly to PM assent. If the President approves the bill within the stated period, it proceeds to PM assent under the standard process. If the President does not respond within the stated period, the bill is treated as approved and proceeds to PM assent; the EI records the failure to respond as a constitutional lapse and publishes a notice to the NRS. If the President rejects the bill within the stated period, the rejection is treated as a Senate rejection — the bill is returned to the House for reconsideration as if the Senate had not passed it. A bill returned to the House under this provision and subsequently repassed by the House may not, when resubmitted to the Senate, be adopted with a Presidential Review condition on that same bill. It proceeds through the Senate under the standard process.</w:t>
       </w:r>
     </w:p>
     <w:p>

--- a/constitution-v172.docx
+++ b/constitution-v172.docx
@@ -6716,7 +6716,7 @@
           <w:sz w:val="22"/>
           <w:szCs w:val="22"/>
         </w:rPr>
-        <w:t xml:space="preserve">The Senate may adopt a bill that includes a Presidential Review condition. The condition must state a review period of no more than 30 days; if no period is stated, the default is 14 days. The review period runs within the Senate's legislative timeline and does not extend the overall session clock. A bill adopted with a Presidential Review condition is transmitted to the President rather than proceeding directly to PM assent. If the President approves the bill within the stated period, it proceeds to PM assent under the standard process. If the President does not respond within the stated period, the bill is treated as approved and proceeds to PM assent; the EI records the failure to respond as a constitutional lapse and publishes a notice to the NRS. If the President rejects the bill within the stated period, the rejection is treated as a Senate rejection — the bill is returned to the House for reconsideration as if the Senate had not passed it. A bill returned to the House under this provision and subsequently repassed by the House may not, when resubmitted to the Senate, be adopted with a Presidential Review condition on that same bill. It proceeds through the Senate under the standard process.</w:t>
+        <w:t xml:space="preserve">The Senate may adopt a bill that includes a Presidential Review condition. The condition must state: (1) a review period of no more than 30 days — if no period is stated the default is 14 days; and (2) the specific subject matter or constitutional concern the review relates to. A condition that states no scope is void and the bill proceeds as if no condition were attached. The review period runs within the Senate's legislative timeline and does not extend the overall session clock. A bill adopted with a valid Presidential Review condition is transmitted to the President with the condition text published to the NRS. The President reviews the bill within the stated scope and period. If the President approves, the bill proceeds to PM assent under the standard process. If the President does not respond within the stated period, the bill is treated as approved and proceeds to PM assent; the EI records the failure to respond as a constitutional lapse and publishes a notice to the NRS. If the President rejects the bill, the rejection must be published to the NRS with written reasoning addressing the stated scope; a rejection that does not address the stated scope is void and the bill proceeds to PM assent. A valid rejection is treated as a Senate rejection — the bill is returned to the House for reconsideration as if the Senate had not passed it. A bill returned to the House under this provision and subsequently repassed by the House may not, when resubmitted to the Senate, be adopted with a Presidential Review condition on that same bill — it proceeds through the Senate under the standard process.</w:t>
       </w:r>
     </w:p>
     <w:p>

--- a/constitution-v172.docx
+++ b/constitution-v172.docx
@@ -6673,50 +6673,6 @@
           <w:szCs w:val="22"/>
         </w:rPr>
         <w:t xml:space="preserve">Where the constitution requires the Legislature to enact specific legislation by statute and the Legislature fails to do so within a specified period: the LI publishes a non-compliance finding; the mandate becomes justiciable in the SC; for mandates tied to constitutional rights, affected parties may bring direct constitutional claims. The Legislature's statutory delegations are genuine constitutional mandates.</w:t>
-      </w:r>
-    </w:p>
-    <w:p>
-      <w:pPr>
-        <w:spacing w:after="60" w:before="200"/>
-        <w:ind w:left="863"/>
-      </w:pPr>
-      <w:r>
-        <w:rPr>
-          <w:rFonts w:ascii="Courier New" w:cs="Courier New" w:eastAsia="Courier New" w:hAnsi="Courier New"/>
-          <w:b/>
-          <w:bCs/>
-          <w:color w:val="1B2A4A"/>
-          <w:sz w:val="18"/>
-          <w:szCs w:val="18"/>
-        </w:rPr>
-        <w:t xml:space="preserve">§3.3.e  </w:t>
-      </w:r>
-      <w:r>
-        <w:rPr>
-          <w:rFonts w:ascii="Garamond" w:cs="Garamond" w:eastAsia="Garamond" w:hAnsi="Garamond"/>
-          <w:b/>
-          <w:bCs/>
-          <w:color w:val="1B2A4A"/>
-          <w:sz w:val="22"/>
-          <w:szCs w:val="22"/>
-        </w:rPr>
-        <w:t xml:space="preserve">Presidential Review Condition</w:t>
-      </w:r>
-    </w:p>
-    <w:p>
-      <w:pPr>
-        <w:spacing w:after="120" w:before="0"/>
-        <w:ind w:left="863"/>
-        <w:jc w:val="both"/>
-      </w:pPr>
-      <w:r>
-        <w:rPr>
-          <w:rFonts w:ascii="Garamond" w:cs="Garamond" w:eastAsia="Garamond" w:hAnsi="Garamond"/>
-          <w:color w:val="2a2520"/>
-          <w:sz w:val="22"/>
-          <w:szCs w:val="22"/>
-        </w:rPr>
-        <w:t xml:space="preserve">The Senate may adopt a bill that includes a Presidential Review condition. The condition must state: (1) a review period of no more than 30 days — if no period is stated the default is 14 days; and (2) the specific subject matter or constitutional concern the review relates to. A condition that states no scope is void and the bill proceeds as if no condition were attached. The review period runs within the Senate's legislative timeline and does not extend the overall session clock. A bill adopted with a valid Presidential Review condition is transmitted to the President with the condition text published to the NRS. The President reviews the bill within the stated scope and period. If the President approves, the bill proceeds to PM assent under the standard process. If the President does not respond within the stated period, the bill is treated as approved and proceeds to PM assent; the EI records the failure to respond as a constitutional lapse and publishes a notice to the NRS. If the President rejects the bill, the rejection must be published to the NRS with written reasoning addressing the stated scope; a rejection that does not address the stated scope is void and the bill proceeds to PM assent. A valid rejection is treated as a Senate rejection — the bill is returned to the House for reconsideration as if the Senate had not passed it. A bill returned to the House under this provision and subsequently repassed by the House may not, when resubmitted to the Senate, be adopted with a Presidential Review condition on that same bill — it proceeds through the Senate under the standard process.</w:t>
       </w:r>
     </w:p>
     <w:p>

--- a/constitution-v172.docx
+++ b/constitution-v172.docx
@@ -51,7 +51,6 @@
     <w:p>
       <w:pPr>
         <w:spacing w:after="200" w:before="0"/>
-        <w:jc w:val="left"/>
       </w:pPr>
       <w:r>
         <w:rPr>
@@ -70,7 +69,6 @@
     <w:p>
       <w:pPr>
         <w:spacing w:after="200" w:before="0"/>
-        <w:jc w:val="left"/>
       </w:pPr>
       <w:r>
         <w:rPr>
@@ -89,7 +87,6 @@
     <w:p>
       <w:pPr>
         <w:spacing w:after="800" w:before="0"/>
-        <w:jc w:val="left"/>
       </w:pPr>
       <w:r>
         <w:rPr>
@@ -108,7 +105,6 @@
     <w:p>
       <w:pPr>
         <w:spacing w:after="200" w:before="0"/>
-        <w:jc w:val="left"/>
       </w:pPr>
       <w:r>
         <w:rPr>
@@ -125,7 +121,6 @@
     <w:p>
       <w:pPr>
         <w:spacing w:after="480" w:before="0"/>
-        <w:jc w:val="left"/>
       </w:pPr>
       <w:r>
         <w:rPr>

--- a/constitution-v172.docx
+++ b/constitution-v172.docx
@@ -96,7 +96,11 @@
     </w:p>
     <w:p>
       <w:pPr>
+        <w:pBdr>
+          <w:bottom w:val="single" w:color="C9A84C" w:sz="6" w:space="1"/>
+        </w:pBdr>
         <w:spacing w:after="400" w:before="0"/>
+        <w:jc w:val="center"/>
       </w:pPr>
       <w:r>
         <w:t xml:space="preserve"/>
@@ -143,6 +147,7 @@
         <w:spacing w:after="0" w:before="0"/>
       </w:pPr>
       <w:r>
+        <w:br/>
         <w:t xml:space="preserve"/>
       </w:r>
     </w:p>

--- a/constitution-v172.docx
+++ b/constitution-v172.docx
@@ -16493,7 +16493,7 @@
           <w:sz w:val="22"/>
           <w:szCs w:val="22"/>
         </w:rPr>
-        <w:t xml:space="preserve">The National Record System — the constitutional backbone of transparency. Permanent, tamper-evident, freely accessible to every Inhabitant at no cost. Every government act required to be published must be on the NRS before it takes legal effect. The NRS is the definitive public record of the Republic — if something happened in government and it is not on the NRS, it is constitutionally suspect.</w:t>
+        <w:t xml:space="preserve">The National Record System is the permanent, tamper-evident public record of the Republic — freely accessible to every Inhabitant at no cost. Every government act required to be published must appear on the NRS before it takes legal effect. An act not on the NRS is constitutionally suspect. The NRS is not a government convenience — it is the mechanism by which Inhabitants verify that government acts exist and what they say.</w:t>
       </w:r>
     </w:p>
     <w:p>
@@ -16544,7 +16544,7 @@
           <w:sz w:val="22"/>
           <w:szCs w:val="22"/>
         </w:rPr>
-        <w:t xml:space="preserve">NRS Permanence — records published to the NRS may not be deleted, altered, or reclassified after publication. Corrections are published as new entries alongside the original, not as replacements. The full history of any government act — including corrections, amendments, and subsequent interpretations — is permanently available.</w:t>
+        <w:t xml:space="preserve">Records published to the NRS may not be deleted, altered, or reclassified after publication. Corrections are published as new entries alongside the original, not as replacements. The full history of any government act — including corrections, amendments, and subsequent interpretations — is permanently available.</w:t>
       </w:r>
     </w:p>
     <w:p>
@@ -16646,7 +16646,7 @@
           <w:sz w:val="22"/>
           <w:szCs w:val="22"/>
         </w:rPr>
-        <w:t xml:space="preserve">NRS Publication Requirements — every category of government act required to be published must be published within the time specified by the constitution or enabling statute. Acts not published within their required period are not void (except where the constitution specifically provides otherwise), but the publication failure is a constitutional breach reportable by the relevant Inspectorate.</w:t>
+        <w:t xml:space="preserve">Every category of government act required to be published must be published within the time specified by the constitution or enabling statute. Acts not published within their required period are not void (except where the constitution specifically provides otherwise), but the publication failure is a constitutional breach reportable by the relevant Inspectorate.</w:t>
       </w:r>
     </w:p>
     <w:p>
@@ -17003,7 +17003,7 @@
           <w:sz w:val="22"/>
           <w:szCs w:val="22"/>
         </w:rPr>
-        <w:t xml:space="preserve">The Republic System Administrator operates the NRS under the oversight of the Legislative Inspectorate. The RSA Director is a statutory independent officer under §3.7. A decennial Technical Integrity Commission reviews whether the NRS architecture continues to meet the constitutional requirements for distributed custody, cryptographic verification, and public accessibility under §9.1.</w:t>
+        <w:t xml:space="preserve">The Republic System Administrator operates the NRS under the oversight of the Legislative Inspectorate. The RSA Director is a statutory independent officer whose independence is protected by §9.5.a. A decennial Technical Integrity Commission reviews whether the NRS architecture continues to meet the constitutional requirements for distributed custody, cryptographic verification, and public accessibility under §9.1.</w:t>
       </w:r>
     </w:p>
     <w:p>
@@ -17054,7 +17054,7 @@
           <w:sz w:val="22"/>
           <w:szCs w:val="22"/>
         </w:rPr>
-        <w:t xml:space="preserve">A decennial RSA Technical Integrity Commission reviews whether the NRS architecture continues to meet the constitutional requirements for distributed, tamper-evident operation established by §9.1. The Commission has publication authority only — it may not issue binding orders, impose penalties, or direct the RSA Director. Its findings are published jointly by all three Inspectorates to the NRS and cannot be withheld, suppressed, or altered after publication. Qualifications for pool eligibility, audit methodology and scope, working session parameters, compensation, and decennial trigger timing are established by statute.</w:t>
+        <w:t xml:space="preserve">A decennial RSA Technical Integrity Commission reviews whether the NRS architecture continues to meet the constitutional requirements for distributed, tamper-evident operation established by §9.1. The Commission has publication authority only — it may not issue binding orders, impose penalties, or direct the RSA Director. Its findings are published jointly by all three Inspectorates to the NRS and cannot be withheld, suppressed, or altered after publication. The Commission convenes every ten years from the date of the first Legislature convening under §19.3.d. Qualifications for pool eligibility, audit methodology and scope, working session parameters, and compensation are established by statute. The Legislature may not adjust the decennial trigger date by statute. If the LI's annual audit under §9.1.e identifies a critical architectural failure — defined as a finding that the NRS no longer meets the constitutional requirements for tamper-evident operation or distributed custody — the LI may declare an emergency review, triggering an extraordinary Commission draw from the current confirmed pool under §9.3.d. An emergency Commission draw does not reset the decennial clock.</w:t>
       </w:r>
     </w:p>
     <w:p>
@@ -17360,7 +17360,109 @@
           <w:sz w:val="22"/>
           <w:szCs w:val="22"/>
         </w:rPr>
-        <w:t xml:space="preserve">Commission findings are published directly and jointly to the NRS by all three Inspectorates upon completion of the decennial review. Findings may include assessments of cryptographic integrity, node distribution adequacy, technical standard compliance, and any architectural features that approach or breach constitutional requirements. The Legislature, the RSA Director, and both executives receive findings simultaneously with NRS publication. The Commission's mandate ends upon publication; the Commission dissolves and the pool resets under §9.3.c.</w:t>
+        <w:t xml:space="preserve">Commission findings are published directly and jointly to the NRS by all three Inspectorates upon completion of the decennial review. Findings may include assessments of cryptographic integrity, node distribution adequacy, technical standard compliance, and any architectural features that approach or breach constitutional requirements. The Legislature, the RSA Director, and both executives receive findings simultaneously with NRS publication. The Commission's mandate ends upon publication; the Commission dissolves and the pool resets under §9.3.c. Where an Emergency RSA Commission has been constituted under §9.3.h since the prior decennial review, the next regularly scheduled decennial Commission must include in its scope a review of the emergency findings — assessing whether the remediation was adequate and making architectural recommendations to prevent recurrence. These findings are published as a dedicated section of the decennial report.</w:t>
+      </w:r>
+    </w:p>
+    <w:p>
+      <w:pPr>
+        <w:spacing w:after="60" w:before="200"/>
+        <w:ind w:left="431"/>
+        <w:jc w:val="left"/>
+      </w:pPr>
+      <w:r>
+        <w:rPr>
+          <w:rFonts w:ascii="Courier New" w:cs="Courier New" w:eastAsia="Courier New" w:hAnsi="Courier New"/>
+          <w:b/>
+          <w:bCs/>
+          <w:color w:val="1B2A4A"/>
+          <w:sz w:val="18"/>
+          <w:szCs w:val="18"/>
+        </w:rPr>
+        <w:t xml:space="preserve">§9.3.h  </w:t>
+      </w:r>
+      <w:r>
+        <w:rPr>
+          <w:rFonts w:ascii="Garamond" w:cs="Garamond" w:eastAsia="Garamond" w:hAnsi="Garamond"/>
+          <w:b/>
+          <w:bCs/>
+          <w:i w:val="false"/>
+          <w:iCs w:val="false"/>
+          <w:color w:val="1B2A4A"/>
+          <w:sz w:val="22"/>
+          <w:szCs w:val="22"/>
+        </w:rPr>
+        <w:t xml:space="preserve">Emergency RSA Commission</w:t>
+      </w:r>
+    </w:p>
+    <w:p>
+      <w:pPr>
+        <w:spacing w:after="120" w:before="0"/>
+        <w:ind w:left="431"/>
+        <w:jc w:val="both"/>
+      </w:pPr>
+      <w:r>
+        <w:rPr>
+          <w:rFonts w:ascii="Garamond" w:cs="Garamond" w:eastAsia="Garamond" w:hAnsi="Garamond"/>
+          <w:b w:val="false"/>
+          <w:bCs w:val="false"/>
+          <w:i w:val="false"/>
+          <w:iCs w:val="false"/>
+          <w:color w:val="2a2520"/>
+          <w:sz w:val="22"/>
+          <w:szCs w:val="22"/>
+        </w:rPr>
+        <w:t xml:space="preserve">Where the LI has declared an emergency review under §9.3.a, the LI formally alerts the PM and publishes the emergency finding to the NRS. The PM requests each State to nominate one qualified person to an Emergency Technical Pool within 14 days. The LI certifies each nominee's qualifications against the statutory standard established under §9.3.b. All three Inspectorates then conduct a public lottery draw of five members from the certified nominees using the procedure under §9.3.d — the draw is published to the NRS before the session closes. The Emergency Commission's scope is limited to the specific architectural failure identified in the LI's emergency finding; it may not expand its mandate beyond that scope. Findings are published jointly by all three Inspectorates to the NRS upon completion. Senate confirmation is not required for Emergency Commission members; the mandatory Senate accountability session under §9.3.i provides accountability in lieu of confirmation. The Emergency Commission does not trigger a pool reset; the regular decennial pool and clock are unaffected. The Emergency Technical Pool dissolves upon conclusion of the Senate accountability session.</w:t>
+      </w:r>
+    </w:p>
+    <w:p>
+      <w:pPr>
+        <w:spacing w:after="60" w:before="200"/>
+        <w:ind w:left="431"/>
+        <w:jc w:val="left"/>
+      </w:pPr>
+      <w:r>
+        <w:rPr>
+          <w:rFonts w:ascii="Courier New" w:cs="Courier New" w:eastAsia="Courier New" w:hAnsi="Courier New"/>
+          <w:b/>
+          <w:bCs/>
+          <w:color w:val="1B2A4A"/>
+          <w:sz w:val="18"/>
+          <w:szCs w:val="18"/>
+        </w:rPr>
+        <w:t xml:space="preserve">§9.3.i  </w:t>
+      </w:r>
+      <w:r>
+        <w:rPr>
+          <w:rFonts w:ascii="Garamond" w:cs="Garamond" w:eastAsia="Garamond" w:hAnsi="Garamond"/>
+          <w:b/>
+          <w:bCs/>
+          <w:i w:val="false"/>
+          <w:iCs w:val="false"/>
+          <w:color w:val="1B2A4A"/>
+          <w:sz w:val="22"/>
+          <w:szCs w:val="22"/>
+        </w:rPr>
+        <w:t xml:space="preserve">Emergency Commission Senate Accountability Session</w:t>
+      </w:r>
+    </w:p>
+    <w:p>
+      <w:pPr>
+        <w:spacing w:after="120" w:before="0"/>
+        <w:ind w:left="431"/>
+        <w:jc w:val="both"/>
+      </w:pPr>
+      <w:r>
+        <w:rPr>
+          <w:rFonts w:ascii="Garamond" w:cs="Garamond" w:eastAsia="Garamond" w:hAnsi="Garamond"/>
+          <w:b w:val="false"/>
+          <w:bCs w:val="false"/>
+          <w:i w:val="false"/>
+          <w:iCs w:val="false"/>
+          <w:color w:val="2a2520"/>
+          <w:sz w:val="22"/>
+          <w:szCs w:val="22"/>
+        </w:rPr>
+        <w:t xml:space="preserve">Within 30 days of the Emergency Commission's appointment under §9.3.h, the Senate must schedule a mandatory public accountability session. The session must occur within 90 days of the Emergency Commission's appointment. Emergency Commission members appear before the Senate, present their findings, and respond to questions from senators. The session is published in full to the NRS. Failure to schedule the session within 30 days of appointment is a constitutional compliance breach certified by the LI and published to the NRS. The Senate accountability session provides the legitimacy in lieu of Senate confirmation — the Commission's findings carry full constitutional weight upon NRS publication regardless of whether the session has yet occurred.</w:t>
       </w:r>
     </w:p>
     <w:p>
@@ -17462,7 +17564,7 @@
           <w:sz w:val="22"/>
           <w:szCs w:val="22"/>
         </w:rPr>
-        <w:t xml:space="preserve">The National Record System is administered by a technically independent office under LI oversight. This section governs staffing, continuity, citizen access, and the technical standards that maintain the NRS's constitutional integrity.</w:t>
+        <w:t xml:space="preserve">The National Record System is administered by a technically independent office under LI oversight.</w:t>
       </w:r>
     </w:p>
     <w:p>

--- a/constitution-v172.docx
+++ b/constitution-v172.docx
@@ -4064,7 +4064,7 @@
           <w:sz w:val="22"/>
           <w:szCs w:val="22"/>
         </w:rPr>
-        <w:t xml:space="preserve">The funding lock: the President has no authority to spend domestic funds. All military expenditure requires PM certification. Tier 1 defensive operations carry an automatic 96-hour Emergency Defense Allocation — self-executing, not subject to PM Fiscal Objection. Beyond 96 hours, PM must certify or uncertified spending is void, triggering an immediate pay freeze on military personnel and federal civilian employees directly supporting military operations. Separates the decision to use force from the decision to fund it.</w:t>
+        <w:t xml:space="preserve">The President has no authority to spend domestic funds. All military expenditure requires PM certification. Tier 1 defensive operations carry an automatic 96-hour Emergency Defense Allocation — self-executing, not subject to PM Fiscal Objection. Beyond 96 hours, PM must certify or uncertified spending is void, triggering an immediate pay freeze on military personnel and federal civilian employees directly supporting military operations. Separates the decision to use force from the decision to fund it.</w:t>
       </w:r>
     </w:p>
     <w:p>
@@ -4472,7 +4472,7 @@
           <w:sz w:val="22"/>
           <w:szCs w:val="22"/>
         </w:rPr>
-        <w:t xml:space="preserve">The President nominates the Director of Intelligence, Secretary for Foreign Affairs, and Secretary for Defense. The Senate confirms each nomination by simple majority within a period the Legislature defines by statute; failure to vote within that period results in Deemed Confirmation. All nominations, confirmations, and Deemed Confirmations are published to the NRS within 24 hours. An officer subject to an active §3.8 impeachment proceeding may not be removed by the President until those proceedings conclude.</w:t>
+        <w:t xml:space="preserve">The President nominates the Director of Intelligence, Secretary for Foreign Affairs, and Secretary for Defense. The Senate confirms each nomination by simple majority within a period the Legislature defines by statute. If the Senate has not voted within that period, the President may name an Acting officer from among civil service employees or existing confirmed executive branch officers. All nominations, confirmations, and Acting appointments are published to the NRS within 24 hours. Acting status runs for up to 6 months from the date of appointment. After 6 months, the Acting officer must either be confirmed by the Senate under the standard process or be re-appointed by the President for one further 30-day extension. After that extension expires without Senate confirmation, the most senior career officer in the relevant department holds the role until a nomination is confirmed. The one-extension limit prevents indefinite Acting appointments circumventing Senate confirmation. An officer subject to an active §3.8 impeachment proceeding may not be removed by the President until those proceedings conclude.</w:t>
       </w:r>
     </w:p>
     <w:p>
@@ -4625,7 +4625,7 @@
           <w:sz w:val="22"/>
           <w:szCs w:val="22"/>
         </w:rPr>
-        <w:t xml:space="preserve">PM appoints senior domestic officers from JI-maintained candidate registries. The registry requirement prevents purely political appointments. Senate confirmation provides a further check. PM removal of appointed officers requires published NRS reasons — arbitrary or politically motivated removal is constitutionally visible.</w:t>
+        <w:t xml:space="preserve">PM appoints senior domestic officers from candidates whose qualifications have been certified by the JI against criteria established by statute. The registry requirement prevents purely political appointments. Senate confirmation provides a further check. PM removal of appointed officers requires published NRS reasons — arbitrary or politically motivated removal is constitutionally visible.</w:t>
       </w:r>
     </w:p>
     <w:p>
@@ -4676,7 +4676,7 @@
           <w:sz w:val="22"/>
           <w:szCs w:val="22"/>
         </w:rPr>
-        <w:t xml:space="preserve">The PM's central domestic power. The annual budget originates with the PM and requires House passage. The PM's certification function for military expenditure is the financial check on the President's domain: no military operation runs without PM-certified funds.</w:t>
+        <w:t xml:space="preserve">The annual budget originates with the PM and requires House passage. The PM's certification function for military expenditure is the financial check on the President's domain: no military operation runs without PM-certified funds.</w:t>
       </w:r>
     </w:p>
     <w:p>
@@ -4727,7 +4727,7 @@
           <w:sz w:val="22"/>
           <w:szCs w:val="22"/>
         </w:rPr>
-        <w:t xml:space="preserve">The PM reviews all enacted legislation. Three options: sign (or remain silent, triggering Deemed Enactment), Fiscal Objection, or Suspensive Veto. The PM's silence enacts a bill — there is no veto by inaction. The Suspensive Veto returns the bill to the Legislature, which may override by 2/3 of both chambers simultaneously.</w:t>
+        <w:t xml:space="preserve">The PM reviews all enacted legislation and may sign, apply a Fiscal Objection, or apply a Suspensive Veto. Silence within the Legislative Review Period triggers Deemed Enactment — there is no veto by inaction. The Suspensive Veto returns the bill to the Legislature, which may override by 2/3 of both chambers simultaneously.</w:t>
       </w:r>
     </w:p>
     <w:p>
@@ -4911,27 +4911,27 @@
           <w:sz w:val="22"/>
           <w:szCs w:val="22"/>
         </w:rPr>
-        <w:t xml:space="preserve">Administrative Acting Officer Framework</w:t>
-      </w:r>
-    </w:p>
-    <w:p>
-      <w:pPr>
-        <w:spacing w:after="120" w:before="0"/>
-        <w:ind w:left="431"/>
-        <w:jc w:val="both"/>
-      </w:pPr>
-      <w:r>
-        <w:rPr>
-          <w:rFonts w:ascii="Garamond" w:cs="Garamond" w:eastAsia="Garamond" w:hAnsi="Garamond"/>
-          <w:b w:val="false"/>
-          <w:bCs w:val="false"/>
-          <w:i w:val="false"/>
-          <w:iCs w:val="false"/>
-          <w:color w:val="2a2520"/>
-          <w:sz w:val="22"/>
-          <w:szCs w:val="22"/>
-        </w:rPr>
-        <w:t xml:space="preserve">Where the PM is temporarily unable to exercise authority, the most senior Domestic Affairs Council Officer (SDACO) serves as Caretaker PM. The SDACO's authority is limited to maintaining existing policy and emergency functions. Caretaker status expires when a new PM is confirmed by the House.</w:t>
+        <w:t xml:space="preserve">Caretaker PM Framework</w:t>
+      </w:r>
+    </w:p>
+    <w:p>
+      <w:pPr>
+        <w:spacing w:after="120" w:before="0"/>
+        <w:ind w:left="431"/>
+        <w:jc w:val="both"/>
+      </w:pPr>
+      <w:r>
+        <w:rPr>
+          <w:rFonts w:ascii="Garamond" w:cs="Garamond" w:eastAsia="Garamond" w:hAnsi="Garamond"/>
+          <w:b w:val="false"/>
+          <w:bCs w:val="false"/>
+          <w:i w:val="false"/>
+          <w:iCs w:val="false"/>
+          <w:color w:val="2a2520"/>
+          <w:sz w:val="22"/>
+          <w:szCs w:val="22"/>
+        </w:rPr>
+        <w:t xml:space="preserve">Where the PM is temporarily unable to exercise authority, the most senior confirmed Cabinet Minister by continuous length of service, as certified by the JI, serves as Caretaker PM. The Caretaker PM's authority is limited to maintaining existing policy and emergency functions. Caretaker status expires when a new PM is confirmed by the House or the PM resumes their duties, whichever occurs first.</w:t>
       </w:r>
     </w:p>
     <w:p>
@@ -5051,6 +5051,57 @@
           <w:sz w:val="18"/>
           <w:szCs w:val="18"/>
         </w:rPr>
+        <w:t xml:space="preserve">§2.2.k  </w:t>
+      </w:r>
+      <w:r>
+        <w:rPr>
+          <w:rFonts w:ascii="Garamond" w:cs="Garamond" w:eastAsia="Garamond" w:hAnsi="Garamond"/>
+          <w:b/>
+          <w:bCs/>
+          <w:i w:val="false"/>
+          <w:iCs w:val="false"/>
+          <w:color w:val="1B2A4A"/>
+          <w:sz w:val="22"/>
+          <w:szCs w:val="22"/>
+        </w:rPr>
+        <w:t xml:space="preserve">Domestic Affairs Council</w:t>
+      </w:r>
+    </w:p>
+    <w:p>
+      <w:pPr>
+        <w:spacing w:after="120" w:before="0"/>
+        <w:ind w:left="431"/>
+        <w:jc w:val="both"/>
+      </w:pPr>
+      <w:r>
+        <w:rPr>
+          <w:rFonts w:ascii="Garamond" w:cs="Garamond" w:eastAsia="Garamond" w:hAnsi="Garamond"/>
+          <w:b w:val="false"/>
+          <w:bCs w:val="false"/>
+          <w:i w:val="false"/>
+          <w:iCs w:val="false"/>
+          <w:color w:val="2a2520"/>
+          <w:sz w:val="22"/>
+          <w:szCs w:val="22"/>
+        </w:rPr>
+        <w:t xml:space="preserve">The PM administers domestic executive functions through the Domestic Affairs Council — the coordinating body of senior Cabinet Ministers responsible for the delivery of BNF obligations, oversight of devolved Territories, co-management of National Trust lands, and other domestic functions assigned by statute. The Domestic Affairs Council is chaired by the PM. Its membership, structure, and operational mandate are defined by statute. The Council operates under the PM's constitutional domestic authority and is not an independent constitutional body.</w:t>
+      </w:r>
+    </w:p>
+    <w:p>
+      <w:pPr>
+        <w:spacing w:after="60" w:before="200"/>
+        <w:ind w:left="431"/>
+        <w:jc w:val="left"/>
+      </w:pPr>
+      <w:r>
+        <w:rPr>
+          <w:rFonts w:ascii="Courier New" w:cs="Courier New" w:eastAsia="Courier New" w:hAnsi="Courier New"/>
+          <w:b/>
+          <w:bCs/>
+          <w:color w:val="1B2A4A"/>
+          <w:sz w:val="18"/>
+          <w:szCs w:val="18"/>
+        </w:rPr>
         <w:t xml:space="preserve">§2.3  </w:t>
       </w:r>
       <w:r>
@@ -5237,7 +5288,7 @@
           <w:sz w:val="22"/>
           <w:szCs w:val="22"/>
         </w:rPr>
-        <w:t xml:space="preserve">The House elects the PM by absolute majority of full seated membership within 30 days of any general election. The House may attempt to elect a PM at any time. If the House has not elected a PM within 30 days, the SDACO continues as Caretaker PM. Where the House has not elected a PM within 30 days, the Senate may, by 2/3 supermajority of full seated membership, designate a serving House member as PM. A PM designated under this provision holds full constitutional PM authority and is subject to the same obligations, term limits, and removal procedures as a PM elected by the House, including constructive no-confidence under §2.3.a and the 8-year maximum under §2.3.b. If the House subsequently elects a PM by absolute majority, that election terminates the Senate designation. Where the House has not seated a PM within 30 days, the Legislative Inspectorate publishes a weekly report to the NRS naming each member's participation record — votes taken, candidates proposed, and each member's individual participation — forming the permanent constitutional accountability record for that term.</w:t>
+        <w:t xml:space="preserve">The House elects the PM by absolute majority of full seated membership within 30 days of any general election. The House may attempt to elect a PM at any time. If the House has not elected a PM within 30 days, the most senior confirmed Cabinet Minister by continuous length of service continues as Caretaker PM under §2.2.h. Where the House has not elected a PM within 30 days, the Senate may, by 2/3 supermajority of full seated membership, designate a serving House member as PM. A PM designated under this provision holds full constitutional PM authority and is subject to the same obligations, term limits, and removal procedures as a PM elected by the House, including constructive no-confidence under §2.3.a and the 8-year maximum under §2.3.b. If the House subsequently elects a PM by absolute majority, that election terminates the Senate designation. Where the House has not elected a PM within 30 days, the Legislative Inspectorate publishes a weekly report to the NRS naming each member's participation record — votes taken, candidates proposed, and each member's individual participation — forming the permanent constitutional accountability record for that term.</w:t>
       </w:r>
     </w:p>
     <w:p>
@@ -5288,7 +5339,7 @@
           <w:sz w:val="22"/>
           <w:szCs w:val="22"/>
         </w:rPr>
-        <w:t xml:space="preserve">The PM holds two instruments for engaging the Legislature on enacted bills: the Suspensive Veto and the Fiscal Objection. These are tools of constitutional dialogue, not obstruction; the Legislature retains final authority in both cases.</w:t>
+        <w:t xml:space="preserve">The PM holds two instruments for engaging the Legislature on enacted bills: the Suspensive Veto and the Fiscal Objection.</w:t>
       </w:r>
     </w:p>
     <w:p>
@@ -5339,7 +5390,7 @@
           <w:sz w:val="22"/>
           <w:szCs w:val="22"/>
         </w:rPr>
-        <w:t xml:space="preserve">The PM may return any bill to the Legislature with a written Statement of Objection specifying the constitutional, fiscal, or operational grounds. The statement is recorded permanently on the NRS. The Legislature may override by 2/3 of both chambers simultaneously. The suspensive veto may not be used on: the annual budget; any bill the Legislature has certified as directly implementing a constitutional obligation; or any bill passed under the §2.8 Emergency Governance Protocol. If the Legislature does not hold an override vote within the session in which the bill was returned, the bill lapses. The PM may apply the suspensive veto to any single bill only once.</w:t>
+        <w:t xml:space="preserve">The PM may return any bill to the Legislature with a written Statement of Objection specifying the constitutional, fiscal, or operational grounds. The statement is recorded permanently on the NRS. The Legislature may override by 2/3 of both chambers simultaneously. The suspensive veto may not be used on: the annual budget; any bill the Legislature has certified as directly implementing a constitutional obligation; or any bill passed under the §2.8 Emergency Governance Protocol. If the Legislature does not hold an override vote within 90 days of the bill being returned, the bill lapses. The PM may apply the suspensive veto to any single bill only once.</w:t>
       </w:r>
     </w:p>
     <w:p>
@@ -5492,7 +5543,7 @@
           <w:sz w:val="22"/>
           <w:szCs w:val="22"/>
         </w:rPr>
-        <w:t xml:space="preserve">Both executives hold a concurrent review period following final passage of any bill. The periods and their interaction are governed by this section.</w:t>
+        <w:t xml:space="preserve">Both executives hold a concurrent review period following final passage of any bill.</w:t>
       </w:r>
     </w:p>
     <w:p>
@@ -5594,7 +5645,7 @@
           <w:sz w:val="22"/>
           <w:szCs w:val="22"/>
         </w:rPr>
-        <w:t xml:space="preserve">The President's succession framework covers two distinct situations: full succession where the Presidency becomes permanently vacant under §2.6.a, and temporary acting authority where the President is temporarily unable to exercise presidential functions under §2.6.b. Full succession vacates the Senate Speaker's Senate seat and triggers a special election; temporary acting authority does neither.</w:t>
+        <w:t xml:space="preserve">The President's succession and acting authority framework is established in §2.6.a through §2.6.c.</w:t>
       </w:r>
     </w:p>
     <w:p>
@@ -5951,7 +6002,7 @@
           <w:sz w:val="22"/>
           <w:szCs w:val="22"/>
         </w:rPr>
-        <w:t xml:space="preserve">The pardon power is constitutionally divided and constrained. Clemency may only be granted within each executive's domain, with full transparency, and subject to cross-chamber review. Presidential clemency is subject to cross-chamber review under §2.9.c. Self-clemency is absolutely prohibited for all constitutional officers.</w:t>
+        <w:t xml:space="preserve">Clemency may only be granted within each executive's domain, with full transparency, and subject to cross-chamber review. Presidential clemency is subject to cross-chamber review under §2.9.c. Self-clemency is absolutely prohibited for all constitutional officers.</w:t>
       </w:r>
     </w:p>
     <w:p>
@@ -6155,7 +6206,7 @@
           <w:sz w:val="22"/>
           <w:szCs w:val="22"/>
         </w:rPr>
-        <w:t xml:space="preserve">The President may be removed on two independent tracks. The legislative track requires 2/3 of both chambers simultaneously following Inspectorate-certified findings. The popular track requires a Senate majority referral to a national recall referendum under §2.10.b. Both tracks are governed by this section.</w:t>
+        <w:t xml:space="preserve">The President may be removed on two independent tracks. The legislative track requires 2/3 of both chambers simultaneously following Inspectorate-certified findings. The popular track requires a Senate majority referral to a national recall referendum under §2.10.b.</w:t>
       </w:r>
     </w:p>
     <w:p>

--- a/constitution-v172.docx
+++ b/constitution-v172.docx
@@ -7100,7 +7100,7 @@
           <w:sz w:val="22"/>
           <w:szCs w:val="22"/>
         </w:rPr>
-        <w:t xml:space="preserve">Treaty ratification requires a 2/3 majority of the full seated Senate. Three sub-provisions govern treaty mechanics: §3.2.e.i (domestic provisions of unratified treaties that can stand independently as legislation), §3.2.e.ii (bilateral integrated treaties that cannot be disaggregated), and §3.2.e.iii (the presidential withdrawal process for ratified treaties).</w:t>
+        <w:t xml:space="preserve">Treaty ratification requires a 2/3 majority of the full seated Senate.</w:t>
       </w:r>
     </w:p>
     <w:p>
@@ -7182,7 +7182,7 @@
           <w:sz w:val="22"/>
           <w:szCs w:val="22"/>
         </w:rPr>
-        <w:t xml:space="preserve">Treaty Withdrawal</w:t>
+        <w:t xml:space="preserve">Non-Disaggregable Treaties</w:t>
       </w:r>
     </w:p>
     <w:p>
@@ -7559,7 +7559,7 @@
           <w:sz w:val="22"/>
           <w:szCs w:val="22"/>
         </w:rPr>
-        <w:t xml:space="preserve">Bills become law through the process established in this section. The default passage standard is an absolute majority of the full seated membership of both chambers; higher thresholds apply as specified.</w:t>
+        <w:t xml:space="preserve">Bills become law by absolute majority of the full seated membership of both chambers; higher thresholds apply as specified.</w:t>
       </w:r>
     </w:p>
     <w:p>
@@ -7814,7 +7814,7 @@
           <w:sz w:val="22"/>
           <w:szCs w:val="22"/>
         </w:rPr>
-        <w:t xml:space="preserve">States draw their own House district maps following each census, subject to compliance review by the Legislative Inspectorate against the criteria established in §3.4.a. Where a State fails repeated review, the Electoral Commission draws an interim compliant map under §3.4.b pending State compliance. A State may request drawing consulting from the EC at any point in the redistricting process; such consulting is advisory and does not transfer the State's map-drawing responsibility to the EC. Territorial district maps are drawn by the Electoral Commission under §3.4.c, subject to the same §3.4.a criteria and LI compliance review.</w:t>
+        <w:t xml:space="preserve">States draw their own House district maps following each census, subject to compliance review by the Legislative Inspectorate against the criteria established in §3.4.a. Where a State fails repeated review, the Electoral Commission draws an interim compliant map under §3.4.b pending State compliance. A State may request drawing consulting from the EC at any point in the redistricting process; such consulting is advisory and does not transfer the State's map-drawing responsibility to the EC. Territorial district maps are drawn by the Electoral Commission under §3.4.c, subject to the same §3.4.a criteria and LI compliance review. District maps are drawn after each census, every ten years. Emergency redistricting may occur if a State's population changes significantly between census cycles. A State may not redistrict more than once per census cycle without LI approval.</w:t>
       </w:r>
     </w:p>
     <w:p>
@@ -7985,108 +7985,6 @@
           <w:sz w:val="18"/>
           <w:szCs w:val="18"/>
         </w:rPr>
-        <w:t xml:space="preserve">§3.4.c  </w:t>
-      </w:r>
-      <w:r>
-        <w:rPr>
-          <w:rFonts w:ascii="Garamond" w:cs="Garamond" w:eastAsia="Garamond" w:hAnsi="Garamond"/>
-          <w:b/>
-          <w:bCs/>
-          <w:i w:val="false"/>
-          <w:iCs w:val="false"/>
-          <w:color w:val="1B2A4A"/>
-          <w:sz w:val="22"/>
-          <w:szCs w:val="22"/>
-        </w:rPr>
-        <w:t xml:space="preserve">Redistricting Cycle</w:t>
-      </w:r>
-    </w:p>
-    <w:p>
-      <w:pPr>
-        <w:spacing w:after="120" w:before="0"/>
-        <w:ind w:left="431"/>
-        <w:jc w:val="both"/>
-      </w:pPr>
-      <w:r>
-        <w:rPr>
-          <w:rFonts w:ascii="Garamond" w:cs="Garamond" w:eastAsia="Garamond" w:hAnsi="Garamond"/>
-          <w:b w:val="false"/>
-          <w:bCs w:val="false"/>
-          <w:i w:val="false"/>
-          <w:iCs w:val="false"/>
-          <w:color w:val="2a2520"/>
-          <w:sz w:val="22"/>
-          <w:szCs w:val="22"/>
-        </w:rPr>
-        <w:t xml:space="preserve">Maps are drawn after each census, every 10 years. Emergency redistricting may occur if a State's population changes significantly between census cycles. A State may not redistrict more than once per census cycle without LI approval.</w:t>
-      </w:r>
-    </w:p>
-    <w:p>
-      <w:pPr>
-        <w:spacing w:after="60" w:before="200"/>
-        <w:ind w:left="431"/>
-        <w:jc w:val="left"/>
-      </w:pPr>
-      <w:r>
-        <w:rPr>
-          <w:rFonts w:ascii="Courier New" w:cs="Courier New" w:eastAsia="Courier New" w:hAnsi="Courier New"/>
-          <w:b/>
-          <w:bCs/>
-          <w:color w:val="1B2A4A"/>
-          <w:sz w:val="18"/>
-          <w:szCs w:val="18"/>
-        </w:rPr>
-        <w:t xml:space="preserve">§3.4.d  </w:t>
-      </w:r>
-      <w:r>
-        <w:rPr>
-          <w:rFonts w:ascii="Garamond" w:cs="Garamond" w:eastAsia="Garamond" w:hAnsi="Garamond"/>
-          <w:b/>
-          <w:bCs/>
-          <w:i w:val="false"/>
-          <w:iCs w:val="false"/>
-          <w:color w:val="1B2A4A"/>
-          <w:sz w:val="22"/>
-          <w:szCs w:val="22"/>
-        </w:rPr>
-        <w:t xml:space="preserve">Drawing Authority — Federal Territories</w:t>
-      </w:r>
-    </w:p>
-    <w:p>
-      <w:pPr>
-        <w:spacing w:after="120" w:before="0"/>
-        <w:ind w:left="431"/>
-        <w:jc w:val="both"/>
-      </w:pPr>
-      <w:r>
-        <w:rPr>
-          <w:rFonts w:ascii="Garamond" w:cs="Garamond" w:eastAsia="Garamond" w:hAnsi="Garamond"/>
-          <w:b w:val="false"/>
-          <w:bCs w:val="false"/>
-          <w:i w:val="false"/>
-          <w:iCs w:val="false"/>
-          <w:color w:val="2a2520"/>
-          <w:sz w:val="22"/>
-          <w:szCs w:val="22"/>
-        </w:rPr>
-        <w:t xml:space="preserve">Federal Territorial Districts — where federal territories elect House representatives, the Electoral Commission draws the territorial districts in consultation with the territory's governance council. Territorial districts are drawn under the same criteria that apply to State districts.</w:t>
-      </w:r>
-    </w:p>
-    <w:p>
-      <w:pPr>
-        <w:spacing w:after="60" w:before="200"/>
-        <w:ind w:left="431"/>
-        <w:jc w:val="left"/>
-      </w:pPr>
-      <w:r>
-        <w:rPr>
-          <w:rFonts w:ascii="Courier New" w:cs="Courier New" w:eastAsia="Courier New" w:hAnsi="Courier New"/>
-          <w:b/>
-          <w:bCs/>
-          <w:color w:val="1B2A4A"/>
-          <w:sz w:val="18"/>
-          <w:szCs w:val="18"/>
-        </w:rPr>
         <w:t xml:space="preserve">§3.4.e  </w:t>
       </w:r>
       <w:r>
@@ -8324,7 +8222,7 @@
           <w:sz w:val="22"/>
           <w:szCs w:val="22"/>
         </w:rPr>
-        <w:t xml:space="preserve">The House of Representatives is the proportional chamber. Seats are allocated by the Webster method under §3.1.a, with a minimum of one seat per State. All members serve 2-year terms. The House originates all legislation and fiscal measures and elects the Prime Minister.</w:t>
+        <w:t xml:space="preserve">The House of Representatives is structured and administered as established in this section and §3.1.</w:t>
       </w:r>
     </w:p>
     <w:p>
@@ -8444,57 +8342,6 @@
           <w:sz w:val="18"/>
           <w:szCs w:val="18"/>
         </w:rPr>
-        <w:t xml:space="preserve">§3.5.c  </w:t>
-      </w:r>
-      <w:r>
-        <w:rPr>
-          <w:rFonts w:ascii="Garamond" w:cs="Garamond" w:eastAsia="Garamond" w:hAnsi="Garamond"/>
-          <w:b/>
-          <w:bCs/>
-          <w:i w:val="false"/>
-          <w:iCs w:val="false"/>
-          <w:color w:val="1B2A4A"/>
-          <w:sz w:val="22"/>
-          <w:szCs w:val="22"/>
-        </w:rPr>
-        <w:t xml:space="preserve">House Vacancy</w:t>
-      </w:r>
-    </w:p>
-    <w:p>
-      <w:pPr>
-        <w:spacing w:after="120" w:before="0"/>
-        <w:ind w:left="431"/>
-        <w:jc w:val="both"/>
-      </w:pPr>
-      <w:r>
-        <w:rPr>
-          <w:rFonts w:ascii="Garamond" w:cs="Garamond" w:eastAsia="Garamond" w:hAnsi="Garamond"/>
-          <w:b w:val="false"/>
-          <w:bCs w:val="false"/>
-          <w:i w:val="false"/>
-          <w:iCs w:val="false"/>
-          <w:color w:val="2a2520"/>
-          <w:sz w:val="22"/>
-          <w:szCs w:val="22"/>
-        </w:rPr>
-        <w:t xml:space="preserve">A House seat that falls vacant mid-term triggers a special election within 90 days if more than 90 days remain in the term. Short-term vacancies (fewer than 90 days) are not filled — the seat remains vacant for the remainder of the term.</w:t>
-      </w:r>
-    </w:p>
-    <w:p>
-      <w:pPr>
-        <w:spacing w:after="60" w:before="200"/>
-        <w:ind w:left="431"/>
-        <w:jc w:val="left"/>
-      </w:pPr>
-      <w:r>
-        <w:rPr>
-          <w:rFonts w:ascii="Courier New" w:cs="Courier New" w:eastAsia="Courier New" w:hAnsi="Courier New"/>
-          <w:b/>
-          <w:bCs/>
-          <w:color w:val="1B2A4A"/>
-          <w:sz w:val="18"/>
-          <w:szCs w:val="18"/>
-        </w:rPr>
         <w:t xml:space="preserve">§3.5.d  </w:t>
       </w:r>
       <w:r>
@@ -8579,7 +8426,7 @@
           <w:sz w:val="22"/>
           <w:szCs w:val="22"/>
         </w:rPr>
-        <w:t xml:space="preserve">The Legislature operates under continuous Inspectorate oversight and is subject to the transparency obligations of this section. Oversight is informational only — the Inspectorates publish findings; they do not direct legislative outcomes.</w:t>
+        <w:t xml:space="preserve">The Legislature operates under continuous Inspectorate oversight — the Inspectorates publish findings but do not direct legislative outcomes.</w:t>
       </w:r>
     </w:p>
     <w:p>
@@ -9242,7 +9089,7 @@
           <w:sz w:val="22"/>
           <w:szCs w:val="22"/>
         </w:rPr>
-        <w:t xml:space="preserve">Any 1/3 minority of the House may open a formal impeachment inquiry. The inquiry is conducted by a House committee with findings published to the NRS. An inquiry carries no immediate consequences for the subject official. Inquiries lapse at the end of the legislative session if no Articles of Impeachment are filed.</w:t>
+        <w:t xml:space="preserve">Any 1/3 minority of the House may open a formal impeachment inquiry. The inquiry is conducted by a House committee with findings published to the NRS. An inquiry carries no immediate consequences for the subject official. Inquiries lapse 120 days after opening if no Articles of Impeachment are filed.</w:t>
       </w:r>
     </w:p>
     <w:p>

--- a/constitution-v172.docx
+++ b/constitution-v172.docx
@@ -13916,7 +13916,7 @@
           <w:sz w:val="22"/>
           <w:szCs w:val="22"/>
         </w:rPr>
-        <w:t xml:space="preserve">LI Mandate — audits the Legislature for fiscal accuracy, constitutional compliance, and NRS integrity. Conducts the population census (assigned to the LI because the census determines House seat allocation — giving this to a body nominated by the House would be a direct conflict of interest). Reviews House district maps. Publishes germaneness analyses. Annual compliance report published to the NRS. Determines referendum eligibility for citizen-initiated repeal petitions under §11.1.b.</w:t>
+        <w:t xml:space="preserve">The LI audits the Legislature for fiscal accuracy, constitutional compliance, and NRS integrity. Conducts the population census (assigned to the LI because the census determines House seat allocation — giving this to a body nominated by the House would be a direct conflict of interest). Reviews House district maps. Publishes germaneness analyses. Annual compliance report published to the NRS. Determines referendum eligibility for citizen-initiated repeal petitions under §11.1.b.</w:t>
       </w:r>
     </w:p>
     <w:p>
@@ -13967,7 +13967,7 @@
           <w:sz w:val="22"/>
           <w:szCs w:val="22"/>
         </w:rPr>
-        <w:t xml:space="preserve">EI Mandate — audits both executives and the Monetary Authority. Annual military compliance assessment: were Tier authorizations followed? Was §1.30.d Intelligence Firewall maintained? Were fund certifications observed? Publishes clemency background reports before any executive act. Reviews disclosure records for constitutional appointments.</w:t>
+        <w:t xml:space="preserve">The EI audits both executives and the Monetary Authority. Annual military compliance assessment: were Tier authorizations followed? Was §1.30.d Intelligence Firewall maintained? Were fund certifications observed? Publishes clemency background reports before any executive act. Reviews disclosure records for constitutional appointments.</w:t>
       </w:r>
     </w:p>
     <w:p>
@@ -14018,7 +14018,7 @@
           <w:sz w:val="22"/>
           <w:szCs w:val="22"/>
         </w:rPr>
-        <w:t xml:space="preserve">JI Mandate — audits the courts for judicial scope and independence. Maintains the SC Candidate Registry. Vets judicial nominees and Electoral Commission candidates. Audits the Electoral Commission annually. Reviews accommodation compact compliance under §19.1, Associated Community compact compliance under Article XX, and Article XIV indigenous compact obligations. The JI's structural independence — selection by public lottery with no political nomination — makes it the appropriate body to administer all constitutional lottery draws and candidate certification functions throughout the Republic, in addition to its core judicial audit mandate. This dual role is a deliberate constitutional design choice, not an accumulation of functions by default.</w:t>
+        <w:t xml:space="preserve">The JI audits the courts for judicial scope and independence. Maintains the SC Candidate Registry. Vets judicial nominees and Electoral Commission candidates. Audits the Electoral Commission annually. Reviews accommodation compact compliance under §19.1, Associated Community compact compliance under Article XX, and Article XIV indigenous compact obligations. The JI's structural independence — selection by public lottery with no political nomination — makes it the appropriate body to administer all constitutional lottery draws and candidate certification functions throughout the Republic, in addition to its core judicial audit mandate. This dual role is a deliberate constitutional design choice, not an accumulation of functions by default.</w:t>
       </w:r>
     </w:p>
     <w:p>
@@ -14120,7 +14120,7 @@
           <w:sz w:val="22"/>
           <w:szCs w:val="22"/>
         </w:rPr>
-        <w:t xml:space="preserve">The selection mechanisms for each Inspector General are detailed in §8.3.a (Legislative IG), §8.3.b (Executive IG), and §8.3.c (term and staggering). The cross-nomination principles are established in §8.2.</w:t>
+        <w:t xml:space="preserve">Each Inspector General is selected through a cross-nomination process that excludes the body being watched, as specified in §8.3.a through §8.3.c.</w:t>
       </w:r>
     </w:p>
     <w:p>
@@ -14171,7 +14171,7 @@
           <w:sz w:val="22"/>
           <w:szCs w:val="22"/>
         </w:rPr>
-        <w:t xml:space="preserve">LI Inspector General Selection — nominated by the Supreme Court, confirmed by the Senate by 2/3 supermajority. The House is entirely excluded — the body whose seat allocation the census determines has no role in selecting the office that conducts the census. The 2/3 Senate threshold ensures the LI IG commands cross-party support.</w:t>
+        <w:t xml:space="preserve">The LI Inspector General is nominated by the Supreme Court, confirmed by the Senate by 2/3 supermajority. The House is entirely excluded — the body whose seat allocation the census determines has no role in selecting the office that conducts the census. The 2/3 Senate threshold ensures the LI IG commands cross-party support.</w:t>
       </w:r>
     </w:p>
     <w:p>
@@ -14222,7 +14222,7 @@
           <w:sz w:val="22"/>
           <w:szCs w:val="22"/>
         </w:rPr>
-        <w:t xml:space="preserve">EI Inspector General Selection — nominated by the House, confirmed by the Senate by simple majority, with JI vetting of the nominee's disclosure record before the confirmation vote. The House nominates the EI because the PM — whom the EI watches — is accountable to the House, creating structural alignment without giving the PM or President control over selection.</w:t>
+        <w:t xml:space="preserve">The EI Inspector General is nominated by the House, confirmed by the Senate by simple majority, with JI vetting of the nominee's disclosure record before the confirmation vote. The House nominates the EI because the PM — whom the EI watches — is accountable to the House, creating structural alignment without giving the PM or President control over selection.</w:t>
       </w:r>
     </w:p>
     <w:p>
@@ -14375,7 +14375,7 @@
           <w:sz w:val="22"/>
           <w:szCs w:val="22"/>
         </w:rPr>
-        <w:t xml:space="preserve">JI IG Selection — drawn by public lottery from a qualified candidate pool. The outgoing JI IG administers the draw, witnessed by the other two IGs and three citizens chosen by jury protocols. Published to the NRS immediately. No political body nominates the JI IG — the most structurally independent selection mechanism in the constitution.</w:t>
+        <w:t xml:space="preserve">The JI Inspector General is drawn by public lottery from a qualified candidate pool. The outgoing JI IG administers the draw, witnessed by the other two IGs and three citizens chosen by jury protocols. Published to the NRS immediately. No political body nominates the JI IG — the most structurally independent selection mechanism in the constitution. Where there is no outgoing JI IG — on the first-ever selection or where the outgoing IG has been removed or is incapacitated — the draw is administered jointly by the LI and EI Inspector Generals.</w:t>
       </w:r>
     </w:p>
     <w:p>
@@ -14834,7 +14834,7 @@
           <w:sz w:val="22"/>
           <w:szCs w:val="22"/>
         </w:rPr>
-        <w:t xml:space="preserve">An Inspector General may be removed only through the mechanisms specified in this section. The removal thresholds are designed to prevent any single branch from eliminating its oversight body through ordinary political action.</w:t>
+        <w:t xml:space="preserve">An Inspector General may be removed only through the mechanisms specified in this section.</w:t>
       </w:r>
     </w:p>
     <w:p>
@@ -14987,7 +14987,7 @@
           <w:sz w:val="22"/>
           <w:szCs w:val="22"/>
         </w:rPr>
-        <w:t xml:space="preserve">JI Removal — the JI IG may only be removed for cause; no-cause removal is not available. The JI's lottery-based selection and its role in judicial independence oversight makes it the most insulated of the three offices.</w:t>
+        <w:t xml:space="preserve">The JI IG may only be removed for cause; no-cause removal is not available. The JI's lottery-based selection and its role in judicial independence oversight makes it the most insulated of the three offices.</w:t>
       </w:r>
     </w:p>
     <w:p>
@@ -15038,7 +15038,7 @@
           <w:sz w:val="22"/>
           <w:szCs w:val="22"/>
         </w:rPr>
-        <w:t xml:space="preserve">The three Inspectorates operate under a shared information-only mandate: they observe, audit, and publish. They hold no enforcement authority. Their power derives entirely from the constitutional weight of a permanent public record.</w:t>
+        <w:t xml:space="preserve">The three Inspectorates operate under a shared information-only mandate: they observe, audit, and publish.</w:t>
       </w:r>
     </w:p>
     <w:p>
@@ -15446,7 +15446,7 @@
           <w:sz w:val="22"/>
           <w:szCs w:val="22"/>
         </w:rPr>
-        <w:t xml:space="preserve">EI Dereliction Investigation — the EI may investigate a constitutional officer for dereliction: failure to perform a constitutionally mandated function. Dereliction is distinct from breach — breach is doing something unconstitutional, dereliction is failing to do something constitutionally required. The EI publishes its dereliction findings to the NRS.</w:t>
+        <w:t xml:space="preserve">The EI may investigate a constitutional officer for dereliction: failure to perform a constitutionally mandated function. Dereliction is distinct from breach — breach is doing something unconstitutional, dereliction is failing to do something constitutionally required. The EI publishes its dereliction findings to the NRS.</w:t>
       </w:r>
     </w:p>
     <w:p>
@@ -15497,7 +15497,7 @@
           <w:sz w:val="22"/>
           <w:szCs w:val="22"/>
         </w:rPr>
-        <w:t xml:space="preserve">Dereliction Standards — dereliction requires: (a) the constitutional function is clearly established; (b) the officer failed to perform it within the constitutionally required period; and (c) the failure was not caused by circumstances genuinely beyond the officer's control. Political disagreement with a constitutional requirement is not a defense.</w:t>
+        <w:t xml:space="preserve">Dereliction requires: (a) the constitutional function is clearly established; (b) the officer failed to perform it within the constitutionally required period; and (c) the failure was not caused by circumstances genuinely beyond the officer's control. Political disagreement with a constitutional requirement is not a defense.</w:t>
       </w:r>
     </w:p>
     <w:p>

--- a/constitution-v172.docx
+++ b/constitution-v172.docx
@@ -263,7 +263,7 @@
           <w:sz w:val="22"/>
           <w:szCs w:val="22"/>
         </w:rPr>
-        <w:t xml:space="preserve">Self-executing right: every person may seek legal remedy for any rights violation. Court access cannot be made meaninglessly expensive through procedural costs. If the Legislature fails to fund legal aid, courts appoint counsel at public expense until a statutory framework exists — the self-executing default ensures the right is never purely nominal.</w:t>
+        <w:t xml:space="preserve">Every person may seek legal remedy for any rights violation — a self-executing right that courts may not make meaninglessly expensive through procedural costs. If the Legislature fails to fund legal aid, courts appoint counsel at public expense until a statutory framework exists — the self-executing default ensures the right is never purely nominal.</w:t>
       </w:r>
     </w:p>
     <w:p>
@@ -416,7 +416,7 @@
           <w:sz w:val="22"/>
           <w:szCs w:val="22"/>
         </w:rPr>
-        <w:t xml:space="preserve">Slavery, forced labor, debt bondage, and compelled service are prohibited absolutely and in all forms. The prohibition extends to all persons within the Republic's jurisdiction, not merely to citizens. Jury service required under §10.7.a and lawful sentences of community service imposed by a court do not constitute forced labor under this provision.</w:t>
+        <w:t xml:space="preserve">Slavery, forced labor, debt bondage, and compelled service are prohibited absolutely and in all forms. The prohibition extends to all persons within the Republic's jurisdiction, not merely to citizens. Jury service required under §4.5 and lawful sentences of community service imposed by a court do not constitute forced labor under this provision.</w:t>
       </w:r>
     </w:p>
     <w:p>
@@ -536,7 +536,58 @@
           <w:sz w:val="18"/>
           <w:szCs w:val="18"/>
         </w:rPr>
-        <w:t xml:space="preserve">§1.5.b  </w:t>
+        <w:t xml:space="preserve">§1.6  </w:t>
+      </w:r>
+      <w:r>
+        <w:rPr>
+          <w:rFonts w:ascii="Garamond" w:cs="Garamond" w:eastAsia="Garamond" w:hAnsi="Garamond"/>
+          <w:b/>
+          <w:bCs/>
+          <w:i w:val="false"/>
+          <w:iCs w:val="false"/>
+          <w:color w:val="1B2A4A"/>
+          <w:sz w:val="22"/>
+          <w:szCs w:val="22"/>
+        </w:rPr>
+        <w:t xml:space="preserve">Freedom of Thought, Conscience, and Religion</w:t>
+      </w:r>
+    </w:p>
+    <w:p>
+      <w:pPr>
+        <w:spacing w:after="120" w:before="0"/>
+        <w:ind w:left="431"/>
+        <w:jc w:val="both"/>
+      </w:pPr>
+      <w:r>
+        <w:rPr>
+          <w:rFonts w:ascii="Garamond" w:cs="Garamond" w:eastAsia="Garamond" w:hAnsi="Garamond"/>
+          <w:b w:val="false"/>
+          <w:bCs w:val="false"/>
+          <w:i w:val="false"/>
+          <w:iCs w:val="false"/>
+          <w:color w:val="2a2520"/>
+          <w:sz w:val="22"/>
+          <w:szCs w:val="22"/>
+        </w:rPr>
+        <w:t xml:space="preserve">Every person has the right to hold, practice, change, or decline any belief and to manifest it through worship, observance, practice, and teaching. No person may be compelled to participate in any religious observance contrary to their beliefs. Free exercise does not authorize harm to others and creates no exemption from laws protecting other enumerated rights.</w:t>
+      </w:r>
+    </w:p>
+    <w:p>
+      <w:pPr>
+        <w:spacing w:after="60" w:before="200"/>
+        <w:ind w:left="431"/>
+        <w:jc w:val="left"/>
+      </w:pPr>
+      <w:r>
+        <w:rPr>
+          <w:rFonts w:ascii="Courier New" w:cs="Courier New" w:eastAsia="Courier New" w:hAnsi="Courier New"/>
+          <w:b/>
+          <w:bCs/>
+          <w:color w:val="1B2A4A"/>
+          <w:sz w:val="18"/>
+          <w:szCs w:val="18"/>
+        </w:rPr>
+        <w:t xml:space="preserve">§1.6.a  </w:t>
       </w:r>
       <w:r>
         <w:rPr>
@@ -587,57 +638,6 @@
           <w:sz w:val="18"/>
           <w:szCs w:val="18"/>
         </w:rPr>
-        <w:t xml:space="preserve">§1.6  </w:t>
-      </w:r>
-      <w:r>
-        <w:rPr>
-          <w:rFonts w:ascii="Garamond" w:cs="Garamond" w:eastAsia="Garamond" w:hAnsi="Garamond"/>
-          <w:b/>
-          <w:bCs/>
-          <w:i w:val="false"/>
-          <w:iCs w:val="false"/>
-          <w:color w:val="1B2A4A"/>
-          <w:sz w:val="22"/>
-          <w:szCs w:val="22"/>
-        </w:rPr>
-        <w:t xml:space="preserve">Freedom of Thought, Conscience, and Religion</w:t>
-      </w:r>
-    </w:p>
-    <w:p>
-      <w:pPr>
-        <w:spacing w:after="120" w:before="0"/>
-        <w:ind w:left="431"/>
-        <w:jc w:val="both"/>
-      </w:pPr>
-      <w:r>
-        <w:rPr>
-          <w:rFonts w:ascii="Garamond" w:cs="Garamond" w:eastAsia="Garamond" w:hAnsi="Garamond"/>
-          <w:b w:val="false"/>
-          <w:bCs w:val="false"/>
-          <w:i w:val="false"/>
-          <w:iCs w:val="false"/>
-          <w:color w:val="2a2520"/>
-          <w:sz w:val="22"/>
-          <w:szCs w:val="22"/>
-        </w:rPr>
-        <w:t xml:space="preserve">Every person has the right to hold, practice, change, or decline any belief and to manifest it through worship, observance, practice, and teaching. No person may be compelled to participate in any religious observance contrary to their beliefs. Free exercise does not authorize harm to others and creates no exemption from laws protecting other enumerated rights.</w:t>
-      </w:r>
-    </w:p>
-    <w:p>
-      <w:pPr>
-        <w:spacing w:after="60" w:before="200"/>
-        <w:ind w:left="431"/>
-        <w:jc w:val="left"/>
-      </w:pPr>
-      <w:r>
-        <w:rPr>
-          <w:rFonts w:ascii="Courier New" w:cs="Courier New" w:eastAsia="Courier New" w:hAnsi="Courier New"/>
-          <w:b/>
-          <w:bCs/>
-          <w:color w:val="1B2A4A"/>
-          <w:sz w:val="18"/>
-          <w:szCs w:val="18"/>
-        </w:rPr>
         <w:t xml:space="preserve">§1.7  </w:t>
       </w:r>
       <w:r>
@@ -1181,7 +1181,7 @@
           <w:sz w:val="22"/>
           <w:szCs w:val="22"/>
         </w:rPr>
-        <w:t xml:space="preserve">The right to keep and bear arms for personal defense and hunting must not be infringed. States may establish proportionate licensing and safety requirements that do not function as effective prohibitions on lawful ownership. The burden of proof lies with the State to demonstrate that any challenged requirement is proportionate, non-discriminatory, and genuinely serves a safety purpose.</w:t>
+        <w:t xml:space="preserve">The right to keep and bear arms for personal defense and hunting must not be infringed. The scope and limits of this right are established in §1.12.a through §1.12.c.</w:t>
       </w:r>
     </w:p>
     <w:p>
@@ -2915,7 +2915,7 @@
           <w:sz w:val="22"/>
           <w:szCs w:val="22"/>
         </w:rPr>
-        <w:t xml:space="preserve">No government authority may use regulatory or land-use powers to exclude any person from housing on the basis of any characteristic enumerated in §1.9. Persons who cannot independently secure housing hold a constitutional entitlement to it through the Basic Needs Floor under §10.1.</w:t>
+        <w:t xml:space="preserve">Housing access is a constitutional right — no government authority may use its powers to exclude persons from housing on discriminatory grounds or to deny housing to those who cannot independently secure it. The non-exclusion principle is established in §1.25.a and the BNF housing obligation in §1.25.b.</w:t>
       </w:r>
     </w:p>
     <w:p>

--- a/constitution-v172.docx
+++ b/constitution-v172.docx
@@ -9524,7 +9524,7 @@
           <w:sz w:val="22"/>
           <w:szCs w:val="22"/>
         </w:rPr>
-        <w:t xml:space="preserve">Three tracks: legislative removal by 2/3 of both chambers for constitutional breach or demonstrated incapacity; judicial discipline through a process the Legislature establishes by statute, subject to SC oversight; and criminal conviction for disqualifying offenses. The EI must publish a factual finding before any legislative removal vote.</w:t>
+        <w:t xml:space="preserve">Inferior court judges may be removed through three tracks: legislative removal by 2/3 of both chambers for constitutional breach or demonstrated incapacity; judicial discipline through a process the Legislature establishes by statute, subject to SC oversight; and criminal conviction for disqualifying offenses. The EI must publish a factual finding before any legislative removal vote.</w:t>
       </w:r>
     </w:p>
     <w:p>
@@ -9728,7 +9728,7 @@
           <w:sz w:val="22"/>
           <w:szCs w:val="22"/>
         </w:rPr>
-        <w:t xml:space="preserve">JI Certification — the JI confirms that each candidate remains on the SC Candidate Registry and that no disqualifying change has occurred since Registry admission. Ministerial check, not a new assessment. Candidates who fail JI certification may appeal to an Appellate Court within 14 days.</w:t>
+        <w:t xml:space="preserve">The JI confirms that each candidate remains on the SC Candidate Registry and that no disqualifying change has occurred since Registry admission. Candidates who fail JI certification may appeal under §8.4.i.</w:t>
       </w:r>
     </w:p>
     <w:p>
@@ -9881,7 +9881,7 @@
           <w:sz w:val="22"/>
           <w:szCs w:val="22"/>
         </w:rPr>
-        <w:t xml:space="preserve">Emergency Panel — four justices drawn by rotation each 2-year cycle. Sole jurisdiction over constitutional challenges to Tier 1 presidential military authority during active operations. Must rule within 48 hours. Binding on the full Court unless overruled within 72 hours. Ensures SC oversight during active crisis without paralysis.</w:t>
+        <w:t xml:space="preserve">Four justices are drawn by rotation each 2-year cycle. Sole jurisdiction over constitutional challenges to Tier 1 presidential military authority during active operations. Must rule within 48 hours. Binding on the full Court unless overruled within 72 hours. Ensures SC oversight during active crisis without paralysis.</w:t>
       </w:r>
     </w:p>
     <w:p>

--- a/constitution-v172.docx
+++ b/constitution-v172.docx
@@ -11030,7 +11030,7 @@
           <w:sz w:val="22"/>
           <w:szCs w:val="22"/>
         </w:rPr>
-        <w:t xml:space="preserve">Children of citizens are Inhabitants at birth with full Article I protections. Full citizenship rights — including the right to vote — activate at 18. The distinction between Inhabitant and Citizen status for citizen children prevents citizenship from being used to exempt children from local law.</w:t>
+        <w:t xml:space="preserve">Children of citizens are Inhabitants at birth with full Article I protections. Full citizenship rights — including the right to vote — activate at 18.</w:t>
       </w:r>
     </w:p>
     <w:p>
@@ -11132,7 +11132,7 @@
           <w:sz w:val="22"/>
           <w:szCs w:val="22"/>
         </w:rPr>
-        <w:t xml:space="preserve">A Legal Resident may earn citizenship through honorable completion of military or national service — a service path that runs parallel to the residency path. Years of service are a legitimate basis for constitutional membership.</w:t>
+        <w:t xml:space="preserve">A Legal Resident may earn citizenship through honorable completion of military or national service — a service path that runs parallel to the residency path.</w:t>
       </w:r>
     </w:p>
     <w:p>
@@ -11489,7 +11489,7 @@
           <w:sz w:val="22"/>
           <w:szCs w:val="22"/>
         </w:rPr>
-        <w:t xml:space="preserve">The CLT must assess knowledge sufficient to understand the structure, powers, limits, and rights established by this Constitution. Any statute reducing the CLT below this floor is void and any citizen may challenge it in court. The Senate sets the CLT standard by statute — raising it by simple majority of both chambers. No statute may lower the CLT below the constitutional literacy floor established by this provision regardless of the majority used; any such statute is void and enforceable by any citizen in court. Compliance with the constitutional floor is enforced by courts on challenge. Where the CLT Administrator position is vacant, the Judicial Inspectorate administers the CLT on an interim basis using the most recently published test version until a new Administrator is confirmed by the Senate.</w:t>
+        <w:t xml:space="preserve">The CLT must assess knowledge sufficient to understand the structure, powers, limits, and rights established by this Constitution. Any statute reducing the CLT below this floor is void and any citizen may challenge it in court. The Senate sets the CLT standard by statute — raising it by simple majority of both chambers. Compliance with the constitutional floor is enforced by courts on challenge. Where the CLT Administrator position is vacant, the Judicial Inspectorate administers the CLT on an interim basis using the most recently published test version until a new Administrator is confirmed by the Senate.</w:t>
       </w:r>
     </w:p>
     <w:p>
@@ -11591,7 +11591,7 @@
           <w:sz w:val="22"/>
           <w:szCs w:val="22"/>
         </w:rPr>
-        <w:t xml:space="preserve">Senate deadlock on CLT standard changes keeps the existing version in force. Deadlock cannot be weaponized to eliminate the CLT or make it impossibly difficult — the existing test remains operative.</w:t>
+        <w:t xml:space="preserve">Senate deadlock on CLT standard changes keeps the existing version in force.</w:t>
       </w:r>
     </w:p>
     <w:p>
@@ -11642,7 +11642,7 @@
           <w:sz w:val="22"/>
           <w:szCs w:val="22"/>
         </w:rPr>
-        <w:t xml:space="preserve">The circumstances of ratification require a transitional citizenship grant for those who held voting rights at the moment of founding.</w:t>
+        <w:t xml:space="preserve">All individuals holding voting rights on Day Zero of ratification are automatically granted full citizenship as founding members of the Republic, as established in §5.5.a.</w:t>
       </w:r>
     </w:p>
     <w:p>

--- a/constitution-v172.docx
+++ b/constitution-v172.docx
@@ -11873,7 +11873,7 @@
           <w:sz w:val="22"/>
           <w:szCs w:val="22"/>
         </w:rPr>
-        <w:t xml:space="preserve">Federal certification across four statutory categories: identity verification, criminal history, national security assessment, self-sufficiency or support guarantee. Cannot impose ideological screening or nationality-based quotas. Any denial must specify the precise ground in writing. National security denials published in redacted form protecting sources.</w:t>
+        <w:t xml:space="preserve">Federal certification covers four statutory categories: identity verification, criminal history, national security assessment, self-sufficiency or support guarantee. Cannot impose ideological screening or nationality-based quotas. Any denial must specify the precise ground in writing. National security denials published in redacted form protecting sources.</w:t>
       </w:r>
     </w:p>
     <w:p>
@@ -11924,7 +11924,7 @@
           <w:sz w:val="22"/>
           <w:szCs w:val="22"/>
         </w:rPr>
-        <w:t xml:space="preserve">Once an applicant clears both gates, the President must ministerially issue residency credentials. The word 'ministerially' is deliberate — the President has no discretion to refuse or delay what the law requires. Presidential interference with credential issuance is constitutionally prohibited.</w:t>
+        <w:t xml:space="preserve">Once an applicant clears both gates, the President must ministerially issue residency credentials. Presidential interference with credential issuance is constitutionally prohibited.</w:t>
       </w:r>
     </w:p>
     <w:p>
@@ -11975,7 +11975,7 @@
           <w:sz w:val="22"/>
           <w:szCs w:val="22"/>
         </w:rPr>
-        <w:t xml:space="preserve">The Legislature may establish a Federal Sponsorship Category where designated federal agencies serve as Gate 1 sponsors for applicants whose skills directly serve a defined federal interest — research programs, national infrastructure, national security-adjacent technical roles. The agency assumes all State Gate 1 responsibilities including notification obligations. Crucially: the Federal Sponsorship Category does not bypass Gate 2 — all four federal certification categories still apply. State Gate 1 authority is entirely unaffected; the federal category operates alongside, not instead of, State sponsorship.</w:t>
+        <w:t xml:space="preserve">The Legislature may establish a Federal Sponsorship Category where designated federal agencies serve as Gate 1 sponsors for applicants whose skills directly serve a defined federal interest — research programs, national infrastructure, national security-adjacent technical roles. The agency assumes all State Gate 1 responsibilities including notification obligations. The Federal Sponsorship Category does not bypass Gate 2 — all four federal certification categories still apply. State Gate 1 authority is entirely unaffected; the federal category operates alongside, not instead of, State sponsorship.</w:t>
       </w:r>
     </w:p>
     <w:p>
@@ -12128,7 +12128,7 @@
           <w:sz w:val="22"/>
           <w:szCs w:val="22"/>
         </w:rPr>
-        <w:t xml:space="preserve">An applicant may challenge a Gate 2 denial on three grounds: criterion outside the four certified categories; discriminatory application; or procedurally deficient process. Three-ground limitation channels challenges rather than eliminating them.</w:t>
+        <w:t xml:space="preserve">An applicant may challenge a Gate 2 denial on three grounds: criterion outside the four certified categories; discriminatory application; or procedurally deficient process.</w:t>
       </w:r>
     </w:p>
     <w:p>

--- a/constitution-v172.docx
+++ b/constitution-v172.docx
@@ -12971,7 +12971,7 @@
           <w:sz w:val="22"/>
           <w:szCs w:val="22"/>
         </w:rPr>
-        <w:t xml:space="preserve">Each State maintains a standing Regional Boundary Pool for each redistricting cycle. Any person may be placed into a State's Pool through the State's own constitutional or statutory process, provided they meet three eligibility requirements at the time of entry: at least five continuous years of Republic citizenship; at least five continuous years of residency in the State whose Pool they are entering; and no current elected office. The LI certifies eligibility before entry — ministerially, not selectively. States determine through their own process how candidates are nominated from among those eligible. An entrant who takes elected office after entering the Pool is ineligible to be drawn for so long as they hold that office; if drawn while in elected office, the JI draws a replacement from the same State's eligible Pool. The LI maintains each State's Pool as a public record on the NRS. No State infrastructure is required — States need only submit names to the LI for certification and pay their drawn representative during commission service.</w:t>
+        <w:t xml:space="preserve">Each State maintains a standing Regional Boundary Pool for each redistricting cycle. Any person may be placed into a State's Pool through the State's own constitutional or statutory process, provided they meet three eligibility requirements at the time of entry: at least five continuous years of Republic citizenship; at least five continuous years of residency in the State whose Pool they are entering; and no current elected office. The LI certifies eligibility before entry — ministerially, not selectively. States determine through their own process how candidates are nominated from among those eligible. An entrant who takes elected office after entering the Pool is ineligible to be drawn for so long as they hold that office; if drawn while in elected office, the JI draws a replacement from the same State's eligible Pool. The LI maintains each State's Pool as a public record on the NRS. States need only submit names to the LI for certification and pay their drawn representative during commission service.</w:t>
       </w:r>
     </w:p>
     <w:p>
@@ -13481,7 +13481,7 @@
           <w:sz w:val="22"/>
           <w:szCs w:val="22"/>
         </w:rPr>
-        <w:t xml:space="preserve">Territory citizens hold the full §1.20 right to vote in presidential elections. Their votes count in the national first-preference total — the 65% component of the combined score — but Territories are not assigned to presidential election regions and do not contribute to the 35% regional breadth component. The regional breadth measure reflects the geographic distribution of the Republic's State structure. Territory citizens participate fully in the national democratic mandate; they do not give Territories a footprint in the regional component that States earn through the Statehood process.</w:t>
+        <w:t xml:space="preserve">Territory citizens hold the full §1.20 right to vote in presidential elections. Their votes count in the national first-preference total — the 65% component of the combined score — but Territories are not assigned to presidential election regions and do not contribute to the 35% regional breadth component. The regional breadth measure reflects the geographic distribution of the Republic's State structure.</w:t>
       </w:r>
     </w:p>
     <w:p>
@@ -13532,7 +13532,7 @@
           <w:sz w:val="22"/>
           <w:szCs w:val="22"/>
         </w:rPr>
-        <w:t xml:space="preserve">The Electoral Commission certifies the final presidential election result to the NRS within a period the Legislature defines by statute. Certification is final and may be challenged only before the Supreme Court within 14 days. No transfer of presidential authority may be delayed beyond the constitutionally fixed moment.</w:t>
+        <w:t xml:space="preserve">The Electoral Commission certifies the final presidential election result to the NRS within a period the Legislature defines by statute. Certification is final and may be challenged only before the Supreme Court within 14 days. No transfer of presidential authority may be delayed beyond the moment established by the transition provisions of §19.3.</w:t>
       </w:r>
     </w:p>
     <w:p>
@@ -13583,7 +13583,7 @@
           <w:sz w:val="22"/>
           <w:szCs w:val="22"/>
         </w:rPr>
-        <w:t xml:space="preserve">If two candidates are within 0.5 percentage points of each other on the final combined score as calculated under §7.2.b, a head-to-head national RCV runoff is conducted between those two candidates. The runoff closes the edge-case gap where the combined score is mathematically indeterminate.</w:t>
+        <w:t xml:space="preserve">If two candidates are within 0.5 percentage points of each other on the final combined score as calculated under §7.2.b, a head-to-head national RCV runoff is conducted between those two candidates.</w:t>
       </w:r>
     </w:p>
     <w:p>
@@ -13685,7 +13685,7 @@
           <w:sz w:val="22"/>
           <w:szCs w:val="22"/>
         </w:rPr>
-        <w:t xml:space="preserve">The President may not declare, postpone, or influence the scheduling of elections — including declaring emergencies that have the effect of postponing them. §1.26.e's prohibition on emergency-based election postponement backs this up: even a genuine emergency cannot defer a scheduled election.</w:t>
+        <w:t xml:space="preserve">The President may not declare, postpone, or influence the scheduling of elections — including declaring emergencies that have the effect of postponing them.</w:t>
       </w:r>
     </w:p>
     <w:p>

--- a/constitution-v172.docx
+++ b/constitution-v172.docx
@@ -20015,7 +20015,7 @@
           <w:sz w:val="22"/>
           <w:szCs w:val="22"/>
         </w:rPr>
-        <w:t xml:space="preserve">Referendum Outcome — if the referendum passes (simple majority of votes cast, subject to the Legislature-defined turnout threshold), the law is repealed immediately upon EC certification. If it fails, the law remains in effect and cannot be subjected to referendum on the same grounds for 5 years. The Legislature may re-enact a repealed law, but the re-enacted version is again subject to referendum.</w:t>
+        <w:t xml:space="preserve">If the referendum passes (simple majority of votes cast, subject to the Legislature-defined turnout threshold), the law is repealed immediately upon EC certification. If it fails, the law remains in effect and cannot be subjected to referendum on the same grounds for 5 years. The Legislature may re-enact a repealed law, but the re-enacted version is again subject to referendum.</w:t>
       </w:r>
     </w:p>
     <w:p>
@@ -20066,7 +20066,7 @@
           <w:sz w:val="22"/>
           <w:szCs w:val="22"/>
         </w:rPr>
-        <w:t xml:space="preserve">Citizens hold the right to propose legislation directly to the Legislature through the initiative mechanism. The initiative is distinct from the referendum — it creates new law rather than repealing enacted law. The process and thresholds are established in §11.2.a.</w:t>
+        <w:t xml:space="preserve">Citizens hold the right to propose legislation directly to the Legislature through the initiative mechanism. The initiative is distinct from the referendum — it creates new law rather than repealing enacted law.</w:t>
       </w:r>
     </w:p>
     <w:p>
@@ -20117,7 +20117,7 @@
           <w:sz w:val="22"/>
           <w:szCs w:val="22"/>
         </w:rPr>
-        <w:t xml:space="preserve">Distinct from the referendum, the initiative allows citizens to propose legislation directly. 10% of eligible voters petition for a specific legislative proposal. The Legislature must vote on the proposal within 90 days. If it fails or is not voted on, the proposal proceeds to a national referendum at the §15.1.c thresholds — citizen-initiated legislation that bypasses the Legislature requires a higher democratic mandate than simple repeal.</w:t>
+        <w:t xml:space="preserve">10% of eligible voters petition for a specific legislative proposal. The Legislature must vote on the proposal within 90 days. If it fails or is not voted on, the proposal proceeds to a national referendum at the §15.1.c thresholds — citizen-initiated legislation that bypasses the Legislature requires a higher democratic mandate than simple repeal.</w:t>
       </w:r>
     </w:p>
     <w:p>

--- a/constitution-v172.docx
+++ b/constitution-v172.docx
@@ -20987,7 +20987,7 @@
           <w:sz w:val="22"/>
           <w:szCs w:val="22"/>
         </w:rPr>
-        <w:t xml:space="preserve">The foundational category for non-State jurisdictions within the Republic. A Territory operates under a Territorial Compact, has federal protections under Article I, receives BNF benefits, and may begin the Statehood pathway under §13.2. Territories are represented in the House by non-voting delegates who may participate in debate and committee work. Territories hold House seats proportional to their population under §3.1.a and participate in the House as full voting members. Territories do not hold Senate seats; Senate representation is reserved for States.</w:t>
+        <w:t xml:space="preserve">The foundational category for non-State jurisdictions within the Republic. A Territory operates under a Territorial Compact, has federal protections under Article I, receives BNF benefits, and may begin the Statehood pathway under §13.2. Territories hold House seats proportional to their population under §3.1.a and participate in the House as full voting members. Territories do not hold Senate seats; Senate representation is reserved for States.</w:t>
       </w:r>
     </w:p>
     <w:p>
@@ -21038,7 +21038,7 @@
           <w:sz w:val="22"/>
           <w:szCs w:val="22"/>
         </w:rPr>
-        <w:t xml:space="preserve">The pathway from Territory to State is automatic upon successfully completing the Statehood Audit and Provisional Membership Period. No political vote in Congress is required once the audit is passed — statehood is a constitutional entitlement for any Territory that meets the criteria, not a political grant. The automatic nature of this pathway is intentional — statehood is a constitutional right of a qualifying jurisdiction, not a political favor to be granted or withheld by incumbent States.</w:t>
+        <w:t xml:space="preserve">The pathway from Territory to State is automatic upon successfully completing the Statehood Audit and Provisional Membership Period. No political vote in Congress is required once the audit is passed — statehood is a constitutional entitlement for any Territory that meets the criteria, not a political grant.</w:t>
       </w:r>
     </w:p>
     <w:p>
@@ -21089,7 +21089,7 @@
           <w:sz w:val="22"/>
           <w:szCs w:val="22"/>
         </w:rPr>
-        <w:t xml:space="preserve">Statehood Audit — Fiscal Integrity Criterion. The LI audits the territory's government finances for basic fiscal sustainability, absence of structural insolvency that would require federal bailout, and basic public financial management standards. The audit checks whether the territory can function as a financially independent State — not whether its fiscal policy is optimal.</w:t>
+        <w:t xml:space="preserve">The LI audits the territory's government finances for basic fiscal sustainability, absence of structural insolvency that would require federal bailout, and basic public financial management standards. The audit checks whether the territory can function as a financially independent State — not whether its fiscal policy is optimal.</w:t>
       </w:r>
     </w:p>
     <w:p>
@@ -21140,7 +21140,7 @@
           <w:sz w:val="22"/>
           <w:szCs w:val="22"/>
         </w:rPr>
-        <w:t xml:space="preserve">Statehood Audit — Article I Legal Compliance Criterion. The JI audits the territory's legal system for compliance with every Article I right. Statehood is not granted to jurisdictions that are constitutionally non-compliant — a territory that applies Article I rights inconsistently cannot become a State while those violations persist.</w:t>
+        <w:t xml:space="preserve">The JI audits the territory's legal system for compliance with every Article I right. Statehood is not granted to jurisdictions that are constitutionally non-compliant — a territory that applies Article I rights inconsistently cannot become a State while those violations persist.</w:t>
       </w:r>
     </w:p>
     <w:p>
@@ -21650,7 +21650,7 @@
           <w:sz w:val="22"/>
           <w:szCs w:val="22"/>
         </w:rPr>
-        <w:t xml:space="preserve">The remedial process for States that have failed to meet minimum governance standards over a sustained period. Not punishment — a constitutional alternative to indefinite dysfunction. The path back to full Statehood is always available. Devolution restructures the State's relationship with the federal government while preserving its constitutional status.</w:t>
+        <w:t xml:space="preserve">The remedial process for States that have failed to meet minimum governance standards over a sustained period. Devolution restructures the State's relationship with the federal government while preserving its constitutional status.</w:t>
       </w:r>
     </w:p>
     <w:p>
@@ -22160,7 +22160,7 @@
           <w:sz w:val="22"/>
           <w:szCs w:val="22"/>
         </w:rPr>
-        <w:t xml:space="preserve">Post-Devolution Status — following voluntary devolution, successor jurisdiction(s) begin their constitutional status from the starting point specified in the restructuring agreement. A subdivision that becomes a Territory enters the Statehood pathway immediately.</w:t>
+        <w:t xml:space="preserve">Following voluntary devolution, successor jurisdiction(s) begin their constitutional status from the starting point specified in the restructuring agreement. A subdivision that becomes a Territory enters the Statehood pathway immediately.</w:t>
       </w:r>
     </w:p>
     <w:p>
@@ -22364,7 +22364,7 @@
           <w:sz w:val="22"/>
           <w:szCs w:val="22"/>
         </w:rPr>
-        <w:t xml:space="preserve">A sovereign entity may petition to join the Republic's constitutional framework as a Territory. The process requires: a petition resolution adopted by the petitioning entity's own legislature or assembly by a 2/3 majority, confirmed by a citizen referendum achieving simple majority approval on a minimum 50% participation threshold — both are required; the Judicial Inspectorate's assessment of whether the entity systematically violates any unamendable Article I provision, published to the NRS within 90 days of petition receipt; and acceptance by the Legislature by a 2/3 majority of both chambers. If the Legislature declines it must publish its reasons to the NRS within 30 days. An accepted petition produces an incorporation agreement specifying a transition period not exceeding 48 months, the institutional adjustments required to meet §13.2.f, and the federal support framework. The incorporated entity immediately holds all Territory protections under §13.1. The Republic may not compel, incentivise, or pressure any sovereign entity to initiate this process — initiation must be an unencumbered democratic act of the petitioning entity's own governance. An indigenous nation recognised under Article XIV that wishes to pursue territorial incorporation must first make a status election through §14.6 before this provision applies.</w:t>
+        <w:t xml:space="preserve">A sovereign entity may petition to join the Republic's constitutional framework as a Territory. The process requires: a petition resolution adopted by the petitioning entity's own legislature or assembly by a 2/3 majority, confirmed by a citizen referendum achieving simple majority approval on a minimum 50% participation threshold — both are required; the Judicial Inspectorate's assessment of whether the entity systematically violates any unamendable Article I provision, published to the NRS within 90 days of petition receipt; and acceptance by the Legislature by a 2/3 majority of both chambers. If the Legislature declines it must publish its reasons to the NRS within 30 days. An accepted petition produces an incorporation agreement specifying a transition period not exceeding 48 months, the institutional adjustments required to meet §13.2.f, and the federal support framework. The incorporated entity immediately holds all Territory protections under §13.1. The Republic may not compel, incentivise, or pressure any sovereign entity to initiate this process. An indigenous nation recognised under Article XIV that wishes to pursue territorial incorporation must first make a status election through §14.6 before this provision applies.</w:t>
       </w:r>
     </w:p>
     <w:p>

--- a/constitution-v172.docx
+++ b/constitution-v172.docx
@@ -23897,7 +23897,7 @@
           <w:sz w:val="22"/>
           <w:szCs w:val="22"/>
         </w:rPr>
-        <w:t xml:space="preserve">Legislative Amendment. Requires 3/4 supermajority of the full seated membership of both chambers in a single concurrent vote. No popular referendum. No executive signature. Every member's vote is published to the NRS within 24 hours. The 3/4 threshold is the highest legislative supermajority in the constitution — near-unanimous legislative agreement required.</w:t>
+        <w:t xml:space="preserve">Requires 3/4 supermajority of the full seated membership of both chambers in a single concurrent vote. No popular referendum. No executive signature. Every member's vote is published to the NRS within 24 hours. The 3/4 threshold is the highest legislative supermajority in the constitution — near-unanimous legislative agreement required.</w:t>
       </w:r>
     </w:p>
     <w:p>
@@ -23948,7 +23948,7 @@
           <w:sz w:val="22"/>
           <w:szCs w:val="22"/>
         </w:rPr>
-        <w:t xml:space="preserve">Path B — Legislative and Popular Amendment. Lower legislative threshold (2/3 both chambers) but requires the People to ratify. National popular vote within 180 days of the parliamentary vote. 55% affirmative support with at least 55% citizen participation required. EC and LI certify jointly. Neither stage alone is sufficient.</w:t>
+        <w:t xml:space="preserve">Lower legislative threshold (2/3 both chambers) but requires the People to ratify. National popular vote within 180 days of the parliamentary vote. 55% affirmative support with at least 55% citizen participation required. EC and LI certify jointly. Neither stage alone is sufficient.</w:t>
       </w:r>
     </w:p>
     <w:p>
@@ -24203,7 +24203,7 @@
           <w:sz w:val="22"/>
           <w:szCs w:val="22"/>
         </w:rPr>
-        <w:t xml:space="preserve">The Unamendable Floor — six provisions that cannot be amended by any process: §1.3 (torture prohibition), §1.4 (slavery and forced labor), §1.14 (habeas corpus), §1.18 (public trial), §1.19 (no retroactive criminal laws), §1.28 (non-refoulement). Article I as a whole can only expand — no amendment may reduce any Article I right below its current floor.</w:t>
+        <w:t xml:space="preserve">Six provisions that cannot be amended by any process: §1.3 (torture prohibition), §1.4 (slavery and forced labor), §1.14 (habeas corpus), §1.18 (public trial), §1.19 (no retroactive criminal laws), §1.28 (non-refoulement). Article I as a whole can only expand — no amendment may reduce any Article I right below its current floor.</w:t>
       </w:r>
     </w:p>
     <w:p>
@@ -24713,7 +24713,7 @@
           <w:sz w:val="22"/>
           <w:szCs w:val="22"/>
         </w:rPr>
-        <w:t xml:space="preserve">Constitutional Supremacy — this Constitution is the supreme law of the Federated Republic. All legislative acts, executive orders, treaties, administrative decisions, and government actions must be consistent with this Constitution. Any provision inconsistent with this Constitution is void to the extent of the inconsistency.</w:t>
+        <w:t xml:space="preserve">This Constitution is the supreme law of the Federated Republic. All legislative acts, executive orders, treaties, administrative decisions, and government actions must be consistent with this Constitution. Any provision inconsistent with this Constitution is void to the extent of the inconsistency.</w:t>
       </w:r>
     </w:p>
     <w:p>

--- a/constitution-v172.docx
+++ b/constitution-v172.docx
@@ -25454,7 +25454,7 @@
           <w:sz w:val="22"/>
           <w:szCs w:val="22"/>
         </w:rPr>
-        <w:t xml:space="preserve">The Electoral Commission's independence does not place it above accountability. This section governs its funding, Inspectorate oversight, removal of members for cause, and vacancy procedures.</w:t>
+        <w:t xml:space="preserve">The Electoral Commission's independence does not place it above accountability.</w:t>
       </w:r>
     </w:p>
     <w:p>
@@ -25505,7 +25505,7 @@
           <w:sz w:val="22"/>
           <w:szCs w:val="22"/>
         </w:rPr>
-        <w:t xml:space="preserve">Campaigns for Electoral Commission seats are publicly funded in full. No private money may be spent on EC campaigns. The EC administers elections for all other offices — it cannot itself be captured by the interests that it would regulate in other campaigns.</w:t>
+        <w:t xml:space="preserve">Campaigns for Electoral Commission seats are publicly funded in full. No private money may be spent on EC campaigns.</w:t>
       </w:r>
     </w:p>
     <w:p>
@@ -25607,7 +25607,7 @@
           <w:sz w:val="22"/>
           <w:szCs w:val="22"/>
         </w:rPr>
-        <w:t xml:space="preserve">For-cause only, 2/3 both chambers simultaneously, preceded by State Designee Panel verification. 180-day election proximity rule: any removal vote within 180 days of a major national election is automatically suspended pending SC review within 48 hours. Critically: the proximity restriction applies to the removal vote only — Panel-triggered suspension of duties under §16.2.a is not subject to the proximity window.</w:t>
+        <w:t xml:space="preserve">For-cause only, 2/3 both chambers simultaneously, preceded by State Designee Panel verification. 180-day election proximity rule: any removal vote within 180 days of a major national election is automatically suspended pending SC review within 48 hours. The proximity restriction applies to the removal vote only — Panel-triggered suspension of duties under §16.2.a is not subject to the proximity window.</w:t>
       </w:r>
     </w:p>
     <w:p>
@@ -25760,7 +25760,7 @@
           <w:sz w:val="22"/>
           <w:szCs w:val="22"/>
         </w:rPr>
-        <w:t xml:space="preserve">Legislature must establish by statute the transition from any predecessor voting infrastructure to the constitutionally required NVS. The statute must ensure continuity of democratic participation — no gap between the predecessor system going offline and the NVS coming online. The ratification vote itself was conducted on the NVS (§19.1).</w:t>
+        <w:t xml:space="preserve">Legislature must establish by statute the transition from any predecessor voting infrastructure to the constitutionally required NVS. The statute must ensure continuity of democratic participation — no gap between the predecessor system going offline and the NVS coming online.</w:t>
       </w:r>
     </w:p>
     <w:p>

--- a/constitution-v172.docx
+++ b/constitution-v172.docx
@@ -26246,7 +26246,7 @@
           <w:sz w:val="22"/>
           <w:szCs w:val="22"/>
         </w:rPr>
-        <w:t xml:space="preserve">The federal government holds property interests within States through Operational Use Rights rather than fee ownership. This section governs registration, termination, improvements, and the rights of residents within federal use footprints.</w:t>
+        <w:t xml:space="preserve">The federal government holds property interests within States through Operational Use Rights rather than fee ownership.</w:t>
       </w:r>
     </w:p>
     <w:p>
@@ -26552,7 +26552,7 @@
           <w:sz w:val="22"/>
           <w:szCs w:val="22"/>
         </w:rPr>
-        <w:t xml:space="preserve">The National Trust holds all federal land not conveyed by statute to States, indigenous compact territories, or private parties. Land disposal requires statute — the executive cannot convey or encumber public land unilaterally, preventing privatization by executive discretion. The National Trust Administrator is independently confirmed under the §2.2.h escalation framework, insulating land management from PM pressure. The Trust is structurally distinct from the Community Land Trust: the NTA manages federal holdings; the CLT Administrator manages affordable residential land held in trust for Inhabitants.</w:t>
+        <w:t xml:space="preserve">The National Trust holds all federal land not conveyed by statute to States, indigenous compact territories, or private parties. Land disposal requires statute — the executive cannot convey or encumber public land unilaterally. The National Trust Administrator is independently confirmed under the §2.2.h escalation framework. The Trust is structurally distinct from the Community Land Trust: the NTA manages federal holdings; the CLT Administrator manages affordable residential land held in trust for Inhabitants.</w:t>
       </w:r>
     </w:p>
     <w:p>
@@ -26858,7 +26858,7 @@
           <w:sz w:val="22"/>
           <w:szCs w:val="22"/>
         </w:rPr>
-        <w:t xml:space="preserve">Land may be designated National Trust by a 2/3 vote of both chambers with host State consent (land in Territories: 2/3 vote alone). No executive action may designate Trust lands — designation is a legislative act. Prevents executive land grabs under Trust designation and executive stripping of Trust status.</w:t>
+        <w:t xml:space="preserve">Land may be designated National Trust by a 2/3 vote of both chambers with host State consent (land in Territories: 2/3 vote alone). No executive action may designate Trust lands — designation is a legislative act.</w:t>
       </w:r>
     </w:p>
     <w:p>
@@ -26909,7 +26909,7 @@
           <w:sz w:val="22"/>
           <w:szCs w:val="22"/>
         </w:rPr>
-        <w:t xml:space="preserve">The National Trust Administrator is a statutory independent officer under §3.7. The Legislature creates the office by statute and establishes the Administrator's independence, term, and removal grounds through the enabling statute. The enabling statute may not reduce the stewardship obligations established in §17.4.a–f or diminish the EI's annual monitoring authority.</w:t>
+        <w:t xml:space="preserve">The National Trust Administrator is a statutory independent officer whose independence is protected by statute. The Legislature creates the office by statute and establishes the Administrator's independence, term, and removal grounds through the enabling statute. The enabling statute may not reduce the stewardship obligations established in §17.4.a–f or diminish the EI's annual monitoring authority.</w:t>
       </w:r>
     </w:p>
     <w:p>

--- a/constitution-v172.docx
+++ b/constitution-v172.docx
@@ -27089,7 +27089,7 @@
           <w:sz w:val="22"/>
           <w:szCs w:val="22"/>
         </w:rPr>
-        <w:t xml:space="preserve">Electoral Finance Disclosure — all contributions above the de minimis threshold must be publicly disclosed to the Electoral Commission and published to the NRS. Anonymity in electoral finance is prohibited. The de minimis threshold may not be set so high that it effectively permits anonymous large-scale contributions.</w:t>
+        <w:t xml:space="preserve">All contributions above the de minimis threshold must be publicly disclosed to the Electoral Commission and published to the NRS. Anonymity in electoral finance is prohibited. The de minimis threshold may not be set so high that it effectively permits anonymous large-scale contributions.</w:t>
       </w:r>
     </w:p>
     <w:p>
@@ -27140,7 +27140,7 @@
           <w:sz w:val="22"/>
           <w:szCs w:val="22"/>
         </w:rPr>
-        <w:t xml:space="preserve">Contribution Limits — individual contributions to electoral campaigns are capped at a level defined by statute. Corporate, organizational, and foreign contributions are prohibited. The prohibition on foreign contributions applies to any person or entity that is not a Republic citizen or resident.</w:t>
+        <w:t xml:space="preserve">Individual contributions to electoral campaigns are capped at a level defined by statute. Corporate, organizational, and foreign contributions are prohibited. The prohibition on foreign contributions applies to any person or entity that is not a Republic citizen or resident.</w:t>
       </w:r>
     </w:p>
     <w:p>
@@ -27191,7 +27191,7 @@
           <w:sz w:val="22"/>
           <w:szCs w:val="22"/>
         </w:rPr>
-        <w:t xml:space="preserve">Independent Expenditure Disclosure — expenditures made independently of but in support of a campaign must also be disclosed. Independent expenditures are not subject to the same contribution limits as direct contributions, but are subject to the same disclosure requirements. Coordinated expenditures are treated as direct contributions.</w:t>
+        <w:t xml:space="preserve">Expenditures made independently of but in support of a campaign must also be disclosed. Independent expenditures are not subject to the same contribution limits as direct contributions, but are subject to the same disclosure requirements. Coordinated expenditures are treated as direct contributions.</w:t>
       </w:r>
     </w:p>
     <w:p>
@@ -27242,7 +27242,7 @@
           <w:sz w:val="22"/>
           <w:szCs w:val="22"/>
         </w:rPr>
-        <w:t xml:space="preserve">EC Administration — the Electoral Commission administers all electoral finance rules, reviews all disclosed contributions, publishes all disclosures to the NRS, and investigates suspected violations. The EI audits EC administration annually. Candidates who receive impermissible contributions must report them within 10 days and either return them or have them treated as undisclosed.</w:t>
+        <w:t xml:space="preserve">The Electoral Commission administers all electoral finance rules, reviews all disclosed contributions, publishes all disclosures to the NRS, and investigates suspected violations. The EI audits EC administration annually. Candidates who receive impermissible contributions must report them within 10 days and either return them or have them treated as undisclosed.</w:t>
       </w:r>
     </w:p>
     <w:p>

--- a/constitution-v172.docx
+++ b/constitution-v172.docx
@@ -27881,7 +27881,7 @@
           <w:sz w:val="22"/>
           <w:szCs w:val="22"/>
         </w:rPr>
-        <w:t xml:space="preserve">Activated upon: (1) interim EC certification that the NVS is operational and meets §16.3; and (2) a national ratification vote achieving 60% affirmative support with at least 50% participation. The NVS certification requirement ensures the system that conducts the ratification vote meets constitutional standards before the vote itself. The ratification threshold is intentionally set lower than the amendment thresholds of §15.1 — founding requires achievability. An impractically high founding threshold would prevent the constitutional order from being established at all. Once established, the higher amendment thresholds reflect the greater burden of changing a working system.</w:t>
+        <w:t xml:space="preserve">Activated upon: (1) interim EC certification that the NVS is operational and meets §16.3; and (2) a national ratification vote achieving 60% affirmative support with at least 50% participation. The NVS certification requirement ensures the system that conducts the ratification vote meets constitutional standards before the vote itself.</w:t>
       </w:r>
     </w:p>
     <w:p>
@@ -28085,7 +28085,7 @@
           <w:sz w:val="22"/>
           <w:szCs w:val="22"/>
         </w:rPr>
-        <w:t xml:space="preserve">The constitution is implemented through a 24-month, four-phase transition process. Phase 0 (pre-ratification preparation) is governed by §19.3.a. Phase 1 (emergency stabilization, Days 1–90) is governed by §19.3.b. Phase 2 (institutional construction, Days 91–270) is governed by §19.3.c. Phase 3 (first elections, Days 271–450) is governed by §19.3.d. Phase 4 (full constitutional operation) is governed by §19.3.e.</w:t>
+        <w:t xml:space="preserve">The constitution is implemented through a 24-month, four-phase transition process established in §19.3.a through §19.3.e.</w:t>
       </w:r>
     </w:p>
     <w:p>
@@ -28136,7 +28136,7 @@
           <w:sz w:val="22"/>
           <w:szCs w:val="22"/>
         </w:rPr>
-        <w:t xml:space="preserve">Phase 0 is the pre-ratification preparation period. The interim Electoral Commission is constituted, the National Voting System is certified operational, and the joint Inspectorate panel is formed — all before any ratification vote occurs. The Republic's constitutional infrastructure must exist before it can be activated.</w:t>
+        <w:t xml:space="preserve">Phase 0 is the pre-ratification preparation period. The interim Electoral Commission is constituted, the National Voting System is certified operational, and the joint Inspectorate panel is formed — all before any ratification vote occurs.</w:t>
       </w:r>
     </w:p>
     <w:p>
@@ -28187,7 +28187,7 @@
           <w:sz w:val="22"/>
           <w:szCs w:val="22"/>
         </w:rPr>
-        <w:t xml:space="preserve">Existing government officials serve as caretakers under §19.4. The joint Inspectorate panel assumes oversight. The NRS begins recording all government acts. Priority functions: Basic Needs Floor delivery continuity, public safety, and essential services. No new permanent legislation. This phase is explicitly temporary — its only mandate is stability while Phase 2 institutional construction begins.</w:t>
+        <w:t xml:space="preserve">Existing government officials serve as caretakers under §19.4. The joint Inspectorate panel assumes oversight. The NRS begins recording all government acts. Priority functions: Basic Needs Floor delivery continuity, public safety, and essential services. No new permanent legislation.</w:t>
       </w:r>
     </w:p>
     <w:p>
@@ -28391,7 +28391,7 @@
           <w:sz w:val="22"/>
           <w:szCs w:val="22"/>
         </w:rPr>
-        <w:t xml:space="preserve">All existing government officials serve as caretakers during the Transition Window — restricted to maintaining existing services only. No new permanent legislation. Transition supervised by joint Inspectorate panel: one representative per Inspectorate, appointed by their respective IGs. The panel dissolves automatically at the Transition Window's conclusion. Caretaker status prevents the predecessor government from entrenching itself during transition.</w:t>
+        <w:t xml:space="preserve">All existing government officials serve as caretakers during the Transition Window — restricted to maintaining existing services only. No new permanent legislation. Transition supervised by joint Inspectorate panel: one representative per Inspectorate, appointed by their respective IGs. The panel dissolves automatically at the Transition Window's conclusion.</w:t>
       </w:r>
     </w:p>
     <w:p>
@@ -29462,7 +29462,7 @@
           <w:sz w:val="22"/>
           <w:szCs w:val="22"/>
         </w:rPr>
-        <w:t xml:space="preserve">At sunset the Mechanism dissolves; its NRS record is permanent. The Legislature may not extend the Mechanism beyond its statutory sunset without a fresh 2/3 supermajority in both chambers; extension is not a renewal and does not reset the ten-year successor bar under §19.9.b. A Republic that inherits the territory, institutions, and treaty obligations of its predecessor bears a constitutional obligation to account for what was done in the name of that predecessor state.</w:t>
+        <w:t xml:space="preserve">At sunset the Mechanism dissolves; its NRS record is permanent. The Legislature may not extend the Mechanism beyond its statutory sunset without a fresh 2/3 supermajority in both chambers; extension is not a renewal and does not reset the ten-year successor bar under §19.9.b.</w:t>
       </w:r>
     </w:p>
     <w:p>

--- a/constitution-v172.docx
+++ b/constitution-v172.docx
@@ -16313,7 +16313,7 @@
           <w:sz w:val="22"/>
           <w:szCs w:val="22"/>
         </w:rPr>
-        <w:t xml:space="preserve">Every eight years from the date of full constitutional operation, the three Inspectorates jointly assess the performance of the constitutional framework across all domains: (1) enforcement of Article I rights across all States, Territories, and compact jurisdictions; (2) functioning of the Inspectorate reporting mechanism and adequacy of Judicial Inspectorate mandate scope relative to operational capacity; (3) compliance with fiscal obligations and whether the BNF is meeting the §10.1.b adequacy standard across all five §10.1.c categories; (4) completeness of military subordination to constitutional authority; (5) comprehensiveness of NRS coverage, node distribution, and cryptographic integrity; and (6) health of the constitutional pool and lottery selection mechanisms under §7.2.c, §8.9, and §9.3, including State participation rates and pool depth. The assessment is published to the NRS and transmitted to both chambers of the Legislature. The Legislature must respond within 90 days with a published statement addressing each domain. Findings and responses form a permanent longitudinal record of constitutional performance.</w:t>
+        <w:t xml:space="preserve">Every eight years from the date of full constitutional operation, the three Inspectorates jointly assess the performance of the constitutional framework across all domains: (1) enforcement of Article I rights across all States, Territories, and compact jurisdictions; (2) functioning of the Inspectorate reporting mechanism and adequacy of Judicial Inspectorate mandate scope relative to operational capacity; (3) compliance with fiscal obligations and whether the BNF is meeting the §10.1.b adequacy standard across all five §10.1.c categories; (4) completeness of military subordination to constitutional authority; (5) comprehensiveness of NRS coverage, node distribution, and cryptographic integrity; and (6) health of the constitutional pool and lottery selection mechanisms under §7.2.c, §8.9, and §9.3, including State participation rates and pool depth. The assessment is published to the NRS and transmitted to both chambers of the Legislature. Findings are classified by severity: No Finding, Deficiency, or Critical Failure. The Legislature must respond within 90 days. For a No Finding: acknowledgment is sufficient. For a Deficiency: the Legislature must publish a remediation plan specifying actions and timelines; acknowledgment without a plan is a constitutional compliance breach certified by the LI. For a Critical Failure: the Legislature must publish a remediation plan and any member of either chamber may petition the SC to determine whether the failure constitutes a constitutional breach requiring judicial remedy. Findings, responses, and remediation plans form a permanent longitudinal record of constitutional performance published to the NRS.</w:t>
       </w:r>
     </w:p>
     <w:p>
@@ -17898,6 +17898,159 @@
           <w:szCs w:val="22"/>
         </w:rPr>
         <w:t xml:space="preserve">The BNF basket must be sufficient to meet genuine basic needs — not merely nominally available. The PM's annual budget must fund the BNF at a level the MA certifies as adequate to deliver the constitutional basket to every eligible Inhabitant. A budget that funds the BNF below the MA's certified adequacy level is constitutionally deficient.</w:t>
+      </w:r>
+    </w:p>
+    <w:p>
+      <w:pPr>
+        <w:spacing w:after="60" w:before="200"/>
+        <w:ind w:left="431"/>
+        <w:jc w:val="left"/>
+      </w:pPr>
+      <w:r>
+        <w:rPr>
+          <w:rFonts w:ascii="Courier New" w:cs="Courier New" w:eastAsia="Courier New" w:hAnsi="Courier New"/>
+          <w:b/>
+          <w:bCs/>
+          <w:color w:val="1B2A4A"/>
+          <w:sz w:val="18"/>
+          <w:szCs w:val="18"/>
+        </w:rPr>
+        <w:t xml:space="preserve">§10.1.b.i  </w:t>
+      </w:r>
+      <w:r>
+        <w:rPr>
+          <w:rFonts w:ascii="Garamond" w:cs="Garamond" w:eastAsia="Garamond" w:hAnsi="Garamond"/>
+          <w:b/>
+          <w:bCs/>
+          <w:i w:val="false"/>
+          <w:iCs w:val="false"/>
+          <w:color w:val="1B2A4A"/>
+          <w:sz w:val="22"/>
+          <w:szCs w:val="22"/>
+        </w:rPr>
+        <w:t xml:space="preserve">BNF Non-Compliance — EI Certification and Justiciability</w:t>
+      </w:r>
+    </w:p>
+    <w:p>
+      <w:pPr>
+        <w:spacing w:after="120" w:before="0"/>
+        <w:ind w:left="431"/>
+        <w:jc w:val="both"/>
+      </w:pPr>
+      <w:r>
+        <w:rPr>
+          <w:rFonts w:ascii="Garamond" w:cs="Garamond" w:eastAsia="Garamond" w:hAnsi="Garamond"/>
+          <w:b w:val="false"/>
+          <w:bCs w:val="false"/>
+          <w:i w:val="false"/>
+          <w:iCs w:val="false"/>
+          <w:color w:val="2a2520"/>
+          <w:sz w:val="22"/>
+          <w:szCs w:val="22"/>
+        </w:rPr>
+        <w:t xml:space="preserve">Where the MA's annual adequacy certification under §10.1.b finds that the BNF basket is not being delivered at the constitutional standard, the EI immediately publishes a constitutional compliance breach notice to the NRS. The Republic's failure to meet the BNF adequacy standard is simultaneously directly justiciable by any Inhabitant who can demonstrate they are not receiving the basket at the certified level. Courts may order the Republic to restore compliance and may specify remediation timelines. The justiciability of BNF adequacy failures is self-executing — no enabling legislation is required.</w:t>
+      </w:r>
+    </w:p>
+    <w:p>
+      <w:pPr>
+        <w:spacing w:after="60" w:before="200"/>
+        <w:ind w:left="431"/>
+        <w:jc w:val="left"/>
+      </w:pPr>
+      <w:r>
+        <w:rPr>
+          <w:rFonts w:ascii="Courier New" w:cs="Courier New" w:eastAsia="Courier New" w:hAnsi="Courier New"/>
+          <w:b/>
+          <w:bCs/>
+          <w:color w:val="1B2A4A"/>
+          <w:sz w:val="18"/>
+          <w:szCs w:val="18"/>
+        </w:rPr>
+        <w:t xml:space="preserve">§10.1.b.ii  </w:t>
+      </w:r>
+      <w:r>
+        <w:rPr>
+          <w:rFonts w:ascii="Garamond" w:cs="Garamond" w:eastAsia="Garamond" w:hAnsi="Garamond"/>
+          <w:b/>
+          <w:bCs/>
+          <w:i w:val="false"/>
+          <w:iCs w:val="false"/>
+          <w:color w:val="1B2A4A"/>
+          <w:sz w:val="22"/>
+          <w:szCs w:val="22"/>
+        </w:rPr>
+        <w:t xml:space="preserve">BNF Non-Compliance — Legislative Response Obligation</w:t>
+      </w:r>
+    </w:p>
+    <w:p>
+      <w:pPr>
+        <w:spacing w:after="120" w:before="0"/>
+        <w:ind w:left="431"/>
+        <w:jc w:val="both"/>
+      </w:pPr>
+      <w:r>
+        <w:rPr>
+          <w:rFonts w:ascii="Garamond" w:cs="Garamond" w:eastAsia="Garamond" w:hAnsi="Garamond"/>
+          <w:b w:val="false"/>
+          <w:bCs w:val="false"/>
+          <w:i w:val="false"/>
+          <w:iCs w:val="false"/>
+          <w:color w:val="2a2520"/>
+          <w:sz w:val="22"/>
+          <w:szCs w:val="22"/>
+        </w:rPr>
+        <w:t xml:space="preserve">Within 90 days of the EI's breach notice under §10.1.b.i, the Legislature must either publish a funded remediation plan specifying how and when BNF adequacy will be restored, or formally dispute the MA's certification before the SC. If the Legislature disputes the MA's certification, the SC resolves the dispute within 30 days; if the SC upholds the certification, the 90-day remediation clock restarts from the SC's ruling. Failure to publish a remediation plan or initiate a formal dispute within 90 days is a further constitutional compliance breach certified by the LI.</w:t>
+      </w:r>
+    </w:p>
+    <w:p>
+      <w:pPr>
+        <w:spacing w:after="60" w:before="200"/>
+        <w:ind w:left="431"/>
+        <w:jc w:val="left"/>
+      </w:pPr>
+      <w:r>
+        <w:rPr>
+          <w:rFonts w:ascii="Courier New" w:cs="Courier New" w:eastAsia="Courier New" w:hAnsi="Courier New"/>
+          <w:b/>
+          <w:bCs/>
+          <w:color w:val="1B2A4A"/>
+          <w:sz w:val="18"/>
+          <w:szCs w:val="18"/>
+        </w:rPr>
+        <w:t xml:space="preserve">§10.1.b.iii  </w:t>
+      </w:r>
+      <w:r>
+        <w:rPr>
+          <w:rFonts w:ascii="Garamond" w:cs="Garamond" w:eastAsia="Garamond" w:hAnsi="Garamond"/>
+          <w:b/>
+          <w:bCs/>
+          <w:i w:val="false"/>
+          <w:iCs w:val="false"/>
+          <w:color w:val="1B2A4A"/>
+          <w:sz w:val="22"/>
+          <w:szCs w:val="22"/>
+        </w:rPr>
+        <w:t xml:space="preserve">BNF Non-Compliance — National Endowment Backstop</w:t>
+      </w:r>
+    </w:p>
+    <w:p>
+      <w:pPr>
+        <w:spacing w:after="120" w:before="0"/>
+        <w:ind w:left="431"/>
+        <w:jc w:val="both"/>
+      </w:pPr>
+      <w:r>
+        <w:rPr>
+          <w:rFonts w:ascii="Garamond" w:cs="Garamond" w:eastAsia="Garamond" w:hAnsi="Garamond"/>
+          <w:b w:val="false"/>
+          <w:bCs w:val="false"/>
+          <w:i w:val="false"/>
+          <w:iCs w:val="false"/>
+          <w:color w:val="2a2520"/>
+          <w:sz w:val="22"/>
+          <w:szCs w:val="22"/>
+        </w:rPr>
+        <w:t xml:space="preserve">If 90 days pass after the EI breach notice under §10.1.b.i without a published legislative remediation plan and without a pending SC dispute, the National Endowment board may authorize emergency BNF expenditure under §10.6 to fill the adequacy gap. The PM certifies the expenditure under §2.1.d. Emergency backstop disbursements continue for up to 6 months. If after 6 months the Legislature has still not published a remediation plan, the Endowment board must report to the NRS that the constitutional promise of the BNF is not being honoured through the normal budget process and that the Endowment is bearing the gap. The Endowment backstop does not relieve the Legislature of its constitutional obligation to fund the BNF through the annual budget — it ensures Inhabitants receive the basket while that obligation is enforced.</w:t>
       </w:r>
     </w:p>
     <w:p>

--- a/constitution-v172.docx
+++ b/constitution-v172.docx
@@ -2915,7 +2915,7 @@
           <w:sz w:val="22"/>
           <w:szCs w:val="22"/>
         </w:rPr>
-        <w:t xml:space="preserve">Housing access is a constitutional right — no government authority may use its powers to exclude persons from housing on discriminatory grounds or to deny housing to those who cannot independently secure it. The non-exclusion principle is established in §1.25.a and the BNF housing obligation in §1.25.b.</w:t>
+        <w:t xml:space="preserve">Housing access is a constitutional right — no government authority may use its powers to exclude persons from housing on discriminatory grounds or to deny housing to those who cannot independently secure it. The non-exclusion principle is established in §1.25.a and the social assistance housing obligation in §1.25.b.</w:t>
       </w:r>
     </w:p>
     <w:p>
@@ -2997,27 +2997,27 @@
           <w:sz w:val="22"/>
           <w:szCs w:val="22"/>
         </w:rPr>
-        <w:t xml:space="preserve">BNF Housing Obligation</w:t>
-      </w:r>
-    </w:p>
-    <w:p>
-      <w:pPr>
-        <w:spacing w:after="120" w:before="0"/>
-        <w:ind w:left="431"/>
-        <w:jc w:val="both"/>
-      </w:pPr>
-      <w:r>
-        <w:rPr>
-          <w:rFonts w:ascii="Garamond" w:cs="Garamond" w:eastAsia="Garamond" w:hAnsi="Garamond"/>
-          <w:b w:val="false"/>
-          <w:bCs w:val="false"/>
-          <w:i w:val="false"/>
-          <w:iCs w:val="false"/>
-          <w:color w:val="2a2520"/>
-          <w:sz w:val="22"/>
-          <w:szCs w:val="22"/>
-        </w:rPr>
-        <w:t xml:space="preserve">Housing access for persons who cannot independently secure it is a Basic Needs Floor obligation under §10.1. Housing exclusion is an enforceable constitutional violation.</w:t>
+        <w:t xml:space="preserve">Social Assistance Housing Obligation</w:t>
+      </w:r>
+    </w:p>
+    <w:p>
+      <w:pPr>
+        <w:spacing w:after="120" w:before="0"/>
+        <w:ind w:left="431"/>
+        <w:jc w:val="both"/>
+      </w:pPr>
+      <w:r>
+        <w:rPr>
+          <w:rFonts w:ascii="Garamond" w:cs="Garamond" w:eastAsia="Garamond" w:hAnsi="Garamond"/>
+          <w:b w:val="false"/>
+          <w:bCs w:val="false"/>
+          <w:i w:val="false"/>
+          <w:iCs w:val="false"/>
+          <w:color w:val="2a2520"/>
+          <w:sz w:val="22"/>
+          <w:szCs w:val="22"/>
+        </w:rPr>
+        <w:t xml:space="preserve">Housing access for persons who cannot independently secure it is a social assistance obligation under §10.1.b. Housing exclusion is an enforceable constitutional violation.</w:t>
       </w:r>
     </w:p>
     <w:p>
@@ -5084,7 +5084,7 @@
           <w:sz w:val="22"/>
           <w:szCs w:val="22"/>
         </w:rPr>
-        <w:t xml:space="preserve">The PM administers domestic executive functions through the Domestic Affairs Council — the coordinating body of senior Cabinet Ministers responsible for the delivery of BNF obligations, oversight of devolved Territories, co-management of National Trust lands, and other domestic functions assigned by statute. The Domestic Affairs Council is chaired by the PM. Its membership, structure, and operational mandate are defined by statute. The Council operates under the PM's constitutional domestic authority and is not an independent constitutional body.</w:t>
+        <w:t xml:space="preserve">The PM administers domestic executive functions through the Domestic Affairs Council — the coordinating body of senior Cabinet Ministers responsible for the delivery of social state obligations under §10.1, oversight of devolved Territories, co-management of National Trust lands, and other domestic functions assigned by statute. The Domestic Affairs Council is chaired by the PM. Its membership, structure, and operational mandate are defined by statute. The Council operates under the PM's constitutional domestic authority and is not an independent constitutional body.</w:t>
       </w:r>
     </w:p>
     <w:p>
@@ -10979,7 +10979,7 @@
           <w:sz w:val="22"/>
           <w:szCs w:val="22"/>
         </w:rPr>
-        <w:t xml:space="preserve">A child born on Republic territory to parents holding neither Citizen nor Legal Resident status is an Inhabitant from birth, with full Article I protections and BNF access. Where no country recognizes the child as a citizen, the Republic provides a determination process consistent with §6.4's protection principles — protection first, determination second. A child determined to hold no other citizenship is eligible for Legal Residency from birth, with all Inhabitant years counting toward the §5.1.c residency requirement. Where a parent or guardian who is the primary caregiver of a child granted Inhabitant status under this provision is subject to removal, the removal order is stayed pending resolution of the child's custodial arrangements under §5.3. The Republic may not execute removal where doing so would deprive an Inhabitant child of their primary caregiver without first establishing an alternative care arrangement.</w:t>
+        <w:t xml:space="preserve">A child born on Republic territory to parents holding neither Citizen nor Legal Resident status is an Inhabitant from birth, with full Article I protections and access to social state systems under §10.1. Where no country recognizes the child as a citizen, the Republic provides a determination process consistent with §6.4's protection principles — protection first, determination second. A child determined to hold no other citizenship is eligible for Legal Residency from birth, with all Inhabitant years counting toward the §5.1.c residency requirement. Where a parent or guardian who is the primary caregiver of a child granted Inhabitant status under this provision is subject to removal, the removal order is stayed pending resolution of the child's custodial arrangements under §5.3. The Republic may not execute removal where doing so would deprive an Inhabitant child of their primary caregiver without first establishing an alternative care arrangement.</w:t>
       </w:r>
     </w:p>
     <w:p>
@@ -11336,7 +11336,7 @@
           <w:sz w:val="22"/>
           <w:szCs w:val="22"/>
         </w:rPr>
-        <w:t xml:space="preserve">Legal Residents hold a Residency Credential allowing them to work, enter contracts, own property, access BNF programs, and participate in local elections where the Legislature authorizes. They hold all Article I rights as Inhabitants. What they lack that citizens hold: federal voting rights and the right to stand for federal office. No child of a Citizen or Legal Resident may be deported, regardless of the child's own documentation status.</w:t>
+        <w:t xml:space="preserve">Legal Residents hold a Residency Credential allowing them to work, enter contracts, own property, access social state systems under §10.1, and participate in local elections where the Legislature authorizes. They hold all Article I rights as Inhabitants. What they lack that citizens hold: federal voting rights and the right to stand for federal office. No child of a Citizen or Legal Resident may be deported, regardless of the child's own documentation status.</w:t>
       </w:r>
     </w:p>
     <w:p>
@@ -12281,7 +12281,7 @@
           <w:sz w:val="22"/>
           <w:szCs w:val="22"/>
         </w:rPr>
-        <w:t xml:space="preserve">Any person who files an asylum claim under §1.28 is an Inhabitant of the Republic from the date of filing — immediately entitled to BNF coverage and all Article I protections. Protection-first: the determination process does not happen in a rights-free zone.</w:t>
+        <w:t xml:space="preserve">Any person who files an asylum claim under §1.28 is an Inhabitant of the Republic from the date of filing — immediately entitled to access social state systems under §10.1 and all Article I protections. Protection-first: the determination process does not happen in a rights-free zone.</w:t>
       </w:r>
     </w:p>
     <w:p>
@@ -16313,7 +16313,7 @@
           <w:sz w:val="22"/>
           <w:szCs w:val="22"/>
         </w:rPr>
-        <w:t xml:space="preserve">Every eight years from the date of full constitutional operation, the three Inspectorates jointly assess the performance of the constitutional framework across all domains: (1) enforcement of Article I rights across all States, Territories, and compact jurisdictions; (2) functioning of the Inspectorate reporting mechanism and adequacy of Judicial Inspectorate mandate scope relative to operational capacity; (3) compliance with fiscal obligations and whether the BNF is meeting the §10.1.b adequacy standard across all five §10.1.c categories; (4) completeness of military subordination to constitutional authority; (5) comprehensiveness of NRS coverage, node distribution, and cryptographic integrity; and (6) health of the constitutional pool and lottery selection mechanisms under §7.2.c, §8.9, and §9.3, including State participation rates and pool depth. The assessment is published to the NRS and transmitted to both chambers of the Legislature. Findings are classified by severity: No Finding, Deficiency, or Critical Failure. The Legislature must respond within 90 days. For a No Finding: acknowledgment is sufficient. For a Deficiency: the Legislature must publish a remediation plan specifying actions and timelines; acknowledgment without a plan is a constitutional compliance breach certified by the LI. For a Critical Failure: the Legislature must publish a remediation plan and any member of either chamber may petition the SC to determine whether the failure constitutes a constitutional breach requiring judicial remedy. Findings, responses, and remediation plans form a permanent longitudinal record of constitutional performance published to the NRS.</w:t>
+        <w:t xml:space="preserve">Every eight years from the date of full constitutional operation, the three Inspectorates jointly assess the performance of the constitutional framework across all domains: (1) enforcement of Article I rights across all States, Territories, and compact jurisdictions; (2) functioning of the Inspectorate reporting mechanism and adequacy of Judicial Inspectorate mandate scope relative to operational capacity; (3) compliance with social state obligations — whether the healthcare insurance system is solvent and providing universal access, whether social assistance is meeting the §10.1 dignity standard, and whether States are meeting the compulsory education constitutional floor under §10.1.c; (4) completeness of military subordination to constitutional authority; (5) comprehensiveness of NRS coverage, node distribution, and cryptographic integrity; and (6) health of the constitutional pool and lottery selection mechanisms under §7.2.c, §8.9, and §9.3, including State participation rates and pool depth. The assessment is published to the NRS and transmitted to both chambers of the Legislature. Findings are classified by severity: No Finding, Deficiency, or Critical Failure. The Legislature must respond within 90 days. For a No Finding: acknowledgment is sufficient. For a Deficiency: the Legislature must publish a remediation plan specifying actions and timelines; acknowledgment without a plan is a constitutional compliance breach certified by the LI. For a Critical Failure: the Legislature must publish a remediation plan and any member of either chamber may petition the SC to determine whether the failure constitutes a constitutional breach requiring judicial remedy. Findings, responses, and remediation plans form a permanent longitudinal record of constitutional performance published to the NRS.</w:t>
       </w:r>
     </w:p>
     <w:p>
@@ -17775,27 +17775,27 @@
           <w:sz w:val="22"/>
           <w:szCs w:val="22"/>
         </w:rPr>
-        <w:t xml:space="preserve">The Basic Needs Floor</w:t>
-      </w:r>
-    </w:p>
-    <w:p>
-      <w:pPr>
-        <w:spacing w:after="120" w:before="0"/>
-        <w:ind w:left="431"/>
-        <w:jc w:val="both"/>
-      </w:pPr>
-      <w:r>
-        <w:rPr>
-          <w:rFonts w:ascii="Garamond" w:cs="Garamond" w:eastAsia="Garamond" w:hAnsi="Garamond"/>
-          <w:b w:val="false"/>
-          <w:bCs w:val="false"/>
-          <w:i w:val="false"/>
-          <w:iCs w:val="false"/>
-          <w:color w:val="2a2520"/>
-          <w:sz w:val="22"/>
-          <w:szCs w:val="22"/>
-        </w:rPr>
-        <w:t xml:space="preserve">The federal government guarantees every Inhabitant access to a minimum basket of goods and services — food, housing, healthcare, education, and utilities — at a level adequate for a dignified life. Funded by a constitutionally reserved 5% of gross domestic revenue — this percentage cannot be reduced without a constitutional amendment.</w:t>
+        <w:t xml:space="preserve">The Social State</w:t>
+      </w:r>
+    </w:p>
+    <w:p>
+      <w:pPr>
+        <w:spacing w:after="120" w:before="0"/>
+        <w:ind w:left="431"/>
+        <w:jc w:val="both"/>
+      </w:pPr>
+      <w:r>
+        <w:rPr>
+          <w:rFonts w:ascii="Garamond" w:cs="Garamond" w:eastAsia="Garamond" w:hAnsi="Garamond"/>
+          <w:b w:val="false"/>
+          <w:bCs w:val="false"/>
+          <w:i w:val="false"/>
+          <w:iCs w:val="false"/>
+          <w:color w:val="2a2520"/>
+          <w:sz w:val="22"/>
+          <w:szCs w:val="22"/>
+        </w:rPr>
+        <w:t xml:space="preserve">The Republic is a social state. Every Inhabitant is entitled to conditions of life consistent with human dignity. The Republic shall maintain universally accessible healthcare insurance and social assistance systems and shall ensure free compulsory education for all children, as established in §10.1.a through §10.1.e.</w:t>
       </w:r>
     </w:p>
     <w:p>
@@ -17826,27 +17826,27 @@
           <w:sz w:val="22"/>
           <w:szCs w:val="22"/>
         </w:rPr>
-        <w:t xml:space="preserve">BNF Funding Reserve</w:t>
-      </w:r>
-    </w:p>
-    <w:p>
-      <w:pPr>
-        <w:spacing w:after="120" w:before="0"/>
-        <w:ind w:left="431"/>
-        <w:jc w:val="both"/>
-      </w:pPr>
-      <w:r>
-        <w:rPr>
-          <w:rFonts w:ascii="Garamond" w:cs="Garamond" w:eastAsia="Garamond" w:hAnsi="Garamond"/>
-          <w:b w:val="false"/>
-          <w:bCs w:val="false"/>
-          <w:i w:val="false"/>
-          <w:iCs w:val="false"/>
-          <w:color w:val="2a2520"/>
-          <w:sz w:val="22"/>
-          <w:szCs w:val="22"/>
-        </w:rPr>
-        <w:t xml:space="preserve">5% of gross domestic revenue is constitutionally reserved for the BNF and cannot be redirected. If the BNF requires more than 5%, the Legislature may appropriate additional funding by statute. The reserve is calculated annually by the MA and published to the NRS. During a Severe Revenue Contraction (§10.1.f), the National Endowment backstops the BNF.</w:t>
+        <w:t xml:space="preserve">Universal Healthcare Insurance</w:t>
+      </w:r>
+    </w:p>
+    <w:p>
+      <w:pPr>
+        <w:spacing w:after="120" w:before="0"/>
+        <w:ind w:left="431"/>
+        <w:jc w:val="both"/>
+      </w:pPr>
+      <w:r>
+        <w:rPr>
+          <w:rFonts w:ascii="Garamond" w:cs="Garamond" w:eastAsia="Garamond" w:hAnsi="Garamond"/>
+          <w:b w:val="false"/>
+          <w:bCs w:val="false"/>
+          <w:i w:val="false"/>
+          <w:iCs w:val="false"/>
+          <w:color w:val="2a2520"/>
+          <w:sz w:val="22"/>
+          <w:szCs w:val="22"/>
+        </w:rPr>
+        <w:t xml:space="preserve">The Republic shall maintain a universal healthcare insurance system providing every Inhabitant with access to essential medical care, preventive services, and necessary medications. The system is funded by mandatory employer, employee, and federal government contributions at rates defined by statute. The Republic is the contributor of last resort for Inhabitants without employment income — no Inhabitant may be excluded from the system by reason of inability to pay. The structure, governance, and coverage scope of the system are defined by statute; the statute must provide genuinely comprehensive coverage adequate for a dignified life. The MA certifies annually that the system is solvent and provides constitutionally required universal access. Where the MA certifies insolvency or access failure, the Legislature must respond within 90 days with a remediation plan; failure to respond is a constitutional compliance breach certified by the LI.</w:t>
       </w:r>
     </w:p>
     <w:p>
@@ -17877,180 +17877,27 @@
           <w:sz w:val="22"/>
           <w:szCs w:val="22"/>
         </w:rPr>
-        <w:t xml:space="preserve">BNF Adequacy Standard</w:t>
-      </w:r>
-    </w:p>
-    <w:p>
-      <w:pPr>
-        <w:spacing w:after="120" w:before="0"/>
-        <w:ind w:left="431"/>
-        <w:jc w:val="both"/>
-      </w:pPr>
-      <w:r>
-        <w:rPr>
-          <w:rFonts w:ascii="Garamond" w:cs="Garamond" w:eastAsia="Garamond" w:hAnsi="Garamond"/>
-          <w:b w:val="false"/>
-          <w:bCs w:val="false"/>
-          <w:i w:val="false"/>
-          <w:iCs w:val="false"/>
-          <w:color w:val="2a2520"/>
-          <w:sz w:val="22"/>
-          <w:szCs w:val="22"/>
-        </w:rPr>
-        <w:t xml:space="preserve">The BNF basket must be sufficient to meet genuine basic needs — not merely nominally available. The PM's annual budget must fund the BNF at a level the MA certifies as adequate to deliver the constitutional basket to every eligible Inhabitant. A budget that funds the BNF below the MA's certified adequacy level is constitutionally deficient.</w:t>
-      </w:r>
-    </w:p>
-    <w:p>
-      <w:pPr>
-        <w:spacing w:after="60" w:before="200"/>
-        <w:ind w:left="431"/>
-        <w:jc w:val="left"/>
-      </w:pPr>
-      <w:r>
-        <w:rPr>
-          <w:rFonts w:ascii="Courier New" w:cs="Courier New" w:eastAsia="Courier New" w:hAnsi="Courier New"/>
-          <w:b/>
-          <w:bCs/>
-          <w:color w:val="1B2A4A"/>
-          <w:sz w:val="18"/>
-          <w:szCs w:val="18"/>
-        </w:rPr>
-        <w:t xml:space="preserve">§10.1.b.i  </w:t>
-      </w:r>
-      <w:r>
-        <w:rPr>
-          <w:rFonts w:ascii="Garamond" w:cs="Garamond" w:eastAsia="Garamond" w:hAnsi="Garamond"/>
-          <w:b/>
-          <w:bCs/>
-          <w:i w:val="false"/>
-          <w:iCs w:val="false"/>
-          <w:color w:val="1B2A4A"/>
-          <w:sz w:val="22"/>
-          <w:szCs w:val="22"/>
-        </w:rPr>
-        <w:t xml:space="preserve">BNF Non-Compliance — EI Certification and Justiciability</w:t>
-      </w:r>
-    </w:p>
-    <w:p>
-      <w:pPr>
-        <w:spacing w:after="120" w:before="0"/>
-        <w:ind w:left="431"/>
-        <w:jc w:val="both"/>
-      </w:pPr>
-      <w:r>
-        <w:rPr>
-          <w:rFonts w:ascii="Garamond" w:cs="Garamond" w:eastAsia="Garamond" w:hAnsi="Garamond"/>
-          <w:b w:val="false"/>
-          <w:bCs w:val="false"/>
-          <w:i w:val="false"/>
-          <w:iCs w:val="false"/>
-          <w:color w:val="2a2520"/>
-          <w:sz w:val="22"/>
-          <w:szCs w:val="22"/>
-        </w:rPr>
-        <w:t xml:space="preserve">Where the MA's annual adequacy certification under §10.1.b finds that the BNF basket is not being delivered at the constitutional standard, the EI immediately publishes a constitutional compliance breach notice to the NRS. The Republic's failure to meet the BNF adequacy standard is simultaneously directly justiciable by any Inhabitant who can demonstrate they are not receiving the basket at the certified level. Courts may order the Republic to restore compliance and may specify remediation timelines. The justiciability of BNF adequacy failures is self-executing — no enabling legislation is required.</w:t>
-      </w:r>
-    </w:p>
-    <w:p>
-      <w:pPr>
-        <w:spacing w:after="60" w:before="200"/>
-        <w:ind w:left="431"/>
-        <w:jc w:val="left"/>
-      </w:pPr>
-      <w:r>
-        <w:rPr>
-          <w:rFonts w:ascii="Courier New" w:cs="Courier New" w:eastAsia="Courier New" w:hAnsi="Courier New"/>
-          <w:b/>
-          <w:bCs/>
-          <w:color w:val="1B2A4A"/>
-          <w:sz w:val="18"/>
-          <w:szCs w:val="18"/>
-        </w:rPr>
-        <w:t xml:space="preserve">§10.1.b.ii  </w:t>
-      </w:r>
-      <w:r>
-        <w:rPr>
-          <w:rFonts w:ascii="Garamond" w:cs="Garamond" w:eastAsia="Garamond" w:hAnsi="Garamond"/>
-          <w:b/>
-          <w:bCs/>
-          <w:i w:val="false"/>
-          <w:iCs w:val="false"/>
-          <w:color w:val="1B2A4A"/>
-          <w:sz w:val="22"/>
-          <w:szCs w:val="22"/>
-        </w:rPr>
-        <w:t xml:space="preserve">BNF Non-Compliance — Legislative Response Obligation</w:t>
-      </w:r>
-    </w:p>
-    <w:p>
-      <w:pPr>
-        <w:spacing w:after="120" w:before="0"/>
-        <w:ind w:left="431"/>
-        <w:jc w:val="both"/>
-      </w:pPr>
-      <w:r>
-        <w:rPr>
-          <w:rFonts w:ascii="Garamond" w:cs="Garamond" w:eastAsia="Garamond" w:hAnsi="Garamond"/>
-          <w:b w:val="false"/>
-          <w:bCs w:val="false"/>
-          <w:i w:val="false"/>
-          <w:iCs w:val="false"/>
-          <w:color w:val="2a2520"/>
-          <w:sz w:val="22"/>
-          <w:szCs w:val="22"/>
-        </w:rPr>
-        <w:t xml:space="preserve">Within 90 days of the EI's breach notice under §10.1.b.i, the Legislature must either publish a funded remediation plan specifying how and when BNF adequacy will be restored, or formally dispute the MA's certification before the SC. If the Legislature disputes the MA's certification, the SC resolves the dispute within 30 days; if the SC upholds the certification, the 90-day remediation clock restarts from the SC's ruling. Failure to publish a remediation plan or initiate a formal dispute within 90 days is a further constitutional compliance breach certified by the LI.</w:t>
-      </w:r>
-    </w:p>
-    <w:p>
-      <w:pPr>
-        <w:spacing w:after="60" w:before="200"/>
-        <w:ind w:left="431"/>
-        <w:jc w:val="left"/>
-      </w:pPr>
-      <w:r>
-        <w:rPr>
-          <w:rFonts w:ascii="Courier New" w:cs="Courier New" w:eastAsia="Courier New" w:hAnsi="Courier New"/>
-          <w:b/>
-          <w:bCs/>
-          <w:color w:val="1B2A4A"/>
-          <w:sz w:val="18"/>
-          <w:szCs w:val="18"/>
-        </w:rPr>
-        <w:t xml:space="preserve">§10.1.b.iii  </w:t>
-      </w:r>
-      <w:r>
-        <w:rPr>
-          <w:rFonts w:ascii="Garamond" w:cs="Garamond" w:eastAsia="Garamond" w:hAnsi="Garamond"/>
-          <w:b/>
-          <w:bCs/>
-          <w:i w:val="false"/>
-          <w:iCs w:val="false"/>
-          <w:color w:val="1B2A4A"/>
-          <w:sz w:val="22"/>
-          <w:szCs w:val="22"/>
-        </w:rPr>
-        <w:t xml:space="preserve">BNF Non-Compliance — National Endowment Backstop</w:t>
-      </w:r>
-    </w:p>
-    <w:p>
-      <w:pPr>
-        <w:spacing w:after="120" w:before="0"/>
-        <w:ind w:left="431"/>
-        <w:jc w:val="both"/>
-      </w:pPr>
-      <w:r>
-        <w:rPr>
-          <w:rFonts w:ascii="Garamond" w:cs="Garamond" w:eastAsia="Garamond" w:hAnsi="Garamond"/>
-          <w:b w:val="false"/>
-          <w:bCs w:val="false"/>
-          <w:i w:val="false"/>
-          <w:iCs w:val="false"/>
-          <w:color w:val="2a2520"/>
-          <w:sz w:val="22"/>
-          <w:szCs w:val="22"/>
-        </w:rPr>
-        <w:t xml:space="preserve">If 90 days pass after the EI breach notice under §10.1.b.i without a published legislative remediation plan and without a pending SC dispute, the National Endowment board may authorize emergency BNF expenditure under §10.6 to fill the adequacy gap. The PM certifies the expenditure under §2.1.d. Emergency backstop disbursements continue for up to 6 months. If after 6 months the Legislature has still not published a remediation plan, the Endowment board must report to the NRS that the constitutional promise of the BNF is not being honoured through the normal budget process and that the Endowment is bearing the gap. The Endowment backstop does not relieve the Legislature of its constitutional obligation to fund the BNF through the annual budget — it ensures Inhabitants receive the basket while that obligation is enforced.</w:t>
+        <w:t xml:space="preserve">Social Assistance</w:t>
+      </w:r>
+    </w:p>
+    <w:p>
+      <w:pPr>
+        <w:spacing w:after="120" w:before="0"/>
+        <w:ind w:left="431"/>
+        <w:jc w:val="both"/>
+      </w:pPr>
+      <w:r>
+        <w:rPr>
+          <w:rFonts w:ascii="Garamond" w:cs="Garamond" w:eastAsia="Garamond" w:hAnsi="Garamond"/>
+          <w:b w:val="false"/>
+          <w:bCs w:val="false"/>
+          <w:i w:val="false"/>
+          <w:iCs w:val="false"/>
+          <w:color w:val="2a2520"/>
+          <w:sz w:val="22"/>
+          <w:szCs w:val="22"/>
+        </w:rPr>
+        <w:t xml:space="preserve">Where an Inhabitant cannot access the healthcare insurance system, employment income, or other means of support, the Republic provides social assistance sufficient to maintain conditions of life consistent with the §10.1 dignity standard. Eligibility, benefit levels, and delivery mechanisms are defined by statute; no statute may reduce social assistance below a level the MA certifies as consistent with the constitutional dignity standard. Social assistance is administered by the PM through the Domestic Affairs Council. The LI audits delivery annually.</w:t>
       </w:r>
     </w:p>
     <w:p>
@@ -18081,27 +17928,27 @@
           <w:sz w:val="22"/>
           <w:szCs w:val="22"/>
         </w:rPr>
-        <w:t xml:space="preserve">BNF Coverage Scope</w:t>
-      </w:r>
-    </w:p>
-    <w:p>
-      <w:pPr>
-        <w:spacing w:after="120" w:before="0"/>
-        <w:ind w:left="431"/>
-        <w:jc w:val="both"/>
-      </w:pPr>
-      <w:r>
-        <w:rPr>
-          <w:rFonts w:ascii="Garamond" w:cs="Garamond" w:eastAsia="Garamond" w:hAnsi="Garamond"/>
-          <w:b w:val="false"/>
-          <w:bCs w:val="false"/>
-          <w:i w:val="false"/>
-          <w:iCs w:val="false"/>
-          <w:color w:val="2a2520"/>
-          <w:sz w:val="22"/>
-          <w:szCs w:val="22"/>
-        </w:rPr>
-        <w:t xml:space="preserve">The BNF must cover five categories: food security, housing, healthcare, education access, and digital connectivity. The Legislature defines the specific floor within each category by statute. No statute may reduce any category below the level of genuine adequacy — the constitutional floor is real sufficiency, not symbolic provision.</w:t>
+        <w:t xml:space="preserve">Compulsory Education</w:t>
+      </w:r>
+    </w:p>
+    <w:p>
+      <w:pPr>
+        <w:spacing w:after="120" w:before="0"/>
+        <w:ind w:left="431"/>
+        <w:jc w:val="both"/>
+      </w:pPr>
+      <w:r>
+        <w:rPr>
+          <w:rFonts w:ascii="Garamond" w:cs="Garamond" w:eastAsia="Garamond" w:hAnsi="Garamond"/>
+          <w:b w:val="false"/>
+          <w:bCs w:val="false"/>
+          <w:i w:val="false"/>
+          <w:iCs w:val="false"/>
+          <w:color w:val="2a2520"/>
+          <w:sz w:val="22"/>
+          <w:szCs w:val="22"/>
+        </w:rPr>
+        <w:t xml:space="preserve">Every child in the Republic is entitled to free compulsory basic education. States deliver basic education within their territories and may establish standards above the constitutional floor. The constitutional floor requires: literacy and numeracy sufficient for full adult participation in economic and civic life; and civic education covering the structure, rights, and obligations of the Republic's constitutional framework. The Legislature establishes minimum per-pupil expenditure floors by statute. The LI audits State compliance with the constitutional education floor annually.</w:t>
       </w:r>
     </w:p>
     <w:p>
@@ -18132,27 +17979,27 @@
           <w:sz w:val="22"/>
           <w:szCs w:val="22"/>
         </w:rPr>
-        <w:t xml:space="preserve">BNF Non-Discrimination</w:t>
-      </w:r>
-    </w:p>
-    <w:p>
-      <w:pPr>
-        <w:spacing w:after="120" w:before="0"/>
-        <w:ind w:left="431"/>
-        <w:jc w:val="both"/>
-      </w:pPr>
-      <w:r>
-        <w:rPr>
-          <w:rFonts w:ascii="Garamond" w:cs="Garamond" w:eastAsia="Garamond" w:hAnsi="Garamond"/>
-          <w:b w:val="false"/>
-          <w:bCs w:val="false"/>
-          <w:i w:val="false"/>
-          <w:iCs w:val="false"/>
-          <w:color w:val="2a2520"/>
-          <w:sz w:val="22"/>
-          <w:szCs w:val="22"/>
-        </w:rPr>
-        <w:t xml:space="preserve">Access to BNF benefits may not be conditioned on citizenship, residency status, political affiliation, or any characteristic protected under §1.9. Every Inhabitant receives equal access. The Legislature may not create tiered access based on contribution history or prior benefit receipt — the BNF is a floor, not an insurance program.</w:t>
+        <w:t xml:space="preserve">Non-Discrimination in Social Systems</w:t>
+      </w:r>
+    </w:p>
+    <w:p>
+      <w:pPr>
+        <w:spacing w:after="120" w:before="0"/>
+        <w:ind w:left="431"/>
+        <w:jc w:val="both"/>
+      </w:pPr>
+      <w:r>
+        <w:rPr>
+          <w:rFonts w:ascii="Garamond" w:cs="Garamond" w:eastAsia="Garamond" w:hAnsi="Garamond"/>
+          <w:b w:val="false"/>
+          <w:bCs w:val="false"/>
+          <w:i w:val="false"/>
+          <w:iCs w:val="false"/>
+          <w:color w:val="2a2520"/>
+          <w:sz w:val="22"/>
+          <w:szCs w:val="22"/>
+        </w:rPr>
+        <w:t xml:space="preserve">Access to the healthcare insurance system, social assistance, and compulsory education may not be conditioned on citizenship, residency status, political affiliation, or any characteristic protected under §1.9. Every Inhabitant is entitled to equal access. No statute may create tiered access or differential benefit levels based on any protected characteristic.</w:t>
       </w:r>
     </w:p>
     <w:p>
@@ -18183,129 +18030,27 @@
           <w:sz w:val="22"/>
           <w:szCs w:val="22"/>
         </w:rPr>
-        <w:t xml:space="preserve">BNF Administration</w:t>
-      </w:r>
-    </w:p>
-    <w:p>
-      <w:pPr>
-        <w:spacing w:after="120" w:before="0"/>
-        <w:ind w:left="431"/>
-        <w:jc w:val="both"/>
-      </w:pPr>
-      <w:r>
-        <w:rPr>
-          <w:rFonts w:ascii="Garamond" w:cs="Garamond" w:eastAsia="Garamond" w:hAnsi="Garamond"/>
-          <w:b w:val="false"/>
-          <w:bCs w:val="false"/>
-          <w:i w:val="false"/>
-          <w:iCs w:val="false"/>
-          <w:color w:val="2a2520"/>
-          <w:sz w:val="22"/>
-          <w:szCs w:val="22"/>
-        </w:rPr>
-        <w:t xml:space="preserve">The PM administers the BNF through the Domestic Affairs Council. Administration must meet the constitutional adequacy standard — delivery mechanisms must actually reach Inhabitants, not merely be nominally available. The LI audits BNF delivery annually.</w:t>
-      </w:r>
-    </w:p>
-    <w:p>
-      <w:pPr>
-        <w:spacing w:after="60" w:before="200"/>
-        <w:ind w:left="431"/>
-        <w:jc w:val="left"/>
-      </w:pPr>
-      <w:r>
-        <w:rPr>
-          <w:rFonts w:ascii="Courier New" w:cs="Courier New" w:eastAsia="Courier New" w:hAnsi="Courier New"/>
-          <w:b/>
-          <w:bCs/>
-          <w:color w:val="1B2A4A"/>
-          <w:sz w:val="18"/>
-          <w:szCs w:val="18"/>
-        </w:rPr>
-        <w:t xml:space="preserve">§10.1.f  </w:t>
-      </w:r>
-      <w:r>
-        <w:rPr>
-          <w:rFonts w:ascii="Garamond" w:cs="Garamond" w:eastAsia="Garamond" w:hAnsi="Garamond"/>
-          <w:b/>
-          <w:bCs/>
-          <w:i w:val="false"/>
-          <w:iCs w:val="false"/>
-          <w:color w:val="1B2A4A"/>
-          <w:sz w:val="22"/>
-          <w:szCs w:val="22"/>
-        </w:rPr>
-        <w:t xml:space="preserve">Severe Revenue Contraction Protocol</w:t>
-      </w:r>
-    </w:p>
-    <w:p>
-      <w:pPr>
-        <w:spacing w:after="120" w:before="0"/>
-        <w:ind w:left="431"/>
-        <w:jc w:val="both"/>
-      </w:pPr>
-      <w:r>
-        <w:rPr>
-          <w:rFonts w:ascii="Garamond" w:cs="Garamond" w:eastAsia="Garamond" w:hAnsi="Garamond"/>
-          <w:b w:val="false"/>
-          <w:bCs w:val="false"/>
-          <w:i w:val="false"/>
-          <w:iCs w:val="false"/>
-          <w:color w:val="2a2520"/>
-          <w:sz w:val="22"/>
-          <w:szCs w:val="22"/>
-        </w:rPr>
-        <w:t xml:space="preserve">Where the MA certifies a severe revenue contraction, the BNF funding floor remains in effect and the National Endowment reserve fund supplements the 5% reserve to ensure BNF continuity. The MA certification triggers automatic activation of the Endowment — no legislative action required. The BNF is recession-proof.</w:t>
-      </w:r>
-    </w:p>
-    <w:p>
-      <w:pPr>
-        <w:spacing w:after="60" w:before="200"/>
-        <w:ind w:left="431"/>
-        <w:jc w:val="left"/>
-      </w:pPr>
-      <w:r>
-        <w:rPr>
-          <w:rFonts w:ascii="Courier New" w:cs="Courier New" w:eastAsia="Courier New" w:hAnsi="Courier New"/>
-          <w:b/>
-          <w:bCs/>
-          <w:color w:val="1B2A4A"/>
-          <w:sz w:val="18"/>
-          <w:szCs w:val="18"/>
-        </w:rPr>
-        <w:t xml:space="preserve">§10.1.g  </w:t>
-      </w:r>
-      <w:r>
-        <w:rPr>
-          <w:rFonts w:ascii="Garamond" w:cs="Garamond" w:eastAsia="Garamond" w:hAnsi="Garamond"/>
-          <w:b/>
-          <w:bCs/>
-          <w:i w:val="false"/>
-          <w:iCs w:val="false"/>
-          <w:color w:val="1B2A4A"/>
-          <w:sz w:val="22"/>
-          <w:szCs w:val="22"/>
-        </w:rPr>
-        <w:t xml:space="preserve">BNF and Emergency Declarations</w:t>
-      </w:r>
-    </w:p>
-    <w:p>
-      <w:pPr>
-        <w:spacing w:after="120" w:before="0"/>
-        <w:ind w:left="431"/>
-        <w:jc w:val="both"/>
-      </w:pPr>
-      <w:r>
-        <w:rPr>
-          <w:rFonts w:ascii="Garamond" w:cs="Garamond" w:eastAsia="Garamond" w:hAnsi="Garamond"/>
-          <w:b w:val="false"/>
-          <w:bCs w:val="false"/>
-          <w:i w:val="false"/>
-          <w:iCs w:val="false"/>
-          <w:color w:val="2a2520"/>
-          <w:sz w:val="22"/>
-          <w:szCs w:val="22"/>
-        </w:rPr>
-        <w:t xml:space="preserve">No domestic emergency may reduce, suspend, or otherwise diminish BNF benefits. The BNF is explicitly excluded from emergency powers. A PM who attempts to redirect BNF funds during an emergency has committed a constitutional breach reportable by the EI.</w:t>
+        <w:t xml:space="preserve">Emergency Protection and Revenue Contraction</w:t>
+      </w:r>
+    </w:p>
+    <w:p>
+      <w:pPr>
+        <w:spacing w:after="120" w:before="0"/>
+        <w:ind w:left="431"/>
+        <w:jc w:val="both"/>
+      </w:pPr>
+      <w:r>
+        <w:rPr>
+          <w:rFonts w:ascii="Garamond" w:cs="Garamond" w:eastAsia="Garamond" w:hAnsi="Garamond"/>
+          <w:b w:val="false"/>
+          <w:bCs w:val="false"/>
+          <w:i w:val="false"/>
+          <w:iCs w:val="false"/>
+          <w:color w:val="2a2520"/>
+          <w:sz w:val="22"/>
+          <w:szCs w:val="22"/>
+        </w:rPr>
+        <w:t xml:space="preserve">No domestic emergency may reduce, suspend, or diminish access to healthcare insurance, social assistance, or compulsory education. These social state obligations are explicitly excluded from emergency powers; an executive who redirects social insurance or assistance funds during an emergency has committed a constitutional breach reportable by the EI. Where the MA certifies a Severe Revenue Contraction, the National Endowment under §10.6 is automatically activated to backstop both the healthcare insurance system's solvency and social assistance appropriations below the §10.1 dignity standard — no legislative action is required for activation. Disbursements continue until the MA certifies the contraction has ended.</w:t>
       </w:r>
     </w:p>
     <w:p>
@@ -18509,7 +18254,7 @@
           <w:sz w:val="22"/>
           <w:szCs w:val="22"/>
         </w:rPr>
-        <w:t xml:space="preserve">The National Endowment reserve fund for BNF backstop purposes is established and governed under §10.6. The Legislature must fund it by appropriation in years of fiscal surplus. Failure to establish or adequately fund the Endowment within the constitutionally required period is a compliance breach reportable by the LI.</w:t>
+        <w:t xml:space="preserve">The National Endowment reserve fund for social state backstop purposes under §10.1.e is established and governed under §10.6. The Legislature must fund it by appropriation in years of fiscal surplus. Failure to establish or adequately fund the Endowment within the constitutionally required period is a compliance breach reportable by the LI.</w:t>
       </w:r>
     </w:p>
     <w:p>
@@ -19631,7 +19376,7 @@
           <w:sz w:val="22"/>
           <w:szCs w:val="22"/>
         </w:rPr>
-        <w:t xml:space="preserve">The National Endowment is a constitutionally established reserve fund that provides BNF continuity during periods of severe revenue contraction. It operates independently of the annual budget process.</w:t>
+        <w:t xml:space="preserve">The National Endowment is a constitutionally established reserve fund that backstops the Republic's social state obligations under §10.1.e during periods of Severe Revenue Contraction. It operates independently of the annual budget process. The Endowment's dual mandate is: (1) maintaining the solvency of the universal healthcare insurance system where contribution revenues are insufficient; and (2) supplementing social assistance appropriations that fall below the §10.1 dignity standard. Both mandates are activated simultaneously on MA certification of Severe Revenue Contraction.</w:t>
       </w:r>
     </w:p>
     <w:p>
@@ -19835,7 +19580,7 @@
           <w:sz w:val="22"/>
           <w:szCs w:val="22"/>
         </w:rPr>
-        <w:t xml:space="preserve">When the MA certifies a Severe Revenue Contraction under §10.1.f, the Endowment is automatically activated. The board must begin BNF supplement disbursements within 30 days. Disbursements continue until the MA certifies that the revenue contraction has ended. The board may not withhold disbursements during a certified contraction — activation is automatic.</w:t>
+        <w:t xml:space="preserve">When the MA certifies a Severe Revenue Contraction, the Endowment is automatically activated under §10.1.e. The board must begin disbursements within 30 days: to the healthcare insurance system where its contribution revenues are insufficient to meet its obligations; and to social assistance where appropriations fall below the MA-certified dignity standard. The board may not withhold disbursements during a certified contraction. Disbursements continue until the MA certifies the contraction has ended and both social state systems are self-sufficient.</w:t>
       </w:r>
     </w:p>
     <w:p>
@@ -21140,7 +20885,7 @@
           <w:sz w:val="22"/>
           <w:szCs w:val="22"/>
         </w:rPr>
-        <w:t xml:space="preserve">The foundational category for non-State jurisdictions within the Republic. A Territory operates under a Territorial Compact, has federal protections under Article I, receives BNF benefits, and may begin the Statehood pathway under §13.2. Territories hold House seats proportional to their population under §3.1.a and participate in the House as full voting members. Territories do not hold Senate seats; Senate representation is reserved for States.</w:t>
+        <w:t xml:space="preserve">The foundational category for non-State jurisdictions within the Republic. A Territory operates under a Territorial Compact, has federal protections under Article I, accesses social state systems under §10.1, and may begin the Statehood pathway under §13.2. Territories hold House seats proportional to their population under §3.1.a and participate in the House as full voting members. Territories do not hold Senate seats; Senate representation is reserved for States.</w:t>
       </w:r>
     </w:p>
     <w:p>
@@ -21548,7 +21293,7 @@
           <w:sz w:val="22"/>
           <w:szCs w:val="22"/>
         </w:rPr>
-        <w:t xml:space="preserve">Where active conflict prevents completion of the annual Statehood Audit in a significant portion (&gt;25% population) of a State's territory, the LI may grant provisional status for that audit cycle. Preserves State constitutional standing and BNF protections. Cannot be used where the conflict is attributable to the State government's own governance failures (§13.2.g.i).</w:t>
+        <w:t xml:space="preserve">Where active conflict prevents completion of the annual Statehood Audit in a significant portion (&gt;25% population) of a State's territory, the LI may grant provisional status for that audit cycle. Preserves State constitutional standing and social state protections under §10.1. Cannot be used where the conflict is attributable to the State government's own governance failures (§13.2.g.i).</w:t>
       </w:r>
     </w:p>
     <w:p>
@@ -22007,7 +21752,7 @@
           <w:sz w:val="22"/>
           <w:szCs w:val="22"/>
         </w:rPr>
-        <w:t xml:space="preserve">A devolved State loses its Senate seats on the date the Senate Motion of Devolution takes effect and returns to administrative oversight of the Domestic Affairs Council. The following consequences apply immediately and remain in effect throughout the Territory period: (1) Legislative representation — the two Senate seats are vacated with no special election; existing House members continue their terms to completion; (2) House reapportionment — House seats are recalculated based on population under §3.1.b at the next census cycle; the Territory retains current House representation until then; (3) Taxation — the Territory is exempt from federal income tax throughout the mandatory Territory period, effective at the start of the next fiscal year; this exemption is remedial and expires automatically when the Territory passes the Statehood Audit and enters the Provisional Membership Period, at which point federal income tax obligations resume at the standard rate; (4) Basic Needs Floor — BNF distributions to Territory residents continue without interruption; (5) Article I rights — all protections remain fully in force and are enforced by federal courts with no reduction in scope; (6) State-level governance — elected officials continue their terms and govern under State law; the Domestic Affairs Council exercises oversight without replacing State government; Article I-compliant State laws remain operative; (7) Statehood Audit — the LI assesses the Territory annually; criteria are measured from the current baseline, not the failed-State baseline; the Territory may pass the audit at any annual assessment; (8) Path to restoration — full Statehood is restored automatically upon passing the Statehood Audit and completing the Provisional Membership Period under §13.2; no additional parliamentary vote is required. No additional consequences beyond those listed above may be imposed on the Territory by statute or executive action.</w:t>
+        <w:t xml:space="preserve">A devolved State loses its Senate seats on the date the Senate Motion of Devolution takes effect and returns to administrative oversight of the Domestic Affairs Council. The following consequences apply immediately and remain in effect throughout the Territory period: (1) Legislative representation — the two Senate seats are vacated with no special election; existing House members continue their terms to completion; (2) House reapportionment — House seats are recalculated based on population under §3.1.b at the next census cycle; the Territory retains current House representation until then; (3) Taxation — the Territory is exempt from federal income tax throughout the mandatory Territory period, effective at the start of the next fiscal year; this exemption is remedial and expires automatically when the Territory passes the Statehood Audit and enters the Provisional Membership Period, at which point federal income tax obligations resume at the standard rate; (4) Social state systems — healthcare insurance, social assistance, and compulsory education under §10.1 continue without interruption to Territory residents; (5) Article I rights — all protections remain fully in force and are enforced by federal courts with no reduction in scope; (6) State-level governance — elected officials continue their terms and govern under State law; the Domestic Affairs Council exercises oversight without replacing State government; Article I-compliant State laws remain operative; (7) Statehood Audit — the LI assesses the Territory annually; criteria are measured from the current baseline, not the failed-State baseline; the Territory may pass the audit at any annual assessment; (8) Path to restoration — full Statehood is restored automatically upon passing the Statehood Audit and completing the Provisional Membership Period under §13.2; no additional parliamentary vote is required. No additional consequences beyond those listed above may be imposed on the Territory by statute or executive action.</w:t>
       </w:r>
     </w:p>
     <w:p>
@@ -22772,7 +22517,7 @@
           <w:sz w:val="22"/>
           <w:szCs w:val="22"/>
         </w:rPr>
-        <w:t xml:space="preserve">Where a partial Territory merges with an existing State, the LI assesses the remaining Territory's viability for eventual standalone Statehood and publishes its assessment to the NRS within 90 days of the merger petition. Viability does not require the remaining Territory to currently meet Statehood Audit criteria — only that a credible path to meeting them exists given its population, fiscal capacity, and geographic coherence. If the LI finds the remaining Territory is not viable for standalone Statehood, the partial merger may not proceed unless the Republic commits by statute to a specific development and support program for the remaining Territory, published to the NRS before the Senate ratification vote. A Territory that is reduced to non-viability by a partial merger that proceeded in error is entitled to full BNF protection and federal support as a constitutional matter.</w:t>
+        <w:t xml:space="preserve">Where a partial Territory merges with an existing State, the LI assesses the remaining Territory's viability for eventual standalone Statehood and publishes its assessment to the NRS within 90 days of the merger petition. Viability does not require the remaining Territory to currently meet Statehood Audit criteria — only that a credible path to meeting them exists given its population, fiscal capacity, and geographic coherence. If the LI finds the remaining Territory is not viable for standalone Statehood, the partial merger may not proceed unless the Republic commits by statute to a specific development and support program for the remaining Territory, published to the NRS before the Senate ratification vote. A Territory that is reduced to non-viability by a partial merger that proceeded in error is entitled to full social state protection under §10.1 and federal support as a constitutional matter.</w:t>
       </w:r>
     </w:p>
     <w:p>
@@ -28340,7 +28085,7 @@
           <w:sz w:val="22"/>
           <w:szCs w:val="22"/>
         </w:rPr>
-        <w:t xml:space="preserve">Existing government officials serve as caretakers under §19.4. The joint Inspectorate panel assumes oversight. The NRS begins recording all government acts. Priority functions: Basic Needs Floor delivery continuity, public safety, and essential services. No new permanent legislation.</w:t>
+        <w:t xml:space="preserve">Existing government officials serve as caretakers under §19.4. The joint Inspectorate panel assumes oversight. The NRS begins recording all government acts. Priority functions: social state system continuity under §10.1, public safety, and essential services. No new permanent legislation.</w:t>
       </w:r>
     </w:p>
     <w:p>

--- a/constitution-v172.docx
+++ b/constitution-v172.docx
@@ -14018,7 +14018,7 @@
           <w:sz w:val="22"/>
           <w:szCs w:val="22"/>
         </w:rPr>
-        <w:t xml:space="preserve">The JI audits the courts for judicial scope and independence. Maintains the SC Candidate Registry. Vets judicial nominees and Electoral Commission candidates. Audits the Electoral Commission annually. Reviews accommodation compact compliance under §19.1, Associated Community compact compliance under Article XX, and Article XIV indigenous compact obligations. The JI's structural independence — selection by public lottery with no political nomination — makes it the appropriate body to administer all constitutional lottery draws and candidate certification functions throughout the Republic, in addition to its core judicial audit mandate. This dual role is a deliberate constitutional design choice, not an accumulation of functions by default.</w:t>
+        <w:t xml:space="preserve">The JI audits the courts for judicial scope and independence. Maintains the SC Candidate Registry. Vets judicial nominees and Electoral Commission candidates. Audits the Digital Infrastructure Commission annually. Reviews accommodation compact compliance under §19.1, Associated Community compact compliance under Article XX, and Article XIV indigenous compact obligations. The JI's structural independence — selection by public lottery with no political nomination — makes it the appropriate body to administer all constitutional lottery draws and candidate certification functions throughout the Republic, in addition to its core judicial audit mandate. This dual role is a deliberate constitutional design choice, not an accumulation of functions by default.</w:t>
       </w:r>
     </w:p>
     <w:p>
@@ -16881,27 +16881,27 @@
           <w:sz w:val="22"/>
           <w:szCs w:val="22"/>
         </w:rPr>
-        <w:t xml:space="preserve">RSA Technical Integrity</w:t>
-      </w:r>
-    </w:p>
-    <w:p>
-      <w:pPr>
-        <w:spacing w:after="120" w:before="0"/>
-        <w:ind w:left="431"/>
-        <w:jc w:val="both"/>
-      </w:pPr>
-      <w:r>
-        <w:rPr>
-          <w:rFonts w:ascii="Garamond" w:cs="Garamond" w:eastAsia="Garamond" w:hAnsi="Garamond"/>
-          <w:b w:val="false"/>
-          <w:bCs w:val="false"/>
-          <w:i w:val="false"/>
-          <w:iCs w:val="false"/>
-          <w:color w:val="2a2520"/>
-          <w:sz w:val="22"/>
-          <w:szCs w:val="22"/>
-        </w:rPr>
-        <w:t xml:space="preserve">The Republic System Administrator operates the NRS under the oversight of the Legislative Inspectorate. The RSA Director is a statutory independent officer whose independence is protected by §9.5.a. A decennial Technical Integrity Commission reviews whether the NRS architecture continues to meet the constitutional requirements for distributed custody, cryptographic verification, and public accessibility under §9.1.</w:t>
+        <w:t xml:space="preserve">Digital Infrastructure Technical Integrity</w:t>
+      </w:r>
+    </w:p>
+    <w:p>
+      <w:pPr>
+        <w:spacing w:after="120" w:before="0"/>
+        <w:ind w:left="431"/>
+        <w:jc w:val="both"/>
+      </w:pPr>
+      <w:r>
+        <w:rPr>
+          <w:rFonts w:ascii="Garamond" w:cs="Garamond" w:eastAsia="Garamond" w:hAnsi="Garamond"/>
+          <w:b w:val="false"/>
+          <w:bCs w:val="false"/>
+          <w:i w:val="false"/>
+          <w:iCs w:val="false"/>
+          <w:color w:val="2a2520"/>
+          <w:sz w:val="22"/>
+          <w:szCs w:val="22"/>
+        </w:rPr>
+        <w:t xml:space="preserve">The National Record System and the National Voting System are reviewed decennially by a Digital Infrastructure Technical Commission for compliance with their respective constitutional architectural requirements under §9.1 and §16.3. The Commission has publication authority only — it may not issue binding orders or direct the Digital Infrastructure Commission. Findings are published jointly by all three Inspectorates to the NRS and transmitted to the Commission Director and both panel chairs simultaneously.</w:t>
       </w:r>
     </w:p>
     <w:p>
@@ -16932,27 +16932,27 @@
           <w:sz w:val="22"/>
           <w:szCs w:val="22"/>
         </w:rPr>
-        <w:t xml:space="preserve">RSA Technical Integrity Commission</w:t>
-      </w:r>
-    </w:p>
-    <w:p>
-      <w:pPr>
-        <w:spacing w:after="120" w:before="0"/>
-        <w:ind w:left="431"/>
-        <w:jc w:val="both"/>
-      </w:pPr>
-      <w:r>
-        <w:rPr>
-          <w:rFonts w:ascii="Garamond" w:cs="Garamond" w:eastAsia="Garamond" w:hAnsi="Garamond"/>
-          <w:b w:val="false"/>
-          <w:bCs w:val="false"/>
-          <w:i w:val="false"/>
-          <w:iCs w:val="false"/>
-          <w:color w:val="2a2520"/>
-          <w:sz w:val="22"/>
-          <w:szCs w:val="22"/>
-        </w:rPr>
-        <w:t xml:space="preserve">A decennial RSA Technical Integrity Commission reviews whether the NRS architecture continues to meet the constitutional requirements for distributed, tamper-evident operation established by §9.1. The Commission has publication authority only — it may not issue binding orders, impose penalties, or direct the RSA Director. Its findings are published jointly by all three Inspectorates to the NRS and cannot be withheld, suppressed, or altered after publication. The Commission convenes every ten years from the date of the first Legislature convening under §19.3.d. Qualifications for pool eligibility, audit methodology and scope, working session parameters, and compensation are established by statute. The Legislature may not adjust the decennial trigger date by statute. If the LI's annual audit under §9.1.e identifies a critical architectural failure — defined as a finding that the NRS no longer meets the constitutional requirements for tamper-evident operation or distributed custody — the LI may declare an emergency review, triggering an extraordinary Commission draw from the current confirmed pool under §9.3.d. An emergency Commission draw does not reset the decennial clock.</w:t>
+        <w:t xml:space="preserve">Digital Infrastructure Technical Commission</w:t>
+      </w:r>
+    </w:p>
+    <w:p>
+      <w:pPr>
+        <w:spacing w:after="120" w:before="0"/>
+        <w:ind w:left="431"/>
+        <w:jc w:val="both"/>
+      </w:pPr>
+      <w:r>
+        <w:rPr>
+          <w:rFonts w:ascii="Garamond" w:cs="Garamond" w:eastAsia="Garamond" w:hAnsi="Garamond"/>
+          <w:b w:val="false"/>
+          <w:bCs w:val="false"/>
+          <w:i w:val="false"/>
+          <w:iCs w:val="false"/>
+          <w:color w:val="2a2520"/>
+          <w:sz w:val="22"/>
+          <w:szCs w:val="22"/>
+        </w:rPr>
+        <w:t xml:space="preserve">The Digital Infrastructure Technical Commission reviews whether the NRS and NVS architectures continue to meet their respective constitutional requirements under §9.1 and §16.3. The Commission has publication authority only — it may not issue binding orders, impose penalties, or direct the Commission Director. Its findings are published jointly by all three Inspectorates to the NRS and cannot be withheld, suppressed, or altered after publication. The Commission convenes every ten years from the date of the first Legislature convening under §19.3.d. Qualifications for pool eligibility, audit methodology and scope, working session parameters, and compensation are established by statute. The Legislature may not adjust the decennial trigger date by statute. If the LI's annual audit under §9.1.e identifies a critical architectural failure — defined as a finding that the NRS or NVS no longer meets its constitutional requirements for tamper-evident operation, distributed custody, ballot secrecy, or public auditability — the LI may declare an emergency review, triggering an extraordinary Commission draw from the current confirmed pool under §9.3.d. An emergency Commission draw does not reset the decennial clock.</w:t>
       </w:r>
     </w:p>
     <w:p>
@@ -17003,7 +17003,7 @@
           <w:sz w:val="22"/>
           <w:szCs w:val="22"/>
         </w:rPr>
-        <w:t xml:space="preserve">The President and PM each nominate one qualified person per year to the RSA Technical Pool. Each nominee must be confirmed by the Senate within 60 days of nomination by affirmative vote — no deemed-confirmed fallback applies to this position. Senate failure to vote within 60 days is a constitutional compliance failure published to the NRS by the LI. The pool is a public NRS record. Qualifications are defined by statute and certified by the JI at time of nomination. Over a ten-year cycle both executives may each nominate up to ten members, for a maximum pool of twenty confirmed members.</w:t>
+        <w:t xml:space="preserve">The President and PM each nominate one qualified person per year to the Digital Infrastructure Technical Pool. Each nominee must be confirmed by the Senate within 60 days of nomination by affirmative vote — no deemed-confirmed fallback applies to this position. Senate failure to vote within 60 days is a constitutional compliance failure published to the NRS by the LI. The pool is a public NRS record. Qualifications are defined by statute and certified by the JI at time of nomination. Over a ten-year cycle both executives may each nominate up to ten members, for a maximum pool of twenty confirmed members.</w:t>
       </w:r>
     </w:p>
     <w:p>
@@ -17054,7 +17054,7 @@
           <w:sz w:val="22"/>
           <w:szCs w:val="22"/>
         </w:rPr>
-        <w:t xml:space="preserve">The RSA Technical Pool resets after each decennial commission cycle. Previously confirmed pool members who did not serve on the commission may be re-nominated by either executive in the new cycle; fresh Senate confirmation under §9.3.b is required and no member carries forward automatically. Members who served on the commission are not eligible for re-nomination to the pool.</w:t>
+        <w:t xml:space="preserve">The Digital Infrastructure Technical Pool resets after each decennial commission cycle. Previously confirmed pool members who did not serve on the commission may be re-nominated by either executive in the new cycle; fresh Senate confirmation under §9.3.b is required and no member carries forward automatically. Members who served on the commission are not eligible for re-nomination to the pool.</w:t>
       </w:r>
     </w:p>
     <w:p>
@@ -17207,7 +17207,7 @@
           <w:sz w:val="22"/>
           <w:szCs w:val="22"/>
         </w:rPr>
-        <w:t xml:space="preserve">All three Inspectorates certify the draw under §9.3.d, oversee the Commission's working sessions to verify that the Commission has the access to records, systems, and personnel required by its statutory mandate, and review the Commission's findings before publication to confirm the findings reflect the Commission's genuine conclusions and have not been suppressed or modified. All three Inspectorate seals appear on findings published to the NRS. The RSA Director receives a copy of published findings simultaneously with NRS publication.</w:t>
+        <w:t xml:space="preserve">All three Inspectorates certify the draw under §9.3.d, oversee the Commission's working sessions to verify that the Commission has the access to records, systems, and personnel required by its statutory mandate, and review the Commission's findings before publication to confirm the findings reflect the Commission's genuine conclusions and have not been suppressed or modified. All three Inspectorate seals appear on findings published to the NRS. The Commission Director and both panel chairs receive a copy of published findings simultaneously with NRS publication.</w:t>
       </w:r>
     </w:p>
     <w:p>
@@ -17258,7 +17258,7 @@
           <w:sz w:val="22"/>
           <w:szCs w:val="22"/>
         </w:rPr>
-        <w:t xml:space="preserve">Commission findings are published directly and jointly to the NRS by all three Inspectorates upon completion of the decennial review. Findings may include assessments of cryptographic integrity, node distribution adequacy, technical standard compliance, and any architectural features that approach or breach constitutional requirements. The Legislature, the RSA Director, and both executives receive findings simultaneously with NRS publication. The Commission's mandate ends upon publication; the Commission dissolves and the pool resets under §9.3.c. Where an Emergency RSA Commission has been constituted under §9.3.h since the prior decennial review, the next regularly scheduled decennial Commission must include in its scope a review of the emergency findings — assessing whether the remediation was adequate and making architectural recommendations to prevent recurrence. These findings are published as a dedicated section of the decennial report.</w:t>
+        <w:t xml:space="preserve">Commission findings are published directly and jointly to the NRS by all three Inspectorates upon completion of the decennial review. Findings may include assessments of cryptographic integrity, node distribution adequacy, technical standard compliance, and any architectural features that approach or breach constitutional requirements. The Commission Director, both panel chairs, and both executives receive findings simultaneously with NRS publication. The Commission's mandate ends upon publication; the Commission dissolves and the pool resets under §9.3.c. Where an Emergency RSA Commission has been constituted under §9.3.h since the prior decennial review, the next regularly scheduled decennial Commission must include in its scope a review of the emergency findings — assessing whether the remediation was adequate and making architectural recommendations to prevent recurrence. These findings are published as a dedicated section of the decennial report.</w:t>
       </w:r>
     </w:p>
     <w:p>
@@ -17412,108 +17412,6 @@
           <w:szCs w:val="22"/>
         </w:rPr>
         <w:t xml:space="preserve">All electoral records (voter registration, ballot counts, audit trails, certification documents) must be published to the NRS within the timeframes specified by the Electoral Commission's constitutional mandate under Article XVI. No classification exception applies to electoral records.</w:t>
-      </w:r>
-    </w:p>
-    <w:p>
-      <w:pPr>
-        <w:spacing w:after="60" w:before="200"/>
-        <w:ind w:left="431"/>
-        <w:jc w:val="left"/>
-      </w:pPr>
-      <w:r>
-        <w:rPr>
-          <w:rFonts w:ascii="Courier New" w:cs="Courier New" w:eastAsia="Courier New" w:hAnsi="Courier New"/>
-          <w:b/>
-          <w:bCs/>
-          <w:color w:val="1B2A4A"/>
-          <w:sz w:val="18"/>
-          <w:szCs w:val="18"/>
-        </w:rPr>
-        <w:t xml:space="preserve">§9.5  </w:t>
-      </w:r>
-      <w:r>
-        <w:rPr>
-          <w:rFonts w:ascii="Garamond" w:cs="Garamond" w:eastAsia="Garamond" w:hAnsi="Garamond"/>
-          <w:b/>
-          <w:bCs/>
-          <w:i w:val="false"/>
-          <w:iCs w:val="false"/>
-          <w:color w:val="1B2A4A"/>
-          <w:sz w:val="22"/>
-          <w:szCs w:val="22"/>
-        </w:rPr>
-        <w:t xml:space="preserve">NRS Administration and Continuity</w:t>
-      </w:r>
-    </w:p>
-    <w:p>
-      <w:pPr>
-        <w:spacing w:after="120" w:before="0"/>
-        <w:ind w:left="431"/>
-        <w:jc w:val="both"/>
-      </w:pPr>
-      <w:r>
-        <w:rPr>
-          <w:rFonts w:ascii="Garamond" w:cs="Garamond" w:eastAsia="Garamond" w:hAnsi="Garamond"/>
-          <w:b w:val="false"/>
-          <w:bCs w:val="false"/>
-          <w:i w:val="false"/>
-          <w:iCs w:val="false"/>
-          <w:color w:val="2a2520"/>
-          <w:sz w:val="22"/>
-          <w:szCs w:val="22"/>
-        </w:rPr>
-        <w:t xml:space="preserve">The National Record System is administered by a technically independent office under LI oversight.</w:t>
-      </w:r>
-    </w:p>
-    <w:p>
-      <w:pPr>
-        <w:spacing w:after="60" w:before="200"/>
-        <w:ind w:left="431"/>
-        <w:jc w:val="left"/>
-      </w:pPr>
-      <w:r>
-        <w:rPr>
-          <w:rFonts w:ascii="Courier New" w:cs="Courier New" w:eastAsia="Courier New" w:hAnsi="Courier New"/>
-          <w:b/>
-          <w:bCs/>
-          <w:color w:val="1B2A4A"/>
-          <w:sz w:val="18"/>
-          <w:szCs w:val="18"/>
-        </w:rPr>
-        <w:t xml:space="preserve">§9.5.a  </w:t>
-      </w:r>
-      <w:r>
-        <w:rPr>
-          <w:rFonts w:ascii="Garamond" w:cs="Garamond" w:eastAsia="Garamond" w:hAnsi="Garamond"/>
-          <w:b/>
-          <w:bCs/>
-          <w:i w:val="false"/>
-          <w:iCs w:val="false"/>
-          <w:color w:val="1B2A4A"/>
-          <w:sz w:val="22"/>
-          <w:szCs w:val="22"/>
-        </w:rPr>
-        <w:t xml:space="preserve">NRS Staffing and Independence</w:t>
-      </w:r>
-    </w:p>
-    <w:p>
-      <w:pPr>
-        <w:spacing w:after="120" w:before="0"/>
-        <w:ind w:left="431"/>
-        <w:jc w:val="both"/>
-      </w:pPr>
-      <w:r>
-        <w:rPr>
-          <w:rFonts w:ascii="Garamond" w:cs="Garamond" w:eastAsia="Garamond" w:hAnsi="Garamond"/>
-          <w:b w:val="false"/>
-          <w:bCs w:val="false"/>
-          <w:i w:val="false"/>
-          <w:iCs w:val="false"/>
-          <w:color w:val="2a2520"/>
-          <w:sz w:val="22"/>
-          <w:szCs w:val="22"/>
-        </w:rPr>
-        <w:t xml:space="preserve">The NRS is administered by a non-partisan technical office reporting to the LI for oversight. NRS staff may not receive direction from either executive or the Legislature regarding the content, timing, or availability of any record. The NRS administrator is appointed by the LI following public application and qualification review.</w:t>
       </w:r>
     </w:p>
     <w:p>
@@ -24669,27 +24567,282 @@
           <w:sz w:val="22"/>
           <w:szCs w:val="22"/>
         </w:rPr>
-        <w:t xml:space="preserve">Electoral Commission</w:t>
-      </w:r>
-    </w:p>
-    <w:p>
-      <w:pPr>
-        <w:spacing w:after="120" w:before="0"/>
-        <w:ind w:left="431"/>
-        <w:jc w:val="both"/>
-      </w:pPr>
-      <w:r>
-        <w:rPr>
-          <w:rFonts w:ascii="Garamond" w:cs="Garamond" w:eastAsia="Garamond" w:hAnsi="Garamond"/>
-          <w:b w:val="false"/>
-          <w:bCs w:val="false"/>
-          <w:i w:val="false"/>
-          <w:iCs w:val="false"/>
-          <w:color w:val="2a2520"/>
-          <w:sz w:val="22"/>
-          <w:szCs w:val="22"/>
-        </w:rPr>
-        <w:t xml:space="preserve">The Electoral Commission is a constitutionally independent body of five members elected by national ranked-choice vote on National Election Day to non-renewable six-year staggered terms. No political body nominates EC members. The EC administers all federal elections and referenda, maintains the National Voting System, enforces Article XVIII campaign finance requirements, and certifies all election results to the NRS. The EC is independent of both executives and the Legislature in the exercise of its administrative and certification functions. No member of the EC may have held elected office or party membership within ten years of their election.</w:t>
+        <w:t xml:space="preserve">Digital Infrastructure Commission</w:t>
+      </w:r>
+    </w:p>
+    <w:p>
+      <w:pPr>
+        <w:spacing w:after="120" w:before="0"/>
+        <w:ind w:left="431"/>
+        <w:jc w:val="both"/>
+      </w:pPr>
+      <w:r>
+        <w:rPr>
+          <w:rFonts w:ascii="Garamond" w:cs="Garamond" w:eastAsia="Garamond" w:hAnsi="Garamond"/>
+          <w:b w:val="false"/>
+          <w:bCs w:val="false"/>
+          <w:i w:val="false"/>
+          <w:iCs w:val="false"/>
+          <w:color w:val="2a2520"/>
+          <w:sz w:val="22"/>
+          <w:szCs w:val="22"/>
+        </w:rPr>
+        <w:t xml:space="preserve">The Digital Infrastructure Commission is a constitutionally independent body responsible for the operation of the National Record System and the National Voting System. It is governed by an elected Director and two panels of three administrators each — the NRS Panel and the Elections Panel. The Commission is independent of both executives and the Legislature in the exercise of its administrative and certification functions. References in this Constitution to the "Electoral Commission" and to "the EC" refer to the Elections Panel of the Digital Infrastructure Commission unless the context requires otherwise.</w:t>
+      </w:r>
+    </w:p>
+    <w:p>
+      <w:pPr>
+        <w:spacing w:after="60" w:before="200"/>
+        <w:ind w:left="431"/>
+        <w:jc w:val="left"/>
+      </w:pPr>
+      <w:r>
+        <w:rPr>
+          <w:rFonts w:ascii="Courier New" w:cs="Courier New" w:eastAsia="Courier New" w:hAnsi="Courier New"/>
+          <w:b/>
+          <w:bCs/>
+          <w:color w:val="1B2A4A"/>
+          <w:sz w:val="18"/>
+          <w:szCs w:val="18"/>
+        </w:rPr>
+        <w:t xml:space="preserve">§16.1.a  </w:t>
+      </w:r>
+      <w:r>
+        <w:rPr>
+          <w:rFonts w:ascii="Garamond" w:cs="Garamond" w:eastAsia="Garamond" w:hAnsi="Garamond"/>
+          <w:b/>
+          <w:bCs/>
+          <w:i w:val="false"/>
+          <w:iCs w:val="false"/>
+          <w:color w:val="1B2A4A"/>
+          <w:sz w:val="22"/>
+          <w:szCs w:val="22"/>
+        </w:rPr>
+        <w:t xml:space="preserve">Director — Election and Term</w:t>
+      </w:r>
+    </w:p>
+    <w:p>
+      <w:pPr>
+        <w:spacing w:after="120" w:before="0"/>
+        <w:ind w:left="431"/>
+        <w:jc w:val="both"/>
+      </w:pPr>
+      <w:r>
+        <w:rPr>
+          <w:rFonts w:ascii="Garamond" w:cs="Garamond" w:eastAsia="Garamond" w:hAnsi="Garamond"/>
+          <w:b w:val="false"/>
+          <w:bCs w:val="false"/>
+          <w:i w:val="false"/>
+          <w:iCs w:val="false"/>
+          <w:color w:val="2a2520"/>
+          <w:sz w:val="22"/>
+          <w:szCs w:val="22"/>
+        </w:rPr>
+        <w:t xml:space="preserve">The Director is elected by national ranked-choice vote on National Election Day to a single non-renewable 8-year term, staggered from the administrator appointment cycles. The Director chairs the Commission and holds one vote on all Commission decisions. No person may serve more than one term as Director. The Director may not hold concurrent service on either panel. No person who has held elected office or party membership within ten years of their election may stand as Director. Campaigns for the Director position are publicly funded in full — no private money may be spent on Director campaigns.</w:t>
+      </w:r>
+    </w:p>
+    <w:p>
+      <w:pPr>
+        <w:spacing w:after="60" w:before="200"/>
+        <w:ind w:left="431"/>
+        <w:jc w:val="left"/>
+      </w:pPr>
+      <w:r>
+        <w:rPr>
+          <w:rFonts w:ascii="Courier New" w:cs="Courier New" w:eastAsia="Courier New" w:hAnsi="Courier New"/>
+          <w:b/>
+          <w:bCs/>
+          <w:color w:val="1B2A4A"/>
+          <w:sz w:val="18"/>
+          <w:szCs w:val="18"/>
+        </w:rPr>
+        <w:t xml:space="preserve">§16.1.b  </w:t>
+      </w:r>
+      <w:r>
+        <w:rPr>
+          <w:rFonts w:ascii="Garamond" w:cs="Garamond" w:eastAsia="Garamond" w:hAnsi="Garamond"/>
+          <w:b/>
+          <w:bCs/>
+          <w:i w:val="false"/>
+          <w:iCs w:val="false"/>
+          <w:color w:val="1B2A4A"/>
+          <w:sz w:val="22"/>
+          <w:szCs w:val="22"/>
+        </w:rPr>
+        <w:t xml:space="preserve">Panel Composition and Terms</w:t>
+      </w:r>
+    </w:p>
+    <w:p>
+      <w:pPr>
+        <w:spacing w:after="120" w:before="0"/>
+        <w:ind w:left="431"/>
+        <w:jc w:val="both"/>
+      </w:pPr>
+      <w:r>
+        <w:rPr>
+          <w:rFonts w:ascii="Garamond" w:cs="Garamond" w:eastAsia="Garamond" w:hAnsi="Garamond"/>
+          <w:b w:val="false"/>
+          <w:bCs w:val="false"/>
+          <w:i w:val="false"/>
+          <w:iCs w:val="false"/>
+          <w:color w:val="2a2520"/>
+          <w:sz w:val="22"/>
+          <w:szCs w:val="22"/>
+        </w:rPr>
+        <w:t xml:space="preserve">The NRS Panel consists of three administrators responsible for the operation of the National Record System. The Elections Panel consists of three administrators responsible for the operation of the National Voting System and the administration of all federal elections and referenda. Administrators serve staggered non-renewable 6-year terms. Within each panel, terms are staggered so that no more than one seat per panel turns over in any two-year window. All administrators are appointed through the pool process under §16.1.c.</w:t>
+      </w:r>
+    </w:p>
+    <w:p>
+      <w:pPr>
+        <w:spacing w:after="60" w:before="200"/>
+        <w:ind w:left="431"/>
+        <w:jc w:val="left"/>
+      </w:pPr>
+      <w:r>
+        <w:rPr>
+          <w:rFonts w:ascii="Courier New" w:cs="Courier New" w:eastAsia="Courier New" w:hAnsi="Courier New"/>
+          <w:b/>
+          <w:bCs/>
+          <w:color w:val="1B2A4A"/>
+          <w:sz w:val="18"/>
+          <w:szCs w:val="18"/>
+        </w:rPr>
+        <w:t xml:space="preserve">§16.1.c  </w:t>
+      </w:r>
+      <w:r>
+        <w:rPr>
+          <w:rFonts w:ascii="Garamond" w:cs="Garamond" w:eastAsia="Garamond" w:hAnsi="Garamond"/>
+          <w:b/>
+          <w:bCs/>
+          <w:i w:val="false"/>
+          <w:iCs w:val="false"/>
+          <w:color w:val="1B2A4A"/>
+          <w:sz w:val="22"/>
+          <w:szCs w:val="22"/>
+        </w:rPr>
+        <w:t xml:space="preserve">Digital Infrastructure Pool and Appointment</w:t>
+      </w:r>
+    </w:p>
+    <w:p>
+      <w:pPr>
+        <w:spacing w:after="120" w:before="0"/>
+        <w:ind w:left="431"/>
+        <w:jc w:val="both"/>
+      </w:pPr>
+      <w:r>
+        <w:rPr>
+          <w:rFonts w:ascii="Garamond" w:cs="Garamond" w:eastAsia="Garamond" w:hAnsi="Garamond"/>
+          <w:b w:val="false"/>
+          <w:bCs w:val="false"/>
+          <w:i w:val="false"/>
+          <w:iCs w:val="false"/>
+          <w:color w:val="2a2520"/>
+          <w:sz w:val="22"/>
+          <w:szCs w:val="22"/>
+        </w:rPr>
+        <w:t xml:space="preserve">Each executive maintains their own pool of nominees for panel appointments. Either executive may nominate any number of qualified persons to their pool at any time. The JI reviews each nominee and publishes a qualification report to the NRS within 30 days of nomination, assessing whether the nominee meets the qualification requirements established by statute for the relevant panel track — NRS track or Elections track. Pool membership is established by JI qualification certification; no Senate confirmation is required for pool entry. A nominee whose qualifications have not been JI-certified may not be selected for panel appointment. When a panel vacancy arises, each executive selects one JI-certified nominee from their respective pool for that panel's qualification track and transmits the name to the Director. The Director selects one of the two nominees and transmits that selection to the Senate. The Senate confirms the Director's selection within 60 days; failure to vote within 60 days is a constitutional compliance breach certified by the LI. If the Director finds neither nominee acceptable, the Director publishes the reasons to the NRS and requests new nominations; each executive must respond with a new nominee within 30 days.</w:t>
+      </w:r>
+    </w:p>
+    <w:p>
+      <w:pPr>
+        <w:spacing w:after="60" w:before="200"/>
+        <w:ind w:left="431"/>
+        <w:jc w:val="left"/>
+      </w:pPr>
+      <w:r>
+        <w:rPr>
+          <w:rFonts w:ascii="Courier New" w:cs="Courier New" w:eastAsia="Courier New" w:hAnsi="Courier New"/>
+          <w:b/>
+          <w:bCs/>
+          <w:color w:val="1B2A4A"/>
+          <w:sz w:val="18"/>
+          <w:szCs w:val="18"/>
+        </w:rPr>
+        <w:t xml:space="preserve">§16.1.d  </w:t>
+      </w:r>
+      <w:r>
+        <w:rPr>
+          <w:rFonts w:ascii="Garamond" w:cs="Garamond" w:eastAsia="Garamond" w:hAnsi="Garamond"/>
+          <w:b/>
+          <w:bCs/>
+          <w:i w:val="false"/>
+          <w:iCs w:val="false"/>
+          <w:color w:val="1B2A4A"/>
+          <w:sz w:val="22"/>
+          <w:szCs w:val="22"/>
+        </w:rPr>
+        <w:t xml:space="preserve">Commission Decision-Making</w:t>
+      </w:r>
+    </w:p>
+    <w:p>
+      <w:pPr>
+        <w:spacing w:after="120" w:before="0"/>
+        <w:ind w:left="431"/>
+        <w:jc w:val="both"/>
+      </w:pPr>
+      <w:r>
+        <w:rPr>
+          <w:rFonts w:ascii="Garamond" w:cs="Garamond" w:eastAsia="Garamond" w:hAnsi="Garamond"/>
+          <w:b w:val="false"/>
+          <w:bCs w:val="false"/>
+          <w:i w:val="false"/>
+          <w:iCs w:val="false"/>
+          <w:color w:val="2a2520"/>
+          <w:sz w:val="22"/>
+          <w:szCs w:val="22"/>
+        </w:rPr>
+        <w:t xml:space="preserve">The full Commission — Director and six administrators — decides on architecture standards, technical policy, budget, and institutional matters by simple majority of full seated membership. The Director holds one vote and is not entitled to a separate veto. For operational decisions within each system, the relevant panel of three administrators decides by majority vote; the Director may participate in panel discussions but does not vote on operational decisions. Where a panel is deadlocked 1-1-1, the Director casts a deciding vote on that operational matter only.</w:t>
+      </w:r>
+    </w:p>
+    <w:p>
+      <w:pPr>
+        <w:spacing w:after="60" w:before="200"/>
+        <w:ind w:left="431"/>
+        <w:jc w:val="left"/>
+      </w:pPr>
+      <w:r>
+        <w:rPr>
+          <w:rFonts w:ascii="Courier New" w:cs="Courier New" w:eastAsia="Courier New" w:hAnsi="Courier New"/>
+          <w:b/>
+          <w:bCs/>
+          <w:color w:val="1B2A4A"/>
+          <w:sz w:val="18"/>
+          <w:szCs w:val="18"/>
+        </w:rPr>
+        <w:t xml:space="preserve">§16.1.e  </w:t>
+      </w:r>
+      <w:r>
+        <w:rPr>
+          <w:rFonts w:ascii="Garamond" w:cs="Garamond" w:eastAsia="Garamond" w:hAnsi="Garamond"/>
+          <w:b/>
+          <w:bCs/>
+          <w:i w:val="false"/>
+          <w:iCs w:val="false"/>
+          <w:color w:val="1B2A4A"/>
+          <w:sz w:val="22"/>
+          <w:szCs w:val="22"/>
+        </w:rPr>
+        <w:t xml:space="preserve">Operational Independence of Panels</w:t>
+      </w:r>
+    </w:p>
+    <w:p>
+      <w:pPr>
+        <w:spacing w:after="120" w:before="0"/>
+        <w:ind w:left="431"/>
+        <w:jc w:val="both"/>
+      </w:pPr>
+      <w:r>
+        <w:rPr>
+          <w:rFonts w:ascii="Garamond" w:cs="Garamond" w:eastAsia="Garamond" w:hAnsi="Garamond"/>
+          <w:b w:val="false"/>
+          <w:bCs w:val="false"/>
+          <w:i w:val="false"/>
+          <w:iCs w:val="false"/>
+          <w:color w:val="2a2520"/>
+          <w:sz w:val="22"/>
+          <w:szCs w:val="22"/>
+        </w:rPr>
+        <w:t xml:space="preserve">The NRS Panel has sole operational authority over the content, timing, and availability of records published to the National Record System. The Director and Elections Panel may not issue instructions to the NRS Panel regarding any specific record. The Elections Panel has sole operational authority over the conduct of elections, the administration of the National Voting System, and the certification of all electoral results. The Director and NRS Panel may not issue instructions to the Elections Panel regarding election conduct or result certification. These independence protections are absolute and may not be modified by Commission policy or Director directive.</w:t>
       </w:r>
     </w:p>
     <w:p>
@@ -24720,27 +24873,27 @@
           <w:sz w:val="22"/>
           <w:szCs w:val="22"/>
         </w:rPr>
-        <w:t xml:space="preserve">Electoral Commission Qualifications</w:t>
-      </w:r>
-    </w:p>
-    <w:p>
-      <w:pPr>
-        <w:spacing w:after="120" w:before="0"/>
-        <w:ind w:left="431"/>
-        <w:jc w:val="both"/>
-      </w:pPr>
-      <w:r>
-        <w:rPr>
-          <w:rFonts w:ascii="Garamond" w:cs="Garamond" w:eastAsia="Garamond" w:hAnsi="Garamond"/>
-          <w:b w:val="false"/>
-          <w:bCs w:val="false"/>
-          <w:i w:val="false"/>
-          <w:iCs w:val="false"/>
-          <w:color w:val="2a2520"/>
-          <w:sz w:val="22"/>
-          <w:szCs w:val="22"/>
-        </w:rPr>
-        <w:t xml:space="preserve">Electoral Commission members must meet three independently verified requirements: at least 15 years of professional expertise in elections, technology, or public administration; no current or recent partisan affiliation; and passage of the Constitutional Logic Test. The qualifications are substantive — the EC requires genuine expertise.</w:t>
+        <w:t xml:space="preserve">Administrator Qualifications</w:t>
+      </w:r>
+    </w:p>
+    <w:p>
+      <w:pPr>
+        <w:spacing w:after="120" w:before="0"/>
+        <w:ind w:left="431"/>
+        <w:jc w:val="both"/>
+      </w:pPr>
+      <w:r>
+        <w:rPr>
+          <w:rFonts w:ascii="Garamond" w:cs="Garamond" w:eastAsia="Garamond" w:hAnsi="Garamond"/>
+          <w:b w:val="false"/>
+          <w:bCs w:val="false"/>
+          <w:i w:val="false"/>
+          <w:iCs w:val="false"/>
+          <w:color w:val="2a2520"/>
+          <w:sz w:val="22"/>
+          <w:szCs w:val="22"/>
+        </w:rPr>
+        <w:t xml:space="preserve">NRS Panel administrators must hold at least 12 years of professional expertise in cryptography, distributed systems, information security, or public records management, and must have no current or recent partisan affiliation. Elections Panel administrators must hold at least 12 years of professional expertise in elections administration, electoral technology, or public administration, and must have no current or recent partisan affiliation. All administrators must pass the Constitutional Logic Test. Qualifications are assessed by the JI at time of pool nomination and published to the NRS.</w:t>
       </w:r>
     </w:p>
     <w:p>
@@ -24771,27 +24924,180 @@
           <w:sz w:val="22"/>
           <w:szCs w:val="22"/>
         </w:rPr>
-        <w:t xml:space="preserve">Electoral Commission Removal</w:t>
-      </w:r>
-    </w:p>
-    <w:p>
-      <w:pPr>
-        <w:spacing w:after="120" w:before="0"/>
-        <w:ind w:left="431"/>
-        <w:jc w:val="both"/>
-      </w:pPr>
-      <w:r>
-        <w:rPr>
-          <w:rFonts w:ascii="Garamond" w:cs="Garamond" w:eastAsia="Garamond" w:hAnsi="Garamond"/>
-          <w:b w:val="false"/>
-          <w:bCs w:val="false"/>
-          <w:i w:val="false"/>
-          <w:iCs w:val="false"/>
-          <w:color w:val="2a2520"/>
-          <w:sz w:val="22"/>
-          <w:szCs w:val="22"/>
-        </w:rPr>
-        <w:t xml:space="preserve">Electoral Commission members may be removed for cause only. No no-cause removal is available for EC members. For-cause removal requires: a JI-documented finding transmitted to a State Designee Panel under §8.9.f; a Panel determination that stated grounds are substantiated; a 14-day SC appeal window from publication of the Panel finding; and a 2/3 vote of both chambers simultaneously. Where the Panel finding is substantiated, the EC member is suspended from all duties pending the legislative vote and any SC review. On legislative acquittal following a substantiated Panel finding, the member returns to full duties immediately. Any removal vote scheduled within 180 days of a major national election is automatically suspended pending SC review within 48 hours; the proximity restriction applies to the removal vote, not to Panel-triggered suspension of duties.</w:t>
+        <w:t xml:space="preserve">Removal of Director and Administrators</w:t>
+      </w:r>
+    </w:p>
+    <w:p>
+      <w:pPr>
+        <w:spacing w:after="120" w:before="0"/>
+        <w:ind w:left="431"/>
+        <w:jc w:val="both"/>
+      </w:pPr>
+      <w:r>
+        <w:rPr>
+          <w:rFonts w:ascii="Garamond" w:cs="Garamond" w:eastAsia="Garamond" w:hAnsi="Garamond"/>
+          <w:b w:val="false"/>
+          <w:bCs w:val="false"/>
+          <w:i w:val="false"/>
+          <w:iCs w:val="false"/>
+          <w:color w:val="2a2520"/>
+          <w:sz w:val="22"/>
+          <w:szCs w:val="22"/>
+        </w:rPr>
+        <w:t xml:space="preserve">The Director and panel administrators may be removed for cause only. For-cause removal requires: a JI-documented finding transmitted to a State Designee Panel under §8.9.f; a Panel determination that stated grounds are substantiated; a 14-day SC appeal window from publication of the Panel finding; and a 2/3 vote of both chambers simultaneously. A Director or administrator subject to active removal proceedings is suspended from duties pending the legislative vote. Any removal vote scheduled within 180 days of a major national election is automatically suspended pending SC review within 48 hours.</w:t>
+      </w:r>
+    </w:p>
+    <w:p>
+      <w:pPr>
+        <w:spacing w:after="60" w:before="200"/>
+        <w:ind w:left="431"/>
+        <w:jc w:val="left"/>
+      </w:pPr>
+      <w:r>
+        <w:rPr>
+          <w:rFonts w:ascii="Courier New" w:cs="Courier New" w:eastAsia="Courier New" w:hAnsi="Courier New"/>
+          <w:b/>
+          <w:bCs/>
+          <w:color w:val="1B2A4A"/>
+          <w:sz w:val="18"/>
+          <w:szCs w:val="18"/>
+        </w:rPr>
+        <w:t xml:space="preserve">§16.5  </w:t>
+      </w:r>
+      <w:r>
+        <w:rPr>
+          <w:rFonts w:ascii="Garamond" w:cs="Garamond" w:eastAsia="Garamond" w:hAnsi="Garamond"/>
+          <w:b/>
+          <w:bCs/>
+          <w:i w:val="false"/>
+          <w:iCs w:val="false"/>
+          <w:color w:val="1B2A4A"/>
+          <w:sz w:val="22"/>
+          <w:szCs w:val="22"/>
+        </w:rPr>
+        <w:t xml:space="preserve">Digital Infrastructure Commission — Accountability</w:t>
+      </w:r>
+    </w:p>
+    <w:p>
+      <w:pPr>
+        <w:spacing w:after="120" w:before="0"/>
+        <w:ind w:left="431"/>
+        <w:jc w:val="both"/>
+      </w:pPr>
+      <w:r>
+        <w:rPr>
+          <w:rFonts w:ascii="Garamond" w:cs="Garamond" w:eastAsia="Garamond" w:hAnsi="Garamond"/>
+          <w:b w:val="false"/>
+          <w:bCs w:val="false"/>
+          <w:i w:val="false"/>
+          <w:iCs w:val="false"/>
+          <w:color w:val="2a2520"/>
+          <w:sz w:val="22"/>
+          <w:szCs w:val="22"/>
+        </w:rPr>
+        <w:t xml:space="preserve">The Commission's independence does not place it above accountability. The EI oversees the Director and the Commission as a whole. The LI audits NRS Panel operations and NRS integrity annually under §9.1.e. The JI audits Elections Panel operations and electoral integrity annually. All audit findings are published to the NRS and transmitted to both chambers of the Legislature.</w:t>
+      </w:r>
+    </w:p>
+    <w:p>
+      <w:pPr>
+        <w:spacing w:after="60" w:before="200"/>
+        <w:ind w:left="431"/>
+        <w:jc w:val="left"/>
+      </w:pPr>
+      <w:r>
+        <w:rPr>
+          <w:rFonts w:ascii="Courier New" w:cs="Courier New" w:eastAsia="Courier New" w:hAnsi="Courier New"/>
+          <w:b/>
+          <w:bCs/>
+          <w:color w:val="1B2A4A"/>
+          <w:sz w:val="18"/>
+          <w:szCs w:val="18"/>
+        </w:rPr>
+        <w:t xml:space="preserve">§16.5.a  </w:t>
+      </w:r>
+      <w:r>
+        <w:rPr>
+          <w:rFonts w:ascii="Garamond" w:cs="Garamond" w:eastAsia="Garamond" w:hAnsi="Garamond"/>
+          <w:b/>
+          <w:bCs/>
+          <w:i w:val="false"/>
+          <w:iCs w:val="false"/>
+          <w:color w:val="1B2A4A"/>
+          <w:sz w:val="22"/>
+          <w:szCs w:val="22"/>
+        </w:rPr>
+        <w:t xml:space="preserve">Mid-Term Vacancies</w:t>
+      </w:r>
+    </w:p>
+    <w:p>
+      <w:pPr>
+        <w:spacing w:after="120" w:before="0"/>
+        <w:ind w:left="431"/>
+        <w:jc w:val="both"/>
+      </w:pPr>
+      <w:r>
+        <w:rPr>
+          <w:rFonts w:ascii="Garamond" w:cs="Garamond" w:eastAsia="Garamond" w:hAnsi="Garamond"/>
+          <w:b w:val="false"/>
+          <w:bCs w:val="false"/>
+          <w:i w:val="false"/>
+          <w:iCs w:val="false"/>
+          <w:color w:val="2a2520"/>
+          <w:sz w:val="22"/>
+          <w:szCs w:val="22"/>
+        </w:rPr>
+        <w:t xml:space="preserve">Where a panel administrator seat becomes vacant mid-term, the vacancy process under §16.1.c runs immediately. The replacement serves the remainder of the vacated term only and may not subsequently be nominated to the pool for the same panel track. Where the Director seat becomes vacant, the six panel administrators jointly designate one as Acting Director by majority vote within 7 days; a special Director election must be held within 120 days. The Acting Director holds full Director authority except the deciding-vote power under §16.1.d.</w:t>
+      </w:r>
+    </w:p>
+    <w:p>
+      <w:pPr>
+        <w:spacing w:after="60" w:before="200"/>
+        <w:ind w:left="431"/>
+        <w:jc w:val="left"/>
+      </w:pPr>
+      <w:r>
+        <w:rPr>
+          <w:rFonts w:ascii="Courier New" w:cs="Courier New" w:eastAsia="Courier New" w:hAnsi="Courier New"/>
+          <w:b/>
+          <w:bCs/>
+          <w:color w:val="1B2A4A"/>
+          <w:sz w:val="18"/>
+          <w:szCs w:val="18"/>
+        </w:rPr>
+        <w:t xml:space="preserve">§16.6  </w:t>
+      </w:r>
+      <w:r>
+        <w:rPr>
+          <w:rFonts w:ascii="Garamond" w:cs="Garamond" w:eastAsia="Garamond" w:hAnsi="Garamond"/>
+          <w:b/>
+          <w:bCs/>
+          <w:i w:val="false"/>
+          <w:iCs w:val="false"/>
+          <w:color w:val="1B2A4A"/>
+          <w:sz w:val="22"/>
+          <w:szCs w:val="22"/>
+        </w:rPr>
+        <w:t xml:space="preserve">Emergency Technical Authority</w:t>
+      </w:r>
+    </w:p>
+    <w:p>
+      <w:pPr>
+        <w:spacing w:after="120" w:before="0"/>
+        <w:ind w:left="431"/>
+        <w:jc w:val="both"/>
+      </w:pPr>
+      <w:r>
+        <w:rPr>
+          <w:rFonts w:ascii="Garamond" w:cs="Garamond" w:eastAsia="Garamond" w:hAnsi="Garamond"/>
+          <w:b w:val="false"/>
+          <w:bCs w:val="false"/>
+          <w:i w:val="false"/>
+          <w:iCs w:val="false"/>
+          <w:color w:val="2a2520"/>
+          <w:sz w:val="22"/>
+          <w:szCs w:val="22"/>
+        </w:rPr>
+        <w:t xml:space="preserve">The Legislature must establish by statute a procedure for the Commission to adopt temporary technical measures in imminent security threats or system failures, bypassing the normal majority decision threshold. The emergency power is narrowly constrained — it cannot change electoral rules, timelines, candidate eligibility, or NRS record permanence. It is a system-integrity tool only. Emergency measures expire within 72 hours unless ratified by the full Commission at a convened session.</w:t>
       </w:r>
     </w:p>
     <w:p>
@@ -25302,312 +25608,6 @@
           <w:szCs w:val="22"/>
         </w:rPr>
         <w:t xml:space="preserve">At a State's request, the Electoral Commission may extend ballot information delivery to cover State and local races. The State bears the cost. The Commission may not refuse except on operational capacity grounds.</w:t>
-      </w:r>
-    </w:p>
-    <w:p>
-      <w:pPr>
-        <w:spacing w:after="60" w:before="200"/>
-        <w:ind w:left="431"/>
-        <w:jc w:val="left"/>
-      </w:pPr>
-      <w:r>
-        <w:rPr>
-          <w:rFonts w:ascii="Courier New" w:cs="Courier New" w:eastAsia="Courier New" w:hAnsi="Courier New"/>
-          <w:b/>
-          <w:bCs/>
-          <w:color w:val="1B2A4A"/>
-          <w:sz w:val="18"/>
-          <w:szCs w:val="18"/>
-        </w:rPr>
-        <w:t xml:space="preserve">§16.5  </w:t>
-      </w:r>
-      <w:r>
-        <w:rPr>
-          <w:rFonts w:ascii="Garamond" w:cs="Garamond" w:eastAsia="Garamond" w:hAnsi="Garamond"/>
-          <w:b/>
-          <w:bCs/>
-          <w:i w:val="false"/>
-          <w:iCs w:val="false"/>
-          <w:color w:val="1B2A4A"/>
-          <w:sz w:val="22"/>
-          <w:szCs w:val="22"/>
-        </w:rPr>
-        <w:t xml:space="preserve">Electoral Commission — Accountability</w:t>
-      </w:r>
-    </w:p>
-    <w:p>
-      <w:pPr>
-        <w:spacing w:after="120" w:before="0"/>
-        <w:ind w:left="431"/>
-        <w:jc w:val="both"/>
-      </w:pPr>
-      <w:r>
-        <w:rPr>
-          <w:rFonts w:ascii="Garamond" w:cs="Garamond" w:eastAsia="Garamond" w:hAnsi="Garamond"/>
-          <w:b w:val="false"/>
-          <w:bCs w:val="false"/>
-          <w:i w:val="false"/>
-          <w:iCs w:val="false"/>
-          <w:color w:val="2a2520"/>
-          <w:sz w:val="22"/>
-          <w:szCs w:val="22"/>
-        </w:rPr>
-        <w:t xml:space="preserve">The Electoral Commission's independence does not place it above accountability.</w:t>
-      </w:r>
-    </w:p>
-    <w:p>
-      <w:pPr>
-        <w:spacing w:after="60" w:before="200"/>
-        <w:ind w:left="431"/>
-        <w:jc w:val="left"/>
-      </w:pPr>
-      <w:r>
-        <w:rPr>
-          <w:rFonts w:ascii="Courier New" w:cs="Courier New" w:eastAsia="Courier New" w:hAnsi="Courier New"/>
-          <w:b/>
-          <w:bCs/>
-          <w:color w:val="1B2A4A"/>
-          <w:sz w:val="18"/>
-          <w:szCs w:val="18"/>
-        </w:rPr>
-        <w:t xml:space="preserve">§16.5.a  </w:t>
-      </w:r>
-      <w:r>
-        <w:rPr>
-          <w:rFonts w:ascii="Garamond" w:cs="Garamond" w:eastAsia="Garamond" w:hAnsi="Garamond"/>
-          <w:b/>
-          <w:bCs/>
-          <w:i w:val="false"/>
-          <w:iCs w:val="false"/>
-          <w:color w:val="1B2A4A"/>
-          <w:sz w:val="22"/>
-          <w:szCs w:val="22"/>
-        </w:rPr>
-        <w:t xml:space="preserve">Campaign Funding</w:t>
-      </w:r>
-    </w:p>
-    <w:p>
-      <w:pPr>
-        <w:spacing w:after="120" w:before="0"/>
-        <w:ind w:left="431"/>
-        <w:jc w:val="both"/>
-      </w:pPr>
-      <w:r>
-        <w:rPr>
-          <w:rFonts w:ascii="Garamond" w:cs="Garamond" w:eastAsia="Garamond" w:hAnsi="Garamond"/>
-          <w:b w:val="false"/>
-          <w:bCs w:val="false"/>
-          <w:i w:val="false"/>
-          <w:iCs w:val="false"/>
-          <w:color w:val="2a2520"/>
-          <w:sz w:val="22"/>
-          <w:szCs w:val="22"/>
-        </w:rPr>
-        <w:t xml:space="preserve">Campaigns for Electoral Commission seats are publicly funded in full. No private money may be spent on EC campaigns.</w:t>
-      </w:r>
-    </w:p>
-    <w:p>
-      <w:pPr>
-        <w:spacing w:after="60" w:before="200"/>
-        <w:ind w:left="431"/>
-        <w:jc w:val="left"/>
-      </w:pPr>
-      <w:r>
-        <w:rPr>
-          <w:rFonts w:ascii="Courier New" w:cs="Courier New" w:eastAsia="Courier New" w:hAnsi="Courier New"/>
-          <w:b/>
-          <w:bCs/>
-          <w:color w:val="1B2A4A"/>
-          <w:sz w:val="18"/>
-          <w:szCs w:val="18"/>
-        </w:rPr>
-        <w:t xml:space="preserve">§16.5.b  </w:t>
-      </w:r>
-      <w:r>
-        <w:rPr>
-          <w:rFonts w:ascii="Garamond" w:cs="Garamond" w:eastAsia="Garamond" w:hAnsi="Garamond"/>
-          <w:b/>
-          <w:bCs/>
-          <w:i w:val="false"/>
-          <w:iCs w:val="false"/>
-          <w:color w:val="1B2A4A"/>
-          <w:sz w:val="22"/>
-          <w:szCs w:val="22"/>
-        </w:rPr>
-        <w:t xml:space="preserve">JI Oversight</w:t>
-      </w:r>
-    </w:p>
-    <w:p>
-      <w:pPr>
-        <w:spacing w:after="120" w:before="0"/>
-        <w:ind w:left="431"/>
-        <w:jc w:val="both"/>
-      </w:pPr>
-      <w:r>
-        <w:rPr>
-          <w:rFonts w:ascii="Garamond" w:cs="Garamond" w:eastAsia="Garamond" w:hAnsi="Garamond"/>
-          <w:b w:val="false"/>
-          <w:bCs w:val="false"/>
-          <w:i w:val="false"/>
-          <w:iCs w:val="false"/>
-          <w:color w:val="2a2520"/>
-          <w:sz w:val="22"/>
-          <w:szCs w:val="22"/>
-        </w:rPr>
-        <w:t xml:space="preserve">The Judicial Inspectorate audits the Electoral Commission annually. The JI is the appropriate Inspectorate for EC oversight — it audits judicial independence, and electoral integrity has similar structural properties. JI audit findings on the EC are published to the NRS and presented to both chambers.</w:t>
-      </w:r>
-    </w:p>
-    <w:p>
-      <w:pPr>
-        <w:spacing w:after="60" w:before="200"/>
-        <w:ind w:left="431"/>
-        <w:jc w:val="left"/>
-      </w:pPr>
-      <w:r>
-        <w:rPr>
-          <w:rFonts w:ascii="Courier New" w:cs="Courier New" w:eastAsia="Courier New" w:hAnsi="Courier New"/>
-          <w:b/>
-          <w:bCs/>
-          <w:color w:val="1B2A4A"/>
-          <w:sz w:val="18"/>
-          <w:szCs w:val="18"/>
-        </w:rPr>
-        <w:t xml:space="preserve">§16.5.c  </w:t>
-      </w:r>
-      <w:r>
-        <w:rPr>
-          <w:rFonts w:ascii="Garamond" w:cs="Garamond" w:eastAsia="Garamond" w:hAnsi="Garamond"/>
-          <w:b/>
-          <w:bCs/>
-          <w:i w:val="false"/>
-          <w:iCs w:val="false"/>
-          <w:color w:val="1B2A4A"/>
-          <w:sz w:val="22"/>
-          <w:szCs w:val="22"/>
-        </w:rPr>
-        <w:t xml:space="preserve">Removal</w:t>
-      </w:r>
-    </w:p>
-    <w:p>
-      <w:pPr>
-        <w:spacing w:after="120" w:before="0"/>
-        <w:ind w:left="431"/>
-        <w:jc w:val="both"/>
-      </w:pPr>
-      <w:r>
-        <w:rPr>
-          <w:rFonts w:ascii="Garamond" w:cs="Garamond" w:eastAsia="Garamond" w:hAnsi="Garamond"/>
-          <w:b w:val="false"/>
-          <w:bCs w:val="false"/>
-          <w:i w:val="false"/>
-          <w:iCs w:val="false"/>
-          <w:color w:val="2a2520"/>
-          <w:sz w:val="22"/>
-          <w:szCs w:val="22"/>
-        </w:rPr>
-        <w:t xml:space="preserve">For-cause only, 2/3 both chambers simultaneously, preceded by State Designee Panel verification. 180-day election proximity rule: any removal vote within 180 days of a major national election is automatically suspended pending SC review within 48 hours. The proximity restriction applies to the removal vote only — Panel-triggered suspension of duties under §16.2.a is not subject to the proximity window.</w:t>
-      </w:r>
-    </w:p>
-    <w:p>
-      <w:pPr>
-        <w:spacing w:after="60" w:before="200"/>
-        <w:ind w:left="431"/>
-        <w:jc w:val="left"/>
-      </w:pPr>
-      <w:r>
-        <w:rPr>
-          <w:rFonts w:ascii="Courier New" w:cs="Courier New" w:eastAsia="Courier New" w:hAnsi="Courier New"/>
-          <w:b/>
-          <w:bCs/>
-          <w:color w:val="1B2A4A"/>
-          <w:sz w:val="18"/>
-          <w:szCs w:val="18"/>
-        </w:rPr>
-        <w:t xml:space="preserve">§16.5.d  </w:t>
-      </w:r>
-      <w:r>
-        <w:rPr>
-          <w:rFonts w:ascii="Garamond" w:cs="Garamond" w:eastAsia="Garamond" w:hAnsi="Garamond"/>
-          <w:b/>
-          <w:bCs/>
-          <w:i w:val="false"/>
-          <w:iCs w:val="false"/>
-          <w:color w:val="1B2A4A"/>
-          <w:sz w:val="22"/>
-          <w:szCs w:val="22"/>
-        </w:rPr>
-        <w:t xml:space="preserve">Mid-Term Vacancy</w:t>
-      </w:r>
-    </w:p>
-    <w:p>
-      <w:pPr>
-        <w:spacing w:after="120" w:before="0"/>
-        <w:ind w:left="431"/>
-        <w:jc w:val="both"/>
-      </w:pPr>
-      <w:r>
-        <w:rPr>
-          <w:rFonts w:ascii="Garamond" w:cs="Garamond" w:eastAsia="Garamond" w:hAnsi="Garamond"/>
-          <w:b w:val="false"/>
-          <w:bCs w:val="false"/>
-          <w:i w:val="false"/>
-          <w:iCs w:val="false"/>
-          <w:color w:val="2a2520"/>
-          <w:sz w:val="22"/>
-          <w:szCs w:val="22"/>
-        </w:rPr>
-        <w:t xml:space="preserve">Where any Electoral Commission seat becomes vacant mid-term, a special election is held within 90 days through the NVS. The replacement serves the remainder of the vacated seat's term, then may stand as a candidate at the next regular EC election for a full new non-renewable term. Where fewer than 18 months remain in the vacated seat's term, the replacement may stand for a full term at the next regular EC election without serving the remainder. The Commission operates under its active-membership threshold during the vacancy period.</w:t>
-      </w:r>
-    </w:p>
-    <w:p>
-      <w:pPr>
-        <w:spacing w:after="60" w:before="200"/>
-        <w:ind w:left="431"/>
-        <w:jc w:val="left"/>
-      </w:pPr>
-      <w:r>
-        <w:rPr>
-          <w:rFonts w:ascii="Courier New" w:cs="Courier New" w:eastAsia="Courier New" w:hAnsi="Courier New"/>
-          <w:b/>
-          <w:bCs/>
-          <w:color w:val="1B2A4A"/>
-          <w:sz w:val="18"/>
-          <w:szCs w:val="18"/>
-        </w:rPr>
-        <w:t xml:space="preserve">§16.6  </w:t>
-      </w:r>
-      <w:r>
-        <w:rPr>
-          <w:rFonts w:ascii="Garamond" w:cs="Garamond" w:eastAsia="Garamond" w:hAnsi="Garamond"/>
-          <w:b/>
-          <w:bCs/>
-          <w:i w:val="false"/>
-          <w:iCs w:val="false"/>
-          <w:color w:val="1B2A4A"/>
-          <w:sz w:val="22"/>
-          <w:szCs w:val="22"/>
-        </w:rPr>
-        <w:t xml:space="preserve">Electoral Commission Technical Deadlock</w:t>
-      </w:r>
-    </w:p>
-    <w:p>
-      <w:pPr>
-        <w:spacing w:after="120" w:before="0"/>
-        <w:ind w:left="431"/>
-        <w:jc w:val="both"/>
-      </w:pPr>
-      <w:r>
-        <w:rPr>
-          <w:rFonts w:ascii="Garamond" w:cs="Garamond" w:eastAsia="Garamond" w:hAnsi="Garamond"/>
-          <w:b w:val="false"/>
-          <w:bCs w:val="false"/>
-          <w:i w:val="false"/>
-          <w:iCs w:val="false"/>
-          <w:color w:val="2a2520"/>
-          <w:sz w:val="22"/>
-          <w:szCs w:val="22"/>
-        </w:rPr>
-        <w:t xml:space="preserve">Legislature must establish by statute a procedure for the EC to adopt temporary technical measures in imminent security threats or system failures, bypassing the normal 3/5 decision threshold. The emergency power is narrowly constrained — it cannot change electoral rules, timelines, or candidate eligibility. A system-integrity tool only.</w:t>
       </w:r>
     </w:p>
     <w:p>
@@ -28136,7 +28136,7 @@
           <w:sz w:val="22"/>
           <w:szCs w:val="22"/>
         </w:rPr>
-        <w:t xml:space="preserve">Phase 2 (Days 91–270) is Institutional Construction. Statehood Audits are conducted for all entering territories. Inspectorates are formally constituted. The Candidate Register for MA board members and the RSA Director is assembled. Electoral Commission is certified as operational. The National Voting System is fully deployed for citizen registration. Phase 2 ends at Day 270.</w:t>
+        <w:t xml:space="preserve">Phase 2 (Days 91–270) is Institutional Construction. Statehood Audits are conducted for all entering territories. Inspectorates are formally constituted. The Candidate Register for MA board members and the NRS Panel administrators of the Digital Infrastructure Commission are appointed. Digital Infrastructure Commission Elections Panel is certified as operational. The National Voting System is fully deployed for citizen registration. Phase 2 ends at Day 270.</w:t>
       </w:r>
     </w:p>
     <w:p>
@@ -29054,7 +29054,7 @@
           <w:sz w:val="22"/>
           <w:szCs w:val="22"/>
         </w:rPr>
-        <w:t xml:space="preserve">During Phase 2, the joint Inspectorate panel assembles an initial Candidate Register for the MA board members and RSA Director. Panel receives disclosure records, reviews factual accuracy, applies constitutional eligibility criteria, and publishes with recommendations to NRS. May draw on prior government, international, and diaspora expertise where domestic expertise is unavailable or compromised.</w:t>
+        <w:t xml:space="preserve">During Phase 2, the joint Inspectorate panel assembles an initial Candidate Register for the MA board members and NRS Panel administrators. Panel receives disclosure records, reviews factual accuracy, applies constitutional eligibility criteria, and publishes with recommendations to NRS. May draw on prior government, international, and diaspora expertise where domestic expertise is unavailable or compromised.</w:t>
       </w:r>
     </w:p>
     <w:p>
@@ -29105,7 +29105,7 @@
           <w:sz w:val="22"/>
           <w:szCs w:val="22"/>
         </w:rPr>
-        <w:t xml:space="preserve">The joint Inspectorate panel performs interim MA fiscal certification functions from Phase 4 activation until the first MA Director takes office following the Phase 3 election. These interim certifications carry full constitutional weight. The first PM must nominate MA board members within 90 days of Phase 4 activation and an RSA Director within 180 days.</w:t>
+        <w:t xml:space="preserve">The joint Inspectorate panel performs interim MA fiscal certification functions from Phase 4 activation until the first MA Director takes office following the Phase 3 election. These interim certifications carry full constitutional weight. The first PM must nominate MA board members within 90 days of Phase 4 activation and NRS Panel administrators within 180 days.</w:t>
       </w:r>
     </w:p>
     <w:p>

--- a/constitution-v172.docx
+++ b/constitution-v172.docx
@@ -16881,27 +16881,27 @@
           <w:sz w:val="22"/>
           <w:szCs w:val="22"/>
         </w:rPr>
-        <w:t xml:space="preserve">Digital Infrastructure Technical Integrity</w:t>
-      </w:r>
-    </w:p>
-    <w:p>
-      <w:pPr>
-        <w:spacing w:after="120" w:before="0"/>
-        <w:ind w:left="431"/>
-        <w:jc w:val="both"/>
-      </w:pPr>
-      <w:r>
-        <w:rPr>
-          <w:rFonts w:ascii="Garamond" w:cs="Garamond" w:eastAsia="Garamond" w:hAnsi="Garamond"/>
-          <w:b w:val="false"/>
-          <w:bCs w:val="false"/>
-          <w:i w:val="false"/>
-          <w:iCs w:val="false"/>
-          <w:color w:val="2a2520"/>
-          <w:sz w:val="22"/>
-          <w:szCs w:val="22"/>
-        </w:rPr>
-        <w:t xml:space="preserve">The National Record System and the National Voting System are reviewed decennially by a Digital Infrastructure Technical Commission for compliance with their respective constitutional architectural requirements under §9.1 and §16.3. The Commission has publication authority only — it may not issue binding orders or direct the Digital Infrastructure Commission. Findings are published jointly by all three Inspectorates to the NRS and transmitted to the Commission Director and both panel chairs simultaneously.</w:t>
+        <w:t xml:space="preserve">Digital Infrastructure Advisory Council</w:t>
+      </w:r>
+    </w:p>
+    <w:p>
+      <w:pPr>
+        <w:spacing w:after="120" w:before="0"/>
+        <w:ind w:left="431"/>
+        <w:jc w:val="both"/>
+      </w:pPr>
+      <w:r>
+        <w:rPr>
+          <w:rFonts w:ascii="Garamond" w:cs="Garamond" w:eastAsia="Garamond" w:hAnsi="Garamond"/>
+          <w:b w:val="false"/>
+          <w:bCs w:val="false"/>
+          <w:i w:val="false"/>
+          <w:iCs w:val="false"/>
+          <w:color w:val="2a2520"/>
+          <w:sz w:val="22"/>
+          <w:szCs w:val="22"/>
+        </w:rPr>
+        <w:t xml:space="preserve">The National Record System and the National Voting System are reviewed decennially by the Digital Infrastructure Advisory Council — an independent expert body that publishes advisory findings and recommendations to the Digital Infrastructure Commission. The Advisory Council has no authority to issue binding orders or direct the Commission. Its value is the independence of its assessment from the Commission it advises. Findings are published jointly by all three Inspectorates to the NRS and transmitted to the Commission Director and both panel chairs simultaneously.</w:t>
       </w:r>
     </w:p>
     <w:p>
@@ -16932,27 +16932,27 @@
           <w:sz w:val="22"/>
           <w:szCs w:val="22"/>
         </w:rPr>
-        <w:t xml:space="preserve">Digital Infrastructure Technical Commission</w:t>
-      </w:r>
-    </w:p>
-    <w:p>
-      <w:pPr>
-        <w:spacing w:after="120" w:before="0"/>
-        <w:ind w:left="431"/>
-        <w:jc w:val="both"/>
-      </w:pPr>
-      <w:r>
-        <w:rPr>
-          <w:rFonts w:ascii="Garamond" w:cs="Garamond" w:eastAsia="Garamond" w:hAnsi="Garamond"/>
-          <w:b w:val="false"/>
-          <w:bCs w:val="false"/>
-          <w:i w:val="false"/>
-          <w:iCs w:val="false"/>
-          <w:color w:val="2a2520"/>
-          <w:sz w:val="22"/>
-          <w:szCs w:val="22"/>
-        </w:rPr>
-        <w:t xml:space="preserve">The Digital Infrastructure Technical Commission reviews whether the NRS and NVS architectures continue to meet their respective constitutional requirements under §9.1 and §16.3. The Commission has publication authority only — it may not issue binding orders, impose penalties, or direct the Commission Director. Its findings are published jointly by all three Inspectorates to the NRS and cannot be withheld, suppressed, or altered after publication. The Commission convenes every ten years from the date of the first Legislature convening under §19.3.d. Qualifications for pool eligibility, audit methodology and scope, working session parameters, and compensation are established by statute. The Legislature may not adjust the decennial trigger date by statute. If the LI's annual audit under §9.1.e identifies a critical architectural failure — defined as a finding that the NRS or NVS no longer meets its constitutional requirements for tamper-evident operation, distributed custody, ballot secrecy, or public auditability — the LI may declare an emergency review, triggering an extraordinary Commission draw from the current confirmed pool under §9.3.d. An emergency Commission draw does not reset the decennial clock.</w:t>
+        <w:t xml:space="preserve">Advisory Council — Mandate and Trigger</w:t>
+      </w:r>
+    </w:p>
+    <w:p>
+      <w:pPr>
+        <w:spacing w:after="120" w:before="0"/>
+        <w:ind w:left="431"/>
+        <w:jc w:val="both"/>
+      </w:pPr>
+      <w:r>
+        <w:rPr>
+          <w:rFonts w:ascii="Garamond" w:cs="Garamond" w:eastAsia="Garamond" w:hAnsi="Garamond"/>
+          <w:b w:val="false"/>
+          <w:bCs w:val="false"/>
+          <w:i w:val="false"/>
+          <w:iCs w:val="false"/>
+          <w:color w:val="2a2520"/>
+          <w:sz w:val="22"/>
+          <w:szCs w:val="22"/>
+        </w:rPr>
+        <w:t xml:space="preserve">The Advisory Council reviews whether the NRS and NVS architectures continue to meet their respective constitutional requirements under §9.1 and §16.3. The Council convenes every ten years from the date of the first Legislature convening under §19.3.d. Qualifications for pool eligibility, audit methodology and scope, working session parameters, and compensation are established by statute. The Legislature may not adjust the decennial trigger date by statute. Advisory Council findings are recommendations to the Digital Infrastructure Commission — the Commission determines what action, if any, to take and publishes its response to the NRS within 90 days of the Advisory Council's findings.</w:t>
       </w:r>
     </w:p>
     <w:p>
@@ -16983,27 +16983,27 @@
           <w:sz w:val="22"/>
           <w:szCs w:val="22"/>
         </w:rPr>
-        <w:t xml:space="preserve">RSA Technical Pool — Constitution</w:t>
-      </w:r>
-    </w:p>
-    <w:p>
-      <w:pPr>
-        <w:spacing w:after="120" w:before="0"/>
-        <w:ind w:left="431"/>
-        <w:jc w:val="both"/>
-      </w:pPr>
-      <w:r>
-        <w:rPr>
-          <w:rFonts w:ascii="Garamond" w:cs="Garamond" w:eastAsia="Garamond" w:hAnsi="Garamond"/>
-          <w:b w:val="false"/>
-          <w:bCs w:val="false"/>
-          <w:i w:val="false"/>
-          <w:iCs w:val="false"/>
-          <w:color w:val="2a2520"/>
-          <w:sz w:val="22"/>
-          <w:szCs w:val="22"/>
-        </w:rPr>
-        <w:t xml:space="preserve">The President and PM each nominate one qualified person per year to the Digital Infrastructure Technical Pool. Each nominee must be confirmed by the Senate within 60 days of nomination by affirmative vote — no deemed-confirmed fallback applies to this position. Senate failure to vote within 60 days is a constitutional compliance failure published to the NRS by the LI. The pool is a public NRS record. Qualifications are defined by statute and certified by the JI at time of nomination. Over a ten-year cycle both executives may each nominate up to ten members, for a maximum pool of twenty confirmed members.</w:t>
+        <w:t xml:space="preserve">Advisory Council Pool — Constitution</w:t>
+      </w:r>
+    </w:p>
+    <w:p>
+      <w:pPr>
+        <w:spacing w:after="120" w:before="0"/>
+        <w:ind w:left="431"/>
+        <w:jc w:val="both"/>
+      </w:pPr>
+      <w:r>
+        <w:rPr>
+          <w:rFonts w:ascii="Garamond" w:cs="Garamond" w:eastAsia="Garamond" w:hAnsi="Garamond"/>
+          <w:b w:val="false"/>
+          <w:bCs w:val="false"/>
+          <w:i w:val="false"/>
+          <w:iCs w:val="false"/>
+          <w:color w:val="2a2520"/>
+          <w:sz w:val="22"/>
+          <w:szCs w:val="22"/>
+        </w:rPr>
+        <w:t xml:space="preserve">The President and PM each nominate one qualified person per year to the Digital Infrastructure Advisory Pool. Each nominee must be confirmed by the Senate within 60 days of nomination by affirmative vote — no deemed-confirmed fallback applies to this position. Senate failure to vote within 60 days is a constitutional compliance failure published to the NRS by the LI. The pool is a public NRS record. Qualifications are defined by statute and certified by the JI at time of nomination. Over a ten-year cycle both executives may each nominate up to ten members, for a maximum pool of twenty confirmed members.</w:t>
       </w:r>
     </w:p>
     <w:p>
@@ -17054,7 +17054,7 @@
           <w:sz w:val="22"/>
           <w:szCs w:val="22"/>
         </w:rPr>
-        <w:t xml:space="preserve">The Digital Infrastructure Technical Pool resets after each decennial commission cycle. Previously confirmed pool members who did not serve on the commission may be re-nominated by either executive in the new cycle; fresh Senate confirmation under §9.3.b is required and no member carries forward automatically. Members who served on the commission are not eligible for re-nomination to the pool.</w:t>
+        <w:t xml:space="preserve">The Digital Infrastructure Advisory Pool resets after each decennial commission cycle. Previously confirmed pool members who did not serve on the commission may be re-nominated by either executive in the new cycle; fresh Senate confirmation under §9.3.b is required and no member carries forward automatically. Members who served on the commission are not eligible for re-nomination to the pool.</w:t>
       </w:r>
     </w:p>
     <w:p>
@@ -17085,7 +17085,7 @@
           <w:sz w:val="22"/>
           <w:szCs w:val="22"/>
         </w:rPr>
-        <w:t xml:space="preserve">Commission Draw</w:t>
+        <w:t xml:space="preserve">Advisory Council Draw</w:t>
       </w:r>
     </w:p>
     <w:p>
@@ -17136,7 +17136,7 @@
           <w:sz w:val="22"/>
           <w:szCs w:val="22"/>
         </w:rPr>
-        <w:t xml:space="preserve">Commission Replacement</w:t>
+        <w:t xml:space="preserve">Advisory Council Member Replacement</w:t>
       </w:r>
     </w:p>
     <w:p>
@@ -17187,7 +17187,7 @@
           <w:sz w:val="22"/>
           <w:szCs w:val="22"/>
         </w:rPr>
-        <w:t xml:space="preserve">Tri-Inspectorate Oversight</w:t>
+        <w:t xml:space="preserve">Tri-Inspectorate Oversight of Advisory Council</w:t>
       </w:r>
     </w:p>
     <w:p>
@@ -17238,129 +17238,27 @@
           <w:sz w:val="22"/>
           <w:szCs w:val="22"/>
         </w:rPr>
-        <w:t xml:space="preserve">Commission Findings</w:t>
-      </w:r>
-    </w:p>
-    <w:p>
-      <w:pPr>
-        <w:spacing w:after="120" w:before="0"/>
-        <w:ind w:left="431"/>
-        <w:jc w:val="both"/>
-      </w:pPr>
-      <w:r>
-        <w:rPr>
-          <w:rFonts w:ascii="Garamond" w:cs="Garamond" w:eastAsia="Garamond" w:hAnsi="Garamond"/>
-          <w:b w:val="false"/>
-          <w:bCs w:val="false"/>
-          <w:i w:val="false"/>
-          <w:iCs w:val="false"/>
-          <w:color w:val="2a2520"/>
-          <w:sz w:val="22"/>
-          <w:szCs w:val="22"/>
-        </w:rPr>
-        <w:t xml:space="preserve">Commission findings are published directly and jointly to the NRS by all three Inspectorates upon completion of the decennial review. Findings may include assessments of cryptographic integrity, node distribution adequacy, technical standard compliance, and any architectural features that approach or breach constitutional requirements. The Commission Director, both panel chairs, and both executives receive findings simultaneously with NRS publication. The Commission's mandate ends upon publication; the Commission dissolves and the pool resets under §9.3.c. Where an Emergency RSA Commission has been constituted under §9.3.h since the prior decennial review, the next regularly scheduled decennial Commission must include in its scope a review of the emergency findings — assessing whether the remediation was adequate and making architectural recommendations to prevent recurrence. These findings are published as a dedicated section of the decennial report.</w:t>
-      </w:r>
-    </w:p>
-    <w:p>
-      <w:pPr>
-        <w:spacing w:after="60" w:before="200"/>
-        <w:ind w:left="431"/>
-        <w:jc w:val="left"/>
-      </w:pPr>
-      <w:r>
-        <w:rPr>
-          <w:rFonts w:ascii="Courier New" w:cs="Courier New" w:eastAsia="Courier New" w:hAnsi="Courier New"/>
-          <w:b/>
-          <w:bCs/>
-          <w:color w:val="1B2A4A"/>
-          <w:sz w:val="18"/>
-          <w:szCs w:val="18"/>
-        </w:rPr>
-        <w:t xml:space="preserve">§9.3.h  </w:t>
-      </w:r>
-      <w:r>
-        <w:rPr>
-          <w:rFonts w:ascii="Garamond" w:cs="Garamond" w:eastAsia="Garamond" w:hAnsi="Garamond"/>
-          <w:b/>
-          <w:bCs/>
-          <w:i w:val="false"/>
-          <w:iCs w:val="false"/>
-          <w:color w:val="1B2A4A"/>
-          <w:sz w:val="22"/>
-          <w:szCs w:val="22"/>
-        </w:rPr>
-        <w:t xml:space="preserve">Emergency RSA Commission</w:t>
-      </w:r>
-    </w:p>
-    <w:p>
-      <w:pPr>
-        <w:spacing w:after="120" w:before="0"/>
-        <w:ind w:left="431"/>
-        <w:jc w:val="both"/>
-      </w:pPr>
-      <w:r>
-        <w:rPr>
-          <w:rFonts w:ascii="Garamond" w:cs="Garamond" w:eastAsia="Garamond" w:hAnsi="Garamond"/>
-          <w:b w:val="false"/>
-          <w:bCs w:val="false"/>
-          <w:i w:val="false"/>
-          <w:iCs w:val="false"/>
-          <w:color w:val="2a2520"/>
-          <w:sz w:val="22"/>
-          <w:szCs w:val="22"/>
-        </w:rPr>
-        <w:t xml:space="preserve">Where the LI has declared an emergency review under §9.3.a, the LI formally alerts the PM and publishes the emergency finding to the NRS. The PM requests each State to nominate one qualified person to an Emergency Technical Pool within 14 days. The LI certifies each nominee's qualifications against the statutory standard established under §9.3.b. All three Inspectorates then conduct a public lottery draw of five members from the certified nominees using the procedure under §9.3.d — the draw is published to the NRS before the session closes. The Emergency Commission's scope is limited to the specific architectural failure identified in the LI's emergency finding; it may not expand its mandate beyond that scope. Findings are published jointly by all three Inspectorates to the NRS upon completion. Senate confirmation is not required for Emergency Commission members; the mandatory Senate accountability session under §9.3.i provides accountability in lieu of confirmation. The Emergency Commission does not trigger a pool reset; the regular decennial pool and clock are unaffected. The Emergency Technical Pool dissolves upon conclusion of the Senate accountability session.</w:t>
-      </w:r>
-    </w:p>
-    <w:p>
-      <w:pPr>
-        <w:spacing w:after="60" w:before="200"/>
-        <w:ind w:left="431"/>
-        <w:jc w:val="left"/>
-      </w:pPr>
-      <w:r>
-        <w:rPr>
-          <w:rFonts w:ascii="Courier New" w:cs="Courier New" w:eastAsia="Courier New" w:hAnsi="Courier New"/>
-          <w:b/>
-          <w:bCs/>
-          <w:color w:val="1B2A4A"/>
-          <w:sz w:val="18"/>
-          <w:szCs w:val="18"/>
-        </w:rPr>
-        <w:t xml:space="preserve">§9.3.i  </w:t>
-      </w:r>
-      <w:r>
-        <w:rPr>
-          <w:rFonts w:ascii="Garamond" w:cs="Garamond" w:eastAsia="Garamond" w:hAnsi="Garamond"/>
-          <w:b/>
-          <w:bCs/>
-          <w:i w:val="false"/>
-          <w:iCs w:val="false"/>
-          <w:color w:val="1B2A4A"/>
-          <w:sz w:val="22"/>
-          <w:szCs w:val="22"/>
-        </w:rPr>
-        <w:t xml:space="preserve">Emergency Commission Senate Accountability Session</w:t>
-      </w:r>
-    </w:p>
-    <w:p>
-      <w:pPr>
-        <w:spacing w:after="120" w:before="0"/>
-        <w:ind w:left="431"/>
-        <w:jc w:val="both"/>
-      </w:pPr>
-      <w:r>
-        <w:rPr>
-          <w:rFonts w:ascii="Garamond" w:cs="Garamond" w:eastAsia="Garamond" w:hAnsi="Garamond"/>
-          <w:b w:val="false"/>
-          <w:bCs w:val="false"/>
-          <w:i w:val="false"/>
-          <w:iCs w:val="false"/>
-          <w:color w:val="2a2520"/>
-          <w:sz w:val="22"/>
-          <w:szCs w:val="22"/>
-        </w:rPr>
-        <w:t xml:space="preserve">Within 30 days of the Emergency Commission's appointment under §9.3.h, the Senate must schedule a mandatory public accountability session. The session must occur within 90 days of the Emergency Commission's appointment. Emergency Commission members appear before the Senate, present their findings, and respond to questions from senators. The session is published in full to the NRS. Failure to schedule the session within 30 days of appointment is a constitutional compliance breach certified by the LI and published to the NRS. The Senate accountability session provides the legitimacy in lieu of Senate confirmation — the Commission's findings carry full constitutional weight upon NRS publication regardless of whether the session has yet occurred.</w:t>
+        <w:t xml:space="preserve">Advisory Council Findings and Commission Response</w:t>
+      </w:r>
+    </w:p>
+    <w:p>
+      <w:pPr>
+        <w:spacing w:after="120" w:before="0"/>
+        <w:ind w:left="431"/>
+        <w:jc w:val="both"/>
+      </w:pPr>
+      <w:r>
+        <w:rPr>
+          <w:rFonts w:ascii="Garamond" w:cs="Garamond" w:eastAsia="Garamond" w:hAnsi="Garamond"/>
+          <w:b w:val="false"/>
+          <w:bCs w:val="false"/>
+          <w:i w:val="false"/>
+          <w:iCs w:val="false"/>
+          <w:color w:val="2a2520"/>
+          <w:sz w:val="22"/>
+          <w:szCs w:val="22"/>
+        </w:rPr>
+        <w:t xml:space="preserve">Advisory Council findings are published directly and jointly to the NRS by all three Inspectorates upon completion of the decennial review. Findings may include assessments of cryptographic integrity, node distribution adequacy, technical standard compliance, and any architectural features that approach or breach constitutional requirements for either system. The Commission Director, both panel chairs, and both executives receive findings simultaneously with NRS publication. The Commission must publish its response within 90 days — accepting, modifying, or declining each recommendation with published reasons. The Advisory Council's mandate ends upon publication; the Council dissolves and the pool resets under §9.3.c.</w:t>
       </w:r>
     </w:p>
     <w:p>

--- a/constitution-v172.docx
+++ b/constitution-v172.docx
@@ -16983,27 +16983,27 @@
           <w:sz w:val="22"/>
           <w:szCs w:val="22"/>
         </w:rPr>
-        <w:t xml:space="preserve">Advisory Council Pool — Constitution</w:t>
-      </w:r>
-    </w:p>
-    <w:p>
-      <w:pPr>
-        <w:spacing w:after="120" w:before="0"/>
-        <w:ind w:left="431"/>
-        <w:jc w:val="both"/>
-      </w:pPr>
-      <w:r>
-        <w:rPr>
-          <w:rFonts w:ascii="Garamond" w:cs="Garamond" w:eastAsia="Garamond" w:hAnsi="Garamond"/>
-          <w:b w:val="false"/>
-          <w:bCs w:val="false"/>
-          <w:i w:val="false"/>
-          <w:iCs w:val="false"/>
-          <w:color w:val="2a2520"/>
-          <w:sz w:val="22"/>
-          <w:szCs w:val="22"/>
-        </w:rPr>
-        <w:t xml:space="preserve">The President and PM each nominate one qualified person per year to the Digital Infrastructure Advisory Pool. Each nominee must be confirmed by the Senate within 60 days of nomination by affirmative vote — no deemed-confirmed fallback applies to this position. Senate failure to vote within 60 days is a constitutional compliance failure published to the NRS by the LI. The pool is a public NRS record. Qualifications are defined by statute and certified by the JI at time of nomination. Over a ten-year cycle both executives may each nominate up to ten members, for a maximum pool of twenty confirmed members.</w:t>
+        <w:t xml:space="preserve">Advisory Pool — State Nominations</w:t>
+      </w:r>
+    </w:p>
+    <w:p>
+      <w:pPr>
+        <w:spacing w:after="120" w:before="0"/>
+        <w:ind w:left="431"/>
+        <w:jc w:val="both"/>
+      </w:pPr>
+      <w:r>
+        <w:rPr>
+          <w:rFonts w:ascii="Garamond" w:cs="Garamond" w:eastAsia="Garamond" w:hAnsi="Garamond"/>
+          <w:b w:val="false"/>
+          <w:bCs w:val="false"/>
+          <w:i w:val="false"/>
+          <w:iCs w:val="false"/>
+          <w:color w:val="2a2520"/>
+          <w:sz w:val="22"/>
+          <w:szCs w:val="22"/>
+        </w:rPr>
+        <w:t xml:space="preserve">Each State may nominate any number of qualified persons to the Digital Infrastructure Advisory Pool at any time. Nominations are submitted to the JI, which reviews each nominee and publishes a qualification report to the NRS within 30 days — assessing whether the nominee holds relevant expertise in cryptography, distributed systems, information security, election administration, or public records management, as appropriate to the scope of the decennial review. Pool membership is established by JI qualification certification; no Senate confirmation is required for pool entry. Pool nominations remain valid for ten years or until withdrawn by the nominating State. The pool is a public NRS record, enabling citizens to review the qualifications of potential Advisory Council members and hold their State governments accountable for their nominations. No more than three certified pool members may be nominees of the same State at the time of any given decennial draw.</w:t>
       </w:r>
     </w:p>
     <w:p>
@@ -17054,7 +17054,7 @@
           <w:sz w:val="22"/>
           <w:szCs w:val="22"/>
         </w:rPr>
-        <w:t xml:space="preserve">The Digital Infrastructure Advisory Pool resets after each decennial commission cycle. Previously confirmed pool members who did not serve on the commission may be re-nominated by either executive in the new cycle; fresh Senate confirmation under §9.3.b is required and no member carries forward automatically. Members who served on the commission are not eligible for re-nomination to the pool.</w:t>
+        <w:t xml:space="preserve">The Advisory Pool resets after each decennial review cycle. States may re-nominate the same persons with fresh JI qualification certification, or submit new nominees. Members who served on the Advisory Council are eligible for re-nomination by their State after one full cycle has elapsed since their service.</w:t>
       </w:r>
     </w:p>
     <w:p>
@@ -17258,7 +17258,58 @@
           <w:sz w:val="22"/>
           <w:szCs w:val="22"/>
         </w:rPr>
-        <w:t xml:space="preserve">Advisory Council findings are published directly and jointly to the NRS by all three Inspectorates upon completion of the decennial review. Findings may include assessments of cryptographic integrity, node distribution adequacy, technical standard compliance, and any architectural features that approach or breach constitutional requirements for either system. The Commission Director, both panel chairs, and both executives receive findings simultaneously with NRS publication. The Commission must publish its response within 90 days — accepting, modifying, or declining each recommendation with published reasons. The Advisory Council's mandate ends upon publication; the Council dissolves and the pool resets under §9.3.c.</w:t>
+        <w:t xml:space="preserve">Advisory Council findings are published directly and jointly to the NRS by all three Inspectorates upon completion of the decennial review. Findings may include assessments of cryptographic integrity, node distribution adequacy, technical standard compliance, and any architectural features that approach or breach constitutional requirements for either system. The Commission Director, both panel chairs, and both executives receive findings simultaneously with NRS publication. The Senate public session under §9.3.h must be scheduled within 30 days of publication and occur within 90 days. The Commission must publish its response within 90 days of findings publication — accepting, modifying, or declining each recommendation with published reasons. The Advisory Council's mandate ends upon publication; the Council dissolves and the pool resets under §9.3.c.</w:t>
+      </w:r>
+    </w:p>
+    <w:p>
+      <w:pPr>
+        <w:spacing w:after="60" w:before="200"/>
+        <w:ind w:left="431"/>
+        <w:jc w:val="left"/>
+      </w:pPr>
+      <w:r>
+        <w:rPr>
+          <w:rFonts w:ascii="Courier New" w:cs="Courier New" w:eastAsia="Courier New" w:hAnsi="Courier New"/>
+          <w:b/>
+          <w:bCs/>
+          <w:color w:val="1B2A4A"/>
+          <w:sz w:val="18"/>
+          <w:szCs w:val="18"/>
+        </w:rPr>
+        <w:t xml:space="preserve">§9.3.h  </w:t>
+      </w:r>
+      <w:r>
+        <w:rPr>
+          <w:rFonts w:ascii="Garamond" w:cs="Garamond" w:eastAsia="Garamond" w:hAnsi="Garamond"/>
+          <w:b/>
+          <w:bCs/>
+          <w:i w:val="false"/>
+          <w:iCs w:val="false"/>
+          <w:color w:val="1B2A4A"/>
+          <w:sz w:val="22"/>
+          <w:szCs w:val="22"/>
+        </w:rPr>
+        <w:t xml:space="preserve">Senate Public Session on Advisory Council Findings</w:t>
+      </w:r>
+    </w:p>
+    <w:p>
+      <w:pPr>
+        <w:spacing w:after="120" w:before="0"/>
+        <w:ind w:left="431"/>
+        <w:jc w:val="both"/>
+      </w:pPr>
+      <w:r>
+        <w:rPr>
+          <w:rFonts w:ascii="Garamond" w:cs="Garamond" w:eastAsia="Garamond" w:hAnsi="Garamond"/>
+          <w:b w:val="false"/>
+          <w:bCs w:val="false"/>
+          <w:i w:val="false"/>
+          <w:iCs w:val="false"/>
+          <w:color w:val="2a2520"/>
+          <w:sz w:val="22"/>
+          <w:szCs w:val="22"/>
+        </w:rPr>
+        <w:t xml:space="preserve">Within 30 days of the Advisory Council's findings being published to the NRS under §9.3.g, the Senate must schedule a mandatory public session. The session must occur within 90 days of publication. Advisory Council members appear before the Senate, present their findings, and respond to questions from Senators. The session is published in full to the NRS. Failure to schedule the session within 30 days is a constitutional compliance breach certified by the LI. The Senate session provides public accountability for the Advisory Council's work — the Senate represents the States that nominated the Council members, completing the accountability chain from nomination through finding to public scrutiny. The Commission's 90-day response period under §9.3.g runs from the date of findings publication and is not affected by the Senate session timing.</w:t>
       </w:r>
     </w:p>
     <w:p>

--- a/constitution-v172.docx
+++ b/constitution-v172.docx
@@ -17156,7 +17156,7 @@
           <w:sz w:val="22"/>
           <w:szCs w:val="22"/>
         </w:rPr>
-        <w:t xml:space="preserve">If a Commission member must be replaced during the review period — through ineligibility, withdrawal, or disqualification — all three Inspectorates draw one replacement at random from the remaining eligible pool members using the same public lottery procedure under §9.3.d. The replacement member holds the same authority and obligations as the member they replace.</w:t>
+        <w:t xml:space="preserve">If an Advisory Council member must be replaced during the review period — through ineligibility, withdrawal, or disqualification — all three Inspectorates draw one replacement at random from the remaining eligible pool members using the same public lottery procedure under §9.3.d. The replacement member holds the same authority and obligations as the member they replace.</w:t>
       </w:r>
     </w:p>
     <w:p>
@@ -19376,7 +19376,7 @@
           <w:sz w:val="22"/>
           <w:szCs w:val="22"/>
         </w:rPr>
-        <w:t xml:space="preserve">The board's sole mandate is to preserve and grow the Endowment fund for BNF backstop purposes. The board may not be directed to any other investment goal by either executive or the Legislature. All board decisions, investment mandates, and performance reports are published to the NRS quarterly. The EI audits the board annually for compliance with the sole-mandate requirement and publishes findings to the NRS. A trustee who acts outside the sole mandate has committed a constitutional breach.</w:t>
+        <w:t xml:space="preserve">The board's sole mandate is to preserve and grow the Endowment fund for social state backstop purposes under §10.1.e. The board may not be directed to any other investment goal by either executive or the Legislature. All board decisions, investment mandates, and performance reports are published to the NRS quarterly. The EI audits the board annually for compliance with the sole-mandate requirement and publishes findings to the NRS. A trustee who acts outside the sole mandate has committed a constitutional breach.</w:t>
       </w:r>
     </w:p>
     <w:p>

--- a/constitution-v172.docx
+++ b/constitution-v172.docx
@@ -17258,7 +17258,7 @@
           <w:sz w:val="22"/>
           <w:szCs w:val="22"/>
         </w:rPr>
-        <w:t xml:space="preserve">Advisory Council findings are published directly and jointly to the NRS by all three Inspectorates upon completion of the decennial review. Findings may include assessments of cryptographic integrity, node distribution adequacy, technical standard compliance, and any architectural features that approach or breach constitutional requirements for either system. The Commission Director, both panel chairs, and both executives receive findings simultaneously with NRS publication. The Senate public session under §9.3.h must be scheduled within 30 days of publication and occur within 90 days. The Commission must publish its response within 90 days of findings publication — accepting, modifying, or declining each recommendation with published reasons. The Advisory Council's mandate ends upon publication; the Council dissolves and the pool resets under §9.3.c.</w:t>
+        <w:t xml:space="preserve">Advisory Council findings are published directly and jointly to the NRS by all three Inspectorates upon completion of the decennial review. Findings may include assessments of cryptographic integrity, node distribution adequacy, technical standard compliance, and any architectural features that approach or breach constitutional requirements for either system. The Commission Director, both panel chairs, and both executives receive findings simultaneously with NRS publication. The Senate public session under §9.3.h must be scheduled within 30 days of publication and occur within 90 days. The Commission must publish its response within 90 days of findings publication — accepting, modifying, or declining each recommendation with published reasons. The Commission's response should ordinarily follow the Senate public session under §9.3.h so that Senate scrutiny may inform the Commission's reasoning; however the 90-day response window runs from findings publication regardless of when the session occurs. The Advisory Council's mandate ends upon publication; the Council dissolves and the pool resets under §9.3.c.</w:t>
       </w:r>
     </w:p>
     <w:p>
@@ -17897,7 +17897,7 @@
           <w:sz w:val="22"/>
           <w:szCs w:val="22"/>
         </w:rPr>
-        <w:t xml:space="preserve">No domestic emergency may reduce, suspend, or diminish access to healthcare insurance, social assistance, or compulsory education. These social state obligations are explicitly excluded from emergency powers; an executive who redirects social insurance or assistance funds during an emergency has committed a constitutional breach reportable by the EI. Where the MA certifies a Severe Revenue Contraction, the National Endowment under §10.6 is automatically activated to backstop both the healthcare insurance system's solvency and social assistance appropriations below the §10.1 dignity standard — no legislative action is required for activation. Disbursements continue until the MA certifies the contraction has ended.</w:t>
+        <w:t xml:space="preserve">No domestic emergency may reduce, suspend, or diminish access to healthcare insurance, social assistance, or compulsory education. These social state obligations are explicitly excluded from emergency powers; an executive who redirects social insurance or assistance funds during an emergency has committed a constitutional breach reportable by the EI. Where the MA certifies a Severe Revenue Contraction, the National Endowment under §10.6 is automatically activated to backstop both the healthcare insurance system's solvency and social assistance appropriations below the §10.1 dignity standard — no legislative action is required for activation. Disbursements continue until the MA certifies the contraction has ended. Where the MA certifies healthcare insurance insolvency under §10.1.a and the Legislature fails to publish a remediation plan within 90 days, the National Endowment board may also authorize emergency disbursement to cover the insolvency gap for up to 6 months regardless of whether a Severe Revenue Contraction has been certified — ensuring the insurance system's obligations are met while the Legislature's constitutional obligation is enforced.</w:t>
       </w:r>
     </w:p>
     <w:p>
@@ -24689,7 +24689,7 @@
           <w:sz w:val="22"/>
           <w:szCs w:val="22"/>
         </w:rPr>
-        <w:t xml:space="preserve">Each executive maintains their own pool of nominees for panel appointments. Either executive may nominate any number of qualified persons to their pool at any time. The JI reviews each nominee and publishes a qualification report to the NRS within 30 days of nomination, assessing whether the nominee meets the qualification requirements established by statute for the relevant panel track — NRS track or Elections track. Pool membership is established by JI qualification certification; no Senate confirmation is required for pool entry. A nominee whose qualifications have not been JI-certified may not be selected for panel appointment. When a panel vacancy arises, each executive selects one JI-certified nominee from their respective pool for that panel's qualification track and transmits the name to the Director. The Director selects one of the two nominees and transmits that selection to the Senate. The Senate confirms the Director's selection within 60 days; failure to vote within 60 days is a constitutional compliance breach certified by the LI. If the Director finds neither nominee acceptable, the Director publishes the reasons to the NRS and requests new nominations; each executive must respond with a new nominee within 30 days.</w:t>
+        <w:t xml:space="preserve">Each executive maintains their own pool of nominees for panel appointments. Either executive may nominate any number of qualified persons to their pool at any time. The JI reviews each nominee and publishes a qualification report to the NRS within 30 days of nomination, assessing whether the nominee meets the qualification requirements established by statute for the relevant panel track — NRS track or Elections track. Pool membership is established by JI qualification certification; no Senate confirmation is required for pool entry. A nominee whose qualifications have not been JI-certified may not be selected for panel appointment. When a panel vacancy arises, each executive selects one JI-certified nominee from their respective pool for that panel's qualification track and transmits the name to the Director. The Director selects one of the two nominees and transmits that selection to the Senate. The Senate confirms the Director's selection within 60 days; failure to vote within 60 days is a constitutional compliance breach certified by the LI. If the Director finds neither nominee acceptable, the Director publishes the reasons to the NRS and requests new nominations from both executives; each executive must respond with a new nominee within 30 days. If the Director finds one nominee acceptable but has published reasons to the NRS that the other nominee raises an independence or qualification concern, the Director may request a replacement from that specific executive only; that executive must respond with a new nominee within 30 days. The Director may not request replacements indefinitely — after two replacement requests from the same executive for the same vacancy, the Director must select from the nominees then available.</w:t>
       </w:r>
     </w:p>
     <w:p>

--- a/constitution-v172.docx
+++ b/constitution-v172.docx
@@ -8987,7 +8987,7 @@
           <w:sz w:val="22"/>
           <w:szCs w:val="22"/>
         </w:rPr>
-        <w:t xml:space="preserve">Removal requires a for-cause finding. The EI must publish a factual finding before any removal vote. Removal is by 2/3 of both chambers simultaneously. Neither executive may remove a statutory independent officer unilaterally.</w:t>
+        <w:t xml:space="preserve">Removal requires a for-cause finding. The JI must publish a factual finding before any removal vote. The EI may certify the breach that triggers the proceeding, but the JI — which has no oversight relationship with the officer being removed — makes the independent factual finding for the removal proceeding itself. Removal is by 2/3 of both chambers simultaneously. Neither executive may remove a statutory independent officer unilaterally.</w:t>
       </w:r>
     </w:p>
     <w:p>
@@ -14885,7 +14885,7 @@
           <w:sz w:val="22"/>
           <w:szCs w:val="22"/>
         </w:rPr>
-        <w:t xml:space="preserve">For-cause removal of an Inspector General requires a 2/3 vote of both chambers simultaneously, preceded by a substantiated finding from a State Designee Panel under §8.9.f. Duty suspension triggers upon publication of a substantiated Panel finding, pending the legislative vote and any SC review.</w:t>
+        <w:t xml:space="preserve">For-cause removal of an Inspector General requires a 2/3 vote of both chambers simultaneously, preceded by a substantiated finding from a State Designee Panel under §8.9.f. Duty suspension triggers upon publication of a substantiated Panel finding, pending the legislative vote and any SC review. The Inspector General has a 14-day SC appeal window from publication of the Panel finding before the legislative vote proceeds.</w:t>
       </w:r>
     </w:p>
     <w:p>
@@ -18152,7 +18152,7 @@
           <w:sz w:val="22"/>
           <w:szCs w:val="22"/>
         </w:rPr>
-        <w:t xml:space="preserve">The Legislature must by statute establish a public campaign financing system within 24 months of the first Legislature convening under §19.3.d. If it fails to do so, the failure is a constitutional compliance breach — the LI certifies the breach, the EI reports it, and citizens may petition for a citizen legislative initiative under §11.2.a to impose a public financing framework by direct mandate.</w:t>
+        <w:t xml:space="preserve">The Legislature must by statute establish a public campaign financing system within 24 months of the first Legislature convening under §19.3.d. If it fails to do so, the failure is a constitutional compliance breach certified by the LI, and citizens may petition for a citizen legislative initiative under §11.2.a to impose a public financing framework by direct mandate.</w:t>
       </w:r>
     </w:p>
     <w:p>
@@ -18356,7 +18356,7 @@
           <w:sz w:val="22"/>
           <w:szCs w:val="22"/>
         </w:rPr>
-        <w:t xml:space="preserve">The MA is governed by an elected Director and a board of five appointed members. The Director is elected by national RCV on National Election Day to a single non-renewable 8-year term, staggered from the board member appointment cycle. Board members are appointed by the PM and confirmed by the Senate to staggered 6-year non-renewable terms. No more than two board members may be appointed by the same PM. Board vacancies must be filled within 90 days of opening; if the PM fails to nominate within 60 days, the JI publishes a notice of constitutional non-compliance.</w:t>
+        <w:t xml:space="preserve">The MA is governed by an elected Director and a board of five appointed members. The Director is elected by national RCV on National Election Day to a single non-renewable 8-year term, staggered from the board member appointment cycle. Board members are appointed by the PM and confirmed by the Senate to staggered 6-year non-renewable terms. No more than two board members may be appointed by the same PM. Board vacancies must be filled within 90 days of opening; if the PM fails to nominate within 60 days, the JI publishes a notice of constitutional non-compliance. No deemed confirmation applies to MA board member appointments — the Senate must hold an affirmative vote.</w:t>
       </w:r>
     </w:p>
     <w:p>
@@ -18714,6 +18714,57 @@
           <w:szCs w:val="22"/>
         </w:rPr>
         <w:t xml:space="preserve">The MA Director chairs the board and holds veto authority over board decisions. The board of five members decides by majority vote; the Director does not hold a board vote. The Director may veto any board decision by publishing written grounds to the NRS within the period the Legislature defines by statute; a veto without published grounds is constitutionally void. The board may override a Director veto by 4-of-5 supermajority; the override and its grounds are published to the NRS. Where a board decision takes effect following a 4-of-5 override and the Director believes it violates the §10.4.b primary mandate hierarchy, the Director may refer the question to the Executive Inspectorate. If the EI advises that a potential mandate hierarchy violation exists, the Director may petition the Supreme Court for a mandate determination. The veto period must be no fewer than 7 days; the board override period no fewer than 14 days; the EI advisory period no fewer than 30 days; the SC petition period no fewer than 60 days. The Legislature may extend but not shorten these floors by statute.</w:t>
+      </w:r>
+    </w:p>
+    <w:p>
+      <w:pPr>
+        <w:spacing w:after="60" w:before="200"/>
+        <w:ind w:left="431"/>
+        <w:jc w:val="left"/>
+      </w:pPr>
+      <w:r>
+        <w:rPr>
+          <w:rFonts w:ascii="Courier New" w:cs="Courier New" w:eastAsia="Courier New" w:hAnsi="Courier New"/>
+          <w:b/>
+          <w:bCs/>
+          <w:color w:val="1B2A4A"/>
+          <w:sz w:val="18"/>
+          <w:szCs w:val="18"/>
+        </w:rPr>
+        <w:t xml:space="preserve">§10.4.g  </w:t>
+      </w:r>
+      <w:r>
+        <w:rPr>
+          <w:rFonts w:ascii="Garamond" w:cs="Garamond" w:eastAsia="Garamond" w:hAnsi="Garamond"/>
+          <w:b/>
+          <w:bCs/>
+          <w:i w:val="false"/>
+          <w:iCs w:val="false"/>
+          <w:color w:val="1B2A4A"/>
+          <w:sz w:val="22"/>
+          <w:szCs w:val="22"/>
+        </w:rPr>
+        <w:t xml:space="preserve">MA Director Removal</w:t>
+      </w:r>
+    </w:p>
+    <w:p>
+      <w:pPr>
+        <w:spacing w:after="120" w:before="0"/>
+        <w:ind w:left="431"/>
+        <w:jc w:val="both"/>
+      </w:pPr>
+      <w:r>
+        <w:rPr>
+          <w:rFonts w:ascii="Garamond" w:cs="Garamond" w:eastAsia="Garamond" w:hAnsi="Garamond"/>
+          <w:b w:val="false"/>
+          <w:bCs w:val="false"/>
+          <w:i w:val="false"/>
+          <w:iCs w:val="false"/>
+          <w:color w:val="2a2520"/>
+          <w:sz w:val="22"/>
+          <w:szCs w:val="22"/>
+        </w:rPr>
+        <w:t xml:space="preserve">The MA Director may be removed for cause only. For-cause removal requires: a JI-documented finding transmitted to a State Designee Panel under §8.9.f; a Panel determination that stated grounds are substantiated; a 14-day SC appeal window from publication of the Panel finding; and a 2/3 vote of both chambers simultaneously. The Director is suspended from duties upon publication of a substantiated Panel finding, pending the legislative vote and any SC review. Any removal vote scheduled within 180 days of a major national election is automatically suspended pending SC review within 48 hours. Neither executive may remove the MA Director unilaterally.</w:t>
       </w:r>
     </w:p>
     <w:p>
@@ -24689,7 +24740,7 @@
           <w:sz w:val="22"/>
           <w:szCs w:val="22"/>
         </w:rPr>
-        <w:t xml:space="preserve">Each executive maintains their own pool of nominees for panel appointments. Either executive may nominate any number of qualified persons to their pool at any time. The JI reviews each nominee and publishes a qualification report to the NRS within 30 days of nomination, assessing whether the nominee meets the qualification requirements established by statute for the relevant panel track — NRS track or Elections track. Pool membership is established by JI qualification certification; no Senate confirmation is required for pool entry. A nominee whose qualifications have not been JI-certified may not be selected for panel appointment. When a panel vacancy arises, each executive selects one JI-certified nominee from their respective pool for that panel's qualification track and transmits the name to the Director. The Director selects one of the two nominees and transmits that selection to the Senate. The Senate confirms the Director's selection within 60 days; failure to vote within 60 days is a constitutional compliance breach certified by the LI. If the Director finds neither nominee acceptable, the Director publishes the reasons to the NRS and requests new nominations from both executives; each executive must respond with a new nominee within 30 days. If the Director finds one nominee acceptable but has published reasons to the NRS that the other nominee raises an independence or qualification concern, the Director may request a replacement from that specific executive only; that executive must respond with a new nominee within 30 days. The Director may not request replacements indefinitely — after two replacement requests from the same executive for the same vacancy, the Director must select from the nominees then available.</w:t>
+        <w:t xml:space="preserve">Each executive maintains their own pool of nominees for panel appointments. Either executive may nominate any number of qualified persons to their pool at any time. The JI reviews each nominee and publishes a qualification report to the NRS within 30 days of nomination, assessing whether the nominee meets the qualification requirements established by statute for the relevant panel track — NRS track or Elections track. Pool membership is established by JI qualification certification; no Senate confirmation is required for pool entry. A nominee whose qualifications have not been JI-certified may not be selected for panel appointment. When a panel vacancy arises, each executive selects one JI-certified nominee from their respective pool for that panel's qualification track and transmits the name to the Director. The Director selects one of the two nominees and transmits that selection to the Senate. The Senate confirms the Director's selection within 60 days; failure to vote within 60 days is a constitutional compliance breach certified by the LI. If the Director finds neither nominee acceptable, the Director publishes the reasons to the NRS and requests new nominations from both executives; each executive must respond with a new nominee within 30 days. If the Director finds one nominee acceptable but has published reasons to the NRS that the other nominee raises an independence or qualification concern, the Director may request a replacement from that specific executive only; that executive must respond with a new nominee within 30 days. The Director may not request replacements indefinitely — after two replacement requests from the same executive for the same vacancy, the Director must select from the nominees then available. DIC panel vacancies must be filled within 90 days of opening; if either executive fails to transmit a nominee within 60 days of the vacancy, the LI publishes a notice of constitutional non-compliance to the NRS. No deemed confirmation applies to DIC panel appointments — the Senate must hold an affirmative vote.</w:t>
       </w:r>
     </w:p>
     <w:p>

--- a/constitution-v172.docx
+++ b/constitution-v172.docx
@@ -24842,7 +24842,7 @@
           <w:sz w:val="22"/>
           <w:szCs w:val="22"/>
         </w:rPr>
-        <w:t xml:space="preserve">The NRS Panel has sole operational authority over the content, timing, and availability of records published to the National Record System. The Director and Elections Panel may not issue instructions to the NRS Panel regarding any specific record. The Elections Panel has sole operational authority over the conduct of elections, the administration of the National Voting System, and the certification of all electoral results. The Director and NRS Panel may not issue instructions to the Elections Panel regarding election conduct or result certification. These independence protections are absolute and may not be modified by Commission policy or Director directive.</w:t>
+        <w:t xml:space="preserve">The NRS Panel has sole operational authority over the technical infrastructure, security, cryptographic standards, and system availability of the National Record System. What is published to the NRS is constitutionally determined — the NRS Panel may not withhold, delay, or restrict any record that is constitutionally required to be published. The Director and Elections Panel may not issue instructions to the NRS Panel regarding the technical operation of the system. The Elections Panel has sole operational authority over the conduct of elections, the administration of the National Voting System, and the certification of all electoral results. The Director and NRS Panel may not issue instructions to the Elections Panel regarding election conduct or result certification. These independence protections are absolute and may not be modified by Commission policy or Director directive.</w:t>
       </w:r>
     </w:p>
     <w:p>

--- a/constitution-v172.docx
+++ b/constitution-v172.docx
@@ -16901,7 +16901,7 @@
           <w:sz w:val="22"/>
           <w:szCs w:val="22"/>
         </w:rPr>
-        <w:t xml:space="preserve">The National Record System and the National Voting System are reviewed decennially by the Digital Infrastructure Advisory Council — an independent expert body that publishes advisory findings and recommendations to the Digital Infrastructure Commission. The Advisory Council has no authority to issue binding orders or direct the Commission. Its value is the independence of its assessment from the Commission it advises. Findings are published jointly by all three Inspectorates to the NRS and transmitted to the Commission Director and both panel chairs simultaneously.</w:t>
+        <w:t xml:space="preserve">The National Record System and the National Voting System are reviewed decennially by the Digital Infrastructure Advisory Council — an independent expert body that publishes advisory findings and recommendations to the Digital Infrastructure Commission. The Advisory Council has no authority to issue binding orders or direct the Commission. Findings are published jointly by all three Inspectorates to the NRS and transmitted to the Commission Director and both panel chairs simultaneously.</w:t>
       </w:r>
     </w:p>
     <w:p>
@@ -17105,7 +17105,7 @@
           <w:sz w:val="22"/>
           <w:szCs w:val="22"/>
         </w:rPr>
-        <w:t xml:space="preserve">When the decennial review is triggered, all three Inspectorates jointly constitute the Commission by public lottery, drawing five members at random from the eligible pool. The draw is conducted in a public session; all three Inspectorates certify the result and publish it to the NRS before the session closes. The remaining pool members constitute the standing replacement pool for the duration of the Commission's working period.</w:t>
+        <w:t xml:space="preserve">When the decennial review is triggered, all three Inspectorates jointly constitute the Council by public lottery, drawing five members at random from the eligible pool. The draw is conducted in a public session; all three Inspectorates certify the result and publish it to the NRS before the session closes. The remaining pool members constitute the standing replacement pool for the duration of the Council's working period.</w:t>
       </w:r>
     </w:p>
     <w:p>
@@ -17207,7 +17207,7 @@
           <w:sz w:val="22"/>
           <w:szCs w:val="22"/>
         </w:rPr>
-        <w:t xml:space="preserve">All three Inspectorates certify the draw under §9.3.d, oversee the Commission's working sessions to verify that the Commission has the access to records, systems, and personnel required by its statutory mandate, and review the Commission's findings before publication to confirm the findings reflect the Commission's genuine conclusions and have not been suppressed or modified. All three Inspectorate seals appear on findings published to the NRS. The Commission Director and both panel chairs receive a copy of published findings simultaneously with NRS publication.</w:t>
+        <w:t xml:space="preserve">All three Inspectorates certify the draw under §9.3.d, oversee the Council's working sessions to verify that the Council has the access to records, systems, and personnel required by its statutory mandate, and review the Council's findings before publication to confirm the findings reflect the Council's genuine conclusions and have not been suppressed or modified. All three Inspectorate seals appear on findings published to the NRS. The Commission Director and both panel chairs receive a copy of published findings simultaneously with NRS publication.</w:t>
       </w:r>
     </w:p>
     <w:p>
@@ -17309,7 +17309,7 @@
           <w:sz w:val="22"/>
           <w:szCs w:val="22"/>
         </w:rPr>
-        <w:t xml:space="preserve">Within 30 days of the Advisory Council's findings being published to the NRS under §9.3.g, the Senate must schedule a mandatory public session. The session must occur within 90 days of publication. Advisory Council members appear before the Senate, present their findings, and respond to questions from Senators. The session is published in full to the NRS. Failure to schedule the session within 30 days is a constitutional compliance breach certified by the LI. The Senate session provides public accountability for the Advisory Council's work — the Senate represents the States that nominated the Council members, completing the accountability chain from nomination through finding to public scrutiny. The Commission's 90-day response period under §9.3.g runs from the date of findings publication and is not affected by the Senate session timing.</w:t>
+        <w:t xml:space="preserve">Within 30 days of the Advisory Council's findings being published to the NRS under §9.3.g, the Senate must schedule a mandatory public session. The session must occur within 90 days of publication. Advisory Council members appear before the Senate, present their findings, and respond to questions from Senators. The session is published in full to the NRS. Failure to schedule the session within 30 days is a constitutional compliance breach certified by the LI. The Commission's 90-day response period under §9.3.g runs from the date of findings publication and is not affected by the Senate session timing.</w:t>
       </w:r>
     </w:p>
     <w:p>
@@ -17897,7 +17897,7 @@
           <w:sz w:val="22"/>
           <w:szCs w:val="22"/>
         </w:rPr>
-        <w:t xml:space="preserve">No domestic emergency may reduce, suspend, or diminish access to healthcare insurance, social assistance, or compulsory education. These social state obligations are explicitly excluded from emergency powers; an executive who redirects social insurance or assistance funds during an emergency has committed a constitutional breach reportable by the EI. Where the MA certifies a Severe Revenue Contraction, the National Endowment under §10.6 is automatically activated to backstop both the healthcare insurance system's solvency and social assistance appropriations below the §10.1 dignity standard — no legislative action is required for activation. Disbursements continue until the MA certifies the contraction has ended. Where the MA certifies healthcare insurance insolvency under §10.1.a and the Legislature fails to publish a remediation plan within 90 days, the National Endowment board may also authorize emergency disbursement to cover the insolvency gap for up to 6 months regardless of whether a Severe Revenue Contraction has been certified — ensuring the insurance system's obligations are met while the Legislature's constitutional obligation is enforced.</w:t>
+        <w:t xml:space="preserve">No domestic emergency may reduce, suspend, or diminish access to healthcare insurance, social assistance, or compulsory education. These social state obligations are explicitly excluded from emergency powers; an executive who redirects social insurance or assistance funds during an emergency has committed a constitutional breach certified by the EI. Where the MA certifies a Severe Revenue Contraction, the National Endowment under §10.6 is automatically activated to backstop both the healthcare insurance system's solvency and social assistance appropriations below the §10.1 dignity standard — no legislative action is required for activation. Disbursements continue until the MA certifies the contraction has ended. Where the MA certifies healthcare insurance insolvency under §10.1.a and the Legislature fails to publish a remediation plan within 90 days, the National Endowment board may also authorize emergency disbursement to cover the insolvency gap for up to 6 months regardless of whether a Severe Revenue Contraction has been certified.</w:t>
       </w:r>
     </w:p>
     <w:p>
@@ -18101,7 +18101,7 @@
           <w:sz w:val="22"/>
           <w:szCs w:val="22"/>
         </w:rPr>
-        <w:t xml:space="preserve">The National Endowment reserve fund for social state backstop purposes under §10.1.e is established and governed under §10.6. The Legislature must fund it by appropriation in years of fiscal surplus. Failure to establish or adequately fund the Endowment within the constitutionally required period is a compliance breach reportable by the LI.</w:t>
+        <w:t xml:space="preserve">The National Endowment reserve fund for social state backstop purposes under §10.1.e is established and governed under §10.6. The Legislature must fund it by appropriation in years of fiscal surplus. Failure to establish or adequately fund the Endowment within the constitutionally required period is a compliance breach certified by the LI.</w:t>
       </w:r>
     </w:p>
     <w:p>
@@ -24587,7 +24587,7 @@
           <w:sz w:val="22"/>
           <w:szCs w:val="22"/>
         </w:rPr>
-        <w:t xml:space="preserve">The Digital Infrastructure Commission is a constitutionally independent body responsible for the operation of the National Record System and the National Voting System. It is governed by an elected Director and two panels of three administrators each — the NRS Panel and the Elections Panel. The Commission is independent of both executives and the Legislature in the exercise of its administrative and certification functions. References in this Constitution to the "Electoral Commission" and to "the EC" refer to the Elections Panel of the Digital Infrastructure Commission unless the context requires otherwise.</w:t>
+        <w:t xml:space="preserve">The Digital Infrastructure Commission is a constitutionally independent body responsible for the operation of the National Record System and the National Voting System. It is governed by an elected Director and two panels of three administrators each — the NRS Panel and the Elections Panel. The Commission is independent of both executives and the Legislature in the exercise of its administrative and certification functions. References in this Constitution to the "Electoral Commission" and to "the EC" refer to the Elections Panel of the Digital Infrastructure Commission .</w:t>
       </w:r>
     </w:p>
     <w:p>
@@ -24740,7 +24740,7 @@
           <w:sz w:val="22"/>
           <w:szCs w:val="22"/>
         </w:rPr>
-        <w:t xml:space="preserve">Each executive maintains their own pool of nominees for panel appointments. Either executive may nominate any number of qualified persons to their pool at any time. The JI reviews each nominee and publishes a qualification report to the NRS within 30 days of nomination, assessing whether the nominee meets the qualification requirements established by statute for the relevant panel track — NRS track or Elections track. Pool membership is established by JI qualification certification; no Senate confirmation is required for pool entry. A nominee whose qualifications have not been JI-certified may not be selected for panel appointment. When a panel vacancy arises, each executive selects one JI-certified nominee from their respective pool for that panel's qualification track and transmits the name to the Director. The Director selects one of the two nominees and transmits that selection to the Senate. The Senate confirms the Director's selection within 60 days; failure to vote within 60 days is a constitutional compliance breach certified by the LI. If the Director finds neither nominee acceptable, the Director publishes the reasons to the NRS and requests new nominations from both executives; each executive must respond with a new nominee within 30 days. If the Director finds one nominee acceptable but has published reasons to the NRS that the other nominee raises an independence or qualification concern, the Director may request a replacement from that specific executive only; that executive must respond with a new nominee within 30 days. The Director may not request replacements indefinitely — after two replacement requests from the same executive for the same vacancy, the Director must select from the nominees then available. DIC panel vacancies must be filled within 90 days of opening; if either executive fails to transmit a nominee within 60 days of the vacancy, the LI publishes a notice of constitutional non-compliance to the NRS. No deemed confirmation applies to DIC panel appointments — the Senate must hold an affirmative vote.</w:t>
+        <w:t xml:space="preserve">Each executive maintains their own pool of nominees for panel appointments. Either executive may nominate any number of qualified persons to their pool at any time. The JI reviews each nominee and publishes a qualification report to the NRS within 30 days of nomination, assessing whether the nominee meets the qualification requirements established by statute for the relevant panel track — NRS track or Elections track. Pool membership is established by JI qualification certification; no Senate confirmation is required for pool entry. When a panel vacancy arises, each executive selects one JI-certified nominee from their respective pool for that panel's qualification track and transmits the name to the Director. The Director selects one of the two nominees and transmits that selection to the Senate. The Senate confirms the Director's selection within 60 days; failure to vote within 60 days is a constitutional compliance breach certified by the LI. If the Director finds neither nominee acceptable, the Director publishes the reasons to the NRS and requests new nominations from both executives; each executive must respond with a new nominee within 30 days. If the Director finds one nominee acceptable but has published reasons to the NRS that the other nominee raises an independence or qualification concern, the Director may request a replacement from that specific executive only; that executive must respond with a new nominee within 30 days. The Director may not request replacements indefinitely — after two replacement requests from the same executive for the same vacancy, the Director must select from the nominees then available. DIC panel vacancies must be filled within 90 days of opening; if either executive fails to transmit a nominee within 60 days of the vacancy, the LI publishes a notice of constitutional non-compliance to the NRS. No deemed confirmation applies to DIC panel appointments — the Senate must hold an affirmative vote.</w:t>
       </w:r>
     </w:p>
     <w:p>
@@ -24944,7 +24944,7 @@
           <w:sz w:val="22"/>
           <w:szCs w:val="22"/>
         </w:rPr>
-        <w:t xml:space="preserve">The Director and panel administrators may be removed for cause only. For-cause removal requires: a JI-documented finding transmitted to a State Designee Panel under §8.9.f; a Panel determination that stated grounds are substantiated; a 14-day SC appeal window from publication of the Panel finding; and a 2/3 vote of both chambers simultaneously. A Director or administrator subject to active removal proceedings is suspended from duties pending the legislative vote. Any removal vote scheduled within 180 days of a major national election is automatically suspended pending SC review within 48 hours.</w:t>
+        <w:t xml:space="preserve">The Director and panel administrators may be removed for cause only. For-cause removal requires: a JI-documented finding transmitted to a State Designee Panel under §8.9.f; a Panel determination that stated grounds are substantiated; a 14-day SC appeal window from publication of the Panel finding; and a 2/3 vote of both chambers simultaneously. A Director or administrator is suspended from duties upon publication of a substantiated Panel finding, pending the legislative vote and any SC review. Any removal vote scheduled within 180 days of a major national election is automatically suspended pending SC review within 48 hours.</w:t>
       </w:r>
     </w:p>
     <w:p>
@@ -25046,7 +25046,7 @@
           <w:sz w:val="22"/>
           <w:szCs w:val="22"/>
         </w:rPr>
-        <w:t xml:space="preserve">Where a panel administrator seat becomes vacant mid-term, the vacancy process under §16.1.c runs immediately. The replacement serves the remainder of the vacated term only and may not subsequently be nominated to the pool for the same panel track. Where the Director seat becomes vacant, the six panel administrators jointly designate one as Acting Director by majority vote within 7 days; a special Director election must be held within 120 days. The Acting Director holds full Director authority except the deciding-vote power under §16.1.d.</w:t>
+        <w:t xml:space="preserve">Where a panel administrator seat becomes vacant mid-term, the vacancy process under §16.1.c runs immediately. The replacement serves the remainder of the vacated term only and may not subsequently be nominated to the pool for the same panel track. Where the Director seat becomes vacant, the six panel administrators jointly designate one as Acting Director by majority vote within 7 days; a special Director election must be held within 120 days. The Acting Director holds full Director authority except on full Commission decisions — they may not cast the deciding vote under §16.1.d on Commission-wide matters during the special election campaign period. Panel operational deadlocks may still be resolved by the Acting Director's deciding vote regardless of the election period, as panel decisions are operational rather than institutional in nature.</w:t>
       </w:r>
     </w:p>
     <w:p>

--- a/constitution-v172.docx
+++ b/constitution-v172.docx
@@ -977,7 +977,7 @@
           <w:sz w:val="22"/>
           <w:szCs w:val="22"/>
         </w:rPr>
-        <w:t xml:space="preserve">Cryptographic keys are private property. No court or agency may compel their disclosure.</w:t>
+        <w:t xml:space="preserve">Cryptographic keys are private property. No court or agency may compel their disclosure without a specific judicial warrant meeting the standards of §1.11.a — identifying the particular key sought and the purpose for which it is sought, issued by a judicial officer on an individualized finding of necessity.</w:t>
       </w:r>
     </w:p>
     <w:p>
@@ -3476,7 +3476,7 @@
           <w:sz w:val="22"/>
           <w:szCs w:val="22"/>
         </w:rPr>
-        <w:t xml:space="preserve">Medical decisions belong to the patient and their licensed provider. The State's legitimate role is safety and standards: licensing, scope of practice, and quality regulation. State governments may regulate which services licensed professionals offer within their jurisdiction. No State may impose civil or criminal liability on a person for receiving lawful medical care outside that State's jurisdiction, on a person who assists another in travelling to receive such care, on a provider within the State who refers a patient to out-of-state care or provides information about it, or on an out-of-state provider who performs care lawful where it is performed.</w:t>
+        <w:t xml:space="preserve">Medical decisions belong to the patient and their licensed provider. Government's legitimate role is professional licensing, scope of practice, and safety standards — not directing the content of medical decisions or penalizing their exercise. No government may impose civil or criminal liability on any person solely for receiving medical care that was lawful where it was received, or for assisting another in accessing such care, or for providing accurate information about it.</w:t>
       </w:r>
     </w:p>
     <w:p>
@@ -5747,7 +5747,7 @@
           <w:sz w:val="22"/>
           <w:szCs w:val="22"/>
         </w:rPr>
-        <w:t xml:space="preserve">Temporary Acting Presidential Authority activates through one of two mechanisms. (a) Voluntary transfer: the President publishes a declaration of temporary transfer to the NRS specifying the reason and expected duration; Acting Presidential Authority activates at the moment of NRS publication. (b) Involuntary certification: where the President is suddenly incapacitated and cannot make a voluntary declaration, the Executive Inspectorate and Legislative Inspectorate jointly assess the President's capacity to perform presidential functions. If both Inspectorates reach the same conclusion, they publish a joint assessment to the NRS within 6 hours. The Prime Minister must affirm or formally decline the joint assessment within 3 hours of its NRS publication. If the PM affirms, the Senate Speaker activates Acting Presidential Authority immediately upon NRS publication of the PM's affirmation. If the PM formally declines or fails to respond within 3 hours, either Inspectorate may refer the matter to the most senior available Supreme Court justice. If the justice agrees with the joint Inspectorate assessment, the Senate Speaker acts as Acting President on a provisional basis until an emergency Supreme Court panel delivers a definitive ruling, or the President resumes presidential duties, whichever occurs first. If the justice does not agree, no provisional activation occurs; the matter proceeds to the court panel with the President remaining in office. If the EI and LI reach different conclusions in their assessments, no certification is possible and there is no further recourse under this provision; the President remains in office. A PM who formally declines a joint Inspectorate incapacity assessment without stating constitutional grounds is in constitutional compliance failure; the EI publishes a finding of that failure to the NRS. During any period of Temporary Acting Presidential Authority: (1) the Senate Speaker exercises all constitutional powers of the presidential office, including Tier 1 through Tier 3 military authority, treaty functions, and intelligence oversight; (2) the Senate Speaker retains their Senate seat, which is not vacated; (3) the Deputy Speaker assumes the Senate's presiding functions and the Speaker's position in the presidential succession line for the duration; (4) no special presidential election is triggered; (5) the acting period does not constitute a succession event under §2.6.a and does not expend or initiate any presidential term. Temporary Acting Presidential Authority ends upon: (i) the President publishing a restoration declaration to the NRS, at which point the President immediately resumes full authority; or (ii) the EI and LI jointly certifying and publishing to the NRS that the incapacity has ended, with PM affirmation within 3 hours, at which point the President immediately resumes full authority. Where Temporary Acting Presidential Authority extends beyond 90 consecutive days without restoration, the EI and LI must jointly assess whether the incapacity has become permanent and publish their assessment to the NRS within 7 days of the 90-day mark, with PM affirmation required within 3 hours. The PM refusal mechanism applies identically to this reassessment. If permanent incapacity is certified, §2.6.a succession activates immediately — Acting Presidential Authority converts to full succession, the Speaker's Senate seat is vacated, and the Deputy Speaker assumes the Speaker role permanently. If continued temporary incapacity is certified, Acting Presidential Authority continues and the assessment repeats every 30 days until restoration or permanent certification.</w:t>
+        <w:t xml:space="preserve">Where the President is incapacitated and unable to exercise presidential authority, the EI and LI jointly assess capacity within 6 hours. If both Inspectorates certify incapacity, they publish a joint assessment to the NRS and Acting Presidential Authority transfers immediately to the Senate Speaker. The Speaker holds all presidential powers during the acting period; the Speaker's Senate seat is not vacated; no special presidential election is triggered; and the acting period does not constitute a succession event under §2.6.a or expend any presidential term. Acting Presidential Authority ends when the President publishes a restoration declaration to the NRS, or when the EI and LI jointly certify recovery and publish it to the NRS — in either case the President immediately resumes full authority. Where the EI and LI reach different conclusions, the President remains in office; either Inspectorate may petition the SC for a capacity determination, which must rule within 24 hours; the President remains in office pending that ruling. Where Acting Presidential Authority extends beyond 90 days without restoration, the Inspectorates must within 7 days reassess and publish findings; on joint certification of permanent incapacity, §2.6.a succession activates immediately — Acting Presidential Authority converts to full succession, the Speaker's Senate seat is vacated, and the Deputy Speaker assumes the Speaker role.</w:t>
       </w:r>
     </w:p>
     <w:p>
@@ -5900,7 +5900,7 @@
           <w:sz w:val="22"/>
           <w:szCs w:val="22"/>
         </w:rPr>
-        <w:t xml:space="preserve">Where the Caretaker PM period extends beyond 90 days without a seated House — accounting for a 60-day election period and a 30-day seating grace period — the Senate automatically assumes joint emergency legislative authority by simple majority for three functions only: election administration, Basic Needs funding continuity, and active national security obligations. All Senate emergency actions under this provision require co-signature of the Caretaker PM and are published to the NRS. This authority expires automatically the moment a new House is seated.</w:t>
+        <w:t xml:space="preserve">Where the Caretaker PM period extends beyond 90 days without a seated House — accounting for a 60-day election period and a 30-day seating grace period — the Senate automatically assumes joint emergency legislative authority by simple majority for three functions only: election administration, social state funding continuity under §10.1, and active national security obligations. All Senate emergency actions under this provision require co-signature of the Caretaker PM and are published to the NRS. This authority expires automatically the moment a new House is seated.</w:t>
       </w:r>
     </w:p>
     <w:p>
@@ -6155,7 +6155,7 @@
           <w:sz w:val="22"/>
           <w:szCs w:val="22"/>
         </w:rPr>
-        <w:t xml:space="preserve">Every clemency grant — whether by the President under §2.1.g or by the PM under §2.2.f — is subject to cross-chamber legislative review. The Senate reviews PM clemency grants. The House reviews Presidential clemency grants. Within 7 days of any grant, the granting executive files a written explanatory report with the Executive Inspectorate stating: the identity of the recipient, the nature of the offense pardoned, the grounds for the grant, and any relevant circumstances the executive considered. The EI reviews the report for factual accuracy and completeness within 14 days and publishes its findings to the NRS. The reviewing chamber then has 45 days from the date of EI publication to vote to disapprove the grant by simple majority of those present and voting. If no disapproval vote is held within the 45-day period, the grant is deemed approved and takes full effect. If the reviewing chamber votes to disapprove, the grant is void and the original sentence or legal status is reinstated. Where a grant is voided by disapproval, the executive may not resubmit clemency for the same recipient for one year from the date of the disapproval vote. The EI pre-grant factual background report required under §2.1.g and §2.2.f is distinct from the executive's post-grant explanatory report required by this provision — both are published to the NRS and together form the complete clemency record for any grant. The reviewing chamber's 45-day period begins from the date of EI publication. Neither executive may grant clemency for offenses committed within the other executive's domain; any such grant is void without requiring a disapproval vote.</w:t>
+        <w:t xml:space="preserve">Every clemency grant — whether by the President under §2.1.g or by the PM under §2.2.f — is subject to cross-chamber transparency review. Within 7 days of any grant, the granting executive files a written explanatory report with the EI stating: the identity of the recipient, the nature of the offense pardoned, the grounds for the grant, and any circumstances considered. The EI reviews the report for factual accuracy and completeness within 14 days and publishes its findings to the NRS. The reviewing chamber (Senate for PM clemency; House for Presidential clemency) receives the EI report and may, within 45 days, hold a public hearing on the grant and publish formal observations to the NRS. The reviewing chamber may not void or reverse a clemency grant — clemency is the exclusive act of the granting executive, accountable through transparency and permanent NRS record rather than legislative veto. Neither executive may grant clemency for offenses committed within the other executive's domain; any such grant is void.</w:t>
       </w:r>
     </w:p>
     <w:p>
@@ -7049,7 +7049,7 @@
           <w:sz w:val="22"/>
           <w:szCs w:val="22"/>
         </w:rPr>
-        <w:t xml:space="preserve">The Senate confirms all judicial appointments by a supermajority defined by statute (not less than 55%, not more than 67% of full Senate membership). Failure to vote within the confirmation period triggers Deemed Confirmation. The supermajority requirement ensures judicial appointments require cross-party support.</w:t>
+        <w:t xml:space="preserve">The Senate confirms all inferior court judicial appointments by a supermajority defined by statute (not less than 55%, not more than 67% of full Senate membership). Failure to vote within the confirmation period triggers Deemed Confirmation at 180 days. Supreme Court justice confirmation is governed exclusively by §4.2.d, which sets an independent 2/3 threshold, no deemed confirmation, and its own time ceilings.</w:t>
       </w:r>
     </w:p>
     <w:p>
@@ -7304,7 +7304,7 @@
           <w:sz w:val="22"/>
           <w:szCs w:val="22"/>
         </w:rPr>
-        <w:t xml:space="preserve">The Senate administers the Presidential election in the absence of a functioning Electoral Commission — as certified by the JI following a finding that the EC cannot administer a constitutionally valid election — presides over contested electoral proceedings, and certifies Presidential election results. A direct role in executive accountability that does not depend on the House.</w:t>
+        <w:t xml:space="preserve">The Senate administers the Presidential election in the absence of a functioning Elections Panel of the Digital Infrastructure Commission — as certified by the JI following a finding that the Elections Panel cannot administer a constitutionally valid election — presides over contested electoral proceedings, and certifies Presidential election results. A direct role in executive accountability that does not depend on the House.</w:t>
       </w:r>
     </w:p>
     <w:p>
@@ -9575,7 +9575,7 @@
           <w:sz w:val="22"/>
           <w:szCs w:val="22"/>
         </w:rPr>
-        <w:t xml:space="preserve">Supreme Court justices are elected by national ranked-choice vote from an open pool of registered candidates. No political branch nominates, appoints, or confirms SC justices. Three justices are elected every four years under a staggered class system; each serves a single non-renewable 12-year term.</w:t>
+        <w:t xml:space="preserve">Supreme Court justices are nominated by the PM from the SC Candidate Registry and confirmed by the Senate by 2/3 supermajority of full seated membership. Three justices are confirmed every four years under a staggered class system; each serves a single non-renewable 12-year term.</w:t>
       </w:r>
     </w:p>
     <w:p>
@@ -9677,7 +9677,7 @@
           <w:sz w:val="22"/>
           <w:szCs w:val="22"/>
         </w:rPr>
-        <w:t xml:space="preserve">Five senior judges (at least 10 years continuous service) chosen by lot by the JI from all eligible judges who are not themselves candidates. Advisory assessment of every candidate's judicial record, legal reasoning, and professional independence. Advisory only — no ballot access authority, no endorsement. Published no later than 60 days before the election.</w:t>
+        <w:t xml:space="preserve">Five senior judges (at least 10 years continuous service) chosen by lot by the JI from all eligible judges who are not themselves registered candidates. The Board may publish an advisory assessment of any registered candidate's judicial record, legal reasoning, and professional independence — on request from the PM or any Senator, or on the Board's own motion. All assessments are published to the NRS and transmitted to the Senate before any confirmation vote. Advisory only — the Board holds no nomination authority and no ability to restrict any PM nomination.</w:t>
       </w:r>
     </w:p>
     <w:p>
@@ -9779,7 +9779,7 @@
           <w:sz w:val="22"/>
           <w:szCs w:val="22"/>
         </w:rPr>
-        <w:t xml:space="preserve">National RCV election administered by the Electoral Commission. All JI-certified candidates appear on the ballot. Winner achieves a national RCV majority. The EC certifies the result; the elected justice takes the Official Oath. Recorded on the NRS within 24 hours. From this moment, the justice serves a single non-renewable 12-year term.</w:t>
+        <w:t xml:space="preserve">The PM nominates a JI-certified candidate from the SC Candidate Registry. For scheduled vacancies, the PM must nominate within 60 days of the outgoing justice's term ending. For mid-term vacancies, the PM must nominate within 45 days of the vacancy arising. Within 30 days of nomination, the JI confirms the candidate's registry status and publishes its assessment to the NRS — covering the nominee's judicial record, legal career, and any relevant conflicts of interest. Any Judicial Selection Board assessment of the nominee is transmitted to the Senate simultaneously. The Senate must vote within 90 days of the JI assessment being published. Failure to vote within 90 days is a constitutional compliance breach certified by the LI. No deemed confirmation applies — the Senate must hold an affirmative vote. If the Senate declines to confirm, the PM submits a new nomination within 30 days and the full process restarts from that nomination. The confirmed justice takes the Official Oath; the confirmation and JI assessment are published to the NRS as permanent records. From this moment, the justice serves a single non-renewable 12-year term.</w:t>
       </w:r>
     </w:p>
     <w:p>
@@ -9830,7 +9830,7 @@
           <w:sz w:val="22"/>
           <w:szCs w:val="22"/>
         </w:rPr>
-        <w:t xml:space="preserve">Any vacancy triggers a special election within 180 days. The full open-candidacy process applies with compressed timelines: registration Day 30, EI review Day 60, Board assessment Day 90, JI certification Day 120, election Day 180. The replacement serves only the remainder of the original 12-year term — not a new full term.</w:t>
+        <w:t xml:space="preserve">Any mid-term vacancy triggers immediate nomination under §4.2.d using the 45-day nomination window. The full process — PM nomination, JI assessment, and Senate confirmation — must be completed within 180 days of the vacancy. The replacement serves only the remainder of the original 12-year term — not a new full term.</w:t>
       </w:r>
     </w:p>
     <w:p>
@@ -9983,7 +9983,7 @@
           <w:sz w:val="22"/>
           <w:szCs w:val="22"/>
         </w:rPr>
-        <w:t xml:space="preserve">At Phase 3, all nine seats are filled simultaneously, then assigned to three classes by public lot drawn by the JI. Class A: 4-year initial term. Class B: 8-year initial term. Class C: 12-year initial term. All subsequent terms: 12 years. The lot assignment is published to the NRS before any justice takes the oath. Three seats elected every 4 years thereafter.</w:t>
+        <w:t xml:space="preserve">At Phase 3, all nine seats are filled simultaneously by PM nomination and Senate confirmation under §4.2.d, then assigned to three classes by public lot drawn by the JI. Class A: 4-year initial term. Class B: 8-year initial term. Class C: 12-year initial term. All subsequent terms: 12 years. The lot assignment is published to the NRS before any justice takes the oath. Three seats confirmed every 4 years thereafter.</w:t>
       </w:r>
     </w:p>
     <w:p>
@@ -12716,7 +12716,7 @@
           <w:sz w:val="22"/>
           <w:szCs w:val="22"/>
         </w:rPr>
-        <w:t xml:space="preserve">All federal elections on National Election Day, every two years. All elections for House, Senate, SC, and Electoral Commission seats use Ranked Choice Voting — majority required, not plurality. No federal elections outside National Election Day except special elections for vacancies.</w:t>
+        <w:t xml:space="preserve">All federal elections on National Election Day, every two years. All elections for House, Senate, and Director of the Digital Infrastructure Commission use Ranked Choice Voting — majority required, not plurality. No federal elections outside National Election Day except special elections for vacancies.</w:t>
       </w:r>
     </w:p>
     <w:p>
@@ -12971,109 +12971,7 @@
           <w:sz w:val="22"/>
           <w:szCs w:val="22"/>
         </w:rPr>
-        <w:t xml:space="preserve">Each State maintains a standing Regional Boundary Pool for each redistricting cycle. Any person may be placed into a State's Pool through the State's own constitutional or statutory process, provided they meet three eligibility requirements at the time of entry: at least five continuous years of Republic citizenship; at least five continuous years of residency in the State whose Pool they are entering; and no current elected office. The LI certifies eligibility before entry — ministerially, not selectively. States determine through their own process how candidates are nominated from among those eligible. An entrant who takes elected office after entering the Pool is ineligible to be drawn for so long as they hold that office; if drawn while in elected office, the JI draws a replacement from the same State's eligible Pool. The LI maintains each State's Pool as a public record on the NRS. States need only submit names to the LI for certification and pay their drawn representative during commission service.</w:t>
-      </w:r>
-    </w:p>
-    <w:p>
-      <w:pPr>
-        <w:spacing w:after="60" w:before="200"/>
-        <w:ind w:left="431"/>
-        <w:jc w:val="left"/>
-      </w:pPr>
-      <w:r>
-        <w:rPr>
-          <w:rFonts w:ascii="Courier New" w:cs="Courier New" w:eastAsia="Courier New" w:hAnsi="Courier New"/>
-          <w:b/>
-          <w:bCs/>
-          <w:color w:val="1B2A4A"/>
-          <w:sz w:val="18"/>
-          <w:szCs w:val="18"/>
-        </w:rPr>
-        <w:t xml:space="preserve">§7.2.c.ii  </w:t>
-      </w:r>
-      <w:r>
-        <w:rPr>
-          <w:rFonts w:ascii="Garamond" w:cs="Garamond" w:eastAsia="Garamond" w:hAnsi="Garamond"/>
-          <w:b/>
-          <w:bCs/>
-          <w:i w:val="false"/>
-          <w:iCs w:val="false"/>
-          <w:color w:val="1B2A4A"/>
-          <w:sz w:val="22"/>
-          <w:szCs w:val="22"/>
-        </w:rPr>
-        <w:t xml:space="preserve">Annual Addition Cap</w:t>
-      </w:r>
-    </w:p>
-    <w:p>
-      <w:pPr>
-        <w:spacing w:after="120" w:before="0"/>
-        <w:ind w:left="431"/>
-        <w:jc w:val="both"/>
-      </w:pPr>
-      <w:r>
-        <w:rPr>
-          <w:rFonts w:ascii="Garamond" w:cs="Garamond" w:eastAsia="Garamond" w:hAnsi="Garamond"/>
-          <w:b w:val="false"/>
-          <w:bCs w:val="false"/>
-          <w:i w:val="false"/>
-          <w:iCs w:val="false"/>
-          <w:color w:val="2a2520"/>
-          <w:sz w:val="22"/>
-          <w:szCs w:val="22"/>
-        </w:rPr>
-        <w:t xml:space="preserve">Each State may add no more than five entrants to its Pool per calendar year during the pool-building period. Unused addition slots do not carry forward; a year with fewer than five additions simply has fewer, and unused capacity is permanently lost. If a pool member dies, becomes permanently incapacitated, or declines to remain in the Pool, their position is extinguished and is not replaced. No additional entry may compensate for attrition. The Pool at any draw consists exactly of those entrants added in prior years who remain eligible.</w:t>
-      </w:r>
-    </w:p>
-    <w:p>
-      <w:pPr>
-        <w:spacing w:after="60" w:before="200"/>
-        <w:ind w:left="431"/>
-        <w:jc w:val="left"/>
-      </w:pPr>
-      <w:r>
-        <w:rPr>
-          <w:rFonts w:ascii="Courier New" w:cs="Courier New" w:eastAsia="Courier New" w:hAnsi="Courier New"/>
-          <w:b/>
-          <w:bCs/>
-          <w:color w:val="1B2A4A"/>
-          <w:sz w:val="18"/>
-          <w:szCs w:val="18"/>
-        </w:rPr>
-        <w:t xml:space="preserve">§7.2.c.iii  </w:t>
-      </w:r>
-      <w:r>
-        <w:rPr>
-          <w:rFonts w:ascii="Garamond" w:cs="Garamond" w:eastAsia="Garamond" w:hAnsi="Garamond"/>
-          <w:b/>
-          <w:bCs/>
-          <w:i w:val="false"/>
-          <w:iCs w:val="false"/>
-          <w:color w:val="1B2A4A"/>
-          <w:sz w:val="22"/>
-          <w:szCs w:val="22"/>
-        </w:rPr>
-        <w:t xml:space="preserve">Pool Health Monitoring</w:t>
-      </w:r>
-    </w:p>
-    <w:p>
-      <w:pPr>
-        <w:spacing w:after="120" w:before="0"/>
-        <w:ind w:left="431"/>
-        <w:jc w:val="both"/>
-      </w:pPr>
-      <w:r>
-        <w:rPr>
-          <w:rFonts w:ascii="Garamond" w:cs="Garamond" w:eastAsia="Garamond" w:hAnsi="Garamond"/>
-          <w:b w:val="false"/>
-          <w:bCs w:val="false"/>
-          <w:i w:val="false"/>
-          <w:iCs w:val="false"/>
-          <w:color w:val="2a2520"/>
-          <w:sz w:val="22"/>
-          <w:szCs w:val="22"/>
-        </w:rPr>
-        <w:t xml:space="preserve">The LI monitors each State's Pool and publishes an annual Pool Status Report to the NRS. If any State's Pool falls below five eligible entrants, the LI publishes a Pool Health Notice — advisory, not compulsory. If a State's Pool is entirely empty at the time of the draw, that State's commission seat is vacant for that cycle. A State with a non-empty but small Pool proceeds to the draw from whatever eligible entrants it has.</w:t>
+        <w:t xml:space="preserve">Each State maintains a standing Regional Boundary Pool. Any person may be placed into a State's Pool through the State's own constitutional or statutory process, provided they meet: at least five continuous years of Republic citizenship; at least five continuous years of residency in the State whose Pool they are entering; and no current elected office. The LI certifies eligibility before entry and maintains each State's Pool as a public NRS record. The Legislature defines pool administration, annual addition processes, and pool health requirements by statute.</w:t>
       </w:r>
     </w:p>
     <w:p>
@@ -13124,58 +13022,7 @@
           <w:sz w:val="22"/>
           <w:szCs w:val="22"/>
         </w:rPr>
-        <w:t xml:space="preserve">Following each decennial census, the JI constitutes the Regional Boundary Commission by public lottery, drawing one name by lot from each State's eligible Pool. The draw is held in a single public session, witnessed by a representative of each Inspectorate and three citizens selected by jury protocols, and certified jointly by all three Inspectorates in session. The session may be conducted remotely under parameters set by statute; remote participation does not affect the validity of the draw or the certification. The full draw is recorded to the NRS in real time. The commission is one member per State. No substitution or political appointment may replace a drawn member; replacements due to death, incapacitating illness, or disqualifying conflict of interest are drawn from the same State's eligible Pool by the same lottery procedure.</w:t>
-      </w:r>
-    </w:p>
-    <w:p>
-      <w:pPr>
-        <w:spacing w:after="60" w:before="200"/>
-        <w:ind w:left="431"/>
-        <w:jc w:val="left"/>
-      </w:pPr>
-      <w:r>
-        <w:rPr>
-          <w:rFonts w:ascii="Courier New" w:cs="Courier New" w:eastAsia="Courier New" w:hAnsi="Courier New"/>
-          <w:b/>
-          <w:bCs/>
-          <w:color w:val="1B2A4A"/>
-          <w:sz w:val="18"/>
-          <w:szCs w:val="18"/>
-        </w:rPr>
-        <w:t xml:space="preserve">§7.2.c.v  </w:t>
-      </w:r>
-      <w:r>
-        <w:rPr>
-          <w:rFonts w:ascii="Garamond" w:cs="Garamond" w:eastAsia="Garamond" w:hAnsi="Garamond"/>
-          <w:b/>
-          <w:bCs/>
-          <w:i w:val="false"/>
-          <w:iCs w:val="false"/>
-          <w:color w:val="1B2A4A"/>
-          <w:sz w:val="22"/>
-          <w:szCs w:val="22"/>
-        </w:rPr>
-        <w:t xml:space="preserve">Commission Compensation</w:t>
-      </w:r>
-    </w:p>
-    <w:p>
-      <w:pPr>
-        <w:spacing w:after="120" w:before="0"/>
-        <w:ind w:left="431"/>
-        <w:jc w:val="both"/>
-      </w:pPr>
-      <w:r>
-        <w:rPr>
-          <w:rFonts w:ascii="Garamond" w:cs="Garamond" w:eastAsia="Garamond" w:hAnsi="Garamond"/>
-          <w:b w:val="false"/>
-          <w:bCs w:val="false"/>
-          <w:i w:val="false"/>
-          <w:iCs w:val="false"/>
-          <w:color w:val="2a2520"/>
-          <w:sz w:val="22"/>
-          <w:szCs w:val="22"/>
-        </w:rPr>
-        <w:t xml:space="preserve">Commission members are compensated by their State for days in active session only. Service on the commission is temporary and session-based; no retainer, salary, or ongoing compensation is provided outside of active session days. The federal government reimburses each State for session compensation paid to its commission member. Reimbursement rates and procedures are established by statute. The identity of each drawn commission member and their days in session are published to the NRS.</w:t>
+        <w:t xml:space="preserve">Following each decennial census, the JI constitutes the Regional Boundary Commission by public lottery, drawing one name from each State's eligible Pool in a single public session witnessed by representatives of all three Inspectorates and three citizens selected by jury protocols, certified jointly by all three Inspectorates and recorded to the NRS in real time. A State whose Pool is empty at the time of the draw has no commission seat for that cycle. The commission operates by simple majority vote and must submit a proposed regional map to the LI within 180 days of constitution. The commission remains constituted until a final map is certified through §7.2.c.viii and §7.2.c.ix, then dissolves. The Legislature defines compensation, substitution procedures for death or disqualification, and session parameters by statute.</w:t>
       </w:r>
     </w:p>
     <w:p>
@@ -13277,7 +13124,7 @@
           <w:sz w:val="22"/>
           <w:szCs w:val="22"/>
         </w:rPr>
-        <w:t xml:space="preserve">The commission must submit a proposed regional map to the LI within 180 days of constitution. The commission operates by simple majority vote. A 30-day public comment period opens when the draft map is published to the NRS; any citizen or State government may submit commentary, and the commission must publish a written response before submitting the final map. The Legislature sets by statute the parameters under which the commission conducts its working sessions, including: authorization of and requirements for remote participation; quorum and voting requirements; secure platform and data access specifications; and any other operational parameters. The Legislature may not set parameters that prevent effective deliberation or impose undue burden on members. The commission remains constituted until a final map is certified through the review and challenge processes in §7.2.c.viii and §7.2.c.ix, then dissolves.</w:t>
+        <w:t xml:space="preserve">The commission must submit a proposed map to the LI within 180 days of constitution. A 30-day public comment period opens when the draft map is published to the NRS; any citizen or State government may submit commentary, and the commission must publish a written response to each formal submission before submitting the final map. All working maps, deliberations, and proposals must be published to the NRS throughout the process. The Legislature defines operational parameters by statute, including authorization of remote participation and quorum requirements.</w:t>
       </w:r>
     </w:p>
     <w:p>
@@ -14324,7 +14171,7 @@
           <w:sz w:val="22"/>
           <w:szCs w:val="22"/>
         </w:rPr>
-        <w:t xml:space="preserve">The Judicial Inspectorate holds two constitutional mandates. First, as auditor: it monitors the court system, administers the SC candidate registry, and conducts compliance audits across compact obligations. Second, as certification administrator: it certifies lottery draws and panel selections throughout the constitution, including the State Designee Panel, the Regional Boundary Commission, and the RSA Technical Integrity Commission. Both mandates are informational only — the JI publishes findings and certifies processes; it does not issue binding orders or control outcomes.</w:t>
+        <w:t xml:space="preserve">The Judicial Inspectorate holds two constitutional mandates. First, as auditor: it monitors the court system, administers the SC candidate registry, and conducts compliance audits across compact obligations. Second, as certification administrator: it certifies lottery draws and panel selections throughout the constitution, including the State Designee Panel, the Regional Boundary Commission, and the Digital Infrastructure Advisory Council. Both mandates are informational only — the JI publishes findings and certifies processes; it does not issue binding orders or control outcomes.</w:t>
       </w:r>
     </w:p>
     <w:p>
@@ -15599,7 +15446,7 @@
           <w:sz w:val="22"/>
           <w:szCs w:val="22"/>
         </w:rPr>
-        <w:t xml:space="preserve">The State Designee Panel is a verification body constituted per proceeding whose sole constitutional function is to assess, prior to any qualifying For-Cause removal vote by the Legislature, whether the stated grounds for removal are substantiated within the enumerated constitutional categories. The Panel publishes a binary finding — grounds substantiated or grounds unsubstantiated — and the Legislature may proceed to any removal vote regardless of the finding's direction. The Panel has no investigative authority and no institutional presence outside of active proceedings. It is a verification body, not a court.</w:t>
+        <w:t xml:space="preserve">The State Designee Panel is a verification body constituted per proceeding whose sole function is to determine, before any qualifying For-Cause removal vote, whether the stated grounds are substantiated within the enumerated constitutional categories for that office. The Panel publishes a binary finding — grounds substantiated or grounds unsubstantiated — and has no investigative authority and no institutional presence outside active proceedings.</w:t>
       </w:r>
     </w:p>
     <w:p>
@@ -15650,160 +15497,7 @@
           <w:sz w:val="22"/>
           <w:szCs w:val="22"/>
         </w:rPr>
-        <w:t xml:space="preserve">Each State maintains a standing State Designee Pool. Any Republic citizen may be placed into a State's Pool through that State's own constitutional or statutory process, provided they meet the following eligibility requirements at the time of entry: (1) at least five continuous years of Republic citizenship; (2) no current federal elected or appointed office; (3) no federal elected or appointed office held within the three years prior to pool entry; (4) no pending federal criminal proceedings; (5) no current service in any Panel constituted under this Article. Pool membership is a public record maintained on the NRS by the LI. A member whose position is extinguished upon completing service in a proceeding may be re-added to the pool by their State in any subsequent calendar year within the annual addition cap.</w:t>
-      </w:r>
-    </w:p>
-    <w:p>
-      <w:pPr>
-        <w:spacing w:after="60" w:before="200"/>
-        <w:ind w:left="431"/>
-        <w:jc w:val="left"/>
-      </w:pPr>
-      <w:r>
-        <w:rPr>
-          <w:rFonts w:ascii="Courier New" w:cs="Courier New" w:eastAsia="Courier New" w:hAnsi="Courier New"/>
-          <w:b/>
-          <w:bCs/>
-          <w:color w:val="1B2A4A"/>
-          <w:sz w:val="18"/>
-          <w:szCs w:val="18"/>
-        </w:rPr>
-        <w:t xml:space="preserve">§8.9.b  </w:t>
-      </w:r>
-      <w:r>
-        <w:rPr>
-          <w:rFonts w:ascii="Garamond" w:cs="Garamond" w:eastAsia="Garamond" w:hAnsi="Garamond"/>
-          <w:b/>
-          <w:bCs/>
-          <w:i w:val="false"/>
-          <w:iCs w:val="false"/>
-          <w:color w:val="1B2A4A"/>
-          <w:sz w:val="22"/>
-          <w:szCs w:val="22"/>
-        </w:rPr>
-        <w:t xml:space="preserve">Designee Pool Annual Addition Cap</w:t>
-      </w:r>
-    </w:p>
-    <w:p>
-      <w:pPr>
-        <w:spacing w:after="120" w:before="0"/>
-        <w:ind w:left="431"/>
-        <w:jc w:val="both"/>
-      </w:pPr>
-      <w:r>
-        <w:rPr>
-          <w:rFonts w:ascii="Garamond" w:cs="Garamond" w:eastAsia="Garamond" w:hAnsi="Garamond"/>
-          <w:b w:val="false"/>
-          <w:bCs w:val="false"/>
-          <w:i w:val="false"/>
-          <w:iCs w:val="false"/>
-          <w:color w:val="2a2520"/>
-          <w:sz w:val="22"/>
-          <w:szCs w:val="22"/>
-        </w:rPr>
-        <w:t xml:space="preserve">Each State may add no more than five entrants to its Pool per calendar year. Unused addition slots do not carry forward; a year with fewer than five additions simply has fewer, and unused capacity is permanently lost. If a pool member voluntarily withdraws, becomes ineligible, or is drawn to serve in a proceeding, their position is extinguished and not replaced outside of the normal annual addition process and the mandatory designation provision of §8.9.b.i.</w:t>
-      </w:r>
-    </w:p>
-    <w:p>
-      <w:pPr>
-        <w:spacing w:after="60" w:before="200"/>
-        <w:ind w:left="431"/>
-        <w:jc w:val="left"/>
-      </w:pPr>
-      <w:r>
-        <w:rPr>
-          <w:rFonts w:ascii="Courier New" w:cs="Courier New" w:eastAsia="Courier New" w:hAnsi="Courier New"/>
-          <w:b/>
-          <w:bCs/>
-          <w:color w:val="1B2A4A"/>
-          <w:sz w:val="18"/>
-          <w:szCs w:val="18"/>
-        </w:rPr>
-        <w:t xml:space="preserve">§8.9.b.i  </w:t>
-      </w:r>
-      <w:r>
-        <w:rPr>
-          <w:rFonts w:ascii="Garamond" w:cs="Garamond" w:eastAsia="Garamond" w:hAnsi="Garamond"/>
-          <w:b/>
-          <w:bCs/>
-          <w:i w:val="false"/>
-          <w:iCs w:val="false"/>
-          <w:color w:val="1B2A4A"/>
-          <w:sz w:val="22"/>
-          <w:szCs w:val="22"/>
-        </w:rPr>
-        <w:t xml:space="preserve">Mandatory State Designation</w:t>
-      </w:r>
-    </w:p>
-    <w:p>
-      <w:pPr>
-        <w:spacing w:after="120" w:before="0"/>
-        <w:ind w:left="431"/>
-        <w:jc w:val="both"/>
-      </w:pPr>
-      <w:r>
-        <w:rPr>
-          <w:rFonts w:ascii="Garamond" w:cs="Garamond" w:eastAsia="Garamond" w:hAnsi="Garamond"/>
-          <w:b w:val="false"/>
-          <w:bCs w:val="false"/>
-          <w:i w:val="false"/>
-          <w:iCs w:val="false"/>
-          <w:color w:val="2a2520"/>
-          <w:sz w:val="22"/>
-          <w:szCs w:val="22"/>
-        </w:rPr>
-        <w:t xml:space="preserve">If the combined national pool contains fewer than thirty eligible members at the time any proceeding is activated, or if any State has made zero additions to its Pool for three or more consecutive calendar years and its Pool contains fewer than two eligible members, the JI issues a Mandatory Designation Notice to each State meeting either condition. Each notified State must designate one eligible person to its Pool within ten days of the notice. Designated persons must meet all eligibility requirements of §8.9.a; the mandatory designation process does not lower the eligibility standard. Mandatory designations are not subject to the annual addition cap of §8.9.b and do not consume a voluntary addition slot. Failure to make a mandatory designation within the required period is a constitutional compliance failure flagged by the LI in the annual State of the Republic Report and in a standalone NRS notice. The EI assumes mandatory designation oversight when an LI IG removal proceeding is the triggering event.</w:t>
-      </w:r>
-    </w:p>
-    <w:p>
-      <w:pPr>
-        <w:spacing w:after="60" w:before="200"/>
-        <w:ind w:left="431"/>
-        <w:jc w:val="left"/>
-      </w:pPr>
-      <w:r>
-        <w:rPr>
-          <w:rFonts w:ascii="Courier New" w:cs="Courier New" w:eastAsia="Courier New" w:hAnsi="Courier New"/>
-          <w:b/>
-          <w:bCs/>
-          <w:color w:val="1B2A4A"/>
-          <w:sz w:val="18"/>
-          <w:szCs w:val="18"/>
-        </w:rPr>
-        <w:t xml:space="preserve">§8.9.c  </w:t>
-      </w:r>
-      <w:r>
-        <w:rPr>
-          <w:rFonts w:ascii="Garamond" w:cs="Garamond" w:eastAsia="Garamond" w:hAnsi="Garamond"/>
-          <w:b/>
-          <w:bCs/>
-          <w:i w:val="false"/>
-          <w:iCs w:val="false"/>
-          <w:color w:val="1B2A4A"/>
-          <w:sz w:val="22"/>
-          <w:szCs w:val="22"/>
-        </w:rPr>
-        <w:t xml:space="preserve">Pool Monitoring</w:t>
-      </w:r>
-    </w:p>
-    <w:p>
-      <w:pPr>
-        <w:spacing w:after="120" w:before="0"/>
-        <w:ind w:left="431"/>
-        <w:jc w:val="both"/>
-      </w:pPr>
-      <w:r>
-        <w:rPr>
-          <w:rFonts w:ascii="Garamond" w:cs="Garamond" w:eastAsia="Garamond" w:hAnsi="Garamond"/>
-          <w:b w:val="false"/>
-          <w:bCs w:val="false"/>
-          <w:i w:val="false"/>
-          <w:iCs w:val="false"/>
-          <w:color w:val="2a2520"/>
-          <w:sz w:val="22"/>
-          <w:szCs w:val="22"/>
-        </w:rPr>
-        <w:t xml:space="preserve">The LI monitors each State's Pool and publishes an annual Pool Status Report to the NRS. If any State's Pool falls below two eligible entrants, the LI publishes a Pool Health Notice — advisory, not compulsory. If the combined national pool falls below twenty eligible members at the time any proceeding is activated, the LI must convene an emergency pool-health session with State governments and publish its findings to the NRS within 30 days. A State's failure to maintain a pool is not a constitutional violation but is flagged in the annual State of the Republic Report. Exception: when an LI IG removal proceeding is active, the EI assumes pool monitoring duties for the duration of that proceeding.</w:t>
+        <w:t xml:space="preserve">Each State maintains a standing State Designee Pool. Eligibility requires: at least five continuous years of Republic citizenship; no current federal elected or appointed office; no such office held within the three years prior to pool entry; no pending federal criminal proceedings; and no current service in any active Panel. Pool membership is a public NRS record maintained by the LI. The Legislature defines pool administration, annual addition processes, minimum pool thresholds, and compensation by statute.</w:t>
       </w:r>
     </w:p>
     <w:p>
@@ -15854,109 +15548,7 @@
           <w:sz w:val="22"/>
           <w:szCs w:val="22"/>
         </w:rPr>
-        <w:t xml:space="preserve">Upon activation of a qualifying proceeding under §8.9.f, the JI constitutes the State Designee Panel by public lottery within five days of activation. The JI draws five members by lot from the combined national eligible pool — all State pools aggregated — plus two alternates, in a single session certified jointly by all three Inspectorates. The session may be conducted remotely under parameters set by statute. The full draw is recorded to the NRS in real time. Drawn members must accept or decline service within 48 hours of notification; a member who declines is replaced by the first available alternate in the order drawn. If both alternates are exhausted before five members have accepted, the JI conducts a supplemental draw from the remaining eligible pool by the same procedure. The Panel is constituted for the duration of the proceeding and dissolves upon publication of the finding under §8.9.h.</w:t>
-      </w:r>
-    </w:p>
-    <w:p>
-      <w:pPr>
-        <w:spacing w:after="60" w:before="200"/>
-        <w:ind w:left="431"/>
-        <w:jc w:val="left"/>
-      </w:pPr>
-      <w:r>
-        <w:rPr>
-          <w:rFonts w:ascii="Courier New" w:cs="Courier New" w:eastAsia="Courier New" w:hAnsi="Courier New"/>
-          <w:b/>
-          <w:bCs/>
-          <w:color w:val="1B2A4A"/>
-          <w:sz w:val="18"/>
-          <w:szCs w:val="18"/>
-        </w:rPr>
-        <w:t xml:space="preserve">§8.9.d.i  </w:t>
-      </w:r>
-      <w:r>
-        <w:rPr>
-          <w:rFonts w:ascii="Garamond" w:cs="Garamond" w:eastAsia="Garamond" w:hAnsi="Garamond"/>
-          <w:b/>
-          <w:bCs/>
-          <w:i w:val="false"/>
-          <w:iCs w:val="false"/>
-          <w:color w:val="1B2A4A"/>
-          <w:sz w:val="22"/>
-          <w:szCs w:val="22"/>
-        </w:rPr>
-        <w:t xml:space="preserve">Draw Challenge</w:t>
-      </w:r>
-    </w:p>
-    <w:p>
-      <w:pPr>
-        <w:spacing w:after="120" w:before="0"/>
-        <w:ind w:left="431"/>
-        <w:jc w:val="both"/>
-      </w:pPr>
-      <w:r>
-        <w:rPr>
-          <w:rFonts w:ascii="Garamond" w:cs="Garamond" w:eastAsia="Garamond" w:hAnsi="Garamond"/>
-          <w:b w:val="false"/>
-          <w:bCs w:val="false"/>
-          <w:i w:val="false"/>
-          <w:iCs w:val="false"/>
-          <w:color w:val="2a2520"/>
-          <w:sz w:val="22"/>
-          <w:szCs w:val="22"/>
-        </w:rPr>
-        <w:t xml:space="preserve">The named officer subject to the proceeding, or the initiating body, may challenge a drawn member within 48 hours of NRS publication of the draw on grounds of a documented relationship or conflict of interest impairing impartiality. The JI rules on any challenge within 48 hours of filing. If sustained, the challenged member's seat is filled by the first available alternate in the order drawn; if no alternate remains, a supplemental draw is conducted. The 21-day review clock under §8.9.f is suspended during any pending challenge and resumes from the point of suspension upon JI ruling. No challenge may be filed solely on grounds of the member's State of origin, professional background, or prior pool membership.</w:t>
-      </w:r>
-    </w:p>
-    <w:p>
-      <w:pPr>
-        <w:spacing w:after="60" w:before="200"/>
-        <w:ind w:left="431"/>
-        <w:jc w:val="left"/>
-      </w:pPr>
-      <w:r>
-        <w:rPr>
-          <w:rFonts w:ascii="Courier New" w:cs="Courier New" w:eastAsia="Courier New" w:hAnsi="Courier New"/>
-          <w:b/>
-          <w:bCs/>
-          <w:color w:val="1B2A4A"/>
-          <w:sz w:val="18"/>
-          <w:szCs w:val="18"/>
-        </w:rPr>
-        <w:t xml:space="preserve">§8.9.e  </w:t>
-      </w:r>
-      <w:r>
-        <w:rPr>
-          <w:rFonts w:ascii="Garamond" w:cs="Garamond" w:eastAsia="Garamond" w:hAnsi="Garamond"/>
-          <w:b/>
-          <w:bCs/>
-          <w:i w:val="false"/>
-          <w:iCs w:val="false"/>
-          <w:color w:val="1B2A4A"/>
-          <w:sz w:val="22"/>
-          <w:szCs w:val="22"/>
-        </w:rPr>
-        <w:t xml:space="preserve">Ongoing Eligibility</w:t>
-      </w:r>
-    </w:p>
-    <w:p>
-      <w:pPr>
-        <w:spacing w:after="120" w:before="0"/>
-        <w:ind w:left="431"/>
-        <w:jc w:val="both"/>
-      </w:pPr>
-      <w:r>
-        <w:rPr>
-          <w:rFonts w:ascii="Garamond" w:cs="Garamond" w:eastAsia="Garamond" w:hAnsi="Garamond"/>
-          <w:b w:val="false"/>
-          <w:bCs w:val="false"/>
-          <w:i w:val="false"/>
-          <w:iCs w:val="false"/>
-          <w:color w:val="2a2520"/>
-          <w:sz w:val="22"/>
-          <w:szCs w:val="22"/>
-        </w:rPr>
-        <w:t xml:space="preserve">From the date a member accepts service through the date the Panel's finding is published, Panel members may not: assume any federal elected or appointed position; serve as retained legal counsel in any federal proceeding involving the Legislature, either executive, or any Inspectorate; or accept appointment to any State government executive position above the level of department director. Assumption of a disqualifying position extinguishes the seat; the first available alternate fills it in the order established at draw. A member may recuse themselves at any time; recusal extinguishes the seat without replacement beyond the available alternates.</w:t>
+        <w:t xml:space="preserve">Upon activation of a qualifying proceeding, the JI constitutes the Panel by public lottery within five days, drawing five members from the combined national pool plus two alternates, in a single session certified jointly by all three Inspectorates and published to the NRS in real time. Members must accept or decline within 48 hours; alternates fill declined seats in draw order. If both alternates are exhausted before five members have accepted, the JI conducts a supplemental draw. The Legislature defines draw challenge procedures, ongoing eligibility conditions during service, and session parameters by statute.</w:t>
       </w:r>
     </w:p>
     <w:p>
@@ -16007,7 +15599,7 @@
           <w:sz w:val="22"/>
           <w:szCs w:val="22"/>
         </w:rPr>
-        <w:t xml:space="preserve">A qualifying proceeding is initiated when the initiating body transmits the stated grounds and supporting documentary record to the JI, triggering the draw under §8.9.d. The 21-day review clock begins from the date the Panel is fully constituted — five members having accepted service and any draw challenges under §8.9.d.i having been resolved. The Legislature sets by statute the parameters under which the Panel conducts its review, including: authorization of and requirements for remote participation; quorum and voting requirements; secure platform specifications; and any other operational parameters. The Legislature may not set parameters that prevent effective deliberation or impose undue burden on members. The Panel may request additional documentary submissions from the initiating body within the first seven days of the review period; this does not extend the 21-day deadline. No submission received after day seven is required to be considered.</w:t>
+        <w:t xml:space="preserve">A qualifying proceeding is initiated when the initiating body transmits the stated grounds and supporting documentary record to the JI, triggering the draw under §8.9.d. The 21-day review clock begins when the Panel is fully constituted — five members having accepted service. The Legislature defines meeting parameters, document submission procedures, and any other operational requirements by statute. The Panel may request additional documentary submissions from the initiating body within the first seven days of the review period.</w:t>
       </w:r>
     </w:p>
     <w:p>
@@ -16058,7 +15650,7 @@
           <w:sz w:val="22"/>
           <w:szCs w:val="22"/>
         </w:rPr>
-        <w:t xml:space="preserve">The Panel's review is categorical and bounded. The Panel determines only whether the stated grounds, as documented in the submitted record, constitute at least one of the enumerated constitutional categories for For-Cause removal applicable to the subject office. The Panel does not: independently investigate or gather evidence beyond the submitted record; assess the credibility of any witness or document; weigh competing factual accounts; evaluate whether removal is warranted as a policy matter; or issue any order, direction, or recommendation beyond the binary finding. The published finding states the conclusion and identifies which constitutional category or categories it finds present or absent in the submitted record.</w:t>
+        <w:t xml:space="preserve">The Panel determines only whether the stated grounds, as documented in the submitted record, constitute at least one of the enumerated constitutional categories for For-Cause removal applicable to the subject office. The Panel does not independently investigate, assess credibility, weigh competing factual accounts, or issue any order beyond the binary finding.</w:t>
       </w:r>
     </w:p>
     <w:p>
@@ -16109,7 +15701,7 @@
           <w:sz w:val="22"/>
           <w:szCs w:val="22"/>
         </w:rPr>
-        <w:t xml:space="preserve">A finding of grounds substantiated: constitutes the condition precedent that authorizes the Legislature to proceed to a For-Cause removal vote at the applicable threshold; triggers the duty-suspension provisions of §8.5.a or §16.2.a as applicable; and is published permanently to the NRS alongside any subsequent legislative vote. A finding of grounds unsubstantiated: does not bar the Legislature from proceeding to a removal vote; is published permanently to the NRS alongside any subsequent legislative vote; and constitutes no legal determination as to the truth or falsity of the stated grounds. All constitutional voting thresholds for removal remain in effect regardless of the Panel's finding.</w:t>
+        <w:t xml:space="preserve">A finding of grounds substantiated: authorizes the Legislature to proceed to a For-Cause removal vote at the applicable threshold; triggers applicable duty suspension under §8.5.a, §10.4.g, or §16.2.a; and is published permanently to the NRS. A finding of unsubstantiated: does not bar a removal vote; and is published permanently to the NRS. All constitutional voting thresholds for removal remain in effect regardless of the Panel's finding.</w:t>
       </w:r>
     </w:p>
     <w:p>
@@ -16161,57 +15753,6 @@
           <w:szCs w:val="22"/>
         </w:rPr>
         <w:t xml:space="preserve">Any named officer subject to a Panel finding may petition the Supreme Court for review within 14 days of NRS publication. The Court reviews only whether the Panel correctly applied the constitutional categories to the submitted record — it does not review the substance of the underlying grounds, the adequacy of the documentary record, or any subsequent legislative vote. A petition does not automatically stay a duty-suspension triggered by a substantiated finding; the Court may grant a temporary stay on a showing of probable constitutional error in the Panel's categorical determination. The Court must rule within 21 days of the petition. If the Court finds the Panel's determination constitutionally erroneous, the proceeding returns to the Panel for a corrected determination; the Legislature may not vote until the corrected determination is published.</w:t>
-      </w:r>
-    </w:p>
-    <w:p>
-      <w:pPr>
-        <w:spacing w:after="60" w:before="200"/>
-        <w:ind w:left="431"/>
-        <w:jc w:val="left"/>
-      </w:pPr>
-      <w:r>
-        <w:rPr>
-          <w:rFonts w:ascii="Courier New" w:cs="Courier New" w:eastAsia="Courier New" w:hAnsi="Courier New"/>
-          <w:b/>
-          <w:bCs/>
-          <w:color w:val="1B2A4A"/>
-          <w:sz w:val="18"/>
-          <w:szCs w:val="18"/>
-        </w:rPr>
-        <w:t xml:space="preserve">§8.9.j  </w:t>
-      </w:r>
-      <w:r>
-        <w:rPr>
-          <w:rFonts w:ascii="Garamond" w:cs="Garamond" w:eastAsia="Garamond" w:hAnsi="Garamond"/>
-          <w:b/>
-          <w:bCs/>
-          <w:i w:val="false"/>
-          <w:iCs w:val="false"/>
-          <w:color w:val="1B2A4A"/>
-          <w:sz w:val="22"/>
-          <w:szCs w:val="22"/>
-        </w:rPr>
-        <w:t xml:space="preserve">Compensation</w:t>
-      </w:r>
-    </w:p>
-    <w:p>
-      <w:pPr>
-        <w:spacing w:after="120" w:before="0"/>
-        <w:ind w:left="431"/>
-        <w:jc w:val="both"/>
-      </w:pPr>
-      <w:r>
-        <w:rPr>
-          <w:rFonts w:ascii="Garamond" w:cs="Garamond" w:eastAsia="Garamond" w:hAnsi="Garamond"/>
-          <w:b w:val="false"/>
-          <w:bCs w:val="false"/>
-          <w:i w:val="false"/>
-          <w:iCs w:val="false"/>
-          <w:color w:val="2a2520"/>
-          <w:sz w:val="22"/>
-          <w:szCs w:val="22"/>
-        </w:rPr>
-        <w:t xml:space="preserve">Panel members receive no compensation for pool membership. Members receive service-day compensation for each day of active service during a constituted proceeding, from the date of acceptance through the date of finding publication. Rates and any remote service equivalencies are set by statute. The member's State pays the service-day compensation; the federal government reimburses each State for compensation paid to its drawn member. Service-day records and compensation amounts are published to the NRS alongside each Panel finding.</w:t>
       </w:r>
     </w:p>
     <w:p>
@@ -18713,7 +18254,7 @@
           <w:sz w:val="22"/>
           <w:szCs w:val="22"/>
         </w:rPr>
-        <w:t xml:space="preserve">The MA Director chairs the board and holds veto authority over board decisions. The board of five members decides by majority vote; the Director does not hold a board vote. The Director may veto any board decision by publishing written grounds to the NRS within the period the Legislature defines by statute; a veto without published grounds is constitutionally void. The board may override a Director veto by 4-of-5 supermajority; the override and its grounds are published to the NRS. Where a board decision takes effect following a 4-of-5 override and the Director believes it violates the §10.4.b primary mandate hierarchy, the Director may refer the question to the Executive Inspectorate. If the EI advises that a potential mandate hierarchy violation exists, the Director may petition the Supreme Court for a mandate determination. The veto period must be no fewer than 7 days; the board override period no fewer than 14 days; the EI advisory period no fewer than 30 days; the SC petition period no fewer than 60 days. The Legislature may extend but not shorten these floors by statute.</w:t>
+        <w:t xml:space="preserve">The MA Director chairs the board and holds veto authority over board decisions. The board of five members decides by majority vote; the Director does not hold a board vote. The Director may veto any board decision by publishing written grounds to the NRS within the period the Legislature defines by statute; a veto without published grounds is constitutionally void. The board may override a Director veto by 4-of-5 supermajority; the override and its grounds are published to the NRS. Where a board decision takes effect following a 4-of-5 override and the Director believes it violates the §10.4.b primary mandate hierarchy, the Director may refer the question to the EI; if the EI advises a potential mandate hierarchy violation exists, the Director may petition the SC for a mandate determination. Statutory timeframes for each step are defined by the Legislature and may not be set so short as to prevent effective deliberation.</w:t>
       </w:r>
     </w:p>
     <w:p>
@@ -19088,57 +18629,6 @@
           <w:sz w:val="18"/>
           <w:szCs w:val="18"/>
         </w:rPr>
-        <w:t xml:space="preserve">§10.5.f  </w:t>
-      </w:r>
-      <w:r>
-        <w:rPr>
-          <w:rFonts w:ascii="Garamond" w:cs="Garamond" w:eastAsia="Garamond" w:hAnsi="Garamond"/>
-          <w:b/>
-          <w:bCs/>
-          <w:i w:val="false"/>
-          <w:iCs w:val="false"/>
-          <w:color w:val="1B2A4A"/>
-          <w:sz w:val="22"/>
-          <w:szCs w:val="22"/>
-        </w:rPr>
-        <w:t xml:space="preserve">Revolving Door — see §10.5.c</w:t>
-      </w:r>
-    </w:p>
-    <w:p>
-      <w:pPr>
-        <w:spacing w:after="120" w:before="0"/>
-        <w:ind w:left="431"/>
-        <w:jc w:val="both"/>
-      </w:pPr>
-      <w:r>
-        <w:rPr>
-          <w:rFonts w:ascii="Garamond" w:cs="Garamond" w:eastAsia="Garamond" w:hAnsi="Garamond"/>
-          <w:b w:val="false"/>
-          <w:bCs w:val="false"/>
-          <w:i w:val="false"/>
-          <w:iCs w:val="false"/>
-          <w:color w:val="2a2520"/>
-          <w:sz w:val="22"/>
-          <w:szCs w:val="22"/>
-        </w:rPr>
-        <w:t xml:space="preserve">Post-service restrictions including the revolving door prohibition are consolidated in §10.5.c.</w:t>
-      </w:r>
-    </w:p>
-    <w:p>
-      <w:pPr>
-        <w:spacing w:after="60" w:before="200"/>
-        <w:ind w:left="431"/>
-        <w:jc w:val="left"/>
-      </w:pPr>
-      <w:r>
-        <w:rPr>
-          <w:rFonts w:ascii="Courier New" w:cs="Courier New" w:eastAsia="Courier New" w:hAnsi="Courier New"/>
-          <w:b/>
-          <w:bCs/>
-          <w:color w:val="1B2A4A"/>
-          <w:sz w:val="18"/>
-          <w:szCs w:val="18"/>
-        </w:rPr>
         <w:t xml:space="preserve">§10.5.g  </w:t>
       </w:r>
       <w:r>
@@ -19530,57 +19020,6 @@
           <w:szCs w:val="22"/>
         </w:rPr>
         <w:t xml:space="preserve">No government official may set their own compensation or the compensation of their direct supervisors. All official compensation is set by House statute and is public record on the NRS.</w:t>
-      </w:r>
-    </w:p>
-    <w:p>
-      <w:pPr>
-        <w:spacing w:after="60" w:before="200"/>
-        <w:ind w:left="431"/>
-        <w:jc w:val="left"/>
-      </w:pPr>
-      <w:r>
-        <w:rPr>
-          <w:rFonts w:ascii="Courier New" w:cs="Courier New" w:eastAsia="Courier New" w:hAnsi="Courier New"/>
-          <w:b/>
-          <w:bCs/>
-          <w:color w:val="1B2A4A"/>
-          <w:sz w:val="18"/>
-          <w:szCs w:val="18"/>
-        </w:rPr>
-        <w:t xml:space="preserve">§10.7.a  </w:t>
-      </w:r>
-      <w:r>
-        <w:rPr>
-          <w:rFonts w:ascii="Garamond" w:cs="Garamond" w:eastAsia="Garamond" w:hAnsi="Garamond"/>
-          <w:b/>
-          <w:bCs/>
-          <w:i w:val="false"/>
-          <w:iCs w:val="false"/>
-          <w:color w:val="1B2A4A"/>
-          <w:sz w:val="22"/>
-          <w:szCs w:val="22"/>
-        </w:rPr>
-        <w:t xml:space="preserve">Jury Service — see §4.5</w:t>
-      </w:r>
-    </w:p>
-    <w:p>
-      <w:pPr>
-        <w:spacing w:after="120" w:before="0"/>
-        <w:ind w:left="431"/>
-        <w:jc w:val="both"/>
-      </w:pPr>
-      <w:r>
-        <w:rPr>
-          <w:rFonts w:ascii="Garamond" w:cs="Garamond" w:eastAsia="Garamond" w:hAnsi="Garamond"/>
-          <w:b w:val="false"/>
-          <w:bCs w:val="false"/>
-          <w:i w:val="false"/>
-          <w:iCs w:val="false"/>
-          <w:color w:val="2a2520"/>
-          <w:sz w:val="22"/>
-          <w:szCs w:val="22"/>
-        </w:rPr>
-        <w:t xml:space="preserve">Jury service obligations, compensation, and enforcement are established in §4.5.</w:t>
       </w:r>
     </w:p>
     <w:p>
@@ -28187,7 +27626,7 @@
           <w:sz w:val="22"/>
           <w:szCs w:val="22"/>
         </w:rPr>
-        <w:t xml:space="preserve">Phase 3 (Days 271-450) is First Elections. The first National Election Day. Supreme Court justices elected through the open-candidacy judicial selection process. Electoral Commission inaugural elections. Phase 3 ends when the first the Legislature is sworn in and the first executives take office — the moment at which the Republic's constitutional design becomes self-sustaining.</w:t>
+        <w:t xml:space="preserve">Phase 3 (Days 271-450) is First Elections. The first National Election Day. Supreme Court justices nominated by the PM and confirmed by the Senate under §4.2.d and §4.2.h. Electoral Commission inaugural elections. Phase 3 ends when the first the Legislature is sworn in and the first executives take office — the moment at which the Republic's constitutional design becomes self-sustaining.</w:t>
       </w:r>
     </w:p>
     <w:p>

--- a/constitution-v172.docx
+++ b/constitution-v172.docx
@@ -20273,109 +20273,7 @@
           <w:sz w:val="22"/>
           <w:szCs w:val="22"/>
         </w:rPr>
-        <w:t xml:space="preserve">The pathway from Territory to State is automatic upon successfully completing the Statehood Audit and Provisional Membership Period. No political vote in Congress is required once the audit is passed — statehood is a constitutional entitlement for any Territory that meets the criteria, not a political grant.</w:t>
-      </w:r>
-    </w:p>
-    <w:p>
-      <w:pPr>
-        <w:spacing w:after="60" w:before="200"/>
-        <w:ind w:left="431"/>
-        <w:jc w:val="left"/>
-      </w:pPr>
-      <w:r>
-        <w:rPr>
-          <w:rFonts w:ascii="Courier New" w:cs="Courier New" w:eastAsia="Courier New" w:hAnsi="Courier New"/>
-          <w:b/>
-          <w:bCs/>
-          <w:color w:val="1B2A4A"/>
-          <w:sz w:val="18"/>
-          <w:szCs w:val="18"/>
-        </w:rPr>
-        <w:t xml:space="preserve">§13.2.a  </w:t>
-      </w:r>
-      <w:r>
-        <w:rPr>
-          <w:rFonts w:ascii="Garamond" w:cs="Garamond" w:eastAsia="Garamond" w:hAnsi="Garamond"/>
-          <w:b/>
-          <w:bCs/>
-          <w:i w:val="false"/>
-          <w:iCs w:val="false"/>
-          <w:color w:val="1B2A4A"/>
-          <w:sz w:val="22"/>
-          <w:szCs w:val="22"/>
-        </w:rPr>
-        <w:t xml:space="preserve">Fiscal Integrity</w:t>
-      </w:r>
-    </w:p>
-    <w:p>
-      <w:pPr>
-        <w:spacing w:after="120" w:before="0"/>
-        <w:ind w:left="431"/>
-        <w:jc w:val="both"/>
-      </w:pPr>
-      <w:r>
-        <w:rPr>
-          <w:rFonts w:ascii="Garamond" w:cs="Garamond" w:eastAsia="Garamond" w:hAnsi="Garamond"/>
-          <w:b w:val="false"/>
-          <w:bCs w:val="false"/>
-          <w:i w:val="false"/>
-          <w:iCs w:val="false"/>
-          <w:color w:val="2a2520"/>
-          <w:sz w:val="22"/>
-          <w:szCs w:val="22"/>
-        </w:rPr>
-        <w:t xml:space="preserve">The LI audits the territory's government finances for basic fiscal sustainability, absence of structural insolvency that would require federal bailout, and basic public financial management standards. The audit checks whether the territory can function as a financially independent State — not whether its fiscal policy is optimal.</w:t>
-      </w:r>
-    </w:p>
-    <w:p>
-      <w:pPr>
-        <w:spacing w:after="60" w:before="200"/>
-        <w:ind w:left="431"/>
-        <w:jc w:val="left"/>
-      </w:pPr>
-      <w:r>
-        <w:rPr>
-          <w:rFonts w:ascii="Courier New" w:cs="Courier New" w:eastAsia="Courier New" w:hAnsi="Courier New"/>
-          <w:b/>
-          <w:bCs/>
-          <w:color w:val="1B2A4A"/>
-          <w:sz w:val="18"/>
-          <w:szCs w:val="18"/>
-        </w:rPr>
-        <w:t xml:space="preserve">§13.2.b  </w:t>
-      </w:r>
-      <w:r>
-        <w:rPr>
-          <w:rFonts w:ascii="Garamond" w:cs="Garamond" w:eastAsia="Garamond" w:hAnsi="Garamond"/>
-          <w:b/>
-          <w:bCs/>
-          <w:i w:val="false"/>
-          <w:iCs w:val="false"/>
-          <w:color w:val="1B2A4A"/>
-          <w:sz w:val="22"/>
-          <w:szCs w:val="22"/>
-        </w:rPr>
-        <w:t xml:space="preserve">Legal Sync</w:t>
-      </w:r>
-    </w:p>
-    <w:p>
-      <w:pPr>
-        <w:spacing w:after="120" w:before="0"/>
-        <w:ind w:left="431"/>
-        <w:jc w:val="both"/>
-      </w:pPr>
-      <w:r>
-        <w:rPr>
-          <w:rFonts w:ascii="Garamond" w:cs="Garamond" w:eastAsia="Garamond" w:hAnsi="Garamond"/>
-          <w:b w:val="false"/>
-          <w:bCs w:val="false"/>
-          <w:i w:val="false"/>
-          <w:iCs w:val="false"/>
-          <w:color w:val="2a2520"/>
-          <w:sz w:val="22"/>
-          <w:szCs w:val="22"/>
-        </w:rPr>
-        <w:t xml:space="preserve">The JI audits the territory's legal system for compliance with every Article I right. Statehood is not granted to jurisdictions that are constitutionally non-compliant — a territory that applies Article I rights inconsistently cannot become a State while those violations persist.</w:t>
+        <w:t xml:space="preserve">The pathway from Territory to State is automatic upon successfully completing the Statehood Audit and Provisional Membership Period. No political vote is required once the audit is passed — statehood is a constitutional entitlement for any Territory that meets the criteria, not a political grant. The audit has two components: the LI audits fiscal integrity — basic sustainability and absence of structural insolvency that would require federal bailout; and the JI audits legal compliance with every Article I right. Both must pass. A Territory that fails either component receives specific published findings and may resubmit after addressing the identified failures. The Legislature defines detailed audit methodology and resubmission timelines by statute.</w:t>
       </w:r>
     </w:p>
     <w:p>
@@ -20426,7 +20324,7 @@
           <w:sz w:val="22"/>
           <w:szCs w:val="22"/>
         </w:rPr>
-        <w:t xml:space="preserve">Upon passing the Statehood Audit, the territory enters a Provisional Membership Period of between 365 and 900 days (Legislature defines by statute). Clean completion results in automatic Statehood — no further action required.</w:t>
+        <w:t xml:space="preserve">Upon passing the Statehood Audit, the Territory enters a Provisional Membership Period of between one and three years, as the Legislature defines by statute. Clean completion results in automatic Statehood — no further action required.</w:t>
       </w:r>
     </w:p>
     <w:p>
@@ -20528,7 +20426,7 @@
           <w:sz w:val="22"/>
           <w:szCs w:val="22"/>
         </w:rPr>
-        <w:t xml:space="preserve">Every State must maintain three ongoing conditions: functioning electoral processes under Article XVI, basic rule of law and judicial function, and Article I rights compliance. Annual Statehood Audit verifies continued compliance. A State that fails receives Early Warning under §13.3.b — it enters a remediation process, not automatic devolution. The annual Statehood Audit for existing States includes assessment of all three conditions in this provision in addition to the criteria in §13.2.a and §13.2.b.</w:t>
+        <w:t xml:space="preserve">Every State must maintain three ongoing conditions: functioning electoral processes under Article XVI, basic rule of law and judicial function, and Article I rights compliance. Annual Statehood Audit verifies continued compliance. A State that fails receives Early Warning under §13.3 — it enters a remediation process, not automatic devolution.</w:t>
       </w:r>
     </w:p>
     <w:p>
@@ -20579,7 +20477,7 @@
           <w:sz w:val="22"/>
           <w:szCs w:val="22"/>
         </w:rPr>
-        <w:t xml:space="preserve">Every Territory must maintain basic governance infrastructure: a governance council with defined membership and published authority, basic public financial reporting, and access to federal court jurisdiction for Article I claims. Territories that cannot maintain this floor may be placed in federal receivership pending institutional restoration.</w:t>
+        <w:t xml:space="preserve">Every Territory must maintain: a governance council with defined membership and published authority; basic public financial reporting; and access to federal court jurisdiction for Article I claims. Territories that cannot maintain this floor may be placed in federal receivership pending institutional restoration.</w:t>
       </w:r>
     </w:p>
     <w:p>
@@ -20630,211 +20528,7 @@
           <w:sz w:val="22"/>
           <w:szCs w:val="22"/>
         </w:rPr>
-        <w:t xml:space="preserve">Where active conflict prevents completion of the annual Statehood Audit in a significant portion (&gt;25% population) of a State's territory, the LI may grant provisional status for that audit cycle. Preserves State constitutional standing and social state protections under §10.1. Cannot be used where the conflict is attributable to the State government's own governance failures (§13.2.g.i).</w:t>
-      </w:r>
-    </w:p>
-    <w:p>
-      <w:pPr>
-        <w:spacing w:after="60" w:before="200"/>
-        <w:ind w:left="431"/>
-        <w:jc w:val="left"/>
-      </w:pPr>
-      <w:r>
-        <w:rPr>
-          <w:rFonts w:ascii="Courier New" w:cs="Courier New" w:eastAsia="Courier New" w:hAnsi="Courier New"/>
-          <w:b/>
-          <w:bCs/>
-          <w:color w:val="1B2A4A"/>
-          <w:sz w:val="18"/>
-          <w:szCs w:val="18"/>
-        </w:rPr>
-        <w:t xml:space="preserve">§13.2.g.i  </w:t>
-      </w:r>
-      <w:r>
-        <w:rPr>
-          <w:rFonts w:ascii="Garamond" w:cs="Garamond" w:eastAsia="Garamond" w:hAnsi="Garamond"/>
-          <w:b/>
-          <w:bCs/>
-          <w:i w:val="false"/>
-          <w:iCs w:val="false"/>
-          <w:color w:val="1B2A4A"/>
-          <w:sz w:val="22"/>
-          <w:szCs w:val="22"/>
-        </w:rPr>
-        <w:t xml:space="preserve">Governance Contribution Standard</w:t>
-      </w:r>
-    </w:p>
-    <w:p>
-      <w:pPr>
-        <w:spacing w:after="120" w:before="0"/>
-        <w:ind w:left="431"/>
-        <w:jc w:val="both"/>
-      </w:pPr>
-      <w:r>
-        <w:rPr>
-          <w:rFonts w:ascii="Garamond" w:cs="Garamond" w:eastAsia="Garamond" w:hAnsi="Garamond"/>
-          <w:b w:val="false"/>
-          <w:bCs w:val="false"/>
-          <w:i w:val="false"/>
-          <w:iCs w:val="false"/>
-          <w:color w:val="2a2520"/>
-          <w:sz w:val="22"/>
-          <w:szCs w:val="22"/>
-        </w:rPr>
-        <w:t xml:space="preserve">Provisional status is unavailable where the joint assessment of all three Inspectorates finds that the State government materially contributed to the conditions producing conflict, or failed to take reasonable steps to prevent them when it knew or should have known of those conditions — even where direct State contribution cannot be established. Where this standard is met, the Statehood Audit proceeds on available evidence from accessible areas. Provisional status certification under §13.2.g requires the joint assessment of all three Inspectorates; no single Inspectorate's finding is sufficient to grant or deny provisional status.</w:t>
-      </w:r>
-    </w:p>
-    <w:p>
-      <w:pPr>
-        <w:spacing w:after="60" w:before="200"/>
-        <w:ind w:left="431"/>
-        <w:jc w:val="left"/>
-      </w:pPr>
-      <w:r>
-        <w:rPr>
-          <w:rFonts w:ascii="Courier New" w:cs="Courier New" w:eastAsia="Courier New" w:hAnsi="Courier New"/>
-          <w:b/>
-          <w:bCs/>
-          <w:color w:val="1B2A4A"/>
-          <w:sz w:val="18"/>
-          <w:szCs w:val="18"/>
-        </w:rPr>
-        <w:t xml:space="preserve">§13.2.g.ii  </w:t>
-      </w:r>
-      <w:r>
-        <w:rPr>
-          <w:rFonts w:ascii="Garamond" w:cs="Garamond" w:eastAsia="Garamond" w:hAnsi="Garamond"/>
-          <w:b/>
-          <w:bCs/>
-          <w:i w:val="false"/>
-          <w:iCs w:val="false"/>
-          <w:color w:val="1B2A4A"/>
-          <w:sz w:val="22"/>
-          <w:szCs w:val="22"/>
-        </w:rPr>
-        <w:t xml:space="preserve">Provisional Status Monitoring</w:t>
-      </w:r>
-    </w:p>
-    <w:p>
-      <w:pPr>
-        <w:spacing w:after="120" w:before="0"/>
-        <w:ind w:left="431"/>
-        <w:jc w:val="both"/>
-      </w:pPr>
-      <w:r>
-        <w:rPr>
-          <w:rFonts w:ascii="Garamond" w:cs="Garamond" w:eastAsia="Garamond" w:hAnsi="Garamond"/>
-          <w:b w:val="false"/>
-          <w:bCs w:val="false"/>
-          <w:i w:val="false"/>
-          <w:iCs w:val="false"/>
-          <w:color w:val="2a2520"/>
-          <w:sz w:val="22"/>
-          <w:szCs w:val="22"/>
-        </w:rPr>
-        <w:t xml:space="preserve">During any provisional status period, the LI conducts a modified annual Statehood Audit assessing only the criteria that can be meaningfully evaluated given the conflict's geographic scope. The three Inspectorates jointly publish a quarterly status report to the NRS documenting: the percentage of territory where normal audit conditions have been restored, the governance functions operating normally, and the estimated timeline to full audit resumption. The State government retains all constitutional functions in territory not affected by the conflict.</w:t>
-      </w:r>
-    </w:p>
-    <w:p>
-      <w:pPr>
-        <w:spacing w:after="60" w:before="200"/>
-        <w:ind w:left="431"/>
-        <w:jc w:val="left"/>
-      </w:pPr>
-      <w:r>
-        <w:rPr>
-          <w:rFonts w:ascii="Courier New" w:cs="Courier New" w:eastAsia="Courier New" w:hAnsi="Courier New"/>
-          <w:b/>
-          <w:bCs/>
-          <w:color w:val="1B2A4A"/>
-          <w:sz w:val="18"/>
-          <w:szCs w:val="18"/>
-        </w:rPr>
-        <w:t xml:space="preserve">§13.2.g.iii  </w:t>
-      </w:r>
-      <w:r>
-        <w:rPr>
-          <w:rFonts w:ascii="Garamond" w:cs="Garamond" w:eastAsia="Garamond" w:hAnsi="Garamond"/>
-          <w:b/>
-          <w:bCs/>
-          <w:i w:val="false"/>
-          <w:iCs w:val="false"/>
-          <w:color w:val="1B2A4A"/>
-          <w:sz w:val="22"/>
-          <w:szCs w:val="22"/>
-        </w:rPr>
-        <w:t xml:space="preserve">Prior Provisional Status — Renewal Conditions</w:t>
-      </w:r>
-    </w:p>
-    <w:p>
-      <w:pPr>
-        <w:spacing w:after="120" w:before="0"/>
-        <w:ind w:left="431"/>
-        <w:jc w:val="both"/>
-      </w:pPr>
-      <w:r>
-        <w:rPr>
-          <w:rFonts w:ascii="Garamond" w:cs="Garamond" w:eastAsia="Garamond" w:hAnsi="Garamond"/>
-          <w:b w:val="false"/>
-          <w:bCs w:val="false"/>
-          <w:i w:val="false"/>
-          <w:iCs w:val="false"/>
-          <w:color w:val="2a2520"/>
-          <w:sz w:val="22"/>
-          <w:szCs w:val="22"/>
-        </w:rPr>
-        <w:t xml:space="preserve">Where a State has previously held provisional status under §13.2.g, a new petition requires the joint Inspectorate assessment to certify both that the new conflict is genuinely distinct from the prior episode and that the State has completed at least one full Statehood Audit cycle since the prior provisional status ended.</w:t>
-      </w:r>
-    </w:p>
-    <w:p>
-      <w:pPr>
-        <w:spacing w:after="60" w:before="200"/>
-        <w:ind w:left="431"/>
-        <w:jc w:val="left"/>
-      </w:pPr>
-      <w:r>
-        <w:rPr>
-          <w:rFonts w:ascii="Courier New" w:cs="Courier New" w:eastAsia="Courier New" w:hAnsi="Courier New"/>
-          <w:b/>
-          <w:bCs/>
-          <w:color w:val="1B2A4A"/>
-          <w:sz w:val="18"/>
-          <w:szCs w:val="18"/>
-        </w:rPr>
-        <w:t xml:space="preserve">§13.2.g.iv  </w:t>
-      </w:r>
-      <w:r>
-        <w:rPr>
-          <w:rFonts w:ascii="Garamond" w:cs="Garamond" w:eastAsia="Garamond" w:hAnsi="Garamond"/>
-          <w:b/>
-          <w:bCs/>
-          <w:i w:val="false"/>
-          <w:iCs w:val="false"/>
-          <w:color w:val="1B2A4A"/>
-          <w:sz w:val="22"/>
-          <w:szCs w:val="22"/>
-        </w:rPr>
-        <w:t xml:space="preserve">Maximum Provisional Period and Default Mechanism</w:t>
-      </w:r>
-    </w:p>
-    <w:p>
-      <w:pPr>
-        <w:spacing w:after="120" w:before="0"/>
-        <w:ind w:left="431"/>
-        <w:jc w:val="both"/>
-      </w:pPr>
-      <w:r>
-        <w:rPr>
-          <w:rFonts w:ascii="Garamond" w:cs="Garamond" w:eastAsia="Garamond" w:hAnsi="Garamond"/>
-          <w:b w:val="false"/>
-          <w:bCs w:val="false"/>
-          <w:i w:val="false"/>
-          <w:iCs w:val="false"/>
-          <w:color w:val="2a2520"/>
-          <w:sz w:val="22"/>
-          <w:szCs w:val="22"/>
-        </w:rPr>
-        <w:t xml:space="preserve">Provisional status may not continue indefinitely. The Legislature must by statute define the maximum provisional period, not to exceed five years. Where the Legislature has not enacted an alternative resolution statute within the maximum provisional period, a default mechanism activates automatically: the State is placed under joint federal-State administration within the PM's domestic domain, with full State constitutional rights preserved and State executive functions supervised by a joint commission until security conditions allow audit completion or the Legislature enacts a specific alternative mechanism. Joint administration is not devolution — it preserves the State's constitutional status while ensuring its functions are performed.</w:t>
+        <w:t xml:space="preserve">Where active conflict prevents completion of the annual Statehood Audit in a significant portion of a State's territory, the LI may — upon joint certification by all three Inspectorates — grant provisional audit status for that cycle, preserving the State's constitutional standing and social state protections under §10.1. Provisional status is unavailable where the Inspectorates jointly find that the State government materially contributed to the conditions producing conflict. The Legislature defines maximum provisional periods (not exceeding five years without fresh Inspectorate reassessment), monitoring requirements, and renewal conditions by statute.</w:t>
       </w:r>
     </w:p>
     <w:p>
@@ -20885,211 +20579,7 @@
           <w:sz w:val="22"/>
           <w:szCs w:val="22"/>
         </w:rPr>
-        <w:t xml:space="preserve">The remedial process for States that have failed to meet minimum governance standards over a sustained period. Devolution restructures the State's relationship with the federal government while preserving its constitutional status.</w:t>
-      </w:r>
-    </w:p>
-    <w:p>
-      <w:pPr>
-        <w:spacing w:after="60" w:before="200"/>
-        <w:ind w:left="431"/>
-        <w:jc w:val="left"/>
-      </w:pPr>
-      <w:r>
-        <w:rPr>
-          <w:rFonts w:ascii="Courier New" w:cs="Courier New" w:eastAsia="Courier New" w:hAnsi="Courier New"/>
-          <w:b/>
-          <w:bCs/>
-          <w:color w:val="1B2A4A"/>
-          <w:sz w:val="18"/>
-          <w:szCs w:val="18"/>
-        </w:rPr>
-        <w:t xml:space="preserve">§13.3.a  </w:t>
-      </w:r>
-      <w:r>
-        <w:rPr>
-          <w:rFonts w:ascii="Garamond" w:cs="Garamond" w:eastAsia="Garamond" w:hAnsi="Garamond"/>
-          <w:b/>
-          <w:bCs/>
-          <w:i w:val="false"/>
-          <w:iCs w:val="false"/>
-          <w:color w:val="1B2A4A"/>
-          <w:sz w:val="22"/>
-          <w:szCs w:val="22"/>
-        </w:rPr>
-        <w:t xml:space="preserve">Devolution Triggers</w:t>
-      </w:r>
-    </w:p>
-    <w:p>
-      <w:pPr>
-        <w:spacing w:after="120" w:before="0"/>
-        <w:ind w:left="431"/>
-        <w:jc w:val="both"/>
-      </w:pPr>
-      <w:r>
-        <w:rPr>
-          <w:rFonts w:ascii="Garamond" w:cs="Garamond" w:eastAsia="Garamond" w:hAnsi="Garamond"/>
-          <w:b w:val="false"/>
-          <w:bCs w:val="false"/>
-          <w:i w:val="false"/>
-          <w:iCs w:val="false"/>
-          <w:color w:val="2a2520"/>
-          <w:sz w:val="22"/>
-          <w:szCs w:val="22"/>
-        </w:rPr>
-        <w:t xml:space="preserve">A State enters Mandatory Devolution if it fails three consecutive annual Statehood Audits after passing through the Early Warning (Year 1-2) and Devolution Vote (Year 3) stages without correction. The LI certifies the trigger; the EI and JI jointly confirm; the SC reviews the factual basis.</w:t>
-      </w:r>
-    </w:p>
-    <w:p>
-      <w:pPr>
-        <w:spacing w:after="60" w:before="200"/>
-        <w:ind w:left="431"/>
-        <w:jc w:val="left"/>
-      </w:pPr>
-      <w:r>
-        <w:rPr>
-          <w:rFonts w:ascii="Courier New" w:cs="Courier New" w:eastAsia="Courier New" w:hAnsi="Courier New"/>
-          <w:b/>
-          <w:bCs/>
-          <w:color w:val="1B2A4A"/>
-          <w:sz w:val="18"/>
-          <w:szCs w:val="18"/>
-        </w:rPr>
-        <w:t xml:space="preserve">§13.3.b  </w:t>
-      </w:r>
-      <w:r>
-        <w:rPr>
-          <w:rFonts w:ascii="Garamond" w:cs="Garamond" w:eastAsia="Garamond" w:hAnsi="Garamond"/>
-          <w:b/>
-          <w:bCs/>
-          <w:i w:val="false"/>
-          <w:iCs w:val="false"/>
-          <w:color w:val="1B2A4A"/>
-          <w:sz w:val="22"/>
-          <w:szCs w:val="22"/>
-        </w:rPr>
-        <w:t xml:space="preserve">Early Warning — Years 1 and 2</w:t>
-      </w:r>
-    </w:p>
-    <w:p>
-      <w:pPr>
-        <w:spacing w:after="120" w:before="0"/>
-        <w:ind w:left="431"/>
-        <w:jc w:val="both"/>
-      </w:pPr>
-      <w:r>
-        <w:rPr>
-          <w:rFonts w:ascii="Garamond" w:cs="Garamond" w:eastAsia="Garamond" w:hAnsi="Garamond"/>
-          <w:b w:val="false"/>
-          <w:bCs w:val="false"/>
-          <w:i w:val="false"/>
-          <w:iCs w:val="false"/>
-          <w:color w:val="2a2520"/>
-          <w:sz w:val="22"/>
-          <w:szCs w:val="22"/>
-        </w:rPr>
-        <w:t xml:space="preserve">Year 1 and 2 audit failures trigger Early Warning: the LI publishes specific compliance requirements, the State submits a Remediation Plan within 60 days, and the LI monitors implementation quarterly. A cooperative remediation process — the federal government assists the State in correcting identified failures rather than immediately proceeding to devolution.</w:t>
-      </w:r>
-    </w:p>
-    <w:p>
-      <w:pPr>
-        <w:spacing w:after="60" w:before="200"/>
-        <w:ind w:left="431"/>
-        <w:jc w:val="left"/>
-      </w:pPr>
-      <w:r>
-        <w:rPr>
-          <w:rFonts w:ascii="Courier New" w:cs="Courier New" w:eastAsia="Courier New" w:hAnsi="Courier New"/>
-          <w:b/>
-          <w:bCs/>
-          <w:color w:val="1B2A4A"/>
-          <w:sz w:val="18"/>
-          <w:szCs w:val="18"/>
-        </w:rPr>
-        <w:t xml:space="preserve">§13.3.c  </w:t>
-      </w:r>
-      <w:r>
-        <w:rPr>
-          <w:rFonts w:ascii="Garamond" w:cs="Garamond" w:eastAsia="Garamond" w:hAnsi="Garamond"/>
-          <w:b/>
-          <w:bCs/>
-          <w:i w:val="false"/>
-          <w:iCs w:val="false"/>
-          <w:color w:val="1B2A4A"/>
-          <w:sz w:val="22"/>
-          <w:szCs w:val="22"/>
-        </w:rPr>
-        <w:t xml:space="preserve">Devolution Vote — Year 3</w:t>
-      </w:r>
-    </w:p>
-    <w:p>
-      <w:pPr>
-        <w:spacing w:after="120" w:before="0"/>
-        <w:ind w:left="431"/>
-        <w:jc w:val="both"/>
-      </w:pPr>
-      <w:r>
-        <w:rPr>
-          <w:rFonts w:ascii="Garamond" w:cs="Garamond" w:eastAsia="Garamond" w:hAnsi="Garamond"/>
-          <w:b w:val="false"/>
-          <w:bCs w:val="false"/>
-          <w:i w:val="false"/>
-          <w:iCs w:val="false"/>
-          <w:color w:val="2a2520"/>
-          <w:sz w:val="22"/>
-          <w:szCs w:val="22"/>
-        </w:rPr>
-        <w:t xml:space="preserve">Year 3 failure triggers a State-level referendum: citizens vote on whether to proceed to devolution or accept a federal remediation commission. If the State chooses the remediation commission, devolution is suspended for 2 years. If devolution is chosen or the commission fails, §13.3.d applies.</w:t>
-      </w:r>
-    </w:p>
-    <w:p>
-      <w:pPr>
-        <w:spacing w:after="60" w:before="200"/>
-        <w:ind w:left="431"/>
-        <w:jc w:val="left"/>
-      </w:pPr>
-      <w:r>
-        <w:rPr>
-          <w:rFonts w:ascii="Courier New" w:cs="Courier New" w:eastAsia="Courier New" w:hAnsi="Courier New"/>
-          <w:b/>
-          <w:bCs/>
-          <w:color w:val="1B2A4A"/>
-          <w:sz w:val="18"/>
-          <w:szCs w:val="18"/>
-        </w:rPr>
-        <w:t xml:space="preserve">§13.3.d  </w:t>
-      </w:r>
-      <w:r>
-        <w:rPr>
-          <w:rFonts w:ascii="Garamond" w:cs="Garamond" w:eastAsia="Garamond" w:hAnsi="Garamond"/>
-          <w:b/>
-          <w:bCs/>
-          <w:i w:val="false"/>
-          <w:iCs w:val="false"/>
-          <w:color w:val="1B2A4A"/>
-          <w:sz w:val="22"/>
-          <w:szCs w:val="22"/>
-        </w:rPr>
-        <w:t xml:space="preserve">Effect of Mandatory Devolution</w:t>
-      </w:r>
-    </w:p>
-    <w:p>
-      <w:pPr>
-        <w:spacing w:after="120" w:before="0"/>
-        <w:ind w:left="431"/>
-        <w:jc w:val="both"/>
-      </w:pPr>
-      <w:r>
-        <w:rPr>
-          <w:rFonts w:ascii="Garamond" w:cs="Garamond" w:eastAsia="Garamond" w:hAnsi="Garamond"/>
-          <w:b w:val="false"/>
-          <w:bCs w:val="false"/>
-          <w:i w:val="false"/>
-          <w:iCs w:val="false"/>
-          <w:color w:val="2a2520"/>
-          <w:sz w:val="22"/>
-          <w:szCs w:val="22"/>
-        </w:rPr>
-        <w:t xml:space="preserve">A devolved State loses its Senate seats on the date the Senate Motion of Devolution takes effect and returns to administrative oversight of the Domestic Affairs Council. The following consequences apply immediately and remain in effect throughout the Territory period: (1) Legislative representation — the two Senate seats are vacated with no special election; existing House members continue their terms to completion; (2) House reapportionment — House seats are recalculated based on population under §3.1.b at the next census cycle; the Territory retains current House representation until then; (3) Taxation — the Territory is exempt from federal income tax throughout the mandatory Territory period, effective at the start of the next fiscal year; this exemption is remedial and expires automatically when the Territory passes the Statehood Audit and enters the Provisional Membership Period, at which point federal income tax obligations resume at the standard rate; (4) Social state systems — healthcare insurance, social assistance, and compulsory education under §10.1 continue without interruption to Territory residents; (5) Article I rights — all protections remain fully in force and are enforced by federal courts with no reduction in scope; (6) State-level governance — elected officials continue their terms and govern under State law; the Domestic Affairs Council exercises oversight without replacing State government; Article I-compliant State laws remain operative; (7) Statehood Audit — the LI assesses the Territory annually; criteria are measured from the current baseline, not the failed-State baseline; the Territory may pass the audit at any annual assessment; (8) Path to restoration — full Statehood is restored automatically upon passing the Statehood Audit and completing the Provisional Membership Period under §13.2; no additional parliamentary vote is required. No additional consequences beyond those listed above may be imposed on the Territory by statute or executive action.</w:t>
+        <w:t xml:space="preserve">A State enters Mandatory Devolution if it fails three consecutive annual Statehood Audits, certified by the LI and confirmed by both the EI and JI. After each failing audit, the LI publishes an Early Warning specifying compliance requirements; the State must publish a Remediation Plan within 60 days. After three consecutive failures, citizens vote in a State referendum on whether to proceed to devolution or accept a two-year federal remediation commission; either path is published to the NRS. A devolved State returns to Territory status under §13.1. The following consequences apply immediately: Senate seats are vacated; existing House members complete their current terms; Article I rights and social state protections under §10.1 continue without interruption; and a federal tax exemption applies throughout the Territory period. State government elected officials continue their terms and govern under State law — the Domestic Affairs Council exercises oversight without replacing State government. Restoration to Statehood is automatic upon passing the Statehood Audit and completing the Provisional Membership Period — no additional vote required. The Legislature defines further conditions of the Territory period by statute; no consequences beyond those stated here may be imposed.</w:t>
       </w:r>
     </w:p>
     <w:p>
@@ -21140,7 +20630,7 @@
           <w:sz w:val="22"/>
           <w:szCs w:val="22"/>
         </w:rPr>
-        <w:t xml:space="preserve">Within 30 days of a Senate Devolution vote, the affected State may petition the Supreme Court for expedited review on a single, narrow ground: whether the Legislative Inspectorate's published audit findings, as a factual matter, meet the constitutional trigger standards of §13.3.a. The Court reviews the factual basis of the audit findings — not the Senate's political judgment, not the policy merits of Devolution, and not the State's economic circumstances. The Court may overturn a Devolution vote only if it finds, by clear and convincing evidence, that the LI's findings are factually insufficient to establish one or more of the three triggers. A finding that the triggers were correctly established but that the State disagrees with the outcome is not grounds for reversal. The petition does not stay the Senate vote or delay Devolution unless the Court orders a temporary stay pending its ruling. The Court must rule within 14 days of the petition being filed.</w:t>
+        <w:t xml:space="preserve">Within 30 days of a Senate Devolution vote, the affected State may petition the SC on the sole ground that the LI's published audit findings are factually insufficient to establish three consecutive failures under §13.3. The Court reviews only the factual basis of the audit findings — not the Senate's judgment, the policy merits of devolution, or the State's economic circumstances. The Court must rule within 14 days. Devolution is not stayed unless the Court orders it pending ruling.</w:t>
       </w:r>
     </w:p>
     <w:p>
@@ -21191,313 +20681,7 @@
           <w:sz w:val="22"/>
           <w:szCs w:val="22"/>
         </w:rPr>
-        <w:t xml:space="preserve">A State may voluntarily seek to restructure its relationship with the Republic. Requires a State referendum (60% of voters), a negotiated restructuring agreement approved by the Senate, and a Transition Plan published to the NRS. The voluntary path preserves far more State agency than mandatory devolution.</w:t>
-      </w:r>
-    </w:p>
-    <w:p>
-      <w:pPr>
-        <w:spacing w:after="60" w:before="200"/>
-        <w:ind w:left="431"/>
-        <w:jc w:val="left"/>
-      </w:pPr>
-      <w:r>
-        <w:rPr>
-          <w:rFonts w:ascii="Courier New" w:cs="Courier New" w:eastAsia="Courier New" w:hAnsi="Courier New"/>
-          <w:b/>
-          <w:bCs/>
-          <w:color w:val="1B2A4A"/>
-          <w:sz w:val="18"/>
-          <w:szCs w:val="18"/>
-        </w:rPr>
-        <w:t xml:space="preserve">§13.4.a  </w:t>
-      </w:r>
-      <w:r>
-        <w:rPr>
-          <w:rFonts w:ascii="Garamond" w:cs="Garamond" w:eastAsia="Garamond" w:hAnsi="Garamond"/>
-          <w:b/>
-          <w:bCs/>
-          <w:i w:val="false"/>
-          <w:iCs w:val="false"/>
-          <w:color w:val="1B2A4A"/>
-          <w:sz w:val="22"/>
-          <w:szCs w:val="22"/>
-        </w:rPr>
-        <w:t xml:space="preserve">Voluntary Devolution Vote</w:t>
-      </w:r>
-    </w:p>
-    <w:p>
-      <w:pPr>
-        <w:spacing w:after="120" w:before="0"/>
-        <w:ind w:left="431"/>
-        <w:jc w:val="both"/>
-      </w:pPr>
-      <w:r>
-        <w:rPr>
-          <w:rFonts w:ascii="Garamond" w:cs="Garamond" w:eastAsia="Garamond" w:hAnsi="Garamond"/>
-          <w:b w:val="false"/>
-          <w:bCs w:val="false"/>
-          <w:i w:val="false"/>
-          <w:iCs w:val="false"/>
-          <w:color w:val="2a2520"/>
-          <w:sz w:val="22"/>
-          <w:szCs w:val="22"/>
-        </w:rPr>
-        <w:t xml:space="preserve">60% of State voters must approve the voluntary devolution petition. The referendum must specify the proposed restructuring: subdivision, merger, conversion to Territory status, or other arrangement. Citizens vote on the specific proposal, not on abstract devolution.</w:t>
-      </w:r>
-    </w:p>
-    <w:p>
-      <w:pPr>
-        <w:spacing w:after="60" w:before="200"/>
-        <w:ind w:left="431"/>
-        <w:jc w:val="left"/>
-      </w:pPr>
-      <w:r>
-        <w:rPr>
-          <w:rFonts w:ascii="Courier New" w:cs="Courier New" w:eastAsia="Courier New" w:hAnsi="Courier New"/>
-          <w:b/>
-          <w:bCs/>
-          <w:color w:val="1B2A4A"/>
-          <w:sz w:val="18"/>
-          <w:szCs w:val="18"/>
-        </w:rPr>
-        <w:t xml:space="preserve">§13.4.b  </w:t>
-      </w:r>
-      <w:r>
-        <w:rPr>
-          <w:rFonts w:ascii="Garamond" w:cs="Garamond" w:eastAsia="Garamond" w:hAnsi="Garamond"/>
-          <w:b/>
-          <w:bCs/>
-          <w:i w:val="false"/>
-          <w:iCs w:val="false"/>
-          <w:color w:val="1B2A4A"/>
-          <w:sz w:val="22"/>
-          <w:szCs w:val="22"/>
-        </w:rPr>
-        <w:t xml:space="preserve">Negotiated Restructuring Agreement</w:t>
-      </w:r>
-    </w:p>
-    <w:p>
-      <w:pPr>
-        <w:spacing w:after="120" w:before="0"/>
-        <w:ind w:left="431"/>
-        <w:jc w:val="both"/>
-      </w:pPr>
-      <w:r>
-        <w:rPr>
-          <w:rFonts w:ascii="Garamond" w:cs="Garamond" w:eastAsia="Garamond" w:hAnsi="Garamond"/>
-          <w:b w:val="false"/>
-          <w:bCs w:val="false"/>
-          <w:i w:val="false"/>
-          <w:iCs w:val="false"/>
-          <w:color w:val="2a2520"/>
-          <w:sz w:val="22"/>
-          <w:szCs w:val="22"/>
-        </w:rPr>
-        <w:t xml:space="preserve">Following a successful referendum, the State and the federal government negotiate restructuring terms: asset and liability allocation, transition timeline, continuing federal obligations, and constitutional status of successor jurisdictions. Senate approval by 2/3 majority required. The agreement is published to the NRS and is legally binding on both parties.</w:t>
-      </w:r>
-    </w:p>
-    <w:p>
-      <w:pPr>
-        <w:spacing w:after="60" w:before="200"/>
-        <w:ind w:left="431"/>
-        <w:jc w:val="left"/>
-      </w:pPr>
-      <w:r>
-        <w:rPr>
-          <w:rFonts w:ascii="Courier New" w:cs="Courier New" w:eastAsia="Courier New" w:hAnsi="Courier New"/>
-          <w:b/>
-          <w:bCs/>
-          <w:color w:val="1B2A4A"/>
-          <w:sz w:val="18"/>
-          <w:szCs w:val="18"/>
-        </w:rPr>
-        <w:t xml:space="preserve">§13.4.c  </w:t>
-      </w:r>
-      <w:r>
-        <w:rPr>
-          <w:rFonts w:ascii="Garamond" w:cs="Garamond" w:eastAsia="Garamond" w:hAnsi="Garamond"/>
-          <w:b/>
-          <w:bCs/>
-          <w:i w:val="false"/>
-          <w:iCs w:val="false"/>
-          <w:color w:val="1B2A4A"/>
-          <w:sz w:val="22"/>
-          <w:szCs w:val="22"/>
-        </w:rPr>
-        <w:t xml:space="preserve">Transition Plan</w:t>
-      </w:r>
-    </w:p>
-    <w:p>
-      <w:pPr>
-        <w:spacing w:after="120" w:before="0"/>
-        <w:ind w:left="431"/>
-        <w:jc w:val="both"/>
-      </w:pPr>
-      <w:r>
-        <w:rPr>
-          <w:rFonts w:ascii="Garamond" w:cs="Garamond" w:eastAsia="Garamond" w:hAnsi="Garamond"/>
-          <w:b w:val="false"/>
-          <w:bCs w:val="false"/>
-          <w:i w:val="false"/>
-          <w:iCs w:val="false"/>
-          <w:color w:val="2a2520"/>
-          <w:sz w:val="22"/>
-          <w:szCs w:val="22"/>
-        </w:rPr>
-        <w:t xml:space="preserve">The Transition Plan specifies which functions transfer and when, how citizen rights are maintained during transition, and what remedies apply if transition encounters implementation problems. The LI monitors Transition Plan implementation and publishes quarterly compliance reports to the NRS.</w:t>
-      </w:r>
-    </w:p>
-    <w:p>
-      <w:pPr>
-        <w:spacing w:after="60" w:before="200"/>
-        <w:ind w:left="431"/>
-        <w:jc w:val="left"/>
-      </w:pPr>
-      <w:r>
-        <w:rPr>
-          <w:rFonts w:ascii="Courier New" w:cs="Courier New" w:eastAsia="Courier New" w:hAnsi="Courier New"/>
-          <w:b/>
-          <w:bCs/>
-          <w:color w:val="1B2A4A"/>
-          <w:sz w:val="18"/>
-          <w:szCs w:val="18"/>
-        </w:rPr>
-        <w:t xml:space="preserve">§13.4.d  </w:t>
-      </w:r>
-      <w:r>
-        <w:rPr>
-          <w:rFonts w:ascii="Garamond" w:cs="Garamond" w:eastAsia="Garamond" w:hAnsi="Garamond"/>
-          <w:b/>
-          <w:bCs/>
-          <w:i w:val="false"/>
-          <w:iCs w:val="false"/>
-          <w:color w:val="1B2A4A"/>
-          <w:sz w:val="22"/>
-          <w:szCs w:val="22"/>
-        </w:rPr>
-        <w:t xml:space="preserve">Effect of Voluntary Devolution</w:t>
-      </w:r>
-    </w:p>
-    <w:p>
-      <w:pPr>
-        <w:spacing w:after="120" w:before="0"/>
-        <w:ind w:left="431"/>
-        <w:jc w:val="both"/>
-      </w:pPr>
-      <w:r>
-        <w:rPr>
-          <w:rFonts w:ascii="Garamond" w:cs="Garamond" w:eastAsia="Garamond" w:hAnsi="Garamond"/>
-          <w:b w:val="false"/>
-          <w:bCs w:val="false"/>
-          <w:i w:val="false"/>
-          <w:iCs w:val="false"/>
-          <w:color w:val="2a2520"/>
-          <w:sz w:val="22"/>
-          <w:szCs w:val="22"/>
-        </w:rPr>
-        <w:t xml:space="preserve">Following voluntary devolution, successor jurisdiction(s) begin their constitutional status from the starting point specified in the restructuring agreement. A subdivision that becomes a Territory enters the Statehood pathway immediately.</w:t>
-      </w:r>
-    </w:p>
-    <w:p>
-      <w:pPr>
-        <w:spacing w:after="60" w:before="200"/>
-        <w:ind w:left="431"/>
-        <w:jc w:val="left"/>
-      </w:pPr>
-      <w:r>
-        <w:rPr>
-          <w:rFonts w:ascii="Courier New" w:cs="Courier New" w:eastAsia="Courier New" w:hAnsi="Courier New"/>
-          <w:b/>
-          <w:bCs/>
-          <w:color w:val="1B2A4A"/>
-          <w:sz w:val="18"/>
-          <w:szCs w:val="18"/>
-        </w:rPr>
-        <w:t xml:space="preserve">§13.4.e  </w:t>
-      </w:r>
-      <w:r>
-        <w:rPr>
-          <w:rFonts w:ascii="Garamond" w:cs="Garamond" w:eastAsia="Garamond" w:hAnsi="Garamond"/>
-          <w:b/>
-          <w:bCs/>
-          <w:i w:val="false"/>
-          <w:iCs w:val="false"/>
-          <w:color w:val="1B2A4A"/>
-          <w:sz w:val="22"/>
-          <w:szCs w:val="22"/>
-        </w:rPr>
-        <w:t xml:space="preserve">Negotiated Devolution Pathway</w:t>
-      </w:r>
-    </w:p>
-    <w:p>
-      <w:pPr>
-        <w:spacing w:after="120" w:before="0"/>
-        <w:ind w:left="431"/>
-        <w:jc w:val="both"/>
-      </w:pPr>
-      <w:r>
-        <w:rPr>
-          <w:rFonts w:ascii="Garamond" w:cs="Garamond" w:eastAsia="Garamond" w:hAnsi="Garamond"/>
-          <w:b w:val="false"/>
-          <w:bCs w:val="false"/>
-          <w:i w:val="false"/>
-          <w:iCs w:val="false"/>
-          <w:color w:val="2a2520"/>
-          <w:sz w:val="22"/>
-          <w:szCs w:val="22"/>
-        </w:rPr>
-        <w:t xml:space="preserve">A State contemplating voluntary devolution may request a formal negotiated devolution agreement with the Republic before the vote. The agreement defines: any statutory commitments the Republic makes regarding Provisional Membership Period duration; the PM's technical assistance obligations during the Territory period; infrastructure and shared-service continuity arrangements; and any transition period for federal program unwinding. The negotiated agreement is published to the NRS and voted upon simultaneously with the devolution vote — residents approve or reject both the devolution and its negotiated terms together. A negotiated agreement may not reduce the two-thirds vote threshold or waive the Fiscal Incidence Study requirement of §13.4.b.</w:t>
-      </w:r>
-    </w:p>
-    <w:p>
-      <w:pPr>
-        <w:spacing w:after="60" w:before="200"/>
-        <w:ind w:left="431"/>
-        <w:jc w:val="left"/>
-      </w:pPr>
-      <w:r>
-        <w:rPr>
-          <w:rFonts w:ascii="Courier New" w:cs="Courier New" w:eastAsia="Courier New" w:hAnsi="Courier New"/>
-          <w:b/>
-          <w:bCs/>
-          <w:color w:val="1B2A4A"/>
-          <w:sz w:val="18"/>
-          <w:szCs w:val="18"/>
-        </w:rPr>
-        <w:t xml:space="preserve">§13.4.f  </w:t>
-      </w:r>
-      <w:r>
-        <w:rPr>
-          <w:rFonts w:ascii="Garamond" w:cs="Garamond" w:eastAsia="Garamond" w:hAnsi="Garamond"/>
-          <w:b/>
-          <w:bCs/>
-          <w:i w:val="false"/>
-          <w:iCs w:val="false"/>
-          <w:color w:val="1B2A4A"/>
-          <w:sz w:val="22"/>
-          <w:szCs w:val="22"/>
-        </w:rPr>
-        <w:t xml:space="preserve">Independence Transition Obligations</w:t>
-      </w:r>
-    </w:p>
-    <w:p>
-      <w:pPr>
-        <w:spacing w:after="120" w:before="0"/>
-        <w:ind w:left="431"/>
-        <w:jc w:val="both"/>
-      </w:pPr>
-      <w:r>
-        <w:rPr>
-          <w:rFonts w:ascii="Garamond" w:cs="Garamond" w:eastAsia="Garamond" w:hAnsi="Garamond"/>
-          <w:b w:val="false"/>
-          <w:bCs w:val="false"/>
-          <w:i w:val="false"/>
-          <w:iCs w:val="false"/>
-          <w:color w:val="2a2520"/>
-          <w:sz w:val="22"/>
-          <w:szCs w:val="22"/>
-        </w:rPr>
-        <w:t xml:space="preserve">Despite §10.1 applying to Republic Inhabitants, the Republic's obligations to the departing territory during the transition period must be specified in the framework agreement. Independence does not end Republic obligations to former Territory residents immediately. The transition period is a period of defined ongoing obligation.</w:t>
+        <w:t xml:space="preserve">A State may voluntarily restructure its relationship with the Republic. The process requires: a State referendum achieving 60% approval of eligible voters on the specific proposed restructuring (subdivision, merger, Territory status, or independence path); and Senate approval of a negotiated restructuring agreement by 2/3 majority of full seated membership. The restructuring agreement specifies asset and liability allocation, transition timeline, constitutional status of successor jurisdictions, continuing federal obligations, and the Republic's obligations to the departing territory during the transition period. The agreement is published to the NRS and is legally binding on both parties. Social state protections under §10.1 and Article I rights continue without interruption through the transition. A successor subdivision that becomes a Territory enters the Statehood pathway immediately. The Legislature defines transition planning requirements by statute.</w:t>
       </w:r>
     </w:p>
     <w:p>
@@ -21599,7 +20783,7 @@
           <w:sz w:val="22"/>
           <w:szCs w:val="22"/>
         </w:rPr>
-        <w:t xml:space="preserve">A sovereign entity may petition to join the Republic's constitutional framework as a Territory. The process requires: a petition resolution adopted by the petitioning entity's own legislature or assembly by a 2/3 majority, confirmed by a citizen referendum achieving simple majority approval on a minimum 50% participation threshold — both are required; the Judicial Inspectorate's assessment of whether the entity systematically violates any unamendable Article I provision, published to the NRS within 90 days of petition receipt; and acceptance by the Legislature by a 2/3 majority of both chambers. If the Legislature declines it must publish its reasons to the NRS within 30 days. An accepted petition produces an incorporation agreement specifying a transition period not exceeding 48 months, the institutional adjustments required to meet §13.2.f, and the federal support framework. The incorporated entity immediately holds all Territory protections under §13.1. The Republic may not compel, incentivise, or pressure any sovereign entity to initiate this process. An indigenous nation recognised under Article XIV that wishes to pursue territorial incorporation must first make a status election through §14.6 before this provision applies.</w:t>
+        <w:t xml:space="preserve">A sovereign entity may petition to join the Republic's constitutional framework as a Territory. The process requires: a petition resolution adopted by the entity's own legislature or assembly by 2/3 majority, confirmed by a citizen referendum achieving simple majority on at least 50% participation; the JI's published assessment within 90 days of whether the entity systematically violates any unamendable Article I provision; and acceptance by the Legislature by 2/3 of both chambers. An accepted petition produces an incorporation agreement specifying a transition period not exceeding 48 months and the institutional adjustments required to meet §13.2.f. The incorporated entity immediately holds all Territory protections under §13.1. The Republic may not pressure any entity to initiate this process. An indigenous nation recognised under Article XIV must make a status election under §14.6 before this provision applies.</w:t>
       </w:r>
     </w:p>
     <w:p>
@@ -21650,262 +20834,7 @@
           <w:sz w:val="22"/>
           <w:szCs w:val="22"/>
         </w:rPr>
-        <w:t xml:space="preserve">A Territory, or a defined geographic portion of a Territory, may merge with an adjacent, geographically contiguous existing State rather than pursuing standalone Statehood. Merger requires approval from both the Territory population and the existing State, a joint Statehood Audit of the combined entity, and Senate ratification. The merged territory becomes fully part of the existing State — it does not create a new State or alter the existing State's constitutional standing.</w:t>
-      </w:r>
-    </w:p>
-    <w:p>
-      <w:pPr>
-        <w:spacing w:after="60" w:before="200"/>
-        <w:ind w:left="431"/>
-        <w:jc w:val="left"/>
-      </w:pPr>
-      <w:r>
-        <w:rPr>
-          <w:rFonts w:ascii="Courier New" w:cs="Courier New" w:eastAsia="Courier New" w:hAnsi="Courier New"/>
-          <w:b/>
-          <w:bCs/>
-          <w:color w:val="1B2A4A"/>
-          <w:sz w:val="18"/>
-          <w:szCs w:val="18"/>
-        </w:rPr>
-        <w:t xml:space="preserve">§13.7.a  </w:t>
-      </w:r>
-      <w:r>
-        <w:rPr>
-          <w:rFonts w:ascii="Garamond" w:cs="Garamond" w:eastAsia="Garamond" w:hAnsi="Garamond"/>
-          <w:b/>
-          <w:bCs/>
-          <w:i w:val="false"/>
-          <w:iCs w:val="false"/>
-          <w:color w:val="1B2A4A"/>
-          <w:sz w:val="22"/>
-          <w:szCs w:val="22"/>
-        </w:rPr>
-        <w:t xml:space="preserve">Petition and Eligibility</w:t>
-      </w:r>
-    </w:p>
-    <w:p>
-      <w:pPr>
-        <w:spacing w:after="120" w:before="0"/>
-        <w:ind w:left="431"/>
-        <w:jc w:val="both"/>
-      </w:pPr>
-      <w:r>
-        <w:rPr>
-          <w:rFonts w:ascii="Garamond" w:cs="Garamond" w:eastAsia="Garamond" w:hAnsi="Garamond"/>
-          <w:b w:val="false"/>
-          <w:bCs w:val="false"/>
-          <w:i w:val="false"/>
-          <w:iCs w:val="false"/>
-          <w:color w:val="2a2520"/>
-          <w:sz w:val="22"/>
-          <w:szCs w:val="22"/>
-        </w:rPr>
-        <w:t xml:space="preserve">A Territory or defined geographic subdivision may petition the Senate to merge with a specific existing State. Eligibility requires: (1) geographic contiguity — the merging territory must share a land or navigable water border with the existing State; (2) a petition resolution adopted by the Territory's governance council or equivalent body; and (3) certification by the LI that the proposed merger boundaries are clearly defined and published to the NRS. A non-contiguous territory may not merge with a distant State regardless of other qualifications.</w:t>
-      </w:r>
-    </w:p>
-    <w:p>
-      <w:pPr>
-        <w:spacing w:after="60" w:before="200"/>
-        <w:ind w:left="431"/>
-        <w:jc w:val="left"/>
-      </w:pPr>
-      <w:r>
-        <w:rPr>
-          <w:rFonts w:ascii="Courier New" w:cs="Courier New" w:eastAsia="Courier New" w:hAnsi="Courier New"/>
-          <w:b/>
-          <w:bCs/>
-          <w:color w:val="1B2A4A"/>
-          <w:sz w:val="18"/>
-          <w:szCs w:val="18"/>
-        </w:rPr>
-        <w:t xml:space="preserve">§13.7.b  </w:t>
-      </w:r>
-      <w:r>
-        <w:rPr>
-          <w:rFonts w:ascii="Garamond" w:cs="Garamond" w:eastAsia="Garamond" w:hAnsi="Garamond"/>
-          <w:b/>
-          <w:bCs/>
-          <w:i w:val="false"/>
-          <w:iCs w:val="false"/>
-          <w:color w:val="1B2A4A"/>
-          <w:sz w:val="22"/>
-          <w:szCs w:val="22"/>
-        </w:rPr>
-        <w:t xml:space="preserve">Dual Approval Requirement</w:t>
-      </w:r>
-    </w:p>
-    <w:p>
-      <w:pPr>
-        <w:spacing w:after="120" w:before="0"/>
-        <w:ind w:left="431"/>
-        <w:jc w:val="both"/>
-      </w:pPr>
-      <w:r>
-        <w:rPr>
-          <w:rFonts w:ascii="Garamond" w:cs="Garamond" w:eastAsia="Garamond" w:hAnsi="Garamond"/>
-          <w:b w:val="false"/>
-          <w:bCs w:val="false"/>
-          <w:i w:val="false"/>
-          <w:iCs w:val="false"/>
-          <w:color w:val="2a2520"/>
-          <w:sz w:val="22"/>
-          <w:szCs w:val="22"/>
-        </w:rPr>
-        <w:t xml:space="preserve">Merger requires affirmative approval from both parties: (1) Territory approval — a referendum of eligible voters in the merging territory achieving 60% affirmative support with at least 50% participation. Where a partial territory merges, only the population of the merging portion votes; the remainder of the Territory does not participate in this referendum. (2) State approval — the existing State approves through its own constitutional or statutory process as the State defines; the approval method and result must be published to the NRS. Both approvals must be achieved within 18 months of each other. If either approval fails or expires without the other being obtained, the petition lapses and may be resubmitted after 5 years or after a material change in circumstances.</w:t>
-      </w:r>
-    </w:p>
-    <w:p>
-      <w:pPr>
-        <w:spacing w:after="60" w:before="200"/>
-        <w:ind w:left="431"/>
-        <w:jc w:val="left"/>
-      </w:pPr>
-      <w:r>
-        <w:rPr>
-          <w:rFonts w:ascii="Courier New" w:cs="Courier New" w:eastAsia="Courier New" w:hAnsi="Courier New"/>
-          <w:b/>
-          <w:bCs/>
-          <w:color w:val="1B2A4A"/>
-          <w:sz w:val="18"/>
-          <w:szCs w:val="18"/>
-        </w:rPr>
-        <w:t xml:space="preserve">§13.7.c  </w:t>
-      </w:r>
-      <w:r>
-        <w:rPr>
-          <w:rFonts w:ascii="Garamond" w:cs="Garamond" w:eastAsia="Garamond" w:hAnsi="Garamond"/>
-          <w:b/>
-          <w:bCs/>
-          <w:i w:val="false"/>
-          <w:iCs w:val="false"/>
-          <w:color w:val="1B2A4A"/>
-          <w:sz w:val="22"/>
-          <w:szCs w:val="22"/>
-        </w:rPr>
-        <w:t xml:space="preserve">Joint Statehood Audit</w:t>
-      </w:r>
-    </w:p>
-    <w:p>
-      <w:pPr>
-        <w:spacing w:after="120" w:before="0"/>
-        <w:ind w:left="431"/>
-        <w:jc w:val="both"/>
-      </w:pPr>
-      <w:r>
-        <w:rPr>
-          <w:rFonts w:ascii="Garamond" w:cs="Garamond" w:eastAsia="Garamond" w:hAnsi="Garamond"/>
-          <w:b w:val="false"/>
-          <w:bCs w:val="false"/>
-          <w:i w:val="false"/>
-          <w:iCs w:val="false"/>
-          <w:color w:val="2a2520"/>
-          <w:sz w:val="22"/>
-          <w:szCs w:val="22"/>
-        </w:rPr>
-        <w:t xml:space="preserve">Following both approvals, the LI and JI conduct a joint Statehood Audit of the combined entity under the criteria of §13.2.a and §13.2.b. The audit assesses whether the existing State's fiscal integrity and legal compliance are maintained when the merging territory is included. The existing State retains its constitutional status throughout the audit process — audit failure blocks the merger but does not affect the State's existing Statehood. If the combined entity fails the audit, the merger may not proceed. The petition may be resubmitted once the audit criteria are met without requiring new dual approval under §13.7.b, provided resubmission occurs within 5 years of the original approvals.</w:t>
-      </w:r>
-    </w:p>
-    <w:p>
-      <w:pPr>
-        <w:spacing w:after="60" w:before="200"/>
-        <w:ind w:left="431"/>
-        <w:jc w:val="left"/>
-      </w:pPr>
-      <w:r>
-        <w:rPr>
-          <w:rFonts w:ascii="Courier New" w:cs="Courier New" w:eastAsia="Courier New" w:hAnsi="Courier New"/>
-          <w:b/>
-          <w:bCs/>
-          <w:color w:val="1B2A4A"/>
-          <w:sz w:val="18"/>
-          <w:szCs w:val="18"/>
-        </w:rPr>
-        <w:t xml:space="preserve">§13.7.d  </w:t>
-      </w:r>
-      <w:r>
-        <w:rPr>
-          <w:rFonts w:ascii="Garamond" w:cs="Garamond" w:eastAsia="Garamond" w:hAnsi="Garamond"/>
-          <w:b/>
-          <w:bCs/>
-          <w:i w:val="false"/>
-          <w:iCs w:val="false"/>
-          <w:color w:val="1B2A4A"/>
-          <w:sz w:val="22"/>
-          <w:szCs w:val="22"/>
-        </w:rPr>
-        <w:t xml:space="preserve">Remaining Territory Viability</w:t>
-      </w:r>
-    </w:p>
-    <w:p>
-      <w:pPr>
-        <w:spacing w:after="120" w:before="0"/>
-        <w:ind w:left="431"/>
-        <w:jc w:val="both"/>
-      </w:pPr>
-      <w:r>
-        <w:rPr>
-          <w:rFonts w:ascii="Garamond" w:cs="Garamond" w:eastAsia="Garamond" w:hAnsi="Garamond"/>
-          <w:b w:val="false"/>
-          <w:bCs w:val="false"/>
-          <w:i w:val="false"/>
-          <w:iCs w:val="false"/>
-          <w:color w:val="2a2520"/>
-          <w:sz w:val="22"/>
-          <w:szCs w:val="22"/>
-        </w:rPr>
-        <w:t xml:space="preserve">Where a partial Territory merges with an existing State, the LI assesses the remaining Territory's viability for eventual standalone Statehood and publishes its assessment to the NRS within 90 days of the merger petition. Viability does not require the remaining Territory to currently meet Statehood Audit criteria — only that a credible path to meeting them exists given its population, fiscal capacity, and geographic coherence. If the LI finds the remaining Territory is not viable for standalone Statehood, the partial merger may not proceed unless the Republic commits by statute to a specific development and support program for the remaining Territory, published to the NRS before the Senate ratification vote. A Territory that is reduced to non-viability by a partial merger that proceeded in error is entitled to full social state protection under §10.1 and federal support as a constitutional matter.</w:t>
-      </w:r>
-    </w:p>
-    <w:p>
-      <w:pPr>
-        <w:spacing w:after="60" w:before="200"/>
-        <w:ind w:left="431"/>
-        <w:jc w:val="left"/>
-      </w:pPr>
-      <w:r>
-        <w:rPr>
-          <w:rFonts w:ascii="Courier New" w:cs="Courier New" w:eastAsia="Courier New" w:hAnsi="Courier New"/>
-          <w:b/>
-          <w:bCs/>
-          <w:color w:val="1B2A4A"/>
-          <w:sz w:val="18"/>
-          <w:szCs w:val="18"/>
-        </w:rPr>
-        <w:t xml:space="preserve">§13.7.e  </w:t>
-      </w:r>
-      <w:r>
-        <w:rPr>
-          <w:rFonts w:ascii="Garamond" w:cs="Garamond" w:eastAsia="Garamond" w:hAnsi="Garamond"/>
-          <w:b/>
-          <w:bCs/>
-          <w:i w:val="false"/>
-          <w:iCs w:val="false"/>
-          <w:color w:val="1B2A4A"/>
-          <w:sz w:val="22"/>
-          <w:szCs w:val="22"/>
-        </w:rPr>
-        <w:t xml:space="preserve">Senate Ratification and Effect</w:t>
-      </w:r>
-    </w:p>
-    <w:p>
-      <w:pPr>
-        <w:spacing w:after="120" w:before="0"/>
-        <w:ind w:left="431"/>
-        <w:jc w:val="both"/>
-      </w:pPr>
-      <w:r>
-        <w:rPr>
-          <w:rFonts w:ascii="Garamond" w:cs="Garamond" w:eastAsia="Garamond" w:hAnsi="Garamond"/>
-          <w:b w:val="false"/>
-          <w:bCs w:val="false"/>
-          <w:i w:val="false"/>
-          <w:iCs w:val="false"/>
-          <w:color w:val="2a2520"/>
-          <w:sz w:val="22"/>
-          <w:szCs w:val="22"/>
-        </w:rPr>
-        <w:t xml:space="preserve">Senate ratification requires a simple majority of full seated membership. Upon ratification: the merging territory is incorporated into the existing State by operation of law from the date of ratification; the existing State's House seat allocation is recalculated at the next census; the existing State's two Senate seats remain unchanged; all residents of the merging territory become citizens and residents of the State for all constitutional purposes; and the LI publishes the updated State boundaries to the NRS within 30 days. Where a partial Territory merges, the remaining Territory continues under §13.1 and begins or continues the §13.2 Statehood Audit process from its current baseline.</w:t>
+        <w:t xml:space="preserve">A Territory, or a defined geographic portion of a Territory, may merge with a geographically contiguous existing State. Merger requires: a referendum of the merging Territory's eligible voters achieving 60% affirmative with at least 50% participation; approval by the existing State through its own constitutional process; a joint Statehood Audit of the combined entity by the LI and JI confirming the existing State's integrity is maintained; and Senate ratification by simple majority of full seated membership. On ratification, the Territory is incorporated into the State by operation of law; the State's existing Senate seats are unchanged; House seat allocation is recalculated at the next census; and residents of the merging territory become full State citizens. Where a partial Territory merges, the remaining Territory continues under §13.1. The Legislature defines petition procedures, viability assessments for remaining Territory portions, and merger timelines by statute.</w:t>
       </w:r>
     </w:p>
     <w:p>
@@ -25838,7 +24767,7 @@
           <w:sz w:val="22"/>
           <w:szCs w:val="22"/>
         </w:rPr>
-        <w:t xml:space="preserve">Where a State achieves independence through a constitutional amendment under §15.4.a and a voluntary devolution agreement under §13.4, automatic reversion under §17.3.b does not immediately apply to Operational Use Rights within the departing territory. Use rights continue under the terms of the framework agreement and independence treaty negotiated under §13.4.b.</w:t>
+        <w:t xml:space="preserve">Where a State achieves independence through a constitutional amendment under §15.4.a and a voluntary devolution agreement under §13.4, automatic reversion under §17.3.b does not immediately apply to Operational Use Rights within the departing territory. Use rights continue under the terms of the framework agreement and independence treaty negotiated under §13.4.</w:t>
       </w:r>
     </w:p>
     <w:p>

--- a/constitution-v172.docx
+++ b/constitution-v172.docx
@@ -9555,7 +9555,7 @@
           <w:sz w:val="22"/>
           <w:szCs w:val="22"/>
         </w:rPr>
-        <w:t xml:space="preserve">Open-Candidacy Judicial Selection</w:t>
+        <w:t xml:space="preserve">Supreme Court Selection</w:t>
       </w:r>
     </w:p>
     <w:p>
@@ -9759,7 +9759,7 @@
           <w:sz w:val="22"/>
           <w:szCs w:val="22"/>
         </w:rPr>
-        <w:t xml:space="preserve">Public Election</w:t>
+        <w:t xml:space="preserve">PM Nomination and Senate Confirmation</w:t>
       </w:r>
     </w:p>
     <w:p>
